--- a/新泰週報20261018[2642]B4F.docx
+++ b/新泰週報20261018[2642]B4F.docx
@@ -1,6 +1,6 @@
 
 <file path=word/document.xml><?xml version="1.0" encoding="utf-8"?>
-<w:document xmlns:wpc="http://schemas.microsoft.com/office/word/2010/wordprocessingCanvas" xmlns:cx="http://schemas.microsoft.com/office/drawing/2014/chartex" xmlns:cx1="http://schemas.microsoft.com/office/drawing/2015/9/8/chartex" xmlns:cx2="http://schemas.microsoft.com/office/drawing/2015/10/21/chartex" xmlns:cx3="http://schemas.microsoft.com/office/drawing/2016/5/9/chartex" xmlns:cx4="http://schemas.microsoft.com/office/drawing/2016/5/10/chartex" xmlns:cx5="http://schemas.microsoft.com/office/drawing/2016/5/11/chartex" xmlns:cx6="http://schemas.microsoft.com/office/drawing/2016/5/12/chartex" xmlns:cx7="http://schemas.microsoft.com/office/drawing/2016/5/13/chartex" xmlns:cx8="http://schemas.microsoft.com/office/drawing/2016/5/14/chartex" xmlns:mc="http://schemas.openxmlformats.org/markup-compatibility/2006" xmlns:aink="http://schemas.microsoft.com/office/drawing/2016/ink" xmlns:am3d="http://schemas.microsoft.com/office/drawing/2017/model3d" xmlns:o="urn:schemas-microsoft-com:office:office" xmlns:oel="http://schemas.microsoft.com/office/2019/extlst" xmlns:r="http://schemas.openxmlformats.org/officeDocument/2006/relationships" xmlns:m="http://schemas.openxmlformats.org/officeDocument/2006/math" xmlns:v="urn:schemas-microsoft-com:vml" xmlns:wp14="http://schemas.microsoft.com/office/word/2010/wordprocessingDrawing" xmlns:wp="http://schemas.openxmlformats.org/drawingml/2006/wordprocessingDrawing" xmlns:w10="urn:schemas-microsoft-com:office:word" xmlns:w="http://schemas.openxmlformats.org/wordprocessingml/2006/main" xmlns:w14="http://schemas.microsoft.com/office/word/2010/wordml" xmlns:w15="http://schemas.microsoft.com/office/word/2012/wordml" xmlns:w16cex="http://schemas.microsoft.com/office/word/2018/wordml/cex" xmlns:w16cid="http://schemas.microsoft.com/office/word/2016/wordml/cid" xmlns:w16="http://schemas.microsoft.com/office/word/2018/wordml" xmlns:w16sdtdh="http://schemas.microsoft.com/office/word/2020/wordml/sdtdatahash" xmlns:w16se="http://schemas.microsoft.com/office/word/2015/wordml/symex" xmlns:wpg="http://schemas.microsoft.com/office/word/2010/wordprocessingGroup" xmlns:wpi="http://schemas.microsoft.com/office/word/2010/wordprocessingInk" xmlns:wne="http://schemas.microsoft.com/office/word/2006/wordml" xmlns:wps="http://schemas.microsoft.com/office/word/2010/wordprocessingShape" mc:Ignorable="w14 w15 w16se w16cid w16 w16cex w16sdtdh wp14">
+<w:document xmlns:wpc="http://schemas.microsoft.com/office/word/2010/wordprocessingCanvas" xmlns:mc="http://schemas.openxmlformats.org/markup-compatibility/2006" xmlns:o="urn:schemas-microsoft-com:office:office" xmlns:r="http://schemas.openxmlformats.org/officeDocument/2006/relationships" xmlns:m="http://schemas.openxmlformats.org/officeDocument/2006/math" xmlns:v="urn:schemas-microsoft-com:vml" xmlns:wp14="http://schemas.microsoft.com/office/word/2010/wordprocessingDrawing" xmlns:wp="http://schemas.openxmlformats.org/drawingml/2006/wordprocessingDrawing" xmlns:w10="urn:schemas-microsoft-com:office:word" xmlns:w="http://schemas.openxmlformats.org/wordprocessingml/2006/main" xmlns:w14="http://schemas.microsoft.com/office/word/2010/wordml" xmlns:w15="http://schemas.microsoft.com/office/word/2012/wordml" xmlns:wpg="http://schemas.microsoft.com/office/word/2010/wordprocessingGroup" xmlns:wpi="http://schemas.microsoft.com/office/word/2010/wordprocessingInk" xmlns:wne="http://schemas.microsoft.com/office/word/2006/wordml" xmlns:wps="http://schemas.microsoft.com/office/word/2010/wordprocessingShape" mc:Ignorable="w14 w15 wp14">
   <w:body>
     <w:p>
       <w:pPr>
@@ -607,7 +607,16 @@
                 <w:sz w:val="26"/>
                 <w:szCs w:val="26"/>
               </w:rPr>
-              <w:t>1.</w:t>
+              <w:t>1</w:t>
+            </w:r>
+            <w:r>
+              <w:rPr>
+                <w:rFonts w:ascii="Barlow Condensed Medium" w:eastAsia="華康細黑體" w:hAnsi="Barlow Condensed Medium" w:hint="eastAsia"/>
+                <w:w w:val="90"/>
+                <w:sz w:val="26"/>
+                <w:szCs w:val="26"/>
+              </w:rPr>
+              <w:t>.</w:t>
             </w:r>
           </w:p>
         </w:tc>
@@ -647,7 +656,16 @@
                 <w:sz w:val="26"/>
                 <w:szCs w:val="26"/>
               </w:rPr>
-              <w:t>明志教會</w:t>
+              <w:t>「</w:t>
+            </w:r>
+            <w:r>
+              <w:rPr>
+                <w:rFonts w:ascii="Barlow Condensed Medium" w:eastAsia="標楷體" w:hAnsi="Barlow Condensed Medium" w:cs="Segoe UI Symbol" w:hint="eastAsia"/>
+                <w:w w:val="90"/>
+                <w:sz w:val="26"/>
+                <w:szCs w:val="26"/>
+              </w:rPr>
+              <w:t>2</w:t>
             </w:r>
             <w:r>
               <w:rPr>
@@ -656,7 +674,7 @@
                 <w:sz w:val="26"/>
                 <w:szCs w:val="26"/>
               </w:rPr>
-              <w:t>將於</w:t>
+              <w:t>026</w:t>
             </w:r>
             <w:r>
               <w:rPr>
@@ -665,7 +683,7 @@
                 <w:sz w:val="26"/>
                 <w:szCs w:val="26"/>
               </w:rPr>
-              <w:t>10</w:t>
+              <w:t>年北中青年日聯合禱告會」</w:t>
             </w:r>
             <w:r>
               <w:rPr>
@@ -674,7 +692,7 @@
                 <w:sz w:val="26"/>
                 <w:szCs w:val="26"/>
               </w:rPr>
-              <w:t>/</w:t>
+              <w:t>將</w:t>
             </w:r>
             <w:r>
               <w:rPr>
@@ -683,7 +701,7 @@
                 <w:sz w:val="26"/>
                 <w:szCs w:val="26"/>
               </w:rPr>
-              <w:t>11</w:t>
+              <w:t>延期至</w:t>
             </w:r>
             <w:r>
               <w:rPr>
@@ -692,7 +710,7 @@
                 <w:sz w:val="26"/>
                 <w:szCs w:val="26"/>
               </w:rPr>
-              <w:t>主日</w:t>
+              <w:t>10</w:t>
             </w:r>
             <w:r>
               <w:rPr>
@@ -701,7 +719,7 @@
                 <w:sz w:val="26"/>
                 <w:szCs w:val="26"/>
               </w:rPr>
-              <w:t>下午</w:t>
+              <w:t>/</w:t>
             </w:r>
             <w:r>
               <w:rPr>
@@ -710,7 +728,25 @@
                 <w:sz w:val="26"/>
                 <w:szCs w:val="26"/>
               </w:rPr>
-              <w:t>3</w:t>
+              <w:t>31(</w:t>
+            </w:r>
+            <w:r>
+              <w:rPr>
+                <w:rFonts w:ascii="Barlow Condensed Medium" w:eastAsia="標楷體" w:hAnsi="Barlow Condensed Medium" w:cs="Segoe UI Symbol" w:hint="eastAsia"/>
+                <w:w w:val="90"/>
+                <w:sz w:val="26"/>
+                <w:szCs w:val="26"/>
+              </w:rPr>
+              <w:t>六</w:t>
+            </w:r>
+            <w:r>
+              <w:rPr>
+                <w:rFonts w:ascii="Barlow Condensed Medium" w:eastAsia="標楷體" w:hAnsi="Barlow Condensed Medium" w:cs="Segoe UI Symbol" w:hint="eastAsia"/>
+                <w:w w:val="90"/>
+                <w:sz w:val="26"/>
+                <w:szCs w:val="26"/>
+              </w:rPr>
+              <w:t>)</w:t>
             </w:r>
             <w:r>
               <w:rPr>
@@ -719,7 +755,7 @@
                 <w:sz w:val="26"/>
                 <w:szCs w:val="26"/>
               </w:rPr>
-              <w:t>:</w:t>
+              <w:t>下午</w:t>
             </w:r>
             <w:r>
               <w:rPr>
@@ -728,7 +764,7 @@
                 <w:sz w:val="26"/>
                 <w:szCs w:val="26"/>
               </w:rPr>
-              <w:t>3</w:t>
+              <w:t>15</w:t>
             </w:r>
             <w:r>
               <w:rPr>
@@ -737,6 +773,15 @@
                 <w:sz w:val="26"/>
                 <w:szCs w:val="26"/>
               </w:rPr>
+              <w:t>:</w:t>
+            </w:r>
+            <w:r>
+              <w:rPr>
+                <w:rFonts w:ascii="Barlow Condensed Medium" w:eastAsia="標楷體" w:hAnsi="Barlow Condensed Medium" w:cs="Segoe UI Symbol"/>
+                <w:w w:val="90"/>
+                <w:sz w:val="26"/>
+                <w:szCs w:val="26"/>
+              </w:rPr>
               <w:t>0</w:t>
             </w:r>
             <w:r>
@@ -746,9 +791,8 @@
                 <w:sz w:val="26"/>
                 <w:szCs w:val="26"/>
               </w:rPr>
-              <w:t>舉行林青岳傳道</w:t>
-            </w:r>
-            <w:proofErr w:type="gramStart"/>
+              <w:t>0-16:30</w:t>
+            </w:r>
             <w:r>
               <w:rPr>
                 <w:rFonts w:ascii="Barlow Condensed Medium" w:eastAsia="標楷體" w:hAnsi="Barlow Condensed Medium" w:cs="Segoe UI Symbol" w:hint="eastAsia"/>
@@ -756,37 +800,7 @@
                 <w:sz w:val="26"/>
                 <w:szCs w:val="26"/>
               </w:rPr>
-              <w:t>師封立</w:t>
-            </w:r>
-            <w:proofErr w:type="gramEnd"/>
-            <w:r>
-              <w:rPr>
-                <w:rFonts w:ascii="Barlow Condensed Medium" w:eastAsia="標楷體" w:hAnsi="Barlow Condensed Medium" w:cs="Segoe UI Symbol" w:hint="eastAsia"/>
-                <w:w w:val="90"/>
-                <w:sz w:val="26"/>
-                <w:szCs w:val="26"/>
-              </w:rPr>
-              <w:t>牧師暨就任該會第五任</w:t>
-            </w:r>
-            <w:proofErr w:type="gramStart"/>
-            <w:r>
-              <w:rPr>
-                <w:rFonts w:ascii="Barlow Condensed Medium" w:eastAsia="標楷體" w:hAnsi="Barlow Condensed Medium" w:cs="Segoe UI Symbol" w:hint="eastAsia"/>
-                <w:w w:val="90"/>
-                <w:sz w:val="26"/>
-                <w:szCs w:val="26"/>
-              </w:rPr>
-              <w:t>牧師授職感恩</w:t>
-            </w:r>
-            <w:proofErr w:type="gramEnd"/>
-            <w:r>
-              <w:rPr>
-                <w:rFonts w:ascii="Barlow Condensed Medium" w:eastAsia="標楷體" w:hAnsi="Barlow Condensed Medium" w:cs="Segoe UI Symbol" w:hint="eastAsia"/>
-                <w:w w:val="90"/>
-                <w:sz w:val="26"/>
-                <w:szCs w:val="26"/>
-              </w:rPr>
-              <w:t>禮拜</w:t>
+              <w:t>假大稻埕教會舉行</w:t>
             </w:r>
             <w:r>
               <w:rPr>
@@ -835,7 +849,16 @@
                 <w:sz w:val="26"/>
                 <w:szCs w:val="26"/>
               </w:rPr>
-              <w:t>2.</w:t>
+              <w:t>2</w:t>
+            </w:r>
+            <w:r>
+              <w:rPr>
+                <w:rFonts w:ascii="Barlow Condensed Medium" w:eastAsia="華康細黑體" w:hAnsi="Barlow Condensed Medium" w:hint="eastAsia"/>
+                <w:w w:val="90"/>
+                <w:sz w:val="26"/>
+                <w:szCs w:val="26"/>
+              </w:rPr>
+              <w:t>.</w:t>
             </w:r>
           </w:p>
         </w:tc>
@@ -868,245 +891,7 @@
                 <w:lang w:bidi="he-IL"/>
               </w:rPr>
             </w:pPr>
-            <w:proofErr w:type="gramStart"/>
-            <w:r>
-              <w:rPr>
-                <w:rFonts w:ascii="Barlow Condensed Medium" w:eastAsia="標楷體" w:hAnsi="Barlow Condensed Medium" w:cs="Segoe UI Symbol" w:hint="eastAsia"/>
-                <w:w w:val="90"/>
-                <w:sz w:val="26"/>
-                <w:szCs w:val="26"/>
-              </w:rPr>
-              <w:t>救恩教會</w:t>
-            </w:r>
-            <w:proofErr w:type="gramEnd"/>
-            <w:r>
-              <w:rPr>
-                <w:rFonts w:ascii="Barlow Condensed Medium" w:eastAsia="標楷體" w:hAnsi="Barlow Condensed Medium" w:cs="Segoe UI Symbol"/>
-                <w:w w:val="90"/>
-                <w:sz w:val="26"/>
-                <w:szCs w:val="26"/>
-              </w:rPr>
-              <w:t>將於</w:t>
-            </w:r>
-            <w:r>
-              <w:rPr>
-                <w:rFonts w:ascii="Barlow Condensed Medium" w:eastAsia="標楷體" w:hAnsi="Barlow Condensed Medium" w:cs="Segoe UI Symbol" w:hint="eastAsia"/>
-                <w:w w:val="90"/>
-                <w:sz w:val="26"/>
-                <w:szCs w:val="26"/>
-              </w:rPr>
-              <w:t>10</w:t>
-            </w:r>
-            <w:r>
-              <w:rPr>
-                <w:rFonts w:ascii="Barlow Condensed Medium" w:eastAsia="標楷體" w:hAnsi="Barlow Condensed Medium" w:cs="Segoe UI Symbol"/>
-                <w:w w:val="90"/>
-                <w:sz w:val="26"/>
-                <w:szCs w:val="26"/>
-              </w:rPr>
-              <w:t>/</w:t>
-            </w:r>
-            <w:r>
-              <w:rPr>
-                <w:rFonts w:ascii="Barlow Condensed Medium" w:eastAsia="標楷體" w:hAnsi="Barlow Condensed Medium" w:cs="Segoe UI Symbol" w:hint="eastAsia"/>
-                <w:w w:val="90"/>
-                <w:sz w:val="26"/>
-                <w:szCs w:val="26"/>
-              </w:rPr>
-              <w:t>25</w:t>
-            </w:r>
-            <w:r>
-              <w:rPr>
-                <w:rFonts w:ascii="Barlow Condensed Medium" w:eastAsia="標楷體" w:hAnsi="Barlow Condensed Medium" w:cs="Segoe UI Symbol" w:hint="eastAsia"/>
-                <w:w w:val="90"/>
-                <w:sz w:val="26"/>
-                <w:szCs w:val="26"/>
-              </w:rPr>
-              <w:t>主日</w:t>
-            </w:r>
-            <w:r>
-              <w:rPr>
-                <w:rFonts w:ascii="Barlow Condensed Medium" w:eastAsia="標楷體" w:hAnsi="Barlow Condensed Medium" w:cs="Segoe UI Symbol"/>
-                <w:w w:val="90"/>
-                <w:sz w:val="26"/>
-                <w:szCs w:val="26"/>
-              </w:rPr>
-              <w:t>下午</w:t>
-            </w:r>
-            <w:r>
-              <w:rPr>
-                <w:rFonts w:ascii="Barlow Condensed Medium" w:eastAsia="標楷體" w:hAnsi="Barlow Condensed Medium" w:cs="Segoe UI Symbol" w:hint="eastAsia"/>
-                <w:w w:val="90"/>
-                <w:sz w:val="26"/>
-                <w:szCs w:val="26"/>
-              </w:rPr>
-              <w:t>3</w:t>
-            </w:r>
-            <w:r>
-              <w:rPr>
-                <w:rFonts w:ascii="Barlow Condensed Medium" w:eastAsia="標楷體" w:hAnsi="Barlow Condensed Medium" w:cs="Segoe UI Symbol"/>
-                <w:w w:val="90"/>
-                <w:sz w:val="26"/>
-                <w:szCs w:val="26"/>
-              </w:rPr>
-              <w:t>:</w:t>
-            </w:r>
-            <w:r>
-              <w:rPr>
-                <w:rFonts w:ascii="Barlow Condensed Medium" w:eastAsia="標楷體" w:hAnsi="Barlow Condensed Medium" w:cs="Segoe UI Symbol" w:hint="eastAsia"/>
-                <w:w w:val="90"/>
-                <w:sz w:val="26"/>
-                <w:szCs w:val="26"/>
-              </w:rPr>
-              <w:t>3</w:t>
-            </w:r>
-            <w:r>
-              <w:rPr>
-                <w:rFonts w:ascii="Barlow Condensed Medium" w:eastAsia="標楷體" w:hAnsi="Barlow Condensed Medium" w:cs="Segoe UI Symbol"/>
-                <w:w w:val="90"/>
-                <w:sz w:val="26"/>
-                <w:szCs w:val="26"/>
-              </w:rPr>
-              <w:t>0</w:t>
-            </w:r>
-            <w:r>
-              <w:rPr>
-                <w:rFonts w:ascii="Barlow Condensed Medium" w:eastAsia="標楷體" w:hAnsi="Barlow Condensed Medium" w:cs="Segoe UI Symbol" w:hint="eastAsia"/>
-                <w:w w:val="90"/>
-                <w:sz w:val="26"/>
-                <w:szCs w:val="26"/>
-              </w:rPr>
-              <w:t>假三重</w:t>
-            </w:r>
-            <w:r>
-              <w:rPr>
-                <w:rFonts w:ascii="Barlow Condensed Medium" w:eastAsia="標楷體" w:hAnsi="Barlow Condensed Medium" w:cs="Segoe UI Symbol" w:hint="eastAsia"/>
-                <w:w w:val="90"/>
-                <w:sz w:val="26"/>
-                <w:szCs w:val="26"/>
-              </w:rPr>
-              <w:t>埔教會舉行李恩忻傳道</w:t>
-            </w:r>
-            <w:proofErr w:type="gramStart"/>
-            <w:r>
-              <w:rPr>
-                <w:rFonts w:ascii="Barlow Condensed Medium" w:eastAsia="標楷體" w:hAnsi="Barlow Condensed Medium" w:cs="Segoe UI Symbol" w:hint="eastAsia"/>
-                <w:w w:val="90"/>
-                <w:sz w:val="26"/>
-                <w:szCs w:val="26"/>
-              </w:rPr>
-              <w:t>師封立</w:t>
-            </w:r>
-            <w:proofErr w:type="gramEnd"/>
-            <w:r>
-              <w:rPr>
-                <w:rFonts w:ascii="Barlow Condensed Medium" w:eastAsia="標楷體" w:hAnsi="Barlow Condensed Medium" w:cs="Segoe UI Symbol" w:hint="eastAsia"/>
-                <w:w w:val="90"/>
-                <w:sz w:val="26"/>
-                <w:szCs w:val="26"/>
-              </w:rPr>
-              <w:t>牧師暨就任</w:t>
-            </w:r>
-            <w:r>
-              <w:rPr>
-                <w:rFonts w:ascii="Barlow Condensed Medium" w:eastAsia="標楷體" w:hAnsi="Barlow Condensed Medium" w:cs="Segoe UI Symbol" w:hint="eastAsia"/>
-                <w:w w:val="90"/>
-                <w:sz w:val="26"/>
-                <w:szCs w:val="26"/>
-              </w:rPr>
-              <w:t>教育</w:t>
-            </w:r>
-            <w:proofErr w:type="gramStart"/>
-            <w:r>
-              <w:rPr>
-                <w:rFonts w:ascii="Barlow Condensed Medium" w:eastAsia="標楷體" w:hAnsi="Barlow Condensed Medium" w:cs="Segoe UI Symbol" w:hint="eastAsia"/>
-                <w:w w:val="90"/>
-                <w:sz w:val="26"/>
-                <w:szCs w:val="26"/>
-              </w:rPr>
-              <w:t>牧師授職感恩</w:t>
-            </w:r>
-            <w:proofErr w:type="gramEnd"/>
-            <w:r>
-              <w:rPr>
-                <w:rFonts w:ascii="Barlow Condensed Medium" w:eastAsia="標楷體" w:hAnsi="Barlow Condensed Medium" w:cs="Segoe UI Symbol" w:hint="eastAsia"/>
-                <w:w w:val="90"/>
-                <w:sz w:val="26"/>
-                <w:szCs w:val="26"/>
-              </w:rPr>
-              <w:t>禮拜</w:t>
-            </w:r>
-            <w:r>
-              <w:rPr>
-                <w:rFonts w:ascii="Barlow Condensed Medium" w:eastAsia="標楷體" w:hAnsi="Barlow Condensed Medium" w:cs="Segoe UI Symbol"/>
-                <w:w w:val="90"/>
-                <w:sz w:val="26"/>
-                <w:szCs w:val="26"/>
-              </w:rPr>
-              <w:t>。</w:t>
-            </w:r>
-          </w:p>
-        </w:tc>
-      </w:tr>
-      <w:tr>
-        <w:tc>
-          <w:tcPr>
-            <w:tcW w:w="299" w:type="dxa"/>
-            <w:tcBorders>
-              <w:top w:val="nil"/>
-              <w:left w:val="nil"/>
-              <w:bottom w:val="nil"/>
-              <w:right w:val="nil"/>
-            </w:tcBorders>
-            <w:tcMar>
-              <w:left w:w="28" w:type="dxa"/>
-              <w:right w:w="28" w:type="dxa"/>
-            </w:tcMar>
-          </w:tcPr>
-          <w:p>
-            <w:pPr>
-              <w:snapToGrid w:val="0"/>
-              <w:spacing w:line="300" w:lineRule="exact"/>
-              <w:ind w:rightChars="11" w:right="26"/>
-              <w:jc w:val="right"/>
-              <w:rPr>
-                <w:rFonts w:ascii="Barlow Condensed Medium" w:eastAsia="華康細黑體" w:hAnsi="Barlow Condensed Medium"/>
-                <w:w w:val="90"/>
-                <w:sz w:val="26"/>
-                <w:szCs w:val="26"/>
-              </w:rPr>
-            </w:pPr>
-            <w:r>
-              <w:rPr>
-                <w:rFonts w:ascii="Barlow Condensed Medium" w:eastAsia="華康細黑體" w:hAnsi="Barlow Condensed Medium" w:hint="eastAsia"/>
-                <w:w w:val="90"/>
-                <w:sz w:val="26"/>
-                <w:szCs w:val="26"/>
-              </w:rPr>
-              <w:t>3.</w:t>
-            </w:r>
-          </w:p>
-        </w:tc>
-        <w:tc>
-          <w:tcPr>
-            <w:tcW w:w="5622" w:type="dxa"/>
-            <w:tcBorders>
-              <w:top w:val="nil"/>
-              <w:left w:val="nil"/>
-              <w:bottom w:val="nil"/>
-              <w:right w:val="nil"/>
-            </w:tcBorders>
-            <w:tcMar>
-              <w:left w:w="28" w:type="dxa"/>
-              <w:right w:w="28" w:type="dxa"/>
-            </w:tcMar>
-          </w:tcPr>
-          <w:p>
-            <w:pPr>
-              <w:kinsoku w:val="0"/>
-              <w:snapToGrid w:val="0"/>
-              <w:spacing w:line="300" w:lineRule="exact"/>
-              <w:jc w:val="both"/>
+            <w:r>
               <w:rPr>
                 <w:rFonts w:ascii="Barlow Condensed Medium" w:eastAsia="標楷體" w:hAnsi="Barlow Condensed Medium" w:cs="Segoe UI Symbol"/>
                 <w:noProof/>
@@ -1115,271 +900,8 @@
                 <w:szCs w:val="26"/>
                 <w:lang w:bidi="he-IL"/>
               </w:rPr>
-            </w:pPr>
-            <w:r>
-              <w:rPr>
-                <w:rFonts w:ascii="Barlow Condensed Medium" w:eastAsia="標楷體" w:hAnsi="Barlow Condensed Medium" w:cs="Segoe UI Symbol" w:hint="eastAsia"/>
-                <w:w w:val="90"/>
-                <w:sz w:val="26"/>
-                <w:szCs w:val="26"/>
-              </w:rPr>
-              <w:t>「</w:t>
-            </w:r>
-            <w:r>
-              <w:rPr>
-                <w:rFonts w:ascii="Barlow Condensed Medium" w:eastAsia="標楷體" w:hAnsi="Barlow Condensed Medium" w:cs="Segoe UI Symbol" w:hint="eastAsia"/>
-                <w:w w:val="90"/>
-                <w:sz w:val="26"/>
-                <w:szCs w:val="26"/>
-              </w:rPr>
-              <w:t>2</w:t>
-            </w:r>
-            <w:r>
-              <w:rPr>
-                <w:rFonts w:ascii="Barlow Condensed Medium" w:eastAsia="標楷體" w:hAnsi="Barlow Condensed Medium" w:cs="Segoe UI Symbol"/>
-                <w:w w:val="90"/>
-                <w:sz w:val="26"/>
-                <w:szCs w:val="26"/>
-              </w:rPr>
-              <w:t>026</w:t>
-            </w:r>
-            <w:r>
-              <w:rPr>
-                <w:rFonts w:ascii="Barlow Condensed Medium" w:eastAsia="標楷體" w:hAnsi="Barlow Condensed Medium" w:cs="Segoe UI Symbol" w:hint="eastAsia"/>
-                <w:w w:val="90"/>
-                <w:sz w:val="26"/>
-                <w:szCs w:val="26"/>
-              </w:rPr>
-              <w:t>年北中青年日聯合禱告會」</w:t>
-            </w:r>
-            <w:r>
-              <w:rPr>
-                <w:rFonts w:ascii="Barlow Condensed Medium" w:eastAsia="標楷體" w:hAnsi="Barlow Condensed Medium" w:cs="Segoe UI Symbol"/>
-                <w:w w:val="90"/>
-                <w:sz w:val="26"/>
-                <w:szCs w:val="26"/>
-              </w:rPr>
-              <w:t>將</w:t>
-            </w:r>
-            <w:r>
-              <w:rPr>
-                <w:rFonts w:ascii="Barlow Condensed Medium" w:eastAsia="標楷體" w:hAnsi="Barlow Condensed Medium" w:cs="Segoe UI Symbol" w:hint="eastAsia"/>
-                <w:w w:val="90"/>
-                <w:sz w:val="26"/>
-                <w:szCs w:val="26"/>
-              </w:rPr>
-              <w:t>延期至</w:t>
-            </w:r>
-            <w:r>
-              <w:rPr>
-                <w:rFonts w:ascii="Barlow Condensed Medium" w:eastAsia="標楷體" w:hAnsi="Barlow Condensed Medium" w:cs="Segoe UI Symbol" w:hint="eastAsia"/>
-                <w:w w:val="90"/>
-                <w:sz w:val="26"/>
-                <w:szCs w:val="26"/>
-              </w:rPr>
-              <w:t>10</w:t>
-            </w:r>
-            <w:r>
-              <w:rPr>
-                <w:rFonts w:ascii="Barlow Condensed Medium" w:eastAsia="標楷體" w:hAnsi="Barlow Condensed Medium" w:cs="Segoe UI Symbol"/>
-                <w:w w:val="90"/>
-                <w:sz w:val="26"/>
-                <w:szCs w:val="26"/>
-              </w:rPr>
-              <w:t>/</w:t>
-            </w:r>
-            <w:r>
-              <w:rPr>
-                <w:rFonts w:ascii="Barlow Condensed Medium" w:eastAsia="標楷體" w:hAnsi="Barlow Condensed Medium" w:cs="Segoe UI Symbol" w:hint="eastAsia"/>
-                <w:w w:val="90"/>
-                <w:sz w:val="26"/>
-                <w:szCs w:val="26"/>
-              </w:rPr>
-              <w:t>31(</w:t>
-            </w:r>
-            <w:r>
-              <w:rPr>
-                <w:rFonts w:ascii="Barlow Condensed Medium" w:eastAsia="標楷體" w:hAnsi="Barlow Condensed Medium" w:cs="Segoe UI Symbol" w:hint="eastAsia"/>
-                <w:w w:val="90"/>
-                <w:sz w:val="26"/>
-                <w:szCs w:val="26"/>
-              </w:rPr>
-              <w:t>六</w:t>
-            </w:r>
-            <w:r>
-              <w:rPr>
-                <w:rFonts w:ascii="Barlow Condensed Medium" w:eastAsia="標楷體" w:hAnsi="Barlow Condensed Medium" w:cs="Segoe UI Symbol" w:hint="eastAsia"/>
-                <w:w w:val="90"/>
-                <w:sz w:val="26"/>
-                <w:szCs w:val="26"/>
-              </w:rPr>
-              <w:t>)</w:t>
-            </w:r>
-            <w:r>
-              <w:rPr>
-                <w:rFonts w:ascii="Barlow Condensed Medium" w:eastAsia="標楷體" w:hAnsi="Barlow Condensed Medium" w:cs="Segoe UI Symbol"/>
-                <w:w w:val="90"/>
-                <w:sz w:val="26"/>
-                <w:szCs w:val="26"/>
-              </w:rPr>
-              <w:t>下午</w:t>
-            </w:r>
-            <w:r>
-              <w:rPr>
-                <w:rFonts w:ascii="Barlow Condensed Medium" w:eastAsia="標楷體" w:hAnsi="Barlow Condensed Medium" w:cs="Segoe UI Symbol" w:hint="eastAsia"/>
-                <w:w w:val="90"/>
-                <w:sz w:val="26"/>
-                <w:szCs w:val="26"/>
-              </w:rPr>
-              <w:t>15</w:t>
-            </w:r>
-            <w:r>
-              <w:rPr>
-                <w:rFonts w:ascii="Barlow Condensed Medium" w:eastAsia="標楷體" w:hAnsi="Barlow Condensed Medium" w:cs="Segoe UI Symbol"/>
-                <w:w w:val="90"/>
-                <w:sz w:val="26"/>
-                <w:szCs w:val="26"/>
-              </w:rPr>
-              <w:t>:</w:t>
-            </w:r>
-            <w:r>
-              <w:rPr>
-                <w:rFonts w:ascii="Barlow Condensed Medium" w:eastAsia="標楷體" w:hAnsi="Barlow Condensed Medium" w:cs="Segoe UI Symbol"/>
-                <w:w w:val="90"/>
-                <w:sz w:val="26"/>
-                <w:szCs w:val="26"/>
-              </w:rPr>
-              <w:t>0</w:t>
-            </w:r>
-            <w:r>
-              <w:rPr>
-                <w:rFonts w:ascii="Barlow Condensed Medium" w:eastAsia="標楷體" w:hAnsi="Barlow Condensed Medium" w:cs="Segoe UI Symbol" w:hint="eastAsia"/>
-                <w:w w:val="90"/>
-                <w:sz w:val="26"/>
-                <w:szCs w:val="26"/>
-              </w:rPr>
-              <w:t>0-16:30</w:t>
-            </w:r>
-            <w:r>
-              <w:rPr>
-                <w:rFonts w:ascii="Barlow Condensed Medium" w:eastAsia="標楷體" w:hAnsi="Barlow Condensed Medium" w:cs="Segoe UI Symbol" w:hint="eastAsia"/>
-                <w:w w:val="90"/>
-                <w:sz w:val="26"/>
-                <w:szCs w:val="26"/>
-              </w:rPr>
-              <w:t>假大稻</w:t>
-            </w:r>
-            <w:proofErr w:type="gramStart"/>
-            <w:r>
-              <w:rPr>
-                <w:rFonts w:ascii="Barlow Condensed Medium" w:eastAsia="標楷體" w:hAnsi="Barlow Condensed Medium" w:cs="Segoe UI Symbol" w:hint="eastAsia"/>
-                <w:w w:val="90"/>
-                <w:sz w:val="26"/>
-                <w:szCs w:val="26"/>
-              </w:rPr>
-              <w:t>埕</w:t>
-            </w:r>
-            <w:proofErr w:type="gramEnd"/>
-            <w:r>
-              <w:rPr>
-                <w:rFonts w:ascii="Barlow Condensed Medium" w:eastAsia="標楷體" w:hAnsi="Barlow Condensed Medium" w:cs="Segoe UI Symbol" w:hint="eastAsia"/>
-                <w:w w:val="90"/>
-                <w:sz w:val="26"/>
-                <w:szCs w:val="26"/>
-              </w:rPr>
-              <w:t>教會舉行</w:t>
-            </w:r>
-            <w:r>
-              <w:rPr>
-                <w:rFonts w:ascii="Barlow Condensed Medium" w:eastAsia="標楷體" w:hAnsi="Barlow Condensed Medium" w:cs="Segoe UI Symbol"/>
-                <w:w w:val="90"/>
-                <w:sz w:val="26"/>
-                <w:szCs w:val="26"/>
-              </w:rPr>
-              <w:t>。</w:t>
-            </w:r>
-          </w:p>
-        </w:tc>
-      </w:tr>
-      <w:tr>
-        <w:tc>
-          <w:tcPr>
-            <w:tcW w:w="299" w:type="dxa"/>
-            <w:tcBorders>
-              <w:top w:val="nil"/>
-              <w:left w:val="nil"/>
-              <w:bottom w:val="nil"/>
-              <w:right w:val="nil"/>
-            </w:tcBorders>
-            <w:tcMar>
-              <w:left w:w="28" w:type="dxa"/>
-              <w:right w:w="28" w:type="dxa"/>
-            </w:tcMar>
-          </w:tcPr>
-          <w:p>
-            <w:pPr>
-              <w:snapToGrid w:val="0"/>
-              <w:spacing w:line="300" w:lineRule="exact"/>
-              <w:ind w:rightChars="11" w:right="26"/>
-              <w:jc w:val="right"/>
-              <w:rPr>
-                <w:rFonts w:ascii="Barlow Condensed Medium" w:eastAsia="華康細黑體" w:hAnsi="Barlow Condensed Medium"/>
-                <w:w w:val="90"/>
-                <w:sz w:val="26"/>
-                <w:szCs w:val="26"/>
-              </w:rPr>
-            </w:pPr>
-            <w:r>
-              <w:rPr>
-                <w:rFonts w:ascii="Barlow Condensed Medium" w:eastAsia="華康細黑體" w:hAnsi="Barlow Condensed Medium" w:hint="eastAsia"/>
-                <w:w w:val="90"/>
-                <w:sz w:val="26"/>
-                <w:szCs w:val="26"/>
-              </w:rPr>
-              <w:t>4.</w:t>
-            </w:r>
-          </w:p>
-        </w:tc>
-        <w:tc>
-          <w:tcPr>
-            <w:tcW w:w="5622" w:type="dxa"/>
-            <w:tcBorders>
-              <w:top w:val="nil"/>
-              <w:left w:val="nil"/>
-              <w:bottom w:val="nil"/>
-              <w:right w:val="nil"/>
-            </w:tcBorders>
-            <w:tcMar>
-              <w:left w:w="28" w:type="dxa"/>
-              <w:right w:w="28" w:type="dxa"/>
-            </w:tcMar>
-          </w:tcPr>
-          <w:p>
-            <w:pPr>
-              <w:kinsoku w:val="0"/>
-              <w:snapToGrid w:val="0"/>
-              <w:spacing w:line="300" w:lineRule="exact"/>
-              <w:jc w:val="both"/>
-              <w:rPr>
-                <w:rFonts w:ascii="Barlow Condensed Medium" w:eastAsia="標楷體" w:hAnsi="Barlow Condensed Medium" w:cs="Segoe UI Symbol"/>
-                <w:noProof/>
-                <w:w w:val="90"/>
-                <w:sz w:val="26"/>
-                <w:szCs w:val="26"/>
-                <w:lang w:bidi="he-IL"/>
-              </w:rPr>
-            </w:pPr>
-            <w:r>
-              <w:rPr>
-                <w:rFonts w:ascii="Barlow Condensed Medium" w:eastAsia="標楷體" w:hAnsi="Barlow Condensed Medium" w:cs="Segoe UI Symbol"/>
-                <w:noProof/>
-                <w:w w:val="90"/>
-                <w:sz w:val="26"/>
-                <w:szCs w:val="26"/>
-                <w:lang w:bidi="he-IL"/>
-              </w:rPr>
               <w:drawing>
-                <wp:anchor distT="0" distB="0" distL="114300" distR="114300" simplePos="0" relativeHeight="251658752" behindDoc="0" locked="0" layoutInCell="1" allowOverlap="1" wp14:anchorId="152DAB53" wp14:editId="38E957F4">
+                <wp:anchor distT="0" distB="0" distL="114300" distR="114300" simplePos="0" relativeHeight="251655168" behindDoc="0" locked="0" layoutInCell="1" allowOverlap="1" wp14:anchorId="152DAB53" wp14:editId="38E957F4">
                   <wp:simplePos x="0" y="0"/>
                   <wp:positionH relativeFrom="column">
                     <wp:posOffset>3127103</wp:posOffset>
@@ -1459,9 +981,8 @@
                 <w:sz w:val="26"/>
                 <w:szCs w:val="26"/>
               </w:rPr>
-              <w:t>年下半年度</w:t>
-            </w:r>
-            <w:proofErr w:type="gramStart"/>
+              <w:t>年下半年度進階長執訓練會將於</w:t>
+            </w:r>
             <w:r>
               <w:rPr>
                 <w:rFonts w:ascii="Barlow Condensed Medium" w:eastAsia="標楷體" w:hAnsi="Barlow Condensed Medium" w:cs="Segoe UI Symbol" w:hint="eastAsia"/>
@@ -1469,9 +990,8 @@
                 <w:sz w:val="26"/>
                 <w:szCs w:val="26"/>
               </w:rPr>
-              <w:t>進階長執訓練</w:t>
-            </w:r>
-            <w:proofErr w:type="gramEnd"/>
+              <w:t>10/31(</w:t>
+            </w:r>
             <w:r>
               <w:rPr>
                 <w:rFonts w:ascii="Barlow Condensed Medium" w:eastAsia="標楷體" w:hAnsi="Barlow Condensed Medium" w:cs="Segoe UI Symbol" w:hint="eastAsia"/>
@@ -1479,7 +999,7 @@
                 <w:sz w:val="26"/>
                 <w:szCs w:val="26"/>
               </w:rPr>
-              <w:t>會將於</w:t>
+              <w:t>六</w:t>
             </w:r>
             <w:r>
               <w:rPr>
@@ -1488,7 +1008,7 @@
                 <w:sz w:val="26"/>
                 <w:szCs w:val="26"/>
               </w:rPr>
-              <w:t>10/31(</w:t>
+              <w:t>)</w:t>
             </w:r>
             <w:r>
               <w:rPr>
@@ -1497,7 +1017,7 @@
                 <w:sz w:val="26"/>
                 <w:szCs w:val="26"/>
               </w:rPr>
-              <w:t>六</w:t>
+              <w:t>上午</w:t>
             </w:r>
             <w:r>
               <w:rPr>
@@ -1506,7 +1026,7 @@
                 <w:sz w:val="26"/>
                 <w:szCs w:val="26"/>
               </w:rPr>
-              <w:t>)</w:t>
+              <w:t>8:45-12:00</w:t>
             </w:r>
             <w:r>
               <w:rPr>
@@ -1515,45 +1035,7 @@
                 <w:sz w:val="26"/>
                 <w:szCs w:val="26"/>
               </w:rPr>
-              <w:t>上午</w:t>
-            </w:r>
-            <w:r>
-              <w:rPr>
-                <w:rFonts w:ascii="Barlow Condensed Medium" w:eastAsia="標楷體" w:hAnsi="Barlow Condensed Medium" w:cs="Segoe UI Symbol" w:hint="eastAsia"/>
-                <w:w w:val="90"/>
-                <w:sz w:val="26"/>
-                <w:szCs w:val="26"/>
-              </w:rPr>
-              <w:t>8:45-12:00</w:t>
-            </w:r>
-            <w:r>
-              <w:rPr>
-                <w:rFonts w:ascii="Barlow Condensed Medium" w:eastAsia="標楷體" w:hAnsi="Barlow Condensed Medium" w:cs="Segoe UI Symbol" w:hint="eastAsia"/>
-                <w:w w:val="90"/>
-                <w:sz w:val="26"/>
-                <w:szCs w:val="26"/>
-              </w:rPr>
-              <w:t>在大稻</w:t>
-            </w:r>
-            <w:proofErr w:type="gramStart"/>
-            <w:r>
-              <w:rPr>
-                <w:rFonts w:ascii="Barlow Condensed Medium" w:eastAsia="標楷體" w:hAnsi="Barlow Condensed Medium" w:cs="Segoe UI Symbol" w:hint="eastAsia"/>
-                <w:w w:val="90"/>
-                <w:sz w:val="26"/>
-                <w:szCs w:val="26"/>
-              </w:rPr>
-              <w:t>埕</w:t>
-            </w:r>
-            <w:proofErr w:type="gramEnd"/>
-            <w:r>
-              <w:rPr>
-                <w:rFonts w:ascii="Barlow Condensed Medium" w:eastAsia="標楷體" w:hAnsi="Barlow Condensed Medium" w:cs="Segoe UI Symbol" w:hint="eastAsia"/>
-                <w:w w:val="90"/>
-                <w:sz w:val="26"/>
-                <w:szCs w:val="26"/>
-              </w:rPr>
-              <w:t>教會舉行。報名至</w:t>
+              <w:t>在大稻埕教會舉行。報名至</w:t>
             </w:r>
             <w:r>
               <w:rPr>
@@ -1629,7 +1111,16 @@
                 <w:sz w:val="26"/>
                 <w:szCs w:val="26"/>
               </w:rPr>
-              <w:t>5.</w:t>
+              <w:t>3</w:t>
+            </w:r>
+            <w:r>
+              <w:rPr>
+                <w:rFonts w:ascii="Barlow Condensed Medium" w:eastAsia="華康細黑體" w:hAnsi="Barlow Condensed Medium" w:hint="eastAsia"/>
+                <w:w w:val="90"/>
+                <w:sz w:val="26"/>
+                <w:szCs w:val="26"/>
+              </w:rPr>
+              <w:t>.</w:t>
             </w:r>
           </w:p>
         </w:tc>
@@ -1655,207 +1146,6 @@
               <w:jc w:val="both"/>
               <w:rPr>
                 <w:rFonts w:ascii="Barlow Condensed Medium" w:eastAsia="標楷體" w:hAnsi="Barlow Condensed Medium" w:cs="Segoe UI Symbol"/>
-                <w:noProof/>
-                <w:w w:val="90"/>
-                <w:sz w:val="26"/>
-                <w:szCs w:val="26"/>
-                <w:lang w:bidi="he-IL"/>
-              </w:rPr>
-            </w:pPr>
-            <w:r>
-              <w:rPr>
-                <w:rFonts w:ascii="Barlow Condensed Medium" w:eastAsia="標楷體" w:hAnsi="Barlow Condensed Medium" w:cs="Segoe UI Symbol" w:hint="eastAsia"/>
-                <w:w w:val="90"/>
-                <w:sz w:val="26"/>
-                <w:szCs w:val="26"/>
-              </w:rPr>
-              <w:t>台北</w:t>
-            </w:r>
-            <w:proofErr w:type="gramStart"/>
-            <w:r>
-              <w:rPr>
-                <w:rFonts w:ascii="Barlow Condensed Medium" w:eastAsia="標楷體" w:hAnsi="Barlow Condensed Medium" w:cs="Segoe UI Symbol" w:hint="eastAsia"/>
-                <w:w w:val="90"/>
-                <w:sz w:val="26"/>
-                <w:szCs w:val="26"/>
-              </w:rPr>
-              <w:t>中會松年</w:t>
-            </w:r>
-            <w:proofErr w:type="gramEnd"/>
-            <w:r>
-              <w:rPr>
-                <w:rFonts w:ascii="Barlow Condensed Medium" w:eastAsia="標楷體" w:hAnsi="Barlow Condensed Medium" w:cs="Segoe UI Symbol" w:hint="eastAsia"/>
-                <w:w w:val="90"/>
-                <w:sz w:val="26"/>
-                <w:szCs w:val="26"/>
-              </w:rPr>
-              <w:t>部舉辦</w:t>
-            </w:r>
-            <w:r>
-              <w:rPr>
-                <w:rFonts w:ascii="Barlow Condensed Medium" w:eastAsia="標楷體" w:hAnsi="Barlow Condensed Medium" w:cs="Segoe UI Symbol" w:hint="eastAsia"/>
-                <w:w w:val="90"/>
-                <w:sz w:val="26"/>
-                <w:szCs w:val="26"/>
-              </w:rPr>
-              <w:t>2026</w:t>
-            </w:r>
-            <w:r>
-              <w:rPr>
-                <w:rFonts w:ascii="Barlow Condensed Medium" w:eastAsia="標楷體" w:hAnsi="Barlow Condensed Medium" w:cs="Segoe UI Symbol" w:hint="eastAsia"/>
-                <w:w w:val="90"/>
-                <w:sz w:val="26"/>
-                <w:szCs w:val="26"/>
-              </w:rPr>
-              <w:t>年重陽節感恩</w:t>
-            </w:r>
-            <w:proofErr w:type="gramStart"/>
-            <w:r>
-              <w:rPr>
-                <w:rFonts w:ascii="Barlow Condensed Medium" w:eastAsia="標楷體" w:hAnsi="Barlow Condensed Medium" w:cs="Segoe UI Symbol" w:hint="eastAsia"/>
-                <w:w w:val="90"/>
-                <w:sz w:val="26"/>
-                <w:szCs w:val="26"/>
-              </w:rPr>
-              <w:t>禮拜暨表</w:t>
-            </w:r>
-            <w:proofErr w:type="gramEnd"/>
-            <w:r>
-              <w:rPr>
-                <w:rFonts w:ascii="Barlow Condensed Medium" w:eastAsia="標楷體" w:hAnsi="Barlow Condensed Medium" w:cs="Segoe UI Symbol" w:hint="eastAsia"/>
-                <w:w w:val="90"/>
-                <w:sz w:val="26"/>
-                <w:szCs w:val="26"/>
-              </w:rPr>
-              <w:t>掦活動，</w:t>
-            </w:r>
-            <w:r>
-              <w:rPr>
-                <w:rFonts w:ascii="Barlow Condensed Medium" w:eastAsia="標楷體" w:hAnsi="Barlow Condensed Medium" w:cs="Segoe UI Symbol" w:hint="eastAsia"/>
-                <w:w w:val="90"/>
-                <w:sz w:val="26"/>
-                <w:szCs w:val="26"/>
-              </w:rPr>
-              <w:t>10/16(</w:t>
-            </w:r>
-            <w:r>
-              <w:rPr>
-                <w:rFonts w:ascii="Barlow Condensed Medium" w:eastAsia="標楷體" w:hAnsi="Barlow Condensed Medium" w:cs="Segoe UI Symbol" w:hint="eastAsia"/>
-                <w:w w:val="90"/>
-                <w:sz w:val="26"/>
-                <w:szCs w:val="26"/>
-              </w:rPr>
-              <w:t>五</w:t>
-            </w:r>
-            <w:r>
-              <w:rPr>
-                <w:rFonts w:ascii="Barlow Condensed Medium" w:eastAsia="標楷體" w:hAnsi="Barlow Condensed Medium" w:cs="Segoe UI Symbol" w:hint="eastAsia"/>
-                <w:w w:val="90"/>
-                <w:sz w:val="26"/>
-                <w:szCs w:val="26"/>
-              </w:rPr>
-              <w:t>)</w:t>
-            </w:r>
-            <w:r>
-              <w:rPr>
-                <w:rFonts w:ascii="Barlow Condensed Medium" w:eastAsia="標楷體" w:hAnsi="Barlow Condensed Medium" w:cs="Segoe UI Symbol" w:hint="eastAsia"/>
-                <w:w w:val="90"/>
-                <w:sz w:val="26"/>
-                <w:szCs w:val="26"/>
-              </w:rPr>
-              <w:t>上午</w:t>
-            </w:r>
-            <w:r>
-              <w:rPr>
-                <w:rFonts w:ascii="Barlow Condensed Medium" w:eastAsia="標楷體" w:hAnsi="Barlow Condensed Medium" w:cs="Segoe UI Symbol" w:hint="eastAsia"/>
-                <w:w w:val="90"/>
-                <w:sz w:val="26"/>
-                <w:szCs w:val="26"/>
-              </w:rPr>
-              <w:t>9:30</w:t>
-            </w:r>
-            <w:r>
-              <w:rPr>
-                <w:rFonts w:ascii="Barlow Condensed Medium" w:eastAsia="標楷體" w:hAnsi="Barlow Condensed Medium" w:cs="Segoe UI Symbol" w:hint="eastAsia"/>
-                <w:w w:val="90"/>
-                <w:sz w:val="26"/>
-                <w:szCs w:val="26"/>
-              </w:rPr>
-              <w:t>在艋舺教會舉行。</w:t>
-            </w:r>
-          </w:p>
-        </w:tc>
-      </w:tr>
-      <w:tr>
-        <w:tc>
-          <w:tcPr>
-            <w:tcW w:w="299" w:type="dxa"/>
-            <w:tcBorders>
-              <w:top w:val="nil"/>
-              <w:left w:val="nil"/>
-              <w:bottom w:val="nil"/>
-              <w:right w:val="nil"/>
-            </w:tcBorders>
-            <w:tcMar>
-              <w:left w:w="28" w:type="dxa"/>
-              <w:right w:w="28" w:type="dxa"/>
-            </w:tcMar>
-          </w:tcPr>
-          <w:p>
-            <w:pPr>
-              <w:snapToGrid w:val="0"/>
-              <w:spacing w:line="300" w:lineRule="exact"/>
-              <w:ind w:rightChars="11" w:right="26"/>
-              <w:jc w:val="right"/>
-              <w:rPr>
-                <w:rFonts w:ascii="Barlow Condensed Medium" w:eastAsia="華康細黑體" w:hAnsi="Barlow Condensed Medium"/>
-                <w:w w:val="90"/>
-                <w:sz w:val="26"/>
-                <w:szCs w:val="26"/>
-              </w:rPr>
-            </w:pPr>
-            <w:r>
-              <w:rPr>
-                <w:rFonts w:ascii="Barlow Condensed Medium" w:eastAsia="華康細黑體" w:hAnsi="Barlow Condensed Medium" w:hint="eastAsia"/>
-                <w:w w:val="90"/>
-                <w:sz w:val="26"/>
-                <w:szCs w:val="26"/>
-              </w:rPr>
-              <w:t>6</w:t>
-            </w:r>
-            <w:r>
-              <w:rPr>
-                <w:rFonts w:ascii="Barlow Condensed Medium" w:eastAsia="華康細黑體" w:hAnsi="Barlow Condensed Medium" w:hint="eastAsia"/>
-                <w:w w:val="90"/>
-                <w:sz w:val="26"/>
-                <w:szCs w:val="26"/>
-              </w:rPr>
-              <w:t>.</w:t>
-            </w:r>
-          </w:p>
-        </w:tc>
-        <w:tc>
-          <w:tcPr>
-            <w:tcW w:w="5622" w:type="dxa"/>
-            <w:tcBorders>
-              <w:top w:val="nil"/>
-              <w:left w:val="nil"/>
-              <w:bottom w:val="nil"/>
-              <w:right w:val="nil"/>
-            </w:tcBorders>
-            <w:tcMar>
-              <w:left w:w="28" w:type="dxa"/>
-              <w:right w:w="28" w:type="dxa"/>
-            </w:tcMar>
-          </w:tcPr>
-          <w:p>
-            <w:pPr>
-              <w:kinsoku w:val="0"/>
-              <w:snapToGrid w:val="0"/>
-              <w:spacing w:line="300" w:lineRule="exact"/>
-              <w:jc w:val="both"/>
-              <w:rPr>
-                <w:rFonts w:ascii="Barlow Condensed Medium" w:eastAsia="標楷體" w:hAnsi="Barlow Condensed Medium" w:cs="Segoe UI Symbol"/>
                 <w:w w:val="90"/>
                 <w:sz w:val="26"/>
                 <w:szCs w:val="26"/>
@@ -1871,7 +1161,7 @@
                 <w:lang w:bidi="he-IL"/>
               </w:rPr>
               <w:drawing>
-                <wp:anchor distT="0" distB="0" distL="114300" distR="114300" simplePos="0" relativeHeight="251668992" behindDoc="0" locked="0" layoutInCell="1" allowOverlap="1" wp14:anchorId="4E3C86A5" wp14:editId="775EB7E0">
+                <wp:anchor distT="0" distB="0" distL="114300" distR="114300" simplePos="0" relativeHeight="251660288" behindDoc="0" locked="0" layoutInCell="1" allowOverlap="1" wp14:anchorId="4E3C86A5" wp14:editId="775EB7E0">
                   <wp:simplePos x="0" y="0"/>
                   <wp:positionH relativeFrom="column">
                     <wp:posOffset>2821305</wp:posOffset>
@@ -1928,15 +1218,6 @@
             </w:r>
             <w:r>
               <w:rPr>
-                <w:rFonts w:ascii="Segoe UI Symbol" w:eastAsia="標楷體" w:hAnsi="Segoe UI Symbol" w:cs="Segoe UI Symbol"/>
-                <w:w w:val="90"/>
-                <w:sz w:val="26"/>
-                <w:szCs w:val="26"/>
-              </w:rPr>
-              <w:t>★</w:t>
-            </w:r>
-            <w:r>
-              <w:rPr>
                 <w:rFonts w:ascii="Barlow Condensed Medium" w:eastAsia="標楷體" w:hAnsi="Barlow Condensed Medium" w:cs="Segoe UI Symbol" w:hint="eastAsia"/>
                 <w:w w:val="90"/>
                 <w:sz w:val="26"/>
@@ -2049,6 +1330,566 @@
                 <w:szCs w:val="26"/>
               </w:rPr>
               <w:t>講師：黃清塗。</w:t>
+            </w:r>
+          </w:p>
+        </w:tc>
+      </w:tr>
+      <w:tr>
+        <w:tc>
+          <w:tcPr>
+            <w:tcW w:w="299" w:type="dxa"/>
+            <w:tcBorders>
+              <w:top w:val="nil"/>
+              <w:left w:val="nil"/>
+              <w:bottom w:val="nil"/>
+              <w:right w:val="nil"/>
+            </w:tcBorders>
+            <w:tcMar>
+              <w:left w:w="28" w:type="dxa"/>
+              <w:right w:w="28" w:type="dxa"/>
+            </w:tcMar>
+          </w:tcPr>
+          <w:p>
+            <w:pPr>
+              <w:snapToGrid w:val="0"/>
+              <w:spacing w:line="300" w:lineRule="exact"/>
+              <w:ind w:rightChars="11" w:right="26"/>
+              <w:jc w:val="right"/>
+              <w:rPr>
+                <w:rFonts w:ascii="Barlow Condensed Medium" w:eastAsia="華康細黑體" w:hAnsi="Barlow Condensed Medium"/>
+                <w:w w:val="90"/>
+                <w:sz w:val="26"/>
+                <w:szCs w:val="26"/>
+              </w:rPr>
+            </w:pPr>
+            <w:r>
+              <w:rPr>
+                <w:rFonts w:ascii="Barlow Condensed Medium" w:eastAsia="華康細黑體" w:hAnsi="Barlow Condensed Medium" w:hint="eastAsia"/>
+                <w:w w:val="90"/>
+                <w:sz w:val="26"/>
+                <w:szCs w:val="26"/>
+              </w:rPr>
+              <w:t>4.</w:t>
+            </w:r>
+          </w:p>
+        </w:tc>
+        <w:tc>
+          <w:tcPr>
+            <w:tcW w:w="5622" w:type="dxa"/>
+            <w:tcBorders>
+              <w:top w:val="nil"/>
+              <w:left w:val="nil"/>
+              <w:bottom w:val="nil"/>
+              <w:right w:val="nil"/>
+            </w:tcBorders>
+            <w:tcMar>
+              <w:left w:w="28" w:type="dxa"/>
+              <w:right w:w="28" w:type="dxa"/>
+            </w:tcMar>
+          </w:tcPr>
+          <w:p>
+            <w:pPr>
+              <w:kinsoku w:val="0"/>
+              <w:snapToGrid w:val="0"/>
+              <w:spacing w:line="300" w:lineRule="exact"/>
+              <w:jc w:val="both"/>
+              <w:rPr>
+                <w:rFonts w:ascii="Barlow Condensed Medium" w:eastAsia="標楷體" w:hAnsi="Barlow Condensed Medium" w:cs="Segoe UI Symbol"/>
+                <w:noProof/>
+                <w:w w:val="90"/>
+                <w:sz w:val="26"/>
+                <w:szCs w:val="26"/>
+                <w:lang w:bidi="he-IL"/>
+              </w:rPr>
+            </w:pPr>
+            <w:r>
+              <w:rPr>
+                <w:rFonts w:ascii="Segoe UI Symbol" w:eastAsia="標楷體" w:hAnsi="Segoe UI Symbol" w:cs="Segoe UI Symbol"/>
+                <w:w w:val="90"/>
+                <w:sz w:val="26"/>
+                <w:szCs w:val="26"/>
+              </w:rPr>
+              <w:t>★</w:t>
+            </w:r>
+            <w:r>
+              <w:rPr>
+                <w:rFonts w:ascii="Barlow Condensed Medium" w:eastAsia="標楷體" w:hAnsi="Barlow Condensed Medium" w:cs="Segoe UI Symbol" w:hint="eastAsia"/>
+                <w:w w:val="90"/>
+                <w:sz w:val="26"/>
+                <w:szCs w:val="26"/>
+              </w:rPr>
+              <w:t>城中教會</w:t>
+            </w:r>
+            <w:r>
+              <w:rPr>
+                <w:rFonts w:ascii="Barlow Condensed Medium" w:eastAsia="標楷體" w:hAnsi="Barlow Condensed Medium" w:cs="Segoe UI Symbol" w:hint="eastAsia"/>
+                <w:w w:val="90"/>
+                <w:sz w:val="26"/>
+                <w:szCs w:val="26"/>
+              </w:rPr>
+              <w:t>將於</w:t>
+            </w:r>
+            <w:r>
+              <w:rPr>
+                <w:rFonts w:ascii="Barlow Condensed Medium" w:eastAsia="標楷體" w:hAnsi="Barlow Condensed Medium" w:cs="Segoe UI Symbol" w:hint="eastAsia"/>
+                <w:w w:val="90"/>
+                <w:sz w:val="26"/>
+                <w:szCs w:val="26"/>
+              </w:rPr>
+              <w:t>1</w:t>
+            </w:r>
+            <w:r>
+              <w:rPr>
+                <w:rFonts w:ascii="Barlow Condensed Medium" w:eastAsia="標楷體" w:hAnsi="Barlow Condensed Medium" w:cs="Segoe UI Symbol" w:hint="eastAsia"/>
+                <w:w w:val="90"/>
+                <w:sz w:val="26"/>
+                <w:szCs w:val="26"/>
+              </w:rPr>
+              <w:t>0</w:t>
+            </w:r>
+            <w:r>
+              <w:rPr>
+                <w:rFonts w:ascii="Barlow Condensed Medium" w:eastAsia="標楷體" w:hAnsi="Barlow Condensed Medium" w:cs="Segoe UI Symbol" w:hint="eastAsia"/>
+                <w:w w:val="90"/>
+                <w:sz w:val="26"/>
+                <w:szCs w:val="26"/>
+              </w:rPr>
+              <w:t>/</w:t>
+            </w:r>
+            <w:r>
+              <w:rPr>
+                <w:rFonts w:ascii="Barlow Condensed Medium" w:eastAsia="標楷體" w:hAnsi="Barlow Condensed Medium" w:cs="Segoe UI Symbol" w:hint="eastAsia"/>
+                <w:w w:val="90"/>
+                <w:sz w:val="26"/>
+                <w:szCs w:val="26"/>
+              </w:rPr>
+              <w:t>18</w:t>
+            </w:r>
+            <w:r>
+              <w:rPr>
+                <w:rFonts w:ascii="Barlow Condensed Medium" w:eastAsia="標楷體" w:hAnsi="Barlow Condensed Medium" w:cs="Segoe UI Symbol" w:hint="eastAsia"/>
+                <w:w w:val="90"/>
+                <w:sz w:val="26"/>
+                <w:szCs w:val="26"/>
+              </w:rPr>
+              <w:t>主日下午</w:t>
+            </w:r>
+            <w:r>
+              <w:rPr>
+                <w:rFonts w:ascii="Barlow Condensed Medium" w:eastAsia="標楷體" w:hAnsi="Barlow Condensed Medium" w:cs="Segoe UI Symbol" w:hint="eastAsia"/>
+                <w:w w:val="90"/>
+                <w:sz w:val="26"/>
+                <w:szCs w:val="26"/>
+              </w:rPr>
+              <w:t>3:30</w:t>
+            </w:r>
+            <w:r>
+              <w:rPr>
+                <w:rFonts w:ascii="Barlow Condensed Medium" w:eastAsia="標楷體" w:hAnsi="Barlow Condensed Medium" w:cs="Segoe UI Symbol" w:hint="eastAsia"/>
+                <w:w w:val="90"/>
+                <w:sz w:val="26"/>
+                <w:szCs w:val="26"/>
+              </w:rPr>
+              <w:t>舉行</w:t>
+            </w:r>
+            <w:r>
+              <w:rPr>
+                <w:rFonts w:ascii="Barlow Condensed Medium" w:eastAsia="標楷體" w:hAnsi="Barlow Condensed Medium" w:cs="Segoe UI Symbol" w:hint="eastAsia"/>
+                <w:w w:val="90"/>
+                <w:sz w:val="26"/>
+                <w:szCs w:val="26"/>
+              </w:rPr>
+              <w:t>蘇子騰</w:t>
+            </w:r>
+            <w:r>
+              <w:rPr>
+                <w:rFonts w:ascii="Barlow Condensed Medium" w:eastAsia="標楷體" w:hAnsi="Barlow Condensed Medium" w:cs="Segoe UI Symbol" w:hint="eastAsia"/>
+                <w:w w:val="90"/>
+                <w:sz w:val="26"/>
+                <w:szCs w:val="26"/>
+              </w:rPr>
+              <w:t>傳道師封立牧師</w:t>
+            </w:r>
+            <w:r>
+              <w:rPr>
+                <w:rFonts w:ascii="Barlow Condensed Medium" w:eastAsia="標楷體" w:hAnsi="Barlow Condensed Medium" w:cs="Segoe UI Symbol" w:hint="eastAsia"/>
+                <w:w w:val="90"/>
+                <w:sz w:val="26"/>
+                <w:szCs w:val="26"/>
+              </w:rPr>
+              <w:t>暨就任第九任牧師授職感恩禮拜。</w:t>
+            </w:r>
+          </w:p>
+        </w:tc>
+      </w:tr>
+      <w:tr>
+        <w:tc>
+          <w:tcPr>
+            <w:tcW w:w="299" w:type="dxa"/>
+            <w:tcBorders>
+              <w:top w:val="nil"/>
+              <w:left w:val="nil"/>
+              <w:bottom w:val="nil"/>
+              <w:right w:val="nil"/>
+            </w:tcBorders>
+            <w:tcMar>
+              <w:left w:w="28" w:type="dxa"/>
+              <w:right w:w="28" w:type="dxa"/>
+            </w:tcMar>
+          </w:tcPr>
+          <w:p>
+            <w:pPr>
+              <w:snapToGrid w:val="0"/>
+              <w:spacing w:line="300" w:lineRule="exact"/>
+              <w:ind w:rightChars="11" w:right="26"/>
+              <w:jc w:val="right"/>
+              <w:rPr>
+                <w:rFonts w:ascii="Barlow Condensed Medium" w:eastAsia="華康細黑體" w:hAnsi="Barlow Condensed Medium"/>
+                <w:w w:val="90"/>
+                <w:sz w:val="26"/>
+                <w:szCs w:val="26"/>
+              </w:rPr>
+            </w:pPr>
+            <w:r>
+              <w:rPr>
+                <w:rFonts w:ascii="Barlow Condensed Medium" w:eastAsia="華康細黑體" w:hAnsi="Barlow Condensed Medium" w:hint="eastAsia"/>
+                <w:w w:val="90"/>
+                <w:sz w:val="26"/>
+                <w:szCs w:val="26"/>
+              </w:rPr>
+              <w:t>5.</w:t>
+            </w:r>
+          </w:p>
+        </w:tc>
+        <w:tc>
+          <w:tcPr>
+            <w:tcW w:w="5622" w:type="dxa"/>
+            <w:tcBorders>
+              <w:top w:val="nil"/>
+              <w:left w:val="nil"/>
+              <w:bottom w:val="nil"/>
+              <w:right w:val="nil"/>
+            </w:tcBorders>
+            <w:tcMar>
+              <w:left w:w="28" w:type="dxa"/>
+              <w:right w:w="28" w:type="dxa"/>
+            </w:tcMar>
+          </w:tcPr>
+          <w:p>
+            <w:pPr>
+              <w:kinsoku w:val="0"/>
+              <w:snapToGrid w:val="0"/>
+              <w:spacing w:line="300" w:lineRule="exact"/>
+              <w:jc w:val="both"/>
+              <w:rPr>
+                <w:rFonts w:ascii="Barlow Condensed Medium" w:eastAsia="標楷體" w:hAnsi="Barlow Condensed Medium" w:cs="Segoe UI Symbol"/>
+                <w:w w:val="90"/>
+                <w:sz w:val="26"/>
+                <w:szCs w:val="26"/>
+              </w:rPr>
+            </w:pPr>
+            <w:r>
+              <w:rPr>
+                <w:rFonts w:ascii="Barlow Condensed Medium" w:eastAsia="標楷體" w:hAnsi="Barlow Condensed Medium" w:cs="Segoe UI Symbol" w:hint="eastAsia"/>
+                <w:w w:val="90"/>
+                <w:sz w:val="26"/>
+                <w:szCs w:val="26"/>
+              </w:rPr>
+              <w:t>救恩教會</w:t>
+            </w:r>
+            <w:r>
+              <w:rPr>
+                <w:rFonts w:ascii="Barlow Condensed Medium" w:eastAsia="標楷體" w:hAnsi="Barlow Condensed Medium" w:cs="Segoe UI Symbol"/>
+                <w:w w:val="90"/>
+                <w:sz w:val="26"/>
+                <w:szCs w:val="26"/>
+              </w:rPr>
+              <w:t>將於</w:t>
+            </w:r>
+            <w:r>
+              <w:rPr>
+                <w:rFonts w:ascii="Barlow Condensed Medium" w:eastAsia="標楷體" w:hAnsi="Barlow Condensed Medium" w:cs="Segoe UI Symbol" w:hint="eastAsia"/>
+                <w:w w:val="90"/>
+                <w:sz w:val="26"/>
+                <w:szCs w:val="26"/>
+              </w:rPr>
+              <w:t>10</w:t>
+            </w:r>
+            <w:r>
+              <w:rPr>
+                <w:rFonts w:ascii="Barlow Condensed Medium" w:eastAsia="標楷體" w:hAnsi="Barlow Condensed Medium" w:cs="Segoe UI Symbol"/>
+                <w:w w:val="90"/>
+                <w:sz w:val="26"/>
+                <w:szCs w:val="26"/>
+              </w:rPr>
+              <w:t>/</w:t>
+            </w:r>
+            <w:r>
+              <w:rPr>
+                <w:rFonts w:ascii="Barlow Condensed Medium" w:eastAsia="標楷體" w:hAnsi="Barlow Condensed Medium" w:cs="Segoe UI Symbol" w:hint="eastAsia"/>
+                <w:w w:val="90"/>
+                <w:sz w:val="26"/>
+                <w:szCs w:val="26"/>
+              </w:rPr>
+              <w:t>25</w:t>
+            </w:r>
+            <w:r>
+              <w:rPr>
+                <w:rFonts w:ascii="Barlow Condensed Medium" w:eastAsia="標楷體" w:hAnsi="Barlow Condensed Medium" w:cs="Segoe UI Symbol" w:hint="eastAsia"/>
+                <w:w w:val="90"/>
+                <w:sz w:val="26"/>
+                <w:szCs w:val="26"/>
+              </w:rPr>
+              <w:t>主日</w:t>
+            </w:r>
+            <w:r>
+              <w:rPr>
+                <w:rFonts w:ascii="Barlow Condensed Medium" w:eastAsia="標楷體" w:hAnsi="Barlow Condensed Medium" w:cs="Segoe UI Symbol"/>
+                <w:w w:val="90"/>
+                <w:sz w:val="26"/>
+                <w:szCs w:val="26"/>
+              </w:rPr>
+              <w:t>下午</w:t>
+            </w:r>
+            <w:r>
+              <w:rPr>
+                <w:rFonts w:ascii="Barlow Condensed Medium" w:eastAsia="標楷體" w:hAnsi="Barlow Condensed Medium" w:cs="Segoe UI Symbol" w:hint="eastAsia"/>
+                <w:w w:val="90"/>
+                <w:sz w:val="26"/>
+                <w:szCs w:val="26"/>
+              </w:rPr>
+              <w:t>3</w:t>
+            </w:r>
+            <w:r>
+              <w:rPr>
+                <w:rFonts w:ascii="Barlow Condensed Medium" w:eastAsia="標楷體" w:hAnsi="Barlow Condensed Medium" w:cs="Segoe UI Symbol"/>
+                <w:w w:val="90"/>
+                <w:sz w:val="26"/>
+                <w:szCs w:val="26"/>
+              </w:rPr>
+              <w:t>:</w:t>
+            </w:r>
+            <w:r>
+              <w:rPr>
+                <w:rFonts w:ascii="Barlow Condensed Medium" w:eastAsia="標楷體" w:hAnsi="Barlow Condensed Medium" w:cs="Segoe UI Symbol" w:hint="eastAsia"/>
+                <w:w w:val="90"/>
+                <w:sz w:val="26"/>
+                <w:szCs w:val="26"/>
+              </w:rPr>
+              <w:t>3</w:t>
+            </w:r>
+            <w:r>
+              <w:rPr>
+                <w:rFonts w:ascii="Barlow Condensed Medium" w:eastAsia="標楷體" w:hAnsi="Barlow Condensed Medium" w:cs="Segoe UI Symbol"/>
+                <w:w w:val="90"/>
+                <w:sz w:val="26"/>
+                <w:szCs w:val="26"/>
+              </w:rPr>
+              <w:t>0</w:t>
+            </w:r>
+            <w:r>
+              <w:rPr>
+                <w:rFonts w:ascii="Barlow Condensed Medium" w:eastAsia="標楷體" w:hAnsi="Barlow Condensed Medium" w:cs="Segoe UI Symbol" w:hint="eastAsia"/>
+                <w:w w:val="90"/>
+                <w:sz w:val="26"/>
+                <w:szCs w:val="26"/>
+              </w:rPr>
+              <w:t>假三重埔教會舉行李恩忻傳道師封立牧師暨就任教育牧師授職感恩禮拜</w:t>
+            </w:r>
+            <w:r>
+              <w:rPr>
+                <w:rFonts w:ascii="Barlow Condensed Medium" w:eastAsia="標楷體" w:hAnsi="Barlow Condensed Medium" w:cs="Segoe UI Symbol"/>
+                <w:w w:val="90"/>
+                <w:sz w:val="26"/>
+                <w:szCs w:val="26"/>
+              </w:rPr>
+              <w:t>。</w:t>
+            </w:r>
+          </w:p>
+        </w:tc>
+      </w:tr>
+      <w:tr>
+        <w:tc>
+          <w:tcPr>
+            <w:tcW w:w="299" w:type="dxa"/>
+            <w:tcBorders>
+              <w:top w:val="nil"/>
+              <w:left w:val="nil"/>
+              <w:bottom w:val="nil"/>
+              <w:right w:val="nil"/>
+            </w:tcBorders>
+            <w:tcMar>
+              <w:left w:w="28" w:type="dxa"/>
+              <w:right w:w="28" w:type="dxa"/>
+            </w:tcMar>
+          </w:tcPr>
+          <w:p>
+            <w:pPr>
+              <w:snapToGrid w:val="0"/>
+              <w:spacing w:line="300" w:lineRule="exact"/>
+              <w:ind w:rightChars="11" w:right="26"/>
+              <w:jc w:val="right"/>
+              <w:rPr>
+                <w:rFonts w:ascii="Barlow Condensed Medium" w:eastAsia="華康細黑體" w:hAnsi="Barlow Condensed Medium"/>
+                <w:w w:val="90"/>
+                <w:sz w:val="26"/>
+                <w:szCs w:val="26"/>
+              </w:rPr>
+            </w:pPr>
+            <w:r>
+              <w:rPr>
+                <w:rFonts w:ascii="Barlow Condensed Medium" w:eastAsia="華康細黑體" w:hAnsi="Barlow Condensed Medium" w:hint="eastAsia"/>
+                <w:w w:val="90"/>
+                <w:sz w:val="26"/>
+                <w:szCs w:val="26"/>
+              </w:rPr>
+              <w:t>6.</w:t>
+            </w:r>
+          </w:p>
+        </w:tc>
+        <w:tc>
+          <w:tcPr>
+            <w:tcW w:w="5622" w:type="dxa"/>
+            <w:tcBorders>
+              <w:top w:val="nil"/>
+              <w:left w:val="nil"/>
+              <w:bottom w:val="nil"/>
+              <w:right w:val="nil"/>
+            </w:tcBorders>
+            <w:tcMar>
+              <w:left w:w="28" w:type="dxa"/>
+              <w:right w:w="28" w:type="dxa"/>
+            </w:tcMar>
+          </w:tcPr>
+          <w:p>
+            <w:pPr>
+              <w:kinsoku w:val="0"/>
+              <w:snapToGrid w:val="0"/>
+              <w:spacing w:line="300" w:lineRule="exact"/>
+              <w:jc w:val="both"/>
+              <w:rPr>
+                <w:rFonts w:ascii="Barlow Condensed Medium" w:eastAsia="標楷體" w:hAnsi="Barlow Condensed Medium" w:cs="Segoe UI Symbol"/>
+                <w:w w:val="90"/>
+                <w:sz w:val="26"/>
+                <w:szCs w:val="26"/>
+              </w:rPr>
+            </w:pPr>
+            <w:r>
+              <w:rPr>
+                <w:rFonts w:ascii="Segoe UI Symbol" w:eastAsia="標楷體" w:hAnsi="Segoe UI Symbol" w:cs="Segoe UI Symbol"/>
+                <w:w w:val="90"/>
+                <w:sz w:val="26"/>
+                <w:szCs w:val="26"/>
+              </w:rPr>
+              <w:t>★</w:t>
+            </w:r>
+            <w:r>
+              <w:rPr>
+                <w:rFonts w:ascii="Barlow Condensed Medium" w:eastAsia="標楷體" w:hAnsi="Barlow Condensed Medium" w:cs="Segoe UI Symbol" w:hint="eastAsia"/>
+                <w:w w:val="90"/>
+                <w:sz w:val="26"/>
+                <w:szCs w:val="26"/>
+              </w:rPr>
+              <w:t>重新教會</w:t>
+            </w:r>
+            <w:r>
+              <w:rPr>
+                <w:rFonts w:ascii="Barlow Condensed Medium" w:eastAsia="標楷體" w:hAnsi="Barlow Condensed Medium" w:cs="Segoe UI Symbol" w:hint="eastAsia"/>
+                <w:w w:val="90"/>
+                <w:sz w:val="26"/>
+                <w:szCs w:val="26"/>
+              </w:rPr>
+              <w:t>將於</w:t>
+            </w:r>
+            <w:r>
+              <w:rPr>
+                <w:rFonts w:ascii="Barlow Condensed Medium" w:eastAsia="標楷體" w:hAnsi="Barlow Condensed Medium" w:cs="Segoe UI Symbol" w:hint="eastAsia"/>
+                <w:w w:val="90"/>
+                <w:sz w:val="26"/>
+                <w:szCs w:val="26"/>
+              </w:rPr>
+              <w:t>1</w:t>
+            </w:r>
+            <w:r>
+              <w:rPr>
+                <w:rFonts w:ascii="Barlow Condensed Medium" w:eastAsia="標楷體" w:hAnsi="Barlow Condensed Medium" w:cs="Segoe UI Symbol" w:hint="eastAsia"/>
+                <w:w w:val="90"/>
+                <w:sz w:val="26"/>
+                <w:szCs w:val="26"/>
+              </w:rPr>
+              <w:t>1</w:t>
+            </w:r>
+            <w:r>
+              <w:rPr>
+                <w:rFonts w:ascii="Barlow Condensed Medium" w:eastAsia="標楷體" w:hAnsi="Barlow Condensed Medium" w:cs="Segoe UI Symbol" w:hint="eastAsia"/>
+                <w:w w:val="90"/>
+                <w:sz w:val="26"/>
+                <w:szCs w:val="26"/>
+              </w:rPr>
+              <w:t>/</w:t>
+            </w:r>
+            <w:r>
+              <w:rPr>
+                <w:rFonts w:ascii="Barlow Condensed Medium" w:eastAsia="標楷體" w:hAnsi="Barlow Condensed Medium" w:cs="Segoe UI Symbol" w:hint="eastAsia"/>
+                <w:w w:val="90"/>
+                <w:sz w:val="26"/>
+                <w:szCs w:val="26"/>
+              </w:rPr>
+              <w:t>8</w:t>
+            </w:r>
+            <w:r>
+              <w:rPr>
+                <w:rFonts w:ascii="Barlow Condensed Medium" w:eastAsia="標楷體" w:hAnsi="Barlow Condensed Medium" w:cs="Segoe UI Symbol" w:hint="eastAsia"/>
+                <w:w w:val="90"/>
+                <w:sz w:val="26"/>
+                <w:szCs w:val="26"/>
+              </w:rPr>
+              <w:t>主日下午</w:t>
+            </w:r>
+            <w:r>
+              <w:rPr>
+                <w:rFonts w:ascii="Barlow Condensed Medium" w:eastAsia="標楷體" w:hAnsi="Barlow Condensed Medium" w:cs="Segoe UI Symbol" w:hint="eastAsia"/>
+                <w:w w:val="90"/>
+                <w:sz w:val="26"/>
+                <w:szCs w:val="26"/>
+              </w:rPr>
+              <w:t>3:30</w:t>
+            </w:r>
+            <w:r>
+              <w:rPr>
+                <w:rFonts w:ascii="Barlow Condensed Medium" w:eastAsia="標楷體" w:hAnsi="Barlow Condensed Medium" w:cs="Segoe UI Symbol" w:hint="eastAsia"/>
+                <w:w w:val="90"/>
+                <w:sz w:val="26"/>
+                <w:szCs w:val="26"/>
+              </w:rPr>
+              <w:t>舉行</w:t>
+            </w:r>
+            <w:r>
+              <w:rPr>
+                <w:rFonts w:ascii="Barlow Condensed Medium" w:eastAsia="標楷體" w:hAnsi="Barlow Condensed Medium" w:cs="Segoe UI Symbol" w:hint="eastAsia"/>
+                <w:w w:val="90"/>
+                <w:sz w:val="26"/>
+                <w:szCs w:val="26"/>
+              </w:rPr>
+              <w:t>徐儀芬</w:t>
+            </w:r>
+            <w:r>
+              <w:rPr>
+                <w:rFonts w:ascii="Barlow Condensed Medium" w:eastAsia="標楷體" w:hAnsi="Barlow Condensed Medium" w:cs="Segoe UI Symbol" w:hint="eastAsia"/>
+                <w:w w:val="90"/>
+                <w:sz w:val="26"/>
+                <w:szCs w:val="26"/>
+              </w:rPr>
+              <w:t>傳道師封立牧師</w:t>
+            </w:r>
+            <w:r>
+              <w:rPr>
+                <w:rFonts w:ascii="Barlow Condensed Medium" w:eastAsia="標楷體" w:hAnsi="Barlow Condensed Medium" w:cs="Segoe UI Symbol" w:hint="eastAsia"/>
+                <w:w w:val="90"/>
+                <w:sz w:val="26"/>
+                <w:szCs w:val="26"/>
+              </w:rPr>
+              <w:t>暨就任第六任牧師授職感恩禮拜。</w:t>
             </w:r>
           </w:p>
         </w:tc>
@@ -2189,7 +2030,7 @@
                 <w:szCs w:val="26"/>
                 <w:lang w:bidi="he-IL"/>
               </w:rPr>
-              <w:t>(10/11)</w:t>
+              <w:t>(10/18)</w:t>
             </w:r>
             <w:r>
               <w:rPr>
@@ -2200,7 +2041,7 @@
                 <w:szCs w:val="26"/>
                 <w:lang w:bidi="he-IL"/>
               </w:rPr>
-              <w:t>下午</w:t>
+              <w:t>為教會教育事工奉獻主日並於主日禮拜中慶祝重陽節，</w:t>
             </w:r>
             <w:r>
               <w:rPr>
@@ -2211,7 +2052,7 @@
                 <w:szCs w:val="26"/>
                 <w:lang w:bidi="he-IL"/>
               </w:rPr>
-              <w:t>3:00</w:t>
+              <w:t>致贈</w:t>
             </w:r>
             <w:r>
               <w:rPr>
@@ -2222,7 +2063,7 @@
                 <w:szCs w:val="26"/>
                 <w:lang w:bidi="he-IL"/>
               </w:rPr>
-              <w:t>召開定期長執會和小會，請長執預備心出席</w:t>
+              <w:t>70</w:t>
             </w:r>
             <w:r>
               <w:rPr>
@@ -2233,65 +2074,7 @@
                 <w:szCs w:val="26"/>
                 <w:lang w:bidi="he-IL"/>
               </w:rPr>
-              <w:t>。</w:t>
-            </w:r>
-          </w:p>
-        </w:tc>
-      </w:tr>
-      <w:tr>
-        <w:tc>
-          <w:tcPr>
-            <w:tcW w:w="280" w:type="dxa"/>
-          </w:tcPr>
-          <w:p>
-            <w:pPr>
-              <w:snapToGrid w:val="0"/>
-              <w:spacing w:line="300" w:lineRule="exact"/>
-              <w:ind w:rightChars="11" w:right="26"/>
-              <w:jc w:val="right"/>
-              <w:rPr>
-                <w:rFonts w:ascii="Barlow Condensed Medium" w:eastAsia="華康細黑體" w:hAnsi="Barlow Condensed Medium"/>
-                <w:w w:val="90"/>
-                <w:sz w:val="26"/>
-                <w:szCs w:val="26"/>
-              </w:rPr>
-            </w:pPr>
-            <w:r>
-              <w:rPr>
-                <w:rFonts w:ascii="Barlow Condensed Medium" w:eastAsia="華康細黑體" w:hAnsi="Barlow Condensed Medium" w:hint="eastAsia"/>
-                <w:w w:val="90"/>
-                <w:sz w:val="26"/>
-                <w:szCs w:val="26"/>
-              </w:rPr>
-              <w:t>2.</w:t>
-            </w:r>
-          </w:p>
-        </w:tc>
-        <w:tc>
-          <w:tcPr>
-            <w:tcW w:w="5641" w:type="dxa"/>
-          </w:tcPr>
-          <w:p>
-            <w:pPr>
-              <w:kinsoku w:val="0"/>
-              <w:snapToGrid w:val="0"/>
-              <w:spacing w:line="300" w:lineRule="exact"/>
-              <w:jc w:val="both"/>
-              <w:rPr>
-                <w:rFonts w:ascii="Barlow Condensed Medium" w:eastAsia="標楷體" w:hAnsi="Barlow Condensed Medium" w:cs="Segoe UI Symbol"/>
-                <w:w w:val="90"/>
-                <w:sz w:val="26"/>
-                <w:szCs w:val="26"/>
-              </w:rPr>
-            </w:pPr>
-            <w:r>
-              <w:rPr>
-                <w:rFonts w:ascii="Segoe UI Symbol" w:eastAsia="標楷體" w:hAnsi="Segoe UI Symbol" w:cs="Segoe UI Symbol"/>
-                <w:w w:val="90"/>
-                <w:sz w:val="26"/>
-                <w:szCs w:val="26"/>
-              </w:rPr>
-              <w:t>★</w:t>
+              <w:t>歲以上長者禮卷。</w:t>
             </w:r>
             <w:r>
               <w:rPr>
@@ -2302,7 +2085,7 @@
                 <w:szCs w:val="26"/>
                 <w:lang w:bidi="he-IL"/>
               </w:rPr>
-              <w:t>下</w:t>
+              <w:t>願　神祝福</w:t>
             </w:r>
             <w:r>
               <w:rPr>
@@ -2313,7 +2096,7 @@
                 <w:szCs w:val="26"/>
                 <w:lang w:bidi="he-IL"/>
               </w:rPr>
-              <w:t>主日</w:t>
+              <w:t>所有</w:t>
             </w:r>
             <w:r>
               <w:rPr>
@@ -2324,7 +2107,7 @@
                 <w:szCs w:val="26"/>
                 <w:lang w:bidi="he-IL"/>
               </w:rPr>
-              <w:t>(10/18)</w:t>
+              <w:t>長輩</w:t>
             </w:r>
             <w:r>
               <w:rPr>
@@ -2335,74 +2118,7 @@
                 <w:szCs w:val="26"/>
                 <w:lang w:bidi="he-IL"/>
               </w:rPr>
-              <w:t>為教會教育事工奉獻主日並慶祝重陽節。</w:t>
-            </w:r>
-          </w:p>
-        </w:tc>
-      </w:tr>
-      <w:tr>
-        <w:tc>
-          <w:tcPr>
-            <w:tcW w:w="280" w:type="dxa"/>
-          </w:tcPr>
-          <w:p>
-            <w:pPr>
-              <w:snapToGrid w:val="0"/>
-              <w:spacing w:line="300" w:lineRule="exact"/>
-              <w:ind w:rightChars="11" w:right="26"/>
-              <w:jc w:val="right"/>
-              <w:rPr>
-                <w:rFonts w:ascii="Barlow Condensed Medium" w:eastAsia="華康細黑體" w:hAnsi="Barlow Condensed Medium"/>
-                <w:w w:val="90"/>
-                <w:sz w:val="26"/>
-                <w:szCs w:val="26"/>
-              </w:rPr>
-            </w:pPr>
-            <w:r>
-              <w:rPr>
-                <w:rFonts w:ascii="Barlow Condensed Medium" w:eastAsia="華康細黑體" w:hAnsi="Barlow Condensed Medium" w:hint="eastAsia"/>
-                <w:w w:val="90"/>
-                <w:sz w:val="26"/>
-                <w:szCs w:val="26"/>
-              </w:rPr>
-              <w:t>3</w:t>
-            </w:r>
-            <w:r>
-              <w:rPr>
-                <w:rFonts w:ascii="Barlow Condensed Medium" w:eastAsia="華康細黑體" w:hAnsi="Barlow Condensed Medium" w:hint="eastAsia"/>
-                <w:w w:val="90"/>
-                <w:sz w:val="26"/>
-                <w:szCs w:val="26"/>
-              </w:rPr>
-              <w:t>.</w:t>
-            </w:r>
-          </w:p>
-        </w:tc>
-        <w:tc>
-          <w:tcPr>
-            <w:tcW w:w="5641" w:type="dxa"/>
-          </w:tcPr>
-          <w:p>
-            <w:pPr>
-              <w:kinsoku w:val="0"/>
-              <w:snapToGrid w:val="0"/>
-              <w:spacing w:line="300" w:lineRule="exact"/>
-              <w:jc w:val="both"/>
-              <w:rPr>
-                <w:rFonts w:ascii="Barlow Condensed Medium" w:eastAsia="標楷體" w:hAnsi="Barlow Condensed Medium" w:cs="Segoe UI Symbol"/>
-                <w:w w:val="90"/>
-                <w:sz w:val="26"/>
-                <w:szCs w:val="26"/>
-              </w:rPr>
-            </w:pPr>
-            <w:r>
-              <w:rPr>
-                <w:rFonts w:ascii="Segoe UI Symbol" w:eastAsia="標楷體" w:hAnsi="Segoe UI Symbol" w:cs="Segoe UI Symbol"/>
-                <w:w w:val="90"/>
-                <w:sz w:val="26"/>
-                <w:szCs w:val="26"/>
-              </w:rPr>
-              <w:t>★</w:t>
+              <w:t>們</w:t>
             </w:r>
             <w:r>
               <w:rPr>
@@ -2413,7 +2129,7 @@
                 <w:szCs w:val="26"/>
                 <w:lang w:bidi="he-IL"/>
               </w:rPr>
-              <w:t>本會今年野外禮拜訂於</w:t>
+              <w:t>，賜下</w:t>
             </w:r>
             <w:r>
               <w:rPr>
@@ -2424,7 +2140,7 @@
                 <w:szCs w:val="26"/>
                 <w:lang w:bidi="he-IL"/>
               </w:rPr>
-              <w:t>11/1</w:t>
+              <w:t>生命</w:t>
             </w:r>
             <w:r>
               <w:rPr>
@@ -2435,7 +2151,7 @@
                 <w:szCs w:val="26"/>
                 <w:lang w:bidi="he-IL"/>
               </w:rPr>
-              <w:t>主日，前往新竹聖經學院，每人費用</w:t>
+              <w:t>的冠冕</w:t>
             </w:r>
             <w:r>
               <w:rPr>
@@ -2446,7 +2162,65 @@
                 <w:szCs w:val="26"/>
                 <w:lang w:bidi="he-IL"/>
               </w:rPr>
-              <w:t>500</w:t>
+              <w:t>。</w:t>
+            </w:r>
+          </w:p>
+        </w:tc>
+      </w:tr>
+      <w:tr>
+        <w:tc>
+          <w:tcPr>
+            <w:tcW w:w="280" w:type="dxa"/>
+          </w:tcPr>
+          <w:p>
+            <w:pPr>
+              <w:snapToGrid w:val="0"/>
+              <w:spacing w:line="300" w:lineRule="exact"/>
+              <w:ind w:rightChars="11" w:right="26"/>
+              <w:jc w:val="right"/>
+              <w:rPr>
+                <w:rFonts w:ascii="Barlow Condensed Medium" w:eastAsia="華康細黑體" w:hAnsi="Barlow Condensed Medium"/>
+                <w:w w:val="90"/>
+                <w:sz w:val="26"/>
+                <w:szCs w:val="26"/>
+              </w:rPr>
+            </w:pPr>
+            <w:r>
+              <w:rPr>
+                <w:rFonts w:ascii="Barlow Condensed Medium" w:eastAsia="華康細黑體" w:hAnsi="Barlow Condensed Medium" w:hint="eastAsia"/>
+                <w:w w:val="90"/>
+                <w:sz w:val="26"/>
+                <w:szCs w:val="26"/>
+              </w:rPr>
+              <w:t>2.</w:t>
+            </w:r>
+          </w:p>
+        </w:tc>
+        <w:tc>
+          <w:tcPr>
+            <w:tcW w:w="5641" w:type="dxa"/>
+          </w:tcPr>
+          <w:p>
+            <w:pPr>
+              <w:kinsoku w:val="0"/>
+              <w:snapToGrid w:val="0"/>
+              <w:spacing w:line="300" w:lineRule="exact"/>
+              <w:jc w:val="both"/>
+              <w:rPr>
+                <w:rFonts w:ascii="Barlow Condensed Medium" w:eastAsia="標楷體" w:hAnsi="Barlow Condensed Medium" w:cs="Segoe UI Symbol"/>
+                <w:w w:val="90"/>
+                <w:sz w:val="26"/>
+                <w:szCs w:val="26"/>
+              </w:rPr>
+            </w:pPr>
+            <w:r>
+              <w:rPr>
+                <w:rFonts w:ascii="Segoe UI Symbol" w:eastAsia="標楷體" w:hAnsi="Segoe UI Symbol" w:cs="Segoe UI Symbol"/>
+                <w:w w:val="90"/>
+                <w:sz w:val="26"/>
+                <w:szCs w:val="26"/>
+              </w:rPr>
+              <w:t>★</w:t>
             </w:r>
             <w:r>
               <w:rPr>
@@ -2457,7 +2231,7 @@
                 <w:szCs w:val="26"/>
                 <w:lang w:bidi="he-IL"/>
               </w:rPr>
-              <w:t>元，請在招待桌報名</w:t>
+              <w:t>本主日</w:t>
             </w:r>
             <w:r>
               <w:rPr>
@@ -2468,74 +2242,7 @@
                 <w:szCs w:val="26"/>
                 <w:lang w:bidi="he-IL"/>
               </w:rPr>
-              <w:t>。</w:t>
-            </w:r>
-          </w:p>
-        </w:tc>
-      </w:tr>
-      <w:tr>
-        <w:tc>
-          <w:tcPr>
-            <w:tcW w:w="280" w:type="dxa"/>
-          </w:tcPr>
-          <w:p>
-            <w:pPr>
-              <w:snapToGrid w:val="0"/>
-              <w:spacing w:line="300" w:lineRule="exact"/>
-              <w:ind w:rightChars="11" w:right="26"/>
-              <w:jc w:val="right"/>
-              <w:rPr>
-                <w:rFonts w:ascii="Barlow Condensed Medium" w:eastAsia="華康細黑體" w:hAnsi="Barlow Condensed Medium"/>
-                <w:w w:val="90"/>
-                <w:sz w:val="26"/>
-                <w:szCs w:val="26"/>
-              </w:rPr>
-            </w:pPr>
-            <w:r>
-              <w:rPr>
-                <w:rFonts w:ascii="Barlow Condensed Medium" w:eastAsia="華康細黑體" w:hAnsi="Barlow Condensed Medium" w:hint="eastAsia"/>
-                <w:w w:val="90"/>
-                <w:sz w:val="26"/>
-                <w:szCs w:val="26"/>
-              </w:rPr>
-              <w:t>4</w:t>
-            </w:r>
-            <w:r>
-              <w:rPr>
-                <w:rFonts w:ascii="Barlow Condensed Medium" w:eastAsia="華康細黑體" w:hAnsi="Barlow Condensed Medium" w:hint="eastAsia"/>
-                <w:w w:val="90"/>
-                <w:sz w:val="26"/>
-                <w:szCs w:val="26"/>
-              </w:rPr>
-              <w:t>.</w:t>
-            </w:r>
-          </w:p>
-        </w:tc>
-        <w:tc>
-          <w:tcPr>
-            <w:tcW w:w="5641" w:type="dxa"/>
-          </w:tcPr>
-          <w:p>
-            <w:pPr>
-              <w:kinsoku w:val="0"/>
-              <w:snapToGrid w:val="0"/>
-              <w:spacing w:line="300" w:lineRule="exact"/>
-              <w:jc w:val="both"/>
-              <w:rPr>
-                <w:rFonts w:ascii="Barlow Condensed Medium" w:eastAsia="標楷體" w:hAnsi="Barlow Condensed Medium" w:cs="Segoe UI Symbol"/>
-                <w:w w:val="90"/>
-                <w:sz w:val="26"/>
-                <w:szCs w:val="26"/>
-              </w:rPr>
-            </w:pPr>
-            <w:r>
-              <w:rPr>
-                <w:rFonts w:ascii="Segoe UI Symbol" w:eastAsia="標楷體" w:hAnsi="Segoe UI Symbol" w:cs="Segoe UI Symbol"/>
-                <w:w w:val="90"/>
-                <w:sz w:val="26"/>
-                <w:szCs w:val="26"/>
-              </w:rPr>
-              <w:t>★</w:t>
+              <w:t>慶祝本會設教</w:t>
             </w:r>
             <w:r>
               <w:rPr>
@@ -2546,7 +2253,7 @@
                 <w:szCs w:val="26"/>
                 <w:lang w:bidi="he-IL"/>
               </w:rPr>
-              <w:t>今年下半年度的洗禮，預定在</w:t>
+              <w:t>33</w:t>
             </w:r>
             <w:r>
               <w:rPr>
@@ -2557,7 +2264,74 @@
                 <w:szCs w:val="26"/>
                 <w:lang w:bidi="he-IL"/>
               </w:rPr>
-              <w:t>12/13</w:t>
+              <w:t>週年，有愛餐加菜和切蛋糕。</w:t>
+            </w:r>
+          </w:p>
+        </w:tc>
+      </w:tr>
+      <w:tr>
+        <w:tc>
+          <w:tcPr>
+            <w:tcW w:w="280" w:type="dxa"/>
+          </w:tcPr>
+          <w:p>
+            <w:pPr>
+              <w:snapToGrid w:val="0"/>
+              <w:spacing w:line="300" w:lineRule="exact"/>
+              <w:ind w:rightChars="11" w:right="26"/>
+              <w:jc w:val="right"/>
+              <w:rPr>
+                <w:rFonts w:ascii="Barlow Condensed Medium" w:eastAsia="華康細黑體" w:hAnsi="Barlow Condensed Medium"/>
+                <w:w w:val="90"/>
+                <w:sz w:val="26"/>
+                <w:szCs w:val="26"/>
+              </w:rPr>
+            </w:pPr>
+            <w:r>
+              <w:rPr>
+                <w:rFonts w:ascii="Barlow Condensed Medium" w:eastAsia="華康細黑體" w:hAnsi="Barlow Condensed Medium" w:hint="eastAsia"/>
+                <w:w w:val="90"/>
+                <w:sz w:val="26"/>
+                <w:szCs w:val="26"/>
+              </w:rPr>
+              <w:t>3</w:t>
+            </w:r>
+            <w:r>
+              <w:rPr>
+                <w:rFonts w:ascii="Barlow Condensed Medium" w:eastAsia="華康細黑體" w:hAnsi="Barlow Condensed Medium" w:hint="eastAsia"/>
+                <w:w w:val="90"/>
+                <w:sz w:val="26"/>
+                <w:szCs w:val="26"/>
+              </w:rPr>
+              <w:t>.</w:t>
+            </w:r>
+          </w:p>
+        </w:tc>
+        <w:tc>
+          <w:tcPr>
+            <w:tcW w:w="5641" w:type="dxa"/>
+          </w:tcPr>
+          <w:p>
+            <w:pPr>
+              <w:kinsoku w:val="0"/>
+              <w:snapToGrid w:val="0"/>
+              <w:spacing w:line="300" w:lineRule="exact"/>
+              <w:jc w:val="both"/>
+              <w:rPr>
+                <w:rFonts w:ascii="Barlow Condensed Medium" w:eastAsia="標楷體" w:hAnsi="Barlow Condensed Medium" w:cs="Segoe UI Symbol"/>
+                <w:w w:val="90"/>
+                <w:sz w:val="26"/>
+                <w:szCs w:val="26"/>
+              </w:rPr>
+            </w:pPr>
+            <w:r>
+              <w:rPr>
+                <w:rFonts w:ascii="Segoe UI Symbol" w:eastAsia="標楷體" w:hAnsi="Segoe UI Symbol" w:cs="Segoe UI Symbol"/>
+                <w:w w:val="90"/>
+                <w:sz w:val="26"/>
+                <w:szCs w:val="26"/>
+              </w:rPr>
+              <w:t>★</w:t>
             </w:r>
             <w:r>
               <w:rPr>
@@ -2568,7 +2342,7 @@
                 <w:szCs w:val="26"/>
                 <w:lang w:bidi="he-IL"/>
               </w:rPr>
-              <w:t>主日。成人或小兒洗禮請向王牧師報名。成人需要上慕道班</w:t>
+              <w:t>下主日</w:t>
             </w:r>
             <w:r>
               <w:rPr>
@@ -2579,7 +2353,7 @@
                 <w:szCs w:val="26"/>
                 <w:lang w:bidi="he-IL"/>
               </w:rPr>
-              <w:t>(10/25</w:t>
+              <w:t>(10/25)</w:t>
             </w:r>
             <w:r>
               <w:rPr>
@@ -2590,7 +2364,74 @@
                 <w:szCs w:val="26"/>
                 <w:lang w:bidi="he-IL"/>
               </w:rPr>
-              <w:t>起</w:t>
+              <w:t>有勵友中心的同工前來本會報告關懷失學青少年的事工。</w:t>
+            </w:r>
+          </w:p>
+        </w:tc>
+      </w:tr>
+      <w:tr>
+        <w:tc>
+          <w:tcPr>
+            <w:tcW w:w="280" w:type="dxa"/>
+          </w:tcPr>
+          <w:p>
+            <w:pPr>
+              <w:snapToGrid w:val="0"/>
+              <w:spacing w:line="300" w:lineRule="exact"/>
+              <w:ind w:rightChars="11" w:right="26"/>
+              <w:jc w:val="right"/>
+              <w:rPr>
+                <w:rFonts w:ascii="Barlow Condensed Medium" w:eastAsia="華康細黑體" w:hAnsi="Barlow Condensed Medium"/>
+                <w:w w:val="90"/>
+                <w:sz w:val="26"/>
+                <w:szCs w:val="26"/>
+              </w:rPr>
+            </w:pPr>
+            <w:r>
+              <w:rPr>
+                <w:rFonts w:ascii="Barlow Condensed Medium" w:eastAsia="華康細黑體" w:hAnsi="Barlow Condensed Medium" w:hint="eastAsia"/>
+                <w:w w:val="90"/>
+                <w:sz w:val="26"/>
+                <w:szCs w:val="26"/>
+              </w:rPr>
+              <w:t>4</w:t>
+            </w:r>
+            <w:r>
+              <w:rPr>
+                <w:rFonts w:ascii="Barlow Condensed Medium" w:eastAsia="華康細黑體" w:hAnsi="Barlow Condensed Medium" w:hint="eastAsia"/>
+                <w:w w:val="90"/>
+                <w:sz w:val="26"/>
+                <w:szCs w:val="26"/>
+              </w:rPr>
+              <w:t>.</w:t>
+            </w:r>
+          </w:p>
+        </w:tc>
+        <w:tc>
+          <w:tcPr>
+            <w:tcW w:w="5641" w:type="dxa"/>
+          </w:tcPr>
+          <w:p>
+            <w:pPr>
+              <w:kinsoku w:val="0"/>
+              <w:snapToGrid w:val="0"/>
+              <w:spacing w:line="300" w:lineRule="exact"/>
+              <w:jc w:val="both"/>
+              <w:rPr>
+                <w:rFonts w:ascii="Barlow Condensed Medium" w:eastAsia="標楷體" w:hAnsi="Barlow Condensed Medium" w:cs="Segoe UI Symbol"/>
+                <w:w w:val="90"/>
+                <w:sz w:val="26"/>
+                <w:szCs w:val="26"/>
+              </w:rPr>
+            </w:pPr>
+            <w:r>
+              <w:rPr>
+                <w:rFonts w:ascii="Segoe UI Symbol" w:eastAsia="標楷體" w:hAnsi="Segoe UI Symbol" w:cs="Segoe UI Symbol"/>
+                <w:w w:val="90"/>
+                <w:sz w:val="26"/>
+                <w:szCs w:val="26"/>
+              </w:rPr>
+              <w:t>★</w:t>
             </w:r>
             <w:r>
               <w:rPr>
@@ -2601,7 +2442,7 @@
                 <w:szCs w:val="26"/>
                 <w:lang w:bidi="he-IL"/>
               </w:rPr>
-              <w:t>5</w:t>
+              <w:t>11/1</w:t>
             </w:r>
             <w:r>
               <w:rPr>
@@ -2612,7 +2453,7 @@
                 <w:szCs w:val="26"/>
                 <w:lang w:bidi="he-IL"/>
               </w:rPr>
-              <w:t>週</w:t>
+              <w:t>主日</w:t>
             </w:r>
             <w:r>
               <w:rPr>
@@ -2623,7 +2464,7 @@
                 <w:szCs w:val="26"/>
                 <w:lang w:bidi="he-IL"/>
               </w:rPr>
-              <w:t>)</w:t>
+              <w:t>野外禮拜</w:t>
             </w:r>
             <w:r>
               <w:rPr>
@@ -2634,103 +2475,7 @@
                 <w:szCs w:val="26"/>
                 <w:lang w:bidi="he-IL"/>
               </w:rPr>
-              <w:t>。</w:t>
-            </w:r>
-          </w:p>
-        </w:tc>
-      </w:tr>
-      <w:tr>
-        <w:tc>
-          <w:tcPr>
-            <w:tcW w:w="280" w:type="dxa"/>
-          </w:tcPr>
-          <w:p>
-            <w:pPr>
-              <w:snapToGrid w:val="0"/>
-              <w:spacing w:line="300" w:lineRule="exact"/>
-              <w:ind w:rightChars="11" w:right="26"/>
-              <w:jc w:val="right"/>
-              <w:rPr>
-                <w:rFonts w:ascii="Barlow Condensed Medium" w:eastAsia="華康細黑體" w:hAnsi="Barlow Condensed Medium"/>
-                <w:w w:val="90"/>
-                <w:sz w:val="26"/>
-                <w:szCs w:val="26"/>
-              </w:rPr>
-            </w:pPr>
-            <w:r>
-              <w:rPr>
-                <w:rFonts w:ascii="Barlow Condensed Medium" w:eastAsia="華康細黑體" w:hAnsi="Barlow Condensed Medium" w:hint="eastAsia"/>
-                <w:w w:val="90"/>
-                <w:sz w:val="26"/>
-                <w:szCs w:val="26"/>
-              </w:rPr>
-              <w:t>5</w:t>
-            </w:r>
-            <w:r>
-              <w:rPr>
-                <w:rFonts w:ascii="Barlow Condensed Medium" w:eastAsia="華康細黑體" w:hAnsi="Barlow Condensed Medium" w:hint="eastAsia"/>
-                <w:w w:val="90"/>
-                <w:sz w:val="26"/>
-                <w:szCs w:val="26"/>
-              </w:rPr>
-              <w:t>.</w:t>
-            </w:r>
-          </w:p>
-        </w:tc>
-        <w:tc>
-          <w:tcPr>
-            <w:tcW w:w="5641" w:type="dxa"/>
-          </w:tcPr>
-          <w:p>
-            <w:pPr>
-              <w:kinsoku w:val="0"/>
-              <w:snapToGrid w:val="0"/>
-              <w:spacing w:line="300" w:lineRule="exact"/>
-              <w:jc w:val="both"/>
-              <w:rPr>
-                <w:rFonts w:ascii="Barlow Condensed Medium" w:eastAsia="標楷體" w:hAnsi="Barlow Condensed Medium" w:cs="Segoe UI Symbol"/>
-                <w:w w:val="90"/>
-                <w:sz w:val="26"/>
-                <w:szCs w:val="26"/>
-              </w:rPr>
-            </w:pPr>
-            <w:r>
-              <w:rPr>
-                <w:rFonts w:ascii="Segoe UI Symbol" w:eastAsia="標楷體" w:hAnsi="Segoe UI Symbol" w:cs="Segoe UI Symbol"/>
-                <w:w w:val="90"/>
-                <w:sz w:val="26"/>
-                <w:szCs w:val="26"/>
-              </w:rPr>
-              <w:t>★</w:t>
-            </w:r>
-            <w:r>
-              <w:rPr>
-                <w:rFonts w:ascii="Barlow Condensed Medium" w:eastAsia="標楷體" w:hAnsi="Barlow Condensed Medium" w:cs="Segoe UI Symbol" w:hint="eastAsia"/>
-                <w:w w:val="90"/>
-                <w:sz w:val="26"/>
-                <w:szCs w:val="26"/>
-              </w:rPr>
-              <w:t>邀請兄</w:t>
-            </w:r>
-            <w:proofErr w:type="gramStart"/>
-            <w:r>
-              <w:rPr>
-                <w:rFonts w:ascii="Barlow Condensed Medium" w:eastAsia="標楷體" w:hAnsi="Barlow Condensed Medium" w:cs="Segoe UI Symbol" w:hint="eastAsia"/>
-                <w:w w:val="90"/>
-                <w:sz w:val="26"/>
-                <w:szCs w:val="26"/>
-              </w:rPr>
-              <w:t>姊</w:t>
-            </w:r>
-            <w:proofErr w:type="gramEnd"/>
-            <w:r>
-              <w:rPr>
-                <w:rFonts w:ascii="Barlow Condensed Medium" w:eastAsia="標楷體" w:hAnsi="Barlow Condensed Medium" w:cs="Segoe UI Symbol" w:hint="eastAsia"/>
-                <w:w w:val="90"/>
-                <w:sz w:val="26"/>
-                <w:szCs w:val="26"/>
-              </w:rPr>
-              <w:t>在主日禮拜中作</w:t>
+              <w:t>，</w:t>
             </w:r>
             <w:r>
               <w:rPr>
@@ -2741,7 +2486,7 @@
                 <w:szCs w:val="26"/>
                 <w:lang w:bidi="he-IL"/>
               </w:rPr>
-              <w:t>5-10</w:t>
+              <w:t>請</w:t>
             </w:r>
             <w:r>
               <w:rPr>
@@ -2752,16 +2497,7 @@
                 <w:szCs w:val="26"/>
                 <w:lang w:bidi="he-IL"/>
               </w:rPr>
-              <w:t>鐘</w:t>
-            </w:r>
-            <w:r>
-              <w:rPr>
-                <w:rFonts w:ascii="Barlow Condensed Medium" w:eastAsia="標楷體" w:hAnsi="Barlow Condensed Medium" w:cs="Segoe UI Symbol" w:hint="eastAsia"/>
-                <w:w w:val="90"/>
-                <w:sz w:val="26"/>
-                <w:szCs w:val="26"/>
-              </w:rPr>
-              <w:t>個人見證。</w:t>
+              <w:t>繼續報名</w:t>
             </w:r>
             <w:r>
               <w:rPr>
@@ -2772,7 +2508,7 @@
                 <w:szCs w:val="26"/>
                 <w:lang w:bidi="he-IL"/>
               </w:rPr>
-              <w:t>有感動的兄姊可以向王牧師報名，</w:t>
+              <w:t>。當日</w:t>
             </w:r>
             <w:r>
               <w:rPr>
@@ -2783,7 +2519,7 @@
                 <w:szCs w:val="26"/>
                 <w:lang w:bidi="he-IL"/>
               </w:rPr>
-              <w:t>下主日將邀請楊賜郎弟兄</w:t>
+              <w:t>07:45</w:t>
             </w:r>
             <w:r>
               <w:rPr>
@@ -2794,6 +2530,105 @@
                 <w:szCs w:val="26"/>
                 <w:lang w:bidi="he-IL"/>
               </w:rPr>
+              <w:t>集合，</w:t>
+            </w:r>
+            <w:r>
+              <w:rPr>
+                <w:rFonts w:ascii="Barlow Condensed Medium" w:eastAsia="標楷體" w:hAnsi="Barlow Condensed Medium" w:cs="Segoe UI Symbol" w:hint="eastAsia"/>
+                <w:noProof/>
+                <w:w w:val="90"/>
+                <w:sz w:val="26"/>
+                <w:szCs w:val="26"/>
+                <w:lang w:bidi="he-IL"/>
+              </w:rPr>
+              <w:t>10:00</w:t>
+            </w:r>
+            <w:r>
+              <w:rPr>
+                <w:rFonts w:ascii="Barlow Condensed Medium" w:eastAsia="標楷體" w:hAnsi="Barlow Condensed Medium" w:cs="Segoe UI Symbol" w:hint="eastAsia"/>
+                <w:noProof/>
+                <w:w w:val="90"/>
+                <w:sz w:val="26"/>
+                <w:szCs w:val="26"/>
+                <w:lang w:bidi="he-IL"/>
+              </w:rPr>
+              <w:t>新竹聖經學院</w:t>
+            </w:r>
+            <w:r>
+              <w:rPr>
+                <w:rFonts w:ascii="Barlow Condensed Medium" w:eastAsia="標楷體" w:hAnsi="Barlow Condensed Medium" w:cs="Segoe UI Symbol" w:hint="eastAsia"/>
+                <w:noProof/>
+                <w:w w:val="90"/>
+                <w:sz w:val="26"/>
+                <w:szCs w:val="26"/>
+                <w:lang w:bidi="he-IL"/>
+              </w:rPr>
+              <w:t>禮拜</w:t>
+            </w:r>
+            <w:r>
+              <w:rPr>
+                <w:rFonts w:ascii="Barlow Condensed Medium" w:eastAsia="標楷體" w:hAnsi="Barlow Condensed Medium" w:cs="Segoe UI Symbol" w:hint="eastAsia"/>
+                <w:noProof/>
+                <w:w w:val="90"/>
+                <w:sz w:val="26"/>
+                <w:szCs w:val="26"/>
+                <w:lang w:bidi="he-IL"/>
+              </w:rPr>
+              <w:t>，</w:t>
+            </w:r>
+            <w:r>
+              <w:rPr>
+                <w:rFonts w:ascii="Barlow Condensed Medium" w:eastAsia="標楷體" w:hAnsi="Barlow Condensed Medium" w:cs="Segoe UI Symbol" w:hint="eastAsia"/>
+                <w:noProof/>
+                <w:w w:val="90"/>
+                <w:sz w:val="26"/>
+                <w:szCs w:val="26"/>
+                <w:lang w:bidi="he-IL"/>
+              </w:rPr>
+              <w:t>11:30</w:t>
+            </w:r>
+            <w:r>
+              <w:rPr>
+                <w:rFonts w:ascii="Barlow Condensed Medium" w:eastAsia="標楷體" w:hAnsi="Barlow Condensed Medium" w:cs="Segoe UI Symbol" w:hint="eastAsia"/>
+                <w:noProof/>
+                <w:w w:val="90"/>
+                <w:sz w:val="26"/>
+                <w:szCs w:val="26"/>
+                <w:lang w:bidi="he-IL"/>
+              </w:rPr>
+              <w:t>南寮漁港吃海產，回程參觀永安漁港，觀音燈塔，八里右岸賞落日，</w:t>
+            </w:r>
+            <w:r>
+              <w:rPr>
+                <w:rFonts w:ascii="Barlow Condensed Medium" w:eastAsia="標楷體" w:hAnsi="Barlow Condensed Medium" w:cs="Segoe UI Symbol" w:hint="eastAsia"/>
+                <w:noProof/>
+                <w:w w:val="90"/>
+                <w:sz w:val="26"/>
+                <w:szCs w:val="26"/>
+                <w:lang w:bidi="he-IL"/>
+              </w:rPr>
+              <w:t>18:00</w:t>
+            </w:r>
+            <w:r>
+              <w:rPr>
+                <w:rFonts w:ascii="Barlow Condensed Medium" w:eastAsia="標楷體" w:hAnsi="Barlow Condensed Medium" w:cs="Segoe UI Symbol" w:hint="eastAsia"/>
+                <w:noProof/>
+                <w:w w:val="90"/>
+                <w:sz w:val="26"/>
+                <w:szCs w:val="26"/>
+                <w:lang w:bidi="he-IL"/>
+              </w:rPr>
+              <w:t>回到教會</w:t>
+            </w:r>
+            <w:r>
+              <w:rPr>
+                <w:rFonts w:ascii="Barlow Condensed Medium" w:eastAsia="標楷體" w:hAnsi="Barlow Condensed Medium" w:cs="Segoe UI Symbol" w:hint="eastAsia"/>
+                <w:noProof/>
+                <w:w w:val="90"/>
+                <w:sz w:val="26"/>
+                <w:szCs w:val="26"/>
+                <w:lang w:bidi="he-IL"/>
+              </w:rPr>
               <w:t>。</w:t>
             </w:r>
           </w:p>
@@ -2817,6 +2652,24 @@
                 <w:szCs w:val="26"/>
               </w:rPr>
             </w:pPr>
+            <w:r>
+              <w:rPr>
+                <w:rFonts w:ascii="Barlow Condensed Medium" w:eastAsia="華康細黑體" w:hAnsi="Barlow Condensed Medium" w:hint="eastAsia"/>
+                <w:w w:val="90"/>
+                <w:sz w:val="26"/>
+                <w:szCs w:val="26"/>
+              </w:rPr>
+              <w:t>5</w:t>
+            </w:r>
+            <w:r>
+              <w:rPr>
+                <w:rFonts w:ascii="Barlow Condensed Medium" w:eastAsia="華康細黑體" w:hAnsi="Barlow Condensed Medium" w:hint="eastAsia"/>
+                <w:w w:val="90"/>
+                <w:sz w:val="26"/>
+                <w:szCs w:val="26"/>
+              </w:rPr>
+              <w:t>.</w:t>
+            </w:r>
           </w:p>
         </w:tc>
         <w:tc>
@@ -2836,6 +2689,223 @@
                 <w:szCs w:val="26"/>
               </w:rPr>
             </w:pPr>
+            <w:r>
+              <w:rPr>
+                <w:rFonts w:ascii="Segoe UI Symbol" w:eastAsia="標楷體" w:hAnsi="Segoe UI Symbol" w:cs="Segoe UI Symbol"/>
+                <w:w w:val="90"/>
+                <w:sz w:val="26"/>
+                <w:szCs w:val="26"/>
+              </w:rPr>
+              <w:t>★</w:t>
+            </w:r>
+            <w:r>
+              <w:rPr>
+                <w:rFonts w:ascii="Barlow Condensed Medium" w:eastAsia="標楷體" w:hAnsi="Barlow Condensed Medium" w:cs="Segoe UI Symbol" w:hint="eastAsia"/>
+                <w:noProof/>
+                <w:w w:val="90"/>
+                <w:sz w:val="26"/>
+                <w:szCs w:val="26"/>
+                <w:lang w:bidi="he-IL"/>
+              </w:rPr>
+              <w:t>今年下半年度的洗禮，預定在</w:t>
+            </w:r>
+            <w:r>
+              <w:rPr>
+                <w:rFonts w:ascii="Barlow Condensed Medium" w:eastAsia="標楷體" w:hAnsi="Barlow Condensed Medium" w:cs="Segoe UI Symbol" w:hint="eastAsia"/>
+                <w:noProof/>
+                <w:w w:val="90"/>
+                <w:sz w:val="26"/>
+                <w:szCs w:val="26"/>
+                <w:lang w:bidi="he-IL"/>
+              </w:rPr>
+              <w:t>12/13</w:t>
+            </w:r>
+            <w:r>
+              <w:rPr>
+                <w:rFonts w:ascii="Barlow Condensed Medium" w:eastAsia="標楷體" w:hAnsi="Barlow Condensed Medium" w:cs="Segoe UI Symbol" w:hint="eastAsia"/>
+                <w:noProof/>
+                <w:w w:val="90"/>
+                <w:sz w:val="26"/>
+                <w:szCs w:val="26"/>
+                <w:lang w:bidi="he-IL"/>
+              </w:rPr>
+              <w:t>主日。成人或小兒洗禮請向王牧師報名。成人需要上慕道班</w:t>
+            </w:r>
+            <w:r>
+              <w:rPr>
+                <w:rFonts w:ascii="Barlow Condensed Medium" w:eastAsia="標楷體" w:hAnsi="Barlow Condensed Medium" w:cs="Segoe UI Symbol" w:hint="eastAsia"/>
+                <w:noProof/>
+                <w:w w:val="90"/>
+                <w:sz w:val="26"/>
+                <w:szCs w:val="26"/>
+                <w:lang w:bidi="he-IL"/>
+              </w:rPr>
+              <w:t>(10/25</w:t>
+            </w:r>
+            <w:r>
+              <w:rPr>
+                <w:rFonts w:ascii="Barlow Condensed Medium" w:eastAsia="標楷體" w:hAnsi="Barlow Condensed Medium" w:cs="Segoe UI Symbol" w:hint="eastAsia"/>
+                <w:noProof/>
+                <w:w w:val="90"/>
+                <w:sz w:val="26"/>
+                <w:szCs w:val="26"/>
+                <w:lang w:bidi="he-IL"/>
+              </w:rPr>
+              <w:t>起</w:t>
+            </w:r>
+            <w:r>
+              <w:rPr>
+                <w:rFonts w:ascii="Barlow Condensed Medium" w:eastAsia="標楷體" w:hAnsi="Barlow Condensed Medium" w:cs="Segoe UI Symbol" w:hint="eastAsia"/>
+                <w:noProof/>
+                <w:w w:val="90"/>
+                <w:sz w:val="26"/>
+                <w:szCs w:val="26"/>
+                <w:lang w:bidi="he-IL"/>
+              </w:rPr>
+              <w:t>5</w:t>
+            </w:r>
+            <w:r>
+              <w:rPr>
+                <w:rFonts w:ascii="Barlow Condensed Medium" w:eastAsia="標楷體" w:hAnsi="Barlow Condensed Medium" w:cs="Segoe UI Symbol" w:hint="eastAsia"/>
+                <w:noProof/>
+                <w:w w:val="90"/>
+                <w:sz w:val="26"/>
+                <w:szCs w:val="26"/>
+                <w:lang w:bidi="he-IL"/>
+              </w:rPr>
+              <w:t>週</w:t>
+            </w:r>
+            <w:r>
+              <w:rPr>
+                <w:rFonts w:ascii="Barlow Condensed Medium" w:eastAsia="標楷體" w:hAnsi="Barlow Condensed Medium" w:cs="Segoe UI Symbol" w:hint="eastAsia"/>
+                <w:noProof/>
+                <w:w w:val="90"/>
+                <w:sz w:val="26"/>
+                <w:szCs w:val="26"/>
+                <w:lang w:bidi="he-IL"/>
+              </w:rPr>
+              <w:t>)</w:t>
+            </w:r>
+            <w:r>
+              <w:rPr>
+                <w:rFonts w:ascii="Barlow Condensed Medium" w:eastAsia="標楷體" w:hAnsi="Barlow Condensed Medium" w:cs="Segoe UI Symbol" w:hint="eastAsia"/>
+                <w:noProof/>
+                <w:w w:val="90"/>
+                <w:sz w:val="26"/>
+                <w:szCs w:val="26"/>
+                <w:lang w:bidi="he-IL"/>
+              </w:rPr>
+              <w:t>。</w:t>
+            </w:r>
+          </w:p>
+        </w:tc>
+      </w:tr>
+      <w:tr>
+        <w:tc>
+          <w:tcPr>
+            <w:tcW w:w="280" w:type="dxa"/>
+          </w:tcPr>
+          <w:p>
+            <w:pPr>
+              <w:snapToGrid w:val="0"/>
+              <w:spacing w:line="300" w:lineRule="exact"/>
+              <w:ind w:rightChars="11" w:right="26"/>
+              <w:jc w:val="right"/>
+              <w:rPr>
+                <w:rFonts w:ascii="Barlow Condensed Medium" w:eastAsia="華康細黑體" w:hAnsi="Barlow Condensed Medium"/>
+                <w:w w:val="90"/>
+                <w:sz w:val="26"/>
+                <w:szCs w:val="26"/>
+              </w:rPr>
+            </w:pPr>
+            <w:r>
+              <w:rPr>
+                <w:rFonts w:ascii="Barlow Condensed Medium" w:eastAsia="華康細黑體" w:hAnsi="Barlow Condensed Medium" w:hint="eastAsia"/>
+                <w:w w:val="90"/>
+                <w:sz w:val="26"/>
+                <w:szCs w:val="26"/>
+              </w:rPr>
+              <w:t>6.</w:t>
+            </w:r>
+          </w:p>
+        </w:tc>
+        <w:tc>
+          <w:tcPr>
+            <w:tcW w:w="5641" w:type="dxa"/>
+          </w:tcPr>
+          <w:p>
+            <w:pPr>
+              <w:kinsoku w:val="0"/>
+              <w:snapToGrid w:val="0"/>
+              <w:spacing w:line="300" w:lineRule="exact"/>
+              <w:jc w:val="both"/>
+              <w:rPr>
+                <w:rFonts w:ascii="Barlow Condensed Medium" w:eastAsia="標楷體" w:hAnsi="Barlow Condensed Medium" w:cs="Segoe UI Symbol"/>
+                <w:w w:val="90"/>
+                <w:sz w:val="26"/>
+                <w:szCs w:val="26"/>
+              </w:rPr>
+            </w:pPr>
+            <w:r>
+              <w:rPr>
+                <w:rFonts w:ascii="Segoe UI Symbol" w:eastAsia="標楷體" w:hAnsi="Segoe UI Symbol" w:cs="Segoe UI Symbol"/>
+                <w:w w:val="90"/>
+                <w:sz w:val="26"/>
+                <w:szCs w:val="26"/>
+              </w:rPr>
+              <w:t>★</w:t>
+            </w:r>
+            <w:r>
+              <w:rPr>
+                <w:rFonts w:ascii="Barlow Condensed Medium" w:eastAsia="標楷體" w:hAnsi="Barlow Condensed Medium" w:cs="Segoe UI Symbol" w:hint="eastAsia"/>
+                <w:w w:val="90"/>
+                <w:sz w:val="26"/>
+                <w:szCs w:val="26"/>
+              </w:rPr>
+              <w:t>邀請兄姊在主日禮拜中作</w:t>
+            </w:r>
+            <w:r>
+              <w:rPr>
+                <w:rFonts w:ascii="Barlow Condensed Medium" w:eastAsia="標楷體" w:hAnsi="Barlow Condensed Medium" w:cs="Segoe UI Symbol" w:hint="eastAsia"/>
+                <w:noProof/>
+                <w:w w:val="90"/>
+                <w:sz w:val="26"/>
+                <w:szCs w:val="26"/>
+                <w:lang w:bidi="he-IL"/>
+              </w:rPr>
+              <w:t>5-10</w:t>
+            </w:r>
+            <w:r>
+              <w:rPr>
+                <w:rFonts w:ascii="Barlow Condensed Medium" w:eastAsia="標楷體" w:hAnsi="Barlow Condensed Medium" w:cs="Segoe UI Symbol" w:hint="eastAsia"/>
+                <w:noProof/>
+                <w:w w:val="90"/>
+                <w:sz w:val="26"/>
+                <w:szCs w:val="26"/>
+                <w:lang w:bidi="he-IL"/>
+              </w:rPr>
+              <w:t>鐘</w:t>
+            </w:r>
+            <w:r>
+              <w:rPr>
+                <w:rFonts w:ascii="Barlow Condensed Medium" w:eastAsia="標楷體" w:hAnsi="Barlow Condensed Medium" w:cs="Segoe UI Symbol" w:hint="eastAsia"/>
+                <w:w w:val="90"/>
+                <w:sz w:val="26"/>
+                <w:szCs w:val="26"/>
+              </w:rPr>
+              <w:t>個人見證。</w:t>
+            </w:r>
+            <w:r>
+              <w:rPr>
+                <w:rFonts w:ascii="Barlow Condensed Medium" w:eastAsia="標楷體" w:hAnsi="Barlow Condensed Medium" w:cs="Segoe UI Symbol" w:hint="eastAsia"/>
+                <w:noProof/>
+                <w:w w:val="90"/>
+                <w:sz w:val="26"/>
+                <w:szCs w:val="26"/>
+                <w:lang w:bidi="he-IL"/>
+              </w:rPr>
+              <w:t>有感動的兄姊可以向王牧師報名，本主日邀請楊賜郎弟兄見證。</w:t>
+            </w:r>
           </w:p>
         </w:tc>
       </w:tr>
@@ -2858,7 +2928,6 @@
         </w:rPr>
         <w:t>§</w:t>
       </w:r>
-      <w:proofErr w:type="gramStart"/>
       <w:r>
         <w:rPr>
           <w:rFonts w:ascii="Barlow Condensed Medium" w:eastAsia="華康正顏楷體W9" w:hAnsi="Barlow Condensed Medium" w:cstheme="minorHAnsi"/>
@@ -2866,7 +2935,6 @@
         </w:rPr>
         <w:t>公禱事項</w:t>
       </w:r>
-      <w:proofErr w:type="gramEnd"/>
     </w:p>
     <w:tbl>
       <w:tblPr>
@@ -3009,27 +3077,7 @@
                 <w:sz w:val="26"/>
                 <w:szCs w:val="26"/>
               </w:rPr>
-              <w:t xml:space="preserve">、人權和生態永續，願　</w:t>
-            </w:r>
-            <w:proofErr w:type="gramStart"/>
-            <w:r>
-              <w:rPr>
-                <w:rFonts w:ascii="Barlow Condensed Medium" w:eastAsia="標楷體" w:hAnsi="Barlow Condensed Medium" w:cstheme="minorHAnsi" w:hint="eastAsia"/>
-                <w:w w:val="90"/>
-                <w:sz w:val="26"/>
-                <w:szCs w:val="26"/>
-              </w:rPr>
-              <w:t>神公義</w:t>
-            </w:r>
-            <w:proofErr w:type="gramEnd"/>
-            <w:r>
-              <w:rPr>
-                <w:rFonts w:ascii="Barlow Condensed Medium" w:eastAsia="標楷體" w:hAnsi="Barlow Condensed Medium" w:cstheme="minorHAnsi" w:hint="eastAsia"/>
-                <w:w w:val="90"/>
-                <w:sz w:val="26"/>
-                <w:szCs w:val="26"/>
-              </w:rPr>
-              <w:t>的國度降臨</w:t>
+              <w:t>、人權和生態永續，願　神公義的國度降臨</w:t>
             </w:r>
             <w:r>
               <w:rPr>
@@ -3129,19 +3177,8 @@
                 <w:sz w:val="26"/>
                 <w:szCs w:val="26"/>
               </w:rPr>
-              <w:t xml:space="preserve">年全民為守護台灣更同心、更團結，求真相除詐騙，以及求真　</w:t>
-            </w:r>
-            <w:proofErr w:type="gramStart"/>
-            <w:r>
-              <w:rPr>
-                <w:rFonts w:ascii="Barlow Condensed Medium" w:eastAsia="標楷體" w:hAnsi="Barlow Condensed Medium" w:cstheme="minorHAnsi" w:hint="eastAsia"/>
-                <w:w w:val="90"/>
-                <w:sz w:val="26"/>
-                <w:szCs w:val="26"/>
-              </w:rPr>
-              <w:t>神棄偶像</w:t>
-            </w:r>
-            <w:proofErr w:type="gramEnd"/>
+              <w:t>年全民為守護台灣更同心、更團結，求真相除詐騙，以及求真　神棄偶像</w:t>
+            </w:r>
             <w:r>
               <w:rPr>
                 <w:rFonts w:ascii="Barlow Condensed Medium" w:eastAsia="標楷體" w:hAnsi="Barlow Condensed Medium" w:cstheme="minorHAnsi"/>
@@ -3269,7 +3306,6 @@
               </w:rPr>
               <w:t>年洗禮</w:t>
             </w:r>
-            <w:proofErr w:type="gramStart"/>
             <w:r>
               <w:rPr>
                 <w:rFonts w:ascii="Barlow Condensed Medium" w:eastAsia="標楷體" w:hAnsi="Barlow Condensed Medium" w:cs="Segoe UI Symbol" w:hint="eastAsia"/>
@@ -3288,7 +3324,6 @@
               </w:rPr>
               <w:t>代禱</w:t>
             </w:r>
-            <w:proofErr w:type="gramEnd"/>
             <w:r>
               <w:rPr>
                 <w:rFonts w:ascii="Barlow Condensed Medium" w:eastAsia="標楷體" w:hAnsi="Barlow Condensed Medium" w:cstheme="minorHAnsi"/>
@@ -3405,27 +3440,7 @@
                 <w:sz w:val="26"/>
                 <w:szCs w:val="26"/>
               </w:rPr>
-              <w:t>和</w:t>
-            </w:r>
-            <w:proofErr w:type="gramStart"/>
-            <w:r>
-              <w:rPr>
-                <w:rFonts w:ascii="Barlow Condensed Medium" w:eastAsia="標楷體" w:hAnsi="Barlow Condensed Medium" w:cstheme="minorHAnsi"/>
-                <w:w w:val="90"/>
-                <w:sz w:val="26"/>
-                <w:szCs w:val="26"/>
-              </w:rPr>
-              <w:t>家庭代禱</w:t>
-            </w:r>
-            <w:proofErr w:type="gramEnd"/>
-            <w:r>
-              <w:rPr>
-                <w:rFonts w:ascii="Barlow Condensed Medium" w:eastAsia="標楷體" w:hAnsi="Barlow Condensed Medium" w:cstheme="minorHAnsi"/>
-                <w:w w:val="90"/>
-                <w:sz w:val="26"/>
-                <w:szCs w:val="26"/>
-              </w:rPr>
-              <w:t>。</w:t>
+              <w:t>和家庭代禱。</w:t>
             </w:r>
           </w:p>
         </w:tc>
@@ -3541,9 +3556,8 @@
                 <w:sz w:val="26"/>
                 <w:szCs w:val="26"/>
               </w:rPr>
-              <w:t>兄</w:t>
-            </w:r>
-            <w:proofErr w:type="gramStart"/>
+              <w:t>兄姊</w:t>
+            </w:r>
             <w:r>
               <w:rPr>
                 <w:rFonts w:ascii="Barlow Condensed Medium" w:eastAsia="華康中黑體" w:hAnsi="Barlow Condensed Medium" w:cs="Segoe UI Symbol"/>
@@ -3551,9 +3565,8 @@
                 <w:sz w:val="26"/>
                 <w:szCs w:val="26"/>
               </w:rPr>
-              <w:t>姊</w:t>
-            </w:r>
-            <w:proofErr w:type="gramEnd"/>
+              <w:t>利用代禱卡</w:t>
+            </w:r>
             <w:r>
               <w:rPr>
                 <w:rFonts w:ascii="Barlow Condensed Medium" w:eastAsia="華康中黑體" w:hAnsi="Barlow Condensed Medium" w:cs="Segoe UI Symbol"/>
@@ -3561,9 +3574,8 @@
                 <w:sz w:val="26"/>
                 <w:szCs w:val="26"/>
               </w:rPr>
-              <w:t>利用</w:t>
-            </w:r>
-            <w:proofErr w:type="gramStart"/>
+              <w:t>(</w:t>
+            </w:r>
             <w:r>
               <w:rPr>
                 <w:rFonts w:ascii="Barlow Condensed Medium" w:eastAsia="華康中黑體" w:hAnsi="Barlow Condensed Medium" w:cs="Segoe UI Symbol"/>
@@ -3571,9 +3583,8 @@
                 <w:sz w:val="26"/>
                 <w:szCs w:val="26"/>
               </w:rPr>
-              <w:t>代禱卡</w:t>
-            </w:r>
-            <w:proofErr w:type="gramEnd"/>
+              <w:t>於招待桌上</w:t>
+            </w:r>
             <w:r>
               <w:rPr>
                 <w:rFonts w:ascii="Barlow Condensed Medium" w:eastAsia="華康中黑體" w:hAnsi="Barlow Condensed Medium" w:cs="Segoe UI Symbol"/>
@@ -3581,7 +3592,7 @@
                 <w:sz w:val="26"/>
                 <w:szCs w:val="26"/>
               </w:rPr>
-              <w:t>(</w:t>
+              <w:t>)</w:t>
             </w:r>
             <w:r>
               <w:rPr>
@@ -3590,36 +3601,7 @@
                 <w:sz w:val="26"/>
                 <w:szCs w:val="26"/>
               </w:rPr>
-              <w:t>於招待桌上</w:t>
-            </w:r>
-            <w:r>
-              <w:rPr>
-                <w:rFonts w:ascii="Barlow Condensed Medium" w:eastAsia="華康中黑體" w:hAnsi="Barlow Condensed Medium" w:cs="Segoe UI Symbol"/>
-                <w:w w:val="90"/>
-                <w:sz w:val="26"/>
-                <w:szCs w:val="26"/>
-              </w:rPr>
-              <w:t>)</w:t>
-            </w:r>
-            <w:proofErr w:type="gramStart"/>
-            <w:r>
-              <w:rPr>
-                <w:rFonts w:ascii="Barlow Condensed Medium" w:eastAsia="華康中黑體" w:hAnsi="Barlow Condensed Medium" w:cs="Segoe UI Symbol"/>
-                <w:w w:val="90"/>
-                <w:sz w:val="26"/>
-                <w:szCs w:val="26"/>
-              </w:rPr>
-              <w:t>投代禱</w:t>
-            </w:r>
-            <w:proofErr w:type="gramEnd"/>
-            <w:r>
-              <w:rPr>
-                <w:rFonts w:ascii="Barlow Condensed Medium" w:eastAsia="華康中黑體" w:hAnsi="Barlow Condensed Medium" w:cs="Segoe UI Symbol"/>
-                <w:w w:val="90"/>
-                <w:sz w:val="26"/>
-                <w:szCs w:val="26"/>
-              </w:rPr>
-              <w:t>信箱。</w:t>
+              <w:t>投代禱信箱。</w:t>
             </w:r>
           </w:p>
         </w:tc>
@@ -3641,11 +3623,15 @@
               <w:jc w:val="center"/>
               <w:rPr>
                 <w:rFonts w:ascii="Barlow Condensed Medium" w:eastAsia="華康儷中黑" w:hAnsi="Barlow Condensed Medium" w:cstheme="minorHAnsi"/>
-                <w:w w:val="90"/>
+                <w:b/>
+                <w:bCs/>
+                <w:w w:val="50"/>
                 <w:sz w:val="26"/>
                 <w:szCs w:val="26"/>
               </w:rPr>
             </w:pPr>
+            <w:bookmarkStart w:id="6" w:name="_GoBack"/>
+            <w:bookmarkEnd w:id="6"/>
             <w:r>
               <w:rPr>
                 <w:rFonts w:ascii="Barlow Condensed Medium" w:eastAsia="華康儷中黑" w:hAnsi="Barlow Condensed Medium" w:cstheme="minorHAnsi" w:hint="eastAsia"/>
@@ -3655,7 +3641,7 @@
                 <w:sz w:val="26"/>
                 <w:szCs w:val="26"/>
               </w:rPr>
-              <w:t>8</w:t>
+              <w:t>9</w:t>
             </w:r>
             <w:r>
               <w:rPr>
@@ -3698,7 +3684,7 @@
                 <w:sz w:val="26"/>
                 <w:szCs w:val="26"/>
               </w:rPr>
-              <w:t>。</w:t>
+              <w:t>李清貴。</w:t>
             </w:r>
           </w:p>
         </w:tc>
@@ -3736,7 +3722,7 @@
                 <w:sz w:val="26"/>
                 <w:szCs w:val="26"/>
               </w:rPr>
-              <w:t>9</w:t>
+              <w:t>10</w:t>
             </w:r>
             <w:r>
               <w:rPr>
@@ -3779,80 +3765,8 @@
                 <w:sz w:val="26"/>
                 <w:szCs w:val="26"/>
               </w:rPr>
-              <w:t>李清貴。</w:t>
-            </w:r>
-          </w:p>
-        </w:tc>
-      </w:tr>
-      <w:tr>
-        <w:tc>
-          <w:tcPr>
-            <w:tcW w:w="336" w:type="dxa"/>
-            <w:tcMar>
-              <w:left w:w="28" w:type="dxa"/>
-              <w:right w:w="28" w:type="dxa"/>
-            </w:tcMar>
-            <w:vAlign w:val="center"/>
-          </w:tcPr>
-          <w:p>
-            <w:pPr>
-              <w:snapToGrid w:val="0"/>
-              <w:spacing w:line="300" w:lineRule="exact"/>
-              <w:jc w:val="center"/>
-              <w:rPr>
-                <w:rFonts w:ascii="Barlow Condensed Medium" w:eastAsia="華康儷中黑" w:hAnsi="Barlow Condensed Medium" w:cstheme="minorHAnsi"/>
-                <w:b/>
-                <w:bCs/>
-                <w:w w:val="50"/>
-                <w:sz w:val="26"/>
-                <w:szCs w:val="26"/>
-              </w:rPr>
-            </w:pPr>
-            <w:r>
-              <w:rPr>
-                <w:rFonts w:ascii="Barlow Condensed Medium" w:eastAsia="華康儷中黑" w:hAnsi="Barlow Condensed Medium" w:cstheme="minorHAnsi" w:hint="eastAsia"/>
-                <w:b/>
-                <w:bCs/>
-                <w:w w:val="50"/>
-                <w:sz w:val="26"/>
-                <w:szCs w:val="26"/>
-              </w:rPr>
-              <w:t>10</w:t>
-            </w:r>
-            <w:r>
-              <w:rPr>
-                <w:rFonts w:ascii="Barlow Condensed Medium" w:eastAsia="華康儷中黑" w:hAnsi="Barlow Condensed Medium" w:cstheme="minorHAnsi" w:hint="eastAsia"/>
-                <w:b/>
-                <w:bCs/>
-                <w:w w:val="50"/>
-                <w:sz w:val="26"/>
-                <w:szCs w:val="26"/>
-              </w:rPr>
-              <w:t>月</w:t>
-            </w:r>
-          </w:p>
-        </w:tc>
-        <w:tc>
-          <w:tcPr>
-            <w:tcW w:w="5599" w:type="dxa"/>
-            <w:tcMar>
-              <w:left w:w="28" w:type="dxa"/>
-              <w:right w:w="28" w:type="dxa"/>
-            </w:tcMar>
-          </w:tcPr>
-          <w:p>
-            <w:pPr>
-              <w:kinsoku w:val="0"/>
-              <w:snapToGrid w:val="0"/>
-              <w:spacing w:line="300" w:lineRule="exact"/>
-              <w:jc w:val="both"/>
-              <w:rPr>
-                <w:rFonts w:ascii="Barlow Condensed Medium" w:eastAsia="標楷體" w:hAnsi="Barlow Condensed Medium" w:cstheme="minorHAnsi"/>
-                <w:w w:val="90"/>
-                <w:sz w:val="26"/>
-                <w:szCs w:val="26"/>
-              </w:rPr>
-            </w:pPr>
+              <w:t>呂信男、</w:t>
+            </w:r>
             <w:r>
               <w:rPr>
                 <w:rFonts w:ascii="Barlow Condensed Medium" w:eastAsia="標楷體" w:hAnsi="Barlow Condensed Medium" w:cstheme="minorHAnsi" w:hint="eastAsia"/>
@@ -3860,7 +3774,7 @@
                 <w:sz w:val="26"/>
                 <w:szCs w:val="26"/>
               </w:rPr>
-              <w:t>呂信男、</w:t>
+              <w:t>楊家華</w:t>
             </w:r>
             <w:r>
               <w:rPr>
@@ -3869,7 +3783,34 @@
                 <w:sz w:val="26"/>
                 <w:szCs w:val="26"/>
               </w:rPr>
-              <w:t>楊家華</w:t>
+              <w:t>、張聰英、蕭碧蓮</w:t>
+            </w:r>
+            <w:r>
+              <w:rPr>
+                <w:rFonts w:ascii="Barlow Condensed Medium" w:eastAsia="標楷體" w:hAnsi="Barlow Condensed Medium" w:cstheme="minorHAnsi" w:hint="eastAsia"/>
+                <w:w w:val="90"/>
+                <w:sz w:val="26"/>
+                <w:szCs w:val="26"/>
+              </w:rPr>
+              <w:t>(</w:t>
+            </w:r>
+            <w:r>
+              <w:rPr>
+                <w:rFonts w:ascii="Barlow Condensed Medium" w:eastAsia="標楷體" w:hAnsi="Barlow Condensed Medium" w:cstheme="minorHAnsi" w:hint="eastAsia"/>
+                <w:w w:val="90"/>
+                <w:sz w:val="26"/>
+                <w:szCs w:val="26"/>
+              </w:rPr>
+              <w:t>麗君長老父母</w:t>
+            </w:r>
+            <w:r>
+              <w:rPr>
+                <w:rFonts w:ascii="Barlow Condensed Medium" w:eastAsia="標楷體" w:hAnsi="Barlow Condensed Medium" w:cstheme="minorHAnsi" w:hint="eastAsia"/>
+                <w:w w:val="90"/>
+                <w:sz w:val="26"/>
+                <w:szCs w:val="26"/>
+              </w:rPr>
+              <w:t>)</w:t>
             </w:r>
             <w:r>
               <w:rPr>
@@ -3991,7 +3932,6 @@
           <w:szCs w:val="26"/>
         </w:rPr>
       </w:pPr>
-      <w:proofErr w:type="gramStart"/>
       <w:r>
         <w:rPr>
           <w:rFonts w:asciiTheme="majorBidi" w:eastAsia="標楷體" w:hAnsiTheme="majorBidi" w:cstheme="majorBidi" w:hint="eastAsia"/>
@@ -4000,18 +3940,7 @@
           <w:sz w:val="26"/>
           <w:szCs w:val="26"/>
         </w:rPr>
-        <w:t>乃是靠主所</w:t>
-      </w:r>
-      <w:proofErr w:type="gramEnd"/>
-      <w:r>
-        <w:rPr>
-          <w:rFonts w:asciiTheme="majorBidi" w:eastAsia="標楷體" w:hAnsiTheme="majorBidi" w:cstheme="majorBidi" w:hint="eastAsia"/>
-          <w:bCs/>
-          <w:w w:val="90"/>
-          <w:sz w:val="26"/>
-          <w:szCs w:val="26"/>
-        </w:rPr>
-        <w:t>說的話；</w:t>
+        <w:t>乃是靠主所說的話；</w:t>
       </w:r>
     </w:p>
     <w:p>
@@ -4116,29 +4045,7 @@
           <w:sz w:val="26"/>
           <w:szCs w:val="26"/>
         </w:rPr>
-        <w:t>主對人類</w:t>
-      </w:r>
-      <w:proofErr w:type="gramStart"/>
-      <w:r>
-        <w:rPr>
-          <w:rFonts w:asciiTheme="majorBidi" w:eastAsia="標楷體" w:hAnsiTheme="majorBidi" w:cstheme="majorBidi" w:hint="eastAsia"/>
-          <w:bCs/>
-          <w:w w:val="90"/>
-          <w:sz w:val="26"/>
-          <w:szCs w:val="26"/>
-        </w:rPr>
-        <w:t>永愛疼</w:t>
-      </w:r>
-      <w:proofErr w:type="gramEnd"/>
-      <w:r>
-        <w:rPr>
-          <w:rFonts w:asciiTheme="majorBidi" w:eastAsia="標楷體" w:hAnsiTheme="majorBidi" w:cstheme="majorBidi" w:hint="eastAsia"/>
-          <w:bCs/>
-          <w:w w:val="90"/>
-          <w:sz w:val="26"/>
-          <w:szCs w:val="26"/>
-        </w:rPr>
-        <w:t>；</w:t>
+        <w:t>主對人類永愛疼；</w:t>
       </w:r>
     </w:p>
     <w:p>
@@ -4184,29 +4091,7 @@
           <w:sz w:val="26"/>
           <w:szCs w:val="26"/>
         </w:rPr>
-        <w:t>賞賜</w:t>
-      </w:r>
-      <w:proofErr w:type="gramStart"/>
-      <w:r>
-        <w:rPr>
-          <w:rFonts w:asciiTheme="majorBidi" w:eastAsia="標楷體" w:hAnsiTheme="majorBidi" w:cstheme="majorBidi" w:hint="eastAsia"/>
-          <w:bCs/>
-          <w:w w:val="90"/>
-          <w:sz w:val="26"/>
-          <w:szCs w:val="26"/>
-        </w:rPr>
-        <w:t>祂</w:t>
-      </w:r>
-      <w:proofErr w:type="gramEnd"/>
-      <w:r>
-        <w:rPr>
-          <w:rFonts w:asciiTheme="majorBidi" w:eastAsia="標楷體" w:hAnsiTheme="majorBidi" w:cstheme="majorBidi" w:hint="eastAsia"/>
-          <w:bCs/>
-          <w:w w:val="90"/>
-          <w:sz w:val="26"/>
-          <w:szCs w:val="26"/>
-        </w:rPr>
-        <w:t>的話互咱。</w:t>
+        <w:t>賞賜祂的話互咱。</w:t>
       </w:r>
       <w:r>
         <w:rPr>
@@ -4252,51 +4137,7 @@
           <w:sz w:val="26"/>
           <w:szCs w:val="26"/>
         </w:rPr>
-        <w:t>當咱憂悶傷悲</w:t>
-      </w:r>
-      <w:proofErr w:type="gramStart"/>
-      <w:r>
-        <w:rPr>
-          <w:rFonts w:asciiTheme="majorBidi" w:eastAsia="標楷體" w:hAnsiTheme="majorBidi" w:cstheme="majorBidi" w:hint="eastAsia"/>
-          <w:bCs/>
-          <w:w w:val="90"/>
-          <w:sz w:val="26"/>
-          <w:szCs w:val="26"/>
-        </w:rPr>
-        <w:t>祂</w:t>
-      </w:r>
-      <w:proofErr w:type="gramEnd"/>
-      <w:r>
-        <w:rPr>
-          <w:rFonts w:asciiTheme="majorBidi" w:eastAsia="標楷體" w:hAnsiTheme="majorBidi" w:cstheme="majorBidi" w:hint="eastAsia"/>
-          <w:bCs/>
-          <w:w w:val="90"/>
-          <w:sz w:val="26"/>
-          <w:szCs w:val="26"/>
-        </w:rPr>
-        <w:t>保守安慰，獨</w:t>
-      </w:r>
-      <w:proofErr w:type="gramStart"/>
-      <w:r>
-        <w:rPr>
-          <w:rFonts w:asciiTheme="majorBidi" w:eastAsia="標楷體" w:hAnsiTheme="majorBidi" w:cstheme="majorBidi" w:hint="eastAsia"/>
-          <w:bCs/>
-          <w:w w:val="90"/>
-          <w:sz w:val="26"/>
-          <w:szCs w:val="26"/>
-        </w:rPr>
-        <w:t>一</w:t>
-      </w:r>
-      <w:proofErr w:type="gramEnd"/>
-      <w:r>
-        <w:rPr>
-          <w:rFonts w:asciiTheme="majorBidi" w:eastAsia="標楷體" w:hAnsiTheme="majorBidi" w:cstheme="majorBidi" w:hint="eastAsia"/>
-          <w:bCs/>
-          <w:w w:val="90"/>
-          <w:sz w:val="26"/>
-          <w:szCs w:val="26"/>
-        </w:rPr>
-        <w:t>真慈悲的父；</w:t>
+        <w:t>當咱憂悶傷悲祂保守安慰，獨一真慈悲的父；</w:t>
       </w:r>
     </w:p>
     <w:p>
@@ -4319,73 +4160,7 @@
           <w:sz w:val="26"/>
           <w:szCs w:val="26"/>
         </w:rPr>
-        <w:t>咱當用</w:t>
-      </w:r>
-      <w:proofErr w:type="gramStart"/>
-      <w:r>
-        <w:rPr>
-          <w:rFonts w:asciiTheme="majorBidi" w:eastAsia="標楷體" w:hAnsiTheme="majorBidi" w:cstheme="majorBidi" w:hint="eastAsia"/>
-          <w:bCs/>
-          <w:w w:val="90"/>
-          <w:sz w:val="26"/>
-          <w:szCs w:val="26"/>
-        </w:rPr>
-        <w:t>祂</w:t>
-      </w:r>
-      <w:proofErr w:type="gramEnd"/>
-      <w:r>
-        <w:rPr>
-          <w:rFonts w:asciiTheme="majorBidi" w:eastAsia="標楷體" w:hAnsiTheme="majorBidi" w:cstheme="majorBidi" w:hint="eastAsia"/>
-          <w:bCs/>
-          <w:w w:val="90"/>
-          <w:sz w:val="26"/>
-          <w:szCs w:val="26"/>
-        </w:rPr>
-        <w:t>的話</w:t>
-      </w:r>
-      <w:proofErr w:type="gramStart"/>
-      <w:r>
-        <w:rPr>
-          <w:rFonts w:asciiTheme="majorBidi" w:eastAsia="標楷體" w:hAnsiTheme="majorBidi" w:cstheme="majorBidi" w:hint="eastAsia"/>
-          <w:bCs/>
-          <w:w w:val="90"/>
-          <w:sz w:val="26"/>
-          <w:szCs w:val="26"/>
-        </w:rPr>
-        <w:t>養飼家</w:t>
-      </w:r>
-      <w:proofErr w:type="gramEnd"/>
-      <w:r>
-        <w:rPr>
-          <w:rFonts w:asciiTheme="majorBidi" w:eastAsia="標楷體" w:hAnsiTheme="majorBidi" w:cstheme="majorBidi" w:hint="eastAsia"/>
-          <w:bCs/>
-          <w:w w:val="90"/>
-          <w:sz w:val="26"/>
-          <w:szCs w:val="26"/>
-        </w:rPr>
-        <w:t>己活命，盡心盡意</w:t>
-      </w:r>
-      <w:proofErr w:type="gramStart"/>
-      <w:r>
-        <w:rPr>
-          <w:rFonts w:asciiTheme="majorBidi" w:eastAsia="標楷體" w:hAnsiTheme="majorBidi" w:cstheme="majorBidi" w:hint="eastAsia"/>
-          <w:bCs/>
-          <w:w w:val="90"/>
-          <w:sz w:val="26"/>
-          <w:szCs w:val="26"/>
-        </w:rPr>
-        <w:t>隨主行</w:t>
-      </w:r>
-      <w:proofErr w:type="gramEnd"/>
-      <w:r>
-        <w:rPr>
-          <w:rFonts w:asciiTheme="majorBidi" w:eastAsia="標楷體" w:hAnsiTheme="majorBidi" w:cstheme="majorBidi" w:hint="eastAsia"/>
-          <w:bCs/>
-          <w:w w:val="90"/>
-          <w:sz w:val="26"/>
-          <w:szCs w:val="26"/>
-        </w:rPr>
-        <w:t>。</w:t>
+        <w:t>咱當用祂的話養飼家己活命，盡心盡意隨主行。</w:t>
       </w:r>
     </w:p>
     <w:p>
@@ -4436,7 +4211,6 @@
           <w:szCs w:val="26"/>
         </w:rPr>
       </w:pPr>
-      <w:proofErr w:type="gramStart"/>
       <w:r>
         <w:rPr>
           <w:rFonts w:asciiTheme="majorBidi" w:eastAsia="標楷體" w:hAnsiTheme="majorBidi" w:cstheme="majorBidi" w:hint="eastAsia"/>
@@ -4445,18 +4219,7 @@
           <w:sz w:val="26"/>
           <w:szCs w:val="26"/>
         </w:rPr>
-        <w:t>乃是靠主所</w:t>
-      </w:r>
-      <w:proofErr w:type="gramEnd"/>
-      <w:r>
-        <w:rPr>
-          <w:rFonts w:asciiTheme="majorBidi" w:eastAsia="標楷體" w:hAnsiTheme="majorBidi" w:cstheme="majorBidi" w:hint="eastAsia"/>
-          <w:bCs/>
-          <w:w w:val="90"/>
-          <w:sz w:val="26"/>
-          <w:szCs w:val="26"/>
-        </w:rPr>
-        <w:t>講的話；</w:t>
+        <w:t>乃是靠主所講的話；</w:t>
       </w:r>
     </w:p>
     <w:p>
@@ -4530,7 +4293,6 @@
           <w:szCs w:val="26"/>
         </w:rPr>
       </w:pPr>
-      <w:proofErr w:type="gramStart"/>
       <w:r>
         <w:rPr>
           <w:rFonts w:asciiTheme="majorBidi" w:eastAsia="標楷體" w:hAnsiTheme="majorBidi" w:cstheme="majorBidi" w:hint="eastAsia"/>
@@ -4539,18 +4301,7 @@
           <w:sz w:val="26"/>
           <w:szCs w:val="26"/>
         </w:rPr>
-        <w:t>祂賜真活命祂</w:t>
-      </w:r>
-      <w:proofErr w:type="gramEnd"/>
-      <w:r>
-        <w:rPr>
-          <w:rFonts w:asciiTheme="majorBidi" w:eastAsia="標楷體" w:hAnsiTheme="majorBidi" w:cstheme="majorBidi" w:hint="eastAsia"/>
-          <w:bCs/>
-          <w:w w:val="90"/>
-          <w:sz w:val="26"/>
-          <w:szCs w:val="26"/>
-        </w:rPr>
-        <w:t>賜咱道路，</w:t>
+        <w:t>祂賜真活命祂賜咱道路，</w:t>
       </w:r>
     </w:p>
     <w:p>
@@ -4565,7 +4316,6 @@
           <w:szCs w:val="26"/>
         </w:rPr>
       </w:pPr>
-      <w:proofErr w:type="gramStart"/>
       <w:r>
         <w:rPr>
           <w:rFonts w:asciiTheme="majorBidi" w:eastAsia="標楷體" w:hAnsiTheme="majorBidi" w:cstheme="majorBidi" w:hint="eastAsia"/>
@@ -4574,18 +4324,7 @@
           <w:sz w:val="26"/>
           <w:szCs w:val="26"/>
         </w:rPr>
-        <w:t>祂</w:t>
-      </w:r>
-      <w:proofErr w:type="gramEnd"/>
-      <w:r>
-        <w:rPr>
-          <w:rFonts w:asciiTheme="majorBidi" w:eastAsia="標楷體" w:hAnsiTheme="majorBidi" w:cstheme="majorBidi" w:hint="eastAsia"/>
-          <w:bCs/>
-          <w:w w:val="90"/>
-          <w:sz w:val="26"/>
-          <w:szCs w:val="26"/>
-        </w:rPr>
-        <w:t>的旨意會得成；</w:t>
+        <w:t>祂的旨意會得成；</w:t>
       </w:r>
     </w:p>
     <w:p>
@@ -4631,29 +4370,7 @@
           <w:sz w:val="26"/>
           <w:szCs w:val="26"/>
         </w:rPr>
-        <w:t>賞賜</w:t>
-      </w:r>
-      <w:proofErr w:type="gramStart"/>
-      <w:r>
-        <w:rPr>
-          <w:rFonts w:asciiTheme="majorBidi" w:eastAsia="標楷體" w:hAnsiTheme="majorBidi" w:cstheme="majorBidi" w:hint="eastAsia"/>
-          <w:bCs/>
-          <w:w w:val="90"/>
-          <w:sz w:val="26"/>
-          <w:szCs w:val="26"/>
-        </w:rPr>
-        <w:t>祂</w:t>
-      </w:r>
-      <w:proofErr w:type="gramEnd"/>
-      <w:r>
-        <w:rPr>
-          <w:rFonts w:asciiTheme="majorBidi" w:eastAsia="標楷體" w:hAnsiTheme="majorBidi" w:cstheme="majorBidi" w:hint="eastAsia"/>
-          <w:bCs/>
-          <w:w w:val="90"/>
-          <w:sz w:val="26"/>
-          <w:szCs w:val="26"/>
-        </w:rPr>
-        <w:t>的話互咱。</w:t>
+        <w:t>賞賜祂的話互咱。</w:t>
       </w:r>
     </w:p>
     <w:p>
@@ -4681,7 +4398,6 @@
           <w:szCs w:val="26"/>
         </w:rPr>
       </w:pPr>
-      <w:proofErr w:type="gramStart"/>
       <w:r>
         <w:rPr>
           <w:rFonts w:asciiTheme="majorBidi" w:eastAsia="標楷體" w:hAnsiTheme="majorBidi" w:cstheme="majorBidi" w:hint="eastAsia"/>
@@ -4690,84 +4406,7 @@
           <w:sz w:val="26"/>
           <w:szCs w:val="26"/>
         </w:rPr>
-        <w:t>祂</w:t>
-      </w:r>
-      <w:proofErr w:type="gramEnd"/>
-      <w:r>
-        <w:rPr>
-          <w:rFonts w:asciiTheme="majorBidi" w:eastAsia="標楷體" w:hAnsiTheme="majorBidi" w:cstheme="majorBidi" w:hint="eastAsia"/>
-          <w:bCs/>
-          <w:w w:val="90"/>
-          <w:sz w:val="26"/>
-          <w:szCs w:val="26"/>
-        </w:rPr>
-        <w:t>的話</w:t>
-      </w:r>
-      <w:proofErr w:type="gramStart"/>
-      <w:r>
-        <w:rPr>
-          <w:rFonts w:asciiTheme="majorBidi" w:eastAsia="標楷體" w:hAnsiTheme="majorBidi" w:cstheme="majorBidi" w:hint="eastAsia"/>
-          <w:bCs/>
-          <w:w w:val="90"/>
-          <w:sz w:val="26"/>
-          <w:szCs w:val="26"/>
-        </w:rPr>
-        <w:t>賜</w:t>
-      </w:r>
-      <w:proofErr w:type="gramEnd"/>
-      <w:r>
-        <w:rPr>
-          <w:rFonts w:asciiTheme="majorBidi" w:eastAsia="標楷體" w:hAnsiTheme="majorBidi" w:cstheme="majorBidi" w:hint="eastAsia"/>
-          <w:bCs/>
-          <w:w w:val="90"/>
-          <w:sz w:val="26"/>
-          <w:szCs w:val="26"/>
-        </w:rPr>
-        <w:t>氣力，</w:t>
-      </w:r>
-      <w:proofErr w:type="gramStart"/>
-      <w:r>
-        <w:rPr>
-          <w:rFonts w:asciiTheme="majorBidi" w:eastAsia="標楷體" w:hAnsiTheme="majorBidi" w:cstheme="majorBidi" w:hint="eastAsia"/>
-          <w:bCs/>
-          <w:w w:val="90"/>
-          <w:sz w:val="26"/>
-          <w:szCs w:val="26"/>
-        </w:rPr>
-        <w:t>祂的話賜勇健</w:t>
-      </w:r>
-      <w:proofErr w:type="gramEnd"/>
-      <w:r>
-        <w:rPr>
-          <w:rFonts w:asciiTheme="majorBidi" w:eastAsia="標楷體" w:hAnsiTheme="majorBidi" w:cstheme="majorBidi" w:hint="eastAsia"/>
-          <w:bCs/>
-          <w:w w:val="90"/>
-          <w:sz w:val="26"/>
-          <w:szCs w:val="26"/>
-        </w:rPr>
-        <w:t>，倚靠</w:t>
-      </w:r>
-      <w:proofErr w:type="gramStart"/>
-      <w:r>
-        <w:rPr>
-          <w:rFonts w:asciiTheme="majorBidi" w:eastAsia="標楷體" w:hAnsiTheme="majorBidi" w:cstheme="majorBidi" w:hint="eastAsia"/>
-          <w:bCs/>
-          <w:w w:val="90"/>
-          <w:sz w:val="26"/>
-          <w:szCs w:val="26"/>
-        </w:rPr>
-        <w:t>祂</w:t>
-      </w:r>
-      <w:proofErr w:type="gramEnd"/>
-      <w:r>
-        <w:rPr>
-          <w:rFonts w:asciiTheme="majorBidi" w:eastAsia="標楷體" w:hAnsiTheme="majorBidi" w:cstheme="majorBidi" w:hint="eastAsia"/>
-          <w:bCs/>
-          <w:w w:val="90"/>
-          <w:sz w:val="26"/>
-          <w:szCs w:val="26"/>
-        </w:rPr>
-        <w:t>真理攏無驚；</w:t>
+        <w:t>祂的話賜氣力，祂的話賜勇健，倚靠祂真理攏無驚；</w:t>
       </w:r>
     </w:p>
     <w:p>
@@ -4782,7 +4421,6 @@
           <w:szCs w:val="26"/>
         </w:rPr>
       </w:pPr>
-      <w:proofErr w:type="gramStart"/>
       <w:r>
         <w:rPr>
           <w:rFonts w:asciiTheme="majorBidi" w:eastAsia="標楷體" w:hAnsiTheme="majorBidi" w:cstheme="majorBidi" w:hint="eastAsia"/>
@@ -4791,40 +4429,7 @@
           <w:sz w:val="26"/>
           <w:szCs w:val="26"/>
         </w:rPr>
-        <w:t>祂</w:t>
-      </w:r>
-      <w:proofErr w:type="gramEnd"/>
-      <w:r>
-        <w:rPr>
-          <w:rFonts w:asciiTheme="majorBidi" w:eastAsia="標楷體" w:hAnsiTheme="majorBidi" w:cstheme="majorBidi" w:hint="eastAsia"/>
-          <w:bCs/>
-          <w:w w:val="90"/>
-          <w:sz w:val="26"/>
-          <w:szCs w:val="26"/>
-        </w:rPr>
-        <w:t>的話帶權柄，全人類當聽，咱當盡心</w:t>
-      </w:r>
-      <w:proofErr w:type="gramStart"/>
-      <w:r>
-        <w:rPr>
-          <w:rFonts w:asciiTheme="majorBidi" w:eastAsia="標楷體" w:hAnsiTheme="majorBidi" w:cstheme="majorBidi" w:hint="eastAsia"/>
-          <w:bCs/>
-          <w:w w:val="90"/>
-          <w:sz w:val="26"/>
-          <w:szCs w:val="26"/>
-        </w:rPr>
-        <w:t>隨主行</w:t>
-      </w:r>
-      <w:proofErr w:type="gramEnd"/>
-      <w:r>
-        <w:rPr>
-          <w:rFonts w:asciiTheme="majorBidi" w:eastAsia="標楷體" w:hAnsiTheme="majorBidi" w:cstheme="majorBidi" w:hint="eastAsia"/>
-          <w:bCs/>
-          <w:w w:val="90"/>
-          <w:sz w:val="26"/>
-          <w:szCs w:val="26"/>
-        </w:rPr>
-        <w:t>。</w:t>
+        <w:t>祂的話帶權柄，全人類當聽，咱當盡心隨主行。</w:t>
       </w:r>
     </w:p>
     <w:p>
@@ -4852,7 +4457,6 @@
           <w:szCs w:val="26"/>
         </w:rPr>
       </w:pPr>
-      <w:proofErr w:type="gramStart"/>
       <w:r>
         <w:rPr>
           <w:rFonts w:asciiTheme="majorBidi" w:eastAsia="標楷體" w:hAnsiTheme="majorBidi" w:cstheme="majorBidi" w:hint="eastAsia"/>
@@ -4861,62 +4465,7 @@
           <w:sz w:val="26"/>
           <w:szCs w:val="26"/>
         </w:rPr>
-        <w:t>祂</w:t>
-      </w:r>
-      <w:proofErr w:type="gramEnd"/>
-      <w:r>
-        <w:rPr>
-          <w:rFonts w:asciiTheme="majorBidi" w:eastAsia="標楷體" w:hAnsiTheme="majorBidi" w:cstheme="majorBidi" w:hint="eastAsia"/>
-          <w:bCs/>
-          <w:w w:val="90"/>
-          <w:sz w:val="26"/>
-          <w:szCs w:val="26"/>
-        </w:rPr>
-        <w:t>的話帶氣力，</w:t>
-      </w:r>
-      <w:proofErr w:type="gramStart"/>
-      <w:r>
-        <w:rPr>
-          <w:rFonts w:asciiTheme="majorBidi" w:eastAsia="標楷體" w:hAnsiTheme="majorBidi" w:cstheme="majorBidi" w:hint="eastAsia"/>
-          <w:bCs/>
-          <w:w w:val="90"/>
-          <w:sz w:val="26"/>
-          <w:szCs w:val="26"/>
-        </w:rPr>
-        <w:t>祂</w:t>
-      </w:r>
-      <w:proofErr w:type="gramEnd"/>
-      <w:r>
-        <w:rPr>
-          <w:rFonts w:asciiTheme="majorBidi" w:eastAsia="標楷體" w:hAnsiTheme="majorBidi" w:cstheme="majorBidi" w:hint="eastAsia"/>
-          <w:bCs/>
-          <w:w w:val="90"/>
-          <w:sz w:val="26"/>
-          <w:szCs w:val="26"/>
-        </w:rPr>
-        <w:t>的話帶活命，</w:t>
-      </w:r>
-      <w:proofErr w:type="gramStart"/>
-      <w:r>
-        <w:rPr>
-          <w:rFonts w:asciiTheme="majorBidi" w:eastAsia="標楷體" w:hAnsiTheme="majorBidi" w:cstheme="majorBidi" w:hint="eastAsia"/>
-          <w:bCs/>
-          <w:w w:val="90"/>
-          <w:sz w:val="26"/>
-          <w:szCs w:val="26"/>
-        </w:rPr>
-        <w:t>祂</w:t>
-      </w:r>
-      <w:proofErr w:type="gramEnd"/>
-      <w:r>
-        <w:rPr>
-          <w:rFonts w:asciiTheme="majorBidi" w:eastAsia="標楷體" w:hAnsiTheme="majorBidi" w:cstheme="majorBidi" w:hint="eastAsia"/>
-          <w:bCs/>
-          <w:w w:val="90"/>
-          <w:sz w:val="26"/>
-          <w:szCs w:val="26"/>
-        </w:rPr>
-        <w:t>的話有大權柄；</w:t>
+        <w:t>祂的話帶氣力，祂的話帶活命，祂的話有大權柄；</w:t>
       </w:r>
     </w:p>
     <w:p>
@@ -4939,73 +4488,7 @@
           <w:sz w:val="26"/>
           <w:szCs w:val="26"/>
         </w:rPr>
-        <w:t>咱當用</w:t>
-      </w:r>
-      <w:proofErr w:type="gramStart"/>
-      <w:r>
-        <w:rPr>
-          <w:rFonts w:asciiTheme="majorBidi" w:eastAsia="標楷體" w:hAnsiTheme="majorBidi" w:cstheme="majorBidi" w:hint="eastAsia"/>
-          <w:bCs/>
-          <w:w w:val="90"/>
-          <w:sz w:val="26"/>
-          <w:szCs w:val="26"/>
-        </w:rPr>
-        <w:t>祂</w:t>
-      </w:r>
-      <w:proofErr w:type="gramEnd"/>
-      <w:r>
-        <w:rPr>
-          <w:rFonts w:asciiTheme="majorBidi" w:eastAsia="標楷體" w:hAnsiTheme="majorBidi" w:cstheme="majorBidi" w:hint="eastAsia"/>
-          <w:bCs/>
-          <w:w w:val="90"/>
-          <w:sz w:val="26"/>
-          <w:szCs w:val="26"/>
-        </w:rPr>
-        <w:t>的話</w:t>
-      </w:r>
-      <w:proofErr w:type="gramStart"/>
-      <w:r>
-        <w:rPr>
-          <w:rFonts w:asciiTheme="majorBidi" w:eastAsia="標楷體" w:hAnsiTheme="majorBidi" w:cstheme="majorBidi" w:hint="eastAsia"/>
-          <w:bCs/>
-          <w:w w:val="90"/>
-          <w:sz w:val="26"/>
-          <w:szCs w:val="26"/>
-        </w:rPr>
-        <w:t>養飼家</w:t>
-      </w:r>
-      <w:proofErr w:type="gramEnd"/>
-      <w:r>
-        <w:rPr>
-          <w:rFonts w:asciiTheme="majorBidi" w:eastAsia="標楷體" w:hAnsiTheme="majorBidi" w:cstheme="majorBidi" w:hint="eastAsia"/>
-          <w:bCs/>
-          <w:w w:val="90"/>
-          <w:sz w:val="26"/>
-          <w:szCs w:val="26"/>
-        </w:rPr>
-        <w:t>己活命，盡心盡意</w:t>
-      </w:r>
-      <w:proofErr w:type="gramStart"/>
-      <w:r>
-        <w:rPr>
-          <w:rFonts w:asciiTheme="majorBidi" w:eastAsia="標楷體" w:hAnsiTheme="majorBidi" w:cstheme="majorBidi" w:hint="eastAsia"/>
-          <w:bCs/>
-          <w:w w:val="90"/>
-          <w:sz w:val="26"/>
-          <w:szCs w:val="26"/>
-        </w:rPr>
-        <w:t>隨主行</w:t>
-      </w:r>
-      <w:proofErr w:type="gramEnd"/>
-      <w:r>
-        <w:rPr>
-          <w:rFonts w:asciiTheme="majorBidi" w:eastAsia="標楷體" w:hAnsiTheme="majorBidi" w:cstheme="majorBidi" w:hint="eastAsia"/>
-          <w:bCs/>
-          <w:w w:val="90"/>
-          <w:sz w:val="26"/>
-          <w:szCs w:val="26"/>
-        </w:rPr>
-        <w:t>。</w:t>
+        <w:t>咱當用祂的話養飼家己活命，盡心盡意隨主行。</w:t>
       </w:r>
     </w:p>
     <w:p>
@@ -5185,47 +4668,7 @@
                                   <w:w w:val="90"/>
                                   <w:szCs w:val="24"/>
                                 </w:rPr>
-                                <w:t>我們因信主耶穌基督而蒙　神國福音的恩典，成為基督的肢體，並按主的命令彼此相愛。因此我們奉獻自己成為基督的教會的</w:t>
-                              </w:r>
-                              <w:proofErr w:type="gramStart"/>
-                              <w:r>
-                                <w:rPr>
-                                  <w:rFonts w:ascii="文鼎粗魏碑" w:eastAsia="文鼎粗魏碑" w:cstheme="minorHAnsi" w:hint="eastAsia"/>
-                                  <w:color w:val="0D0D0D" w:themeColor="text1" w:themeTint="F2"/>
-                                  <w:w w:val="90"/>
-                                  <w:szCs w:val="24"/>
-                                </w:rPr>
-                                <w:t>事奉者</w:t>
-                              </w:r>
-                              <w:proofErr w:type="gramEnd"/>
-                              <w:r>
-                                <w:rPr>
-                                  <w:rFonts w:ascii="文鼎粗魏碑" w:eastAsia="文鼎粗魏碑" w:cstheme="minorHAnsi" w:hint="eastAsia"/>
-                                  <w:color w:val="0D0D0D" w:themeColor="text1" w:themeTint="F2"/>
-                                  <w:w w:val="90"/>
-                                  <w:szCs w:val="24"/>
-                                </w:rPr>
-                                <w:t>，用彼此事奉、彼此順服、彼此成全，和彼此學習的心，效法基督成為服事人的僕人。將服事會眾的事看為優先，以服事</w:t>
-                              </w:r>
-                              <w:proofErr w:type="gramStart"/>
-                              <w:r>
-                                <w:rPr>
-                                  <w:rFonts w:ascii="文鼎粗魏碑" w:eastAsia="文鼎粗魏碑" w:cstheme="minorHAnsi" w:hint="eastAsia"/>
-                                  <w:color w:val="0D0D0D" w:themeColor="text1" w:themeTint="F2"/>
-                                  <w:w w:val="90"/>
-                                  <w:szCs w:val="24"/>
-                                </w:rPr>
-                                <w:t>會眾來服事</w:t>
-                              </w:r>
-                              <w:proofErr w:type="gramEnd"/>
-                              <w:r>
-                                <w:rPr>
-                                  <w:rFonts w:ascii="文鼎粗魏碑" w:eastAsia="文鼎粗魏碑" w:cstheme="minorHAnsi" w:hint="eastAsia"/>
-                                  <w:color w:val="0D0D0D" w:themeColor="text1" w:themeTint="F2"/>
-                                  <w:w w:val="90"/>
-                                  <w:szCs w:val="24"/>
-                                </w:rPr>
-                                <w:t xml:space="preserve">　神。使我們與我們得救的身分相稱。</w:t>
+                                <w:t>我們因信主耶穌基督而蒙　神國福音的恩典，成為基督的肢體，並按主的命令彼此相愛。因此我們奉獻自己成為基督的教會的事奉者，用彼此事奉、彼此順服、彼此成全，和彼此學習的心，效法基督成為服事人的僕人。將服事會眾的事看為優先，以服事會眾來服事　神。使我們與我們得救的身分相稱。</w:t>
                               </w:r>
                             </w:p>
                           </w:txbxContent>
@@ -5251,7 +4694,7 @@
           </mc:Choice>
           <mc:Fallback>
             <w:pict>
-              <v:group w14:anchorId="789743EB" id="群組 21" o:spid="_x0000_s1026" style="position:absolute;margin-left:538.15pt;margin-top:28.9pt;width:134.65pt;height:261.65pt;z-index:251664896;mso-position-horizontal-relative:page;mso-position-vertical-relative:page;mso-width-relative:margin;mso-height-relative:margin" coordsize="17094,33223" o:gfxdata="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">
+              <v:group w14:anchorId="789743EB" id="群組 21" o:spid="_x0000_s1026" style="position:absolute;margin-left:538.15pt;margin-top:28.9pt;width:134.65pt;height:261.65pt;z-index:251664896;mso-position-horizontal-relative:page;mso-position-vertical-relative:page;mso-width-relative:margin;mso-height-relative:margin" coordsize="17094,33223" o:gfxdata="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">
                 <v:shapetype id="_x0000_t75" coordsize="21600,21600" o:spt="75" o:preferrelative="t" path="m@4@5l@4@11@9@11@9@5xe" filled="f" stroked="f">
                   <v:stroke joinstyle="miter"/>
                   <v:formulas>
@@ -5271,10 +4714,11 @@
                   <v:path o:extrusionok="f" gradientshapeok="t" o:connecttype="rect"/>
                   <o:lock v:ext="edit" aspectratio="t"/>
                 </v:shapetype>
-                <v:shape id="圖片 18" o:spid="_x0000_s1027" type="#_x0000_t75" style="position:absolute;left:-8065;top:8065;width:33223;height:17094;rotation:90;visibility:visible;mso-wrap-style:square" o:gfxdata="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">
+                <v:shape id="圖片 18" o:spid="_x0000_s1027" type="#_x0000_t75" style="position:absolute;left:-8065;top:8065;width:33223;height:17094;rotation:90;visibility:visible;mso-wrap-style:square" o:gfxdata="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">
                   <v:imagedata r:id="rId11" o:title=""/>
+                  <v:path arrowok="t"/>
                 </v:shape>
-                <v:roundrect id="圓角矩形 7" o:spid="_x0000_s1028" style="position:absolute;left:1666;top:2875;width:14086;height:28296;visibility:visible;mso-wrap-style:square;v-text-anchor:top" arcsize="3131f" o:gfxdata="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" filled="f" stroked="f" strokeweight="2.5pt">
+                <v:roundrect id="圓角矩形 7" o:spid="_x0000_s1028" style="position:absolute;left:1666;top:2875;width:14086;height:28296;visibility:visible;mso-wrap-style:square;v-text-anchor:top" arcsize="3131f" o:gfxdata="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" filled="f" stroked="f" strokeweight="2.5pt">
                   <v:stroke joinstyle="miter"/>
                   <v:textbox style="layout-flow:vertical-ideographic" inset="1mm,1mm,1mm,1mm">
                     <w:txbxContent>
@@ -5319,47 +4763,7 @@
                             <w:w w:val="90"/>
                             <w:szCs w:val="24"/>
                           </w:rPr>
-                          <w:t>我們因信主耶穌基督而蒙　神國福音的恩典，成為基督的肢體，並按主的命令彼此相愛。因此我們奉獻自己成為基督的教會的</w:t>
-                        </w:r>
-                        <w:proofErr w:type="gramStart"/>
-                        <w:r>
-                          <w:rPr>
-                            <w:rFonts w:ascii="文鼎粗魏碑" w:eastAsia="文鼎粗魏碑" w:cstheme="minorHAnsi" w:hint="eastAsia"/>
-                            <w:color w:val="0D0D0D" w:themeColor="text1" w:themeTint="F2"/>
-                            <w:w w:val="90"/>
-                            <w:szCs w:val="24"/>
-                          </w:rPr>
-                          <w:t>事奉者</w:t>
-                        </w:r>
-                        <w:proofErr w:type="gramEnd"/>
-                        <w:r>
-                          <w:rPr>
-                            <w:rFonts w:ascii="文鼎粗魏碑" w:eastAsia="文鼎粗魏碑" w:cstheme="minorHAnsi" w:hint="eastAsia"/>
-                            <w:color w:val="0D0D0D" w:themeColor="text1" w:themeTint="F2"/>
-                            <w:w w:val="90"/>
-                            <w:szCs w:val="24"/>
-                          </w:rPr>
-                          <w:t>，用彼此事奉、彼此順服、彼此成全，和彼此學習的心，效法基督成為服事人的僕人。將服事會眾的事看為優先，以服事</w:t>
-                        </w:r>
-                        <w:proofErr w:type="gramStart"/>
-                        <w:r>
-                          <w:rPr>
-                            <w:rFonts w:ascii="文鼎粗魏碑" w:eastAsia="文鼎粗魏碑" w:cstheme="minorHAnsi" w:hint="eastAsia"/>
-                            <w:color w:val="0D0D0D" w:themeColor="text1" w:themeTint="F2"/>
-                            <w:w w:val="90"/>
-                            <w:szCs w:val="24"/>
-                          </w:rPr>
-                          <w:t>會眾來服事</w:t>
-                        </w:r>
-                        <w:proofErr w:type="gramEnd"/>
-                        <w:r>
-                          <w:rPr>
-                            <w:rFonts w:ascii="文鼎粗魏碑" w:eastAsia="文鼎粗魏碑" w:cstheme="minorHAnsi" w:hint="eastAsia"/>
-                            <w:color w:val="0D0D0D" w:themeColor="text1" w:themeTint="F2"/>
-                            <w:w w:val="90"/>
-                            <w:szCs w:val="24"/>
-                          </w:rPr>
-                          <w:t xml:space="preserve">　神。使我們與我們得救的身分相稱。</w:t>
+                          <w:t>我們因信主耶穌基督而蒙　神國福音的恩典，成為基督的肢體，並按主的命令彼此相愛。因此我們奉獻自己成為基督的教會的事奉者，用彼此事奉、彼此順服、彼此成全，和彼此學習的心，效法基督成為服事人的僕人。將服事會眾的事看為優先，以服事會眾來服事　神。使我們與我們得救的身分相稱。</w:t>
                         </w:r>
                       </w:p>
                     </w:txbxContent>
@@ -5585,7 +4989,6 @@
                                 </w:rPr>
                                 <w:t>聚會時間表</w:t>
                               </w:r>
-                              <w:proofErr w:type="gramStart"/>
                               <w:r>
                                 <w:rPr>
                                   <w:rFonts w:ascii="Barlow Condensed Medium" w:eastAsia="華康正顏楷體W9" w:hAnsi="Barlow Condensed Medium" w:cstheme="minorHAnsi" w:hint="eastAsia"/>
@@ -5595,7 +4998,6 @@
                                 </w:rPr>
                                 <w:t>》</w:t>
                               </w:r>
-                              <w:proofErr w:type="gramEnd"/>
                             </w:p>
                             <w:tbl>
                               <w:tblPr>
@@ -6369,7 +5771,6 @@
                                         <w:szCs w:val="26"/>
                                       </w:rPr>
                                     </w:pPr>
-                                    <w:proofErr w:type="gramStart"/>
                                     <w:r>
                                       <w:rPr>
                                         <w:rFonts w:ascii="Barlow Condensed Medium" w:eastAsia="標楷體" w:hAnsi="Barlow Condensed Medium" w:hint="eastAsia"/>
@@ -6380,7 +5781,6 @@
                                       </w:rPr>
                                       <w:t>拿細耳</w:t>
                                     </w:r>
-                                    <w:proofErr w:type="gramEnd"/>
                                     <w:r>
                                       <w:rPr>
                                         <w:rFonts w:ascii="Barlow Condensed Medium" w:eastAsia="標楷體" w:hAnsi="Barlow Condensed Medium" w:hint="eastAsia"/>
@@ -6534,7 +5934,6 @@
                                         <w:szCs w:val="26"/>
                                       </w:rPr>
                                     </w:pPr>
-                                    <w:proofErr w:type="gramStart"/>
                                     <w:r>
                                       <w:rPr>
                                         <w:rFonts w:ascii="Barlow Condensed Medium" w:eastAsia="標楷體" w:hAnsi="Barlow Condensed Medium" w:hint="eastAsia"/>
@@ -6545,7 +5944,6 @@
                                       </w:rPr>
                                       <w:t>社青小組</w:t>
                                     </w:r>
-                                    <w:proofErr w:type="gramEnd"/>
                                   </w:p>
                                 </w:tc>
                                 <w:tc>
@@ -6739,7 +6137,6 @@
                                         <w:szCs w:val="26"/>
                                       </w:rPr>
                                     </w:pPr>
-                                    <w:proofErr w:type="gramStart"/>
                                     <w:r>
                                       <w:rPr>
                                         <w:rFonts w:ascii="Barlow Condensed Medium" w:eastAsia="標楷體" w:hAnsi="Barlow Condensed Medium"/>
@@ -6750,7 +6147,6 @@
                                       </w:rPr>
                                       <w:t>明憲家</w:t>
                                     </w:r>
-                                    <w:proofErr w:type="gramEnd"/>
                                   </w:p>
                                 </w:tc>
                               </w:tr>
@@ -7329,12 +6725,12 @@
           </mc:Choice>
           <mc:Fallback>
             <w:pict>
-              <v:group w14:anchorId="5DF93223" id="群組 24" o:spid="_x0000_s1029" style="position:absolute;margin-left:533.85pt;margin-top:298.55pt;width:140.3pt;height:259.35pt;z-index:251662848;mso-position-horizontal-relative:page;mso-position-vertical-relative:page;mso-width-relative:margin;mso-height-relative:margin" coordsize="17818,32941" o:gfxdata="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">
+              <v:group w14:anchorId="5DF93223" id="群組 24" o:spid="_x0000_s1029" style="position:absolute;margin-left:533.85pt;margin-top:298.55pt;width:140.3pt;height:259.35pt;z-index:251662848;mso-position-horizontal-relative:page;mso-position-vertical-relative:page;mso-width-relative:margin;mso-height-relative:margin" coordsize="17818,32941" o:gfxdata="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">
                 <v:shapetype id="_x0000_t202" coordsize="21600,21600" o:spt="202" path="m,l,21600r21600,l21600,xe">
                   <v:stroke joinstyle="miter"/>
                   <v:path gradientshapeok="t" o:connecttype="rect"/>
                 </v:shapetype>
-                <v:shape id="_x0000_s1030" type="#_x0000_t202" style="position:absolute;left:351;top:293;width:17279;height:32590;visibility:visible;mso-wrap-style:square;v-text-anchor:top" o:gfxdata="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" stroked="f">
+                <v:shape id="_x0000_s1030" type="#_x0000_t202" style="position:absolute;left:351;top:293;width:17279;height:32590;visibility:visible;mso-wrap-style:square;v-text-anchor:top" o:gfxdata="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" stroked="f">
                   <v:textbox inset="0,0,0,0">
                     <w:txbxContent>
                       <w:p>
@@ -7351,7 +6747,6 @@
                           </w:rPr>
                           <w:t>聚會時間表</w:t>
                         </w:r>
-                        <w:proofErr w:type="gramStart"/>
                         <w:r>
                           <w:rPr>
                             <w:rFonts w:ascii="Barlow Condensed Medium" w:eastAsia="華康正顏楷體W9" w:hAnsi="Barlow Condensed Medium" w:cstheme="minorHAnsi" w:hint="eastAsia"/>
@@ -7361,7 +6756,6 @@
                           </w:rPr>
                           <w:t>》</w:t>
                         </w:r>
-                        <w:proofErr w:type="gramEnd"/>
                       </w:p>
                       <w:tbl>
                         <w:tblPr>
@@ -8135,7 +7529,6 @@
                                   <w:szCs w:val="26"/>
                                 </w:rPr>
                               </w:pPr>
-                              <w:proofErr w:type="gramStart"/>
                               <w:r>
                                 <w:rPr>
                                   <w:rFonts w:ascii="Barlow Condensed Medium" w:eastAsia="標楷體" w:hAnsi="Barlow Condensed Medium" w:hint="eastAsia"/>
@@ -8146,7 +7539,6 @@
                                 </w:rPr>
                                 <w:t>拿細耳</w:t>
                               </w:r>
-                              <w:proofErr w:type="gramEnd"/>
                               <w:r>
                                 <w:rPr>
                                   <w:rFonts w:ascii="Barlow Condensed Medium" w:eastAsia="標楷體" w:hAnsi="Barlow Condensed Medium" w:hint="eastAsia"/>
@@ -8300,7 +7692,6 @@
                                   <w:szCs w:val="26"/>
                                 </w:rPr>
                               </w:pPr>
-                              <w:proofErr w:type="gramStart"/>
                               <w:r>
                                 <w:rPr>
                                   <w:rFonts w:ascii="Barlow Condensed Medium" w:eastAsia="標楷體" w:hAnsi="Barlow Condensed Medium" w:hint="eastAsia"/>
@@ -8311,7 +7702,6 @@
                                 </w:rPr>
                                 <w:t>社青小組</w:t>
                               </w:r>
-                              <w:proofErr w:type="gramEnd"/>
                             </w:p>
                           </w:tc>
                           <w:tc>
@@ -8505,7 +7895,6 @@
                                   <w:szCs w:val="26"/>
                                 </w:rPr>
                               </w:pPr>
-                              <w:proofErr w:type="gramStart"/>
                               <w:r>
                                 <w:rPr>
                                   <w:rFonts w:ascii="Barlow Condensed Medium" w:eastAsia="標楷體" w:hAnsi="Barlow Condensed Medium"/>
@@ -8516,7 +7905,6 @@
                                 </w:rPr>
                                 <w:t>明憲家</w:t>
                               </w:r>
-                              <w:proofErr w:type="gramEnd"/>
                             </w:p>
                           </w:tc>
                         </w:tr>
@@ -9032,7 +8420,7 @@
                     </w:txbxContent>
                   </v:textbox>
                 </v:shape>
-                <v:roundrect id="圓角矩形 5" o:spid="_x0000_s1031" style="position:absolute;width:17818;height:32941;visibility:visible;mso-wrap-style:square;v-text-anchor:middle" arcsize="2169f" o:gfxdata="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" filled="f" strokecolor="#5a5a5a [2109]" strokeweight="2.5pt">
+                <v:roundrect id="圓角矩形 5" o:spid="_x0000_s1031" style="position:absolute;width:17818;height:32941;visibility:visible;mso-wrap-style:square;v-text-anchor:middle" arcsize="2169f" o:gfxdata="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" filled="f" strokecolor="#5a5a5a [2109]" strokeweight="2.5pt">
                   <v:stroke joinstyle="miter"/>
                 </v:roundrect>
                 <w10:wrap anchorx="page" anchory="page"/>
@@ -9466,20 +8854,8 @@
                                         <w:sz w:val="26"/>
                                         <w:szCs w:val="26"/>
                                       </w:rPr>
-                                      <w:t>我仍要讚美</w:t>
+                                      <w:t>我仍要讚美祂</w:t>
                                     </w:r>
-                                    <w:proofErr w:type="gramStart"/>
-                                    <w:r>
-                                      <w:rPr>
-                                        <w:rFonts w:ascii="Barlow Condensed Medium" w:eastAsia="華康儷楷書" w:hAnsi="Barlow Condensed Medium" w:cs="華康儷楷書" w:hint="eastAsia"/>
-                                        <w:color w:val="000000" w:themeColor="text1"/>
-                                        <w:w w:val="75"/>
-                                        <w:sz w:val="26"/>
-                                        <w:szCs w:val="26"/>
-                                      </w:rPr>
-                                      <w:t>祂</w:t>
-                                    </w:r>
-                                    <w:proofErr w:type="gramEnd"/>
                                   </w:p>
                                 </w:tc>
                               </w:tr>
@@ -9830,7 +9206,6 @@
                                         <w:szCs w:val="26"/>
                                       </w:rPr>
                                     </w:pPr>
-                                    <w:proofErr w:type="gramStart"/>
                                     <w:r>
                                       <w:rPr>
                                         <w:rFonts w:ascii="Barlow Condensed Medium" w:eastAsia="華康中黑體" w:hAnsi="Barlow Condensed Medium" w:hint="eastAsia"/>
@@ -9840,7 +9215,6 @@
                                       </w:rPr>
                                       <w:t>啟應</w:t>
                                     </w:r>
-                                    <w:proofErr w:type="gramEnd"/>
                                     <w:r>
                                       <w:rPr>
                                         <w:rFonts w:ascii="Barlow Condensed Medium" w:eastAsia="華康中黑體" w:hAnsi="Barlow Condensed Medium" w:hint="eastAsia"/>
@@ -10066,8 +9440,8 @@
           </mc:Choice>
           <mc:Fallback>
             <w:pict>
-              <v:group w14:anchorId="0AB0FEB2" id="群組 19" o:spid="_x0000_s1032" style="position:absolute;left:0;text-align:left;margin-left:534.4pt;margin-top:567.3pt;width:140.6pt;height:130.1pt;z-index:251651584;mso-position-horizontal-relative:page;mso-position-vertical-relative:page;mso-width-relative:margin;mso-height-relative:margin" coordorigin="108" coordsize="17868,16510" o:gfxdata="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">
-                <v:shape id="_x0000_s1033" type="#_x0000_t202" style="position:absolute;left:317;top:444;width:17634;height:15621;visibility:visible;mso-wrap-style:square;v-text-anchor:top" o:gfxdata="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" stroked="f">
+              <v:group w14:anchorId="0AB0FEB2" id="群組 19" o:spid="_x0000_s1032" style="position:absolute;left:0;text-align:left;margin-left:534.4pt;margin-top:567.3pt;width:140.6pt;height:130.1pt;z-index:251651584;mso-position-horizontal-relative:page;mso-position-vertical-relative:page;mso-width-relative:margin;mso-height-relative:margin" coordorigin="108" coordsize="17868,16510" o:gfxdata="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">
+                <v:shape id="_x0000_s1033" type="#_x0000_t202" style="position:absolute;left:317;top:444;width:17634;height:15621;visibility:visible;mso-wrap-style:square;v-text-anchor:top" o:gfxdata="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" stroked="f">
                   <v:textbox inset="0,0,0,0">
                     <w:txbxContent>
                       <w:p>
@@ -10392,20 +9766,8 @@
                                   <w:sz w:val="26"/>
                                   <w:szCs w:val="26"/>
                                 </w:rPr>
-                                <w:t>我仍要讚美</w:t>
+                                <w:t>我仍要讚美祂</w:t>
                               </w:r>
-                              <w:proofErr w:type="gramStart"/>
-                              <w:r>
-                                <w:rPr>
-                                  <w:rFonts w:ascii="Barlow Condensed Medium" w:eastAsia="華康儷楷書" w:hAnsi="Barlow Condensed Medium" w:cs="華康儷楷書" w:hint="eastAsia"/>
-                                  <w:color w:val="000000" w:themeColor="text1"/>
-                                  <w:w w:val="75"/>
-                                  <w:sz w:val="26"/>
-                                  <w:szCs w:val="26"/>
-                                </w:rPr>
-                                <w:t>祂</w:t>
-                              </w:r>
-                              <w:proofErr w:type="gramEnd"/>
                             </w:p>
                           </w:tc>
                         </w:tr>
@@ -10756,7 +10118,6 @@
                                   <w:szCs w:val="26"/>
                                 </w:rPr>
                               </w:pPr>
-                              <w:proofErr w:type="gramStart"/>
                               <w:r>
                                 <w:rPr>
                                   <w:rFonts w:ascii="Barlow Condensed Medium" w:eastAsia="華康中黑體" w:hAnsi="Barlow Condensed Medium" w:hint="eastAsia"/>
@@ -10766,7 +10127,6 @@
                                 </w:rPr>
                                 <w:t>啟應</w:t>
                               </w:r>
-                              <w:proofErr w:type="gramEnd"/>
                               <w:r>
                                 <w:rPr>
                                   <w:rFonts w:ascii="Barlow Condensed Medium" w:eastAsia="華康中黑體" w:hAnsi="Barlow Condensed Medium" w:hint="eastAsia"/>
@@ -10929,7 +10289,7 @@
                     </w:txbxContent>
                   </v:textbox>
                 </v:shape>
-                <v:roundrect id="圓角矩形 25" o:spid="_x0000_s1034" style="position:absolute;left:108;width:17869;height:16510;visibility:visible;mso-wrap-style:square;v-text-anchor:middle" arcsize="4542f" o:gfxdata="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" filled="f" strokecolor="#5a5a5a [2109]" strokeweight="2.5pt">
+                <v:roundrect id="圓角矩形 25" o:spid="_x0000_s1034" style="position:absolute;left:108;width:17869;height:16510;visibility:visible;mso-wrap-style:square;v-text-anchor:middle" arcsize="4542f" o:gfxdata="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" filled="f" strokecolor="#5a5a5a [2109]" strokeweight="2.5pt">
                   <v:stroke joinstyle="miter"/>
                 </v:roundrect>
                 <w10:wrap anchorx="page" anchory="page"/>
@@ -11098,7 +10458,7 @@
           </mc:Choice>
           <mc:Fallback>
             <w:pict>
-              <v:shape w14:anchorId="76BD7DFF" id="文字方塊 2" o:spid="_x0000_s1035" type="#_x0000_t202" style="position:absolute;margin-left:31.4pt;margin-top:-54.1pt;width:109.8pt;height:110.6pt;z-index:251667968;visibility:visible;mso-wrap-style:square;mso-width-percent:0;mso-height-percent:200;mso-wrap-distance-left:9pt;mso-wrap-distance-top:3.6pt;mso-wrap-distance-right:9pt;mso-wrap-distance-bottom:3.6pt;mso-position-horizontal:absolute;mso-position-horizontal-relative:text;mso-position-vertical:absolute;mso-position-vertical-relative:text;mso-width-percent:0;mso-height-percent:200;mso-width-relative:margin;mso-height-relative:margin;v-text-anchor:top" o:gfxdata="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" filled="f" stroked="f">
+              <v:shape w14:anchorId="76BD7DFF" id="文字方塊 2" o:spid="_x0000_s1035" type="#_x0000_t202" style="position:absolute;margin-left:31.4pt;margin-top:-54.1pt;width:109.8pt;height:110.6pt;z-index:251667968;visibility:visible;mso-wrap-style:square;mso-width-percent:0;mso-height-percent:200;mso-wrap-distance-left:9pt;mso-wrap-distance-top:3.6pt;mso-wrap-distance-right:9pt;mso-wrap-distance-bottom:3.6pt;mso-position-horizontal:absolute;mso-position-horizontal-relative:text;mso-position-vertical:absolute;mso-position-vertical-relative:text;mso-width-percent:0;mso-height-percent:200;mso-width-relative:margin;mso-height-relative:margin;v-text-anchor:top" o:gfxdata="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" filled="f" stroked="f">
                 <v:textbox style="mso-fit-shape-to-text:t" inset="1mm,1mm,1mm,1mm">
                   <w:txbxContent>
                     <w:p>
@@ -11298,7 +10658,7 @@
           </mc:Choice>
           <mc:Fallback>
             <w:pict>
-              <v:roundrect w14:anchorId="4775AEF3" id="圓角矩形 12" o:spid="_x0000_s1036" style="position:absolute;margin-left:-.9pt;margin-top:16.35pt;width:49.3pt;height:15.45pt;z-index:251647488;visibility:visible;mso-wrap-style:square;mso-width-percent:0;mso-height-percent:0;mso-wrap-distance-left:9pt;mso-wrap-distance-top:0;mso-wrap-distance-right:9pt;mso-wrap-distance-bottom:0;mso-position-horizontal:absolute;mso-position-horizontal-relative:text;mso-position-vertical:absolute;mso-position-vertical-relative:text;mso-width-percent:0;mso-height-percent:0;mso-width-relative:margin;mso-height-relative:margin;v-text-anchor:middle" arcsize="10923f" o:gfxdata="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" fillcolor="#5a5a5a [2109]" stroked="f" strokeweight="1pt">
+              <v:roundrect w14:anchorId="4775AEF3" id="圓角矩形 12" o:spid="_x0000_s1036" style="position:absolute;margin-left:-.9pt;margin-top:16.35pt;width:49.3pt;height:15.45pt;z-index:251647488;visibility:visible;mso-wrap-style:square;mso-width-percent:0;mso-height-percent:0;mso-wrap-distance-left:9pt;mso-wrap-distance-top:0;mso-wrap-distance-right:9pt;mso-wrap-distance-bottom:0;mso-position-horizontal:absolute;mso-position-horizontal-relative:text;mso-position-vertical:absolute;mso-position-vertical-relative:text;mso-width-percent:0;mso-height-percent:0;mso-width-relative:margin;mso-height-relative:margin;v-text-anchor:middle" arcsize="10923f" o:gfxdata="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" fillcolor="#5a5a5a [2109]" stroked="f" strokeweight="1pt">
                 <v:stroke joinstyle="miter"/>
                 <v:textbox inset=".5mm,0,.5mm,0">
                   <w:txbxContent>
@@ -11439,7 +10799,7 @@
           </mc:Choice>
           <mc:Fallback>
             <w:pict>
-              <v:roundrect w14:anchorId="196DC3BF" id="圓角矩形 14" o:spid="_x0000_s1037" style="position:absolute;margin-left:-1.25pt;margin-top:16.7pt;width:83.6pt;height:15.3pt;z-index:251648512;visibility:visible;mso-wrap-style:square;mso-width-percent:0;mso-height-percent:0;mso-wrap-distance-left:9pt;mso-wrap-distance-top:0;mso-wrap-distance-right:9pt;mso-wrap-distance-bottom:0;mso-position-horizontal:absolute;mso-position-horizontal-relative:text;mso-position-vertical:absolute;mso-position-vertical-relative:text;mso-width-percent:0;mso-height-percent:0;mso-width-relative:margin;mso-height-relative:margin;v-text-anchor:middle" arcsize="10923f" o:gfxdata="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" fillcolor="#5a5a5a [2109]" stroked="f" strokeweight="1pt">
+              <v:roundrect w14:anchorId="196DC3BF" id="圓角矩形 14" o:spid="_x0000_s1037" style="position:absolute;margin-left:-1.25pt;margin-top:16.7pt;width:83.6pt;height:15.3pt;z-index:251648512;visibility:visible;mso-wrap-style:square;mso-width-percent:0;mso-height-percent:0;mso-wrap-distance-left:9pt;mso-wrap-distance-top:0;mso-wrap-distance-right:9pt;mso-wrap-distance-bottom:0;mso-position-horizontal:absolute;mso-position-horizontal-relative:text;mso-position-vertical:absolute;mso-position-vertical-relative:text;mso-width-percent:0;mso-height-percent:0;mso-width-relative:margin;mso-height-relative:margin;v-text-anchor:middle" arcsize="10923f" o:gfxdata="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" fillcolor="#5a5a5a [2109]" stroked="f" strokeweight="1pt">
                 <v:stroke joinstyle="miter"/>
                 <v:textbox inset=".5mm,0,.5mm,0">
                   <w:txbxContent>
@@ -11636,7 +10996,7 @@
           </mc:Choice>
           <mc:Fallback>
             <w:pict>
-              <v:roundrect w14:anchorId="1A4DC044" id="圓角矩形 9" o:spid="_x0000_s1038" style="position:absolute;margin-left:-.6pt;margin-top:16.6pt;width:30.35pt;height:15.3pt;z-index:251649536;visibility:visible;mso-wrap-style:square;mso-width-percent:0;mso-height-percent:0;mso-wrap-distance-left:9pt;mso-wrap-distance-top:0;mso-wrap-distance-right:9pt;mso-wrap-distance-bottom:0;mso-position-horizontal:absolute;mso-position-horizontal-relative:text;mso-position-vertical:absolute;mso-position-vertical-relative:text;mso-width-percent:0;mso-height-percent:0;mso-width-relative:margin;mso-height-relative:margin;v-text-anchor:middle" arcsize="10923f" o:gfxdata="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" fillcolor="#5a5a5a [2109]" stroked="f" strokeweight="1pt">
+              <v:roundrect w14:anchorId="1A4DC044" id="圓角矩形 9" o:spid="_x0000_s1038" style="position:absolute;margin-left:-.6pt;margin-top:16.6pt;width:30.35pt;height:15.3pt;z-index:251649536;visibility:visible;mso-wrap-style:square;mso-width-percent:0;mso-height-percent:0;mso-wrap-distance-left:9pt;mso-wrap-distance-top:0;mso-wrap-distance-right:9pt;mso-wrap-distance-bottom:0;mso-position-horizontal:absolute;mso-position-horizontal-relative:text;mso-position-vertical:absolute;mso-position-vertical-relative:text;mso-width-percent:0;mso-height-percent:0;mso-width-relative:margin;mso-height-relative:margin;v-text-anchor:middle" arcsize="10923f" o:gfxdata="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" fillcolor="#5a5a5a [2109]" stroked="f" strokeweight="1pt">
                 <v:stroke joinstyle="miter"/>
                 <v:textbox inset=".5mm,0,.5mm,0">
                   <w:txbxContent>
@@ -11902,7 +11262,7 @@
           </mc:Choice>
           <mc:Fallback>
             <w:pict>
-              <v:roundrect w14:anchorId="03BFD3A3" id="圓角矩形 13" o:spid="_x0000_s1039" style="position:absolute;margin-left:-.4pt;margin-top:16.65pt;width:49.3pt;height:15.3pt;z-index:251650560;visibility:visible;mso-wrap-style:square;mso-width-percent:0;mso-height-percent:0;mso-wrap-distance-left:9pt;mso-wrap-distance-top:0;mso-wrap-distance-right:9pt;mso-wrap-distance-bottom:0;mso-position-horizontal:absolute;mso-position-horizontal-relative:text;mso-position-vertical:absolute;mso-position-vertical-relative:text;mso-width-percent:0;mso-height-percent:0;mso-width-relative:margin;mso-height-relative:margin;v-text-anchor:middle" arcsize="10923f" o:gfxdata="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" fillcolor="#5a5a5a [2109]" stroked="f" strokeweight="1pt">
+              <v:roundrect w14:anchorId="03BFD3A3" id="圓角矩形 13" o:spid="_x0000_s1039" style="position:absolute;margin-left:-.4pt;margin-top:16.65pt;width:49.3pt;height:15.3pt;z-index:251650560;visibility:visible;mso-wrap-style:square;mso-width-percent:0;mso-height-percent:0;mso-wrap-distance-left:9pt;mso-wrap-distance-top:0;mso-wrap-distance-right:9pt;mso-wrap-distance-bottom:0;mso-position-horizontal:absolute;mso-position-horizontal-relative:text;mso-position-vertical:absolute;mso-position-vertical-relative:text;mso-width-percent:0;mso-height-percent:0;mso-width-relative:margin;mso-height-relative:margin;v-text-anchor:middle" arcsize="10923f" o:gfxdata="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" fillcolor="#5a5a5a [2109]" stroked="f" strokeweight="1pt">
                 <v:stroke joinstyle="miter"/>
                 <v:textbox inset=".5mm,0,.5mm,0">
                   <w:txbxContent>
@@ -11939,7 +11299,6 @@
         </w:rPr>
         <w:t xml:space="preserve">       </w:t>
       </w:r>
-      <w:proofErr w:type="gramStart"/>
       <w:r>
         <w:rPr>
           <w:rFonts w:ascii="Barlow Condensed Medium" w:eastAsia="華康中圓體" w:hAnsi="Barlow Condensed Medium"/>
@@ -11947,7 +11306,6 @@
         </w:rPr>
         <w:t>主堂</w:t>
       </w:r>
-      <w:proofErr w:type="gramEnd"/>
       <w:r>
         <w:rPr>
           <w:rFonts w:ascii="Barlow Condensed Medium" w:eastAsia="華康中圓體" w:hAnsi="Barlow Condensed Medium"/>
@@ -12092,7 +11450,6 @@
                                 <w:sz w:val="22"/>
                               </w:rPr>
                             </w:pPr>
-                            <w:proofErr w:type="gramStart"/>
                             <w:r>
                               <w:rPr>
                                 <w:rFonts w:ascii="Barlow Condensed Medium" w:eastAsia="華康儷中黑" w:hAnsi="Barlow Condensed Medium"/>
@@ -12100,7 +11457,6 @@
                               </w:rPr>
                               <w:t>教會臉書</w:t>
                             </w:r>
-                            <w:proofErr w:type="gramEnd"/>
                             <w:r>
                               <w:rPr>
                                 <w:rFonts w:ascii="Barlow Condensed Medium" w:eastAsia="華康儷中黑" w:hAnsi="Barlow Condensed Medium"/>
@@ -12143,7 +11499,7 @@
           </mc:Choice>
           <mc:Fallback>
             <w:pict>
-              <v:shape w14:anchorId="77C1E33A" id="_x0000_s1040" type="#_x0000_t202" style="position:absolute;margin-left:107.25pt;margin-top:6.2pt;width:125.55pt;height:16.3pt;z-index:251666944;visibility:visible;mso-wrap-style:square;mso-width-percent:0;mso-height-percent:0;mso-wrap-distance-left:9pt;mso-wrap-distance-top:3.6pt;mso-wrap-distance-right:9pt;mso-wrap-distance-bottom:3.6pt;mso-position-horizontal:absolute;mso-position-horizontal-relative:text;mso-position-vertical:absolute;mso-position-vertical-relative:text;mso-width-percent:0;mso-height-percent:0;mso-width-relative:margin;mso-height-relative:margin;v-text-anchor:top" o:gfxdata="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" filled="f" stroked="f">
+              <v:shape w14:anchorId="77C1E33A" id="_x0000_s1040" type="#_x0000_t202" style="position:absolute;margin-left:107.25pt;margin-top:6.2pt;width:125.55pt;height:16.3pt;z-index:251666944;visibility:visible;mso-wrap-style:square;mso-width-percent:0;mso-height-percent:0;mso-wrap-distance-left:9pt;mso-wrap-distance-top:3.6pt;mso-wrap-distance-right:9pt;mso-wrap-distance-bottom:3.6pt;mso-position-horizontal:absolute;mso-position-horizontal-relative:text;mso-position-vertical:absolute;mso-position-vertical-relative:text;mso-width-percent:0;mso-height-percent:0;mso-width-relative:margin;mso-height-relative:margin;v-text-anchor:top" o:gfxdata="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" filled="f" stroked="f">
                 <v:textbox inset="0,0,0,0">
                   <w:txbxContent>
                     <w:p>
@@ -12154,7 +11510,6 @@
                           <w:sz w:val="22"/>
                         </w:rPr>
                       </w:pPr>
-                      <w:proofErr w:type="gramStart"/>
                       <w:r>
                         <w:rPr>
                           <w:rFonts w:ascii="Barlow Condensed Medium" w:eastAsia="華康儷中黑" w:hAnsi="Barlow Condensed Medium"/>
@@ -12162,7 +11517,6 @@
                         </w:rPr>
                         <w:t>教會臉書</w:t>
                       </w:r>
-                      <w:proofErr w:type="gramEnd"/>
                       <w:r>
                         <w:rPr>
                           <w:rFonts w:ascii="Barlow Condensed Medium" w:eastAsia="華康儷中黑" w:hAnsi="Barlow Condensed Medium"/>
@@ -13078,7 +12432,7 @@
                 </mc:Choice>
                 <mc:Fallback>
                   <w:pict>
-                    <v:rect w14:anchorId="343BC9BA" id="矩形 8" o:spid="_x0000_s1041" style="position:absolute;left:0;text-align:left;margin-left:-.7pt;margin-top:2.7pt;width:18.75pt;height:92.3pt;z-index:251663872;visibility:visible;mso-wrap-style:square;mso-width-percent:0;mso-height-percent:0;mso-wrap-distance-left:9pt;mso-wrap-distance-top:0;mso-wrap-distance-right:9pt;mso-wrap-distance-bottom:0;mso-position-horizontal:absolute;mso-position-horizontal-relative:text;mso-position-vertical:absolute;mso-position-vertical-relative:text;mso-width-percent:0;mso-height-percent:0;mso-width-relative:margin;mso-height-relative:margin;v-text-anchor:middle" o:gfxdata="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" fillcolor="#5a5a5a [2109]" stroked="f" strokeweight="1pt">
+                    <v:rect w14:anchorId="343BC9BA" id="矩形 8" o:spid="_x0000_s1041" style="position:absolute;left:0;text-align:left;margin-left:-.7pt;margin-top:2.7pt;width:18.75pt;height:92.3pt;z-index:251663872;visibility:visible;mso-wrap-style:square;mso-width-percent:0;mso-height-percent:0;mso-wrap-distance-left:9pt;mso-wrap-distance-top:0;mso-wrap-distance-right:9pt;mso-wrap-distance-bottom:0;mso-position-horizontal:absolute;mso-position-horizontal-relative:text;mso-position-vertical:absolute;mso-position-vertical-relative:text;mso-width-percent:0;mso-height-percent:0;mso-width-relative:margin;mso-height-relative:margin;v-text-anchor:middle" o:gfxdata="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" fillcolor="#5a5a5a [2109]" stroked="f" strokeweight="1pt">
                       <v:textbox style="layout-flow:vertical-ideographic" inset="1mm,1mm,1mm,1mm">
                         <w:txbxContent>
                           <w:p>
@@ -13136,7 +12490,6 @@
                 <w:szCs w:val="20"/>
               </w:rPr>
             </w:pPr>
-            <w:proofErr w:type="gramStart"/>
             <w:r>
               <w:rPr>
                 <w:rFonts w:eastAsia="華康儷中黑" w:cstheme="minorHAnsi"/>
@@ -13147,7 +12500,6 @@
               </w:rPr>
               <w:t>序樂</w:t>
             </w:r>
-            <w:proofErr w:type="gramEnd"/>
           </w:p>
         </w:tc>
         <w:tc>
@@ -13283,7 +12635,6 @@
                 <w:szCs w:val="20"/>
               </w:rPr>
             </w:pPr>
-            <w:proofErr w:type="gramStart"/>
             <w:r>
               <w:rPr>
                 <w:rFonts w:eastAsia="華康儷中黑" w:cstheme="minorHAnsi"/>
@@ -13294,7 +12645,6 @@
               </w:rPr>
               <w:t>宣召</w:t>
             </w:r>
-            <w:proofErr w:type="gramEnd"/>
           </w:p>
         </w:tc>
         <w:tc>
@@ -13652,29 +13002,7 @@
                 <w:sz w:val="20"/>
                 <w:szCs w:val="20"/>
               </w:rPr>
-              <w:t>新的</w:t>
-            </w:r>
-            <w:proofErr w:type="gramStart"/>
-            <w:r>
-              <w:rPr>
-                <w:rFonts w:ascii="Bahnschrift SemiBold Condensed" w:eastAsia="標楷體" w:hAnsi="Bahnschrift SemiBold Condensed" w:cstheme="minorHAnsi" w:hint="eastAsia"/>
-                <w:color w:val="000000" w:themeColor="text1"/>
-                <w:w w:val="125"/>
-                <w:sz w:val="20"/>
-                <w:szCs w:val="20"/>
-              </w:rPr>
-              <w:t>誡</w:t>
-            </w:r>
-            <w:proofErr w:type="gramEnd"/>
-            <w:r>
-              <w:rPr>
-                <w:rFonts w:ascii="Bahnschrift SemiBold Condensed" w:eastAsia="標楷體" w:hAnsi="Bahnschrift SemiBold Condensed" w:cstheme="minorHAnsi" w:hint="eastAsia"/>
-                <w:color w:val="000000" w:themeColor="text1"/>
-                <w:w w:val="125"/>
-                <w:sz w:val="20"/>
-                <w:szCs w:val="20"/>
-              </w:rPr>
-              <w:t>命</w:t>
+              <w:t>新的誡命</w:t>
             </w:r>
           </w:p>
         </w:tc>
@@ -13772,7 +13100,6 @@
                 <w:szCs w:val="20"/>
               </w:rPr>
             </w:pPr>
-            <w:proofErr w:type="gramStart"/>
             <w:r>
               <w:rPr>
                 <w:rFonts w:eastAsia="華康儷中黑" w:cstheme="minorHAnsi"/>
@@ -13783,7 +13110,6 @@
               </w:rPr>
               <w:t>啟應文</w:t>
             </w:r>
-            <w:proofErr w:type="gramEnd"/>
           </w:p>
         </w:tc>
         <w:tc>
@@ -14169,7 +13495,7 @@
                 </mc:Choice>
                 <mc:Fallback>
                   <w:pict>
-                    <v:rect w14:anchorId="363672F5" id="矩形 10" o:spid="_x0000_s1042" style="position:absolute;left:0;text-align:left;margin-left:-.7pt;margin-top:12.9pt;width:19.25pt;height:42.9pt;z-index:251659776;visibility:visible;mso-wrap-style:square;mso-width-percent:0;mso-height-percent:0;mso-wrap-distance-left:9pt;mso-wrap-distance-top:0;mso-wrap-distance-right:9pt;mso-wrap-distance-bottom:0;mso-position-horizontal:absolute;mso-position-horizontal-relative:text;mso-position-vertical:absolute;mso-position-vertical-relative:text;mso-width-percent:0;mso-height-percent:0;mso-width-relative:margin;mso-height-relative:margin;v-text-anchor:middle" o:gfxdata="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" fillcolor="#5a5a5a [2109]" stroked="f" strokeweight="1pt">
+                    <v:rect w14:anchorId="363672F5" id="矩形 10" o:spid="_x0000_s1042" style="position:absolute;left:0;text-align:left;margin-left:-.7pt;margin-top:12.9pt;width:19.25pt;height:42.9pt;z-index:251659776;visibility:visible;mso-wrap-style:square;mso-width-percent:0;mso-height-percent:0;mso-wrap-distance-left:9pt;mso-wrap-distance-top:0;mso-wrap-distance-right:9pt;mso-wrap-distance-bottom:0;mso-position-horizontal:absolute;mso-position-horizontal-relative:text;mso-position-vertical:absolute;mso-position-vertical-relative:text;mso-width-percent:0;mso-height-percent:0;mso-width-relative:margin;mso-height-relative:margin;v-text-anchor:middle" o:gfxdata="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" fillcolor="#5a5a5a [2109]" stroked="f" strokeweight="1pt">
                       <v:textbox style="layout-flow:vertical-ideographic" inset="1mm,1mm,1mm,1mm">
                         <w:txbxContent>
                           <w:p>
@@ -14268,7 +13594,6 @@
                 <w:szCs w:val="20"/>
               </w:rPr>
             </w:pPr>
-            <w:proofErr w:type="gramStart"/>
             <w:r>
               <w:rPr>
                 <w:rFonts w:ascii="Bahnschrift SemiBold Condensed" w:eastAsia="標楷體" w:hAnsi="Bahnschrift SemiBold Condensed" w:cstheme="minorHAnsi" w:hint="eastAsia"/>
@@ -14277,18 +13602,7 @@
                 <w:sz w:val="20"/>
                 <w:szCs w:val="20"/>
               </w:rPr>
-              <w:t>祂</w:t>
-            </w:r>
-            <w:proofErr w:type="gramEnd"/>
-            <w:r>
-              <w:rPr>
-                <w:rFonts w:ascii="Bahnschrift SemiBold Condensed" w:eastAsia="標楷體" w:hAnsi="Bahnschrift SemiBold Condensed" w:cstheme="minorHAnsi" w:hint="eastAsia"/>
-                <w:bCs/>
-                <w:w w:val="150"/>
-                <w:sz w:val="20"/>
-                <w:szCs w:val="20"/>
-              </w:rPr>
-              <w:t>的話</w:t>
+              <w:t>祂的話</w:t>
             </w:r>
           </w:p>
         </w:tc>
@@ -14965,7 +14279,7 @@
                 </mc:Choice>
                 <mc:Fallback>
                   <w:pict>
-                    <v:rect w14:anchorId="4D37C684" id="矩形 11" o:spid="_x0000_s1043" style="position:absolute;left:0;text-align:left;margin-left:-.7pt;margin-top:1.65pt;width:19.25pt;height:111.25pt;z-index:251657728;visibility:visible;mso-wrap-style:square;mso-width-percent:0;mso-height-percent:0;mso-wrap-distance-left:9pt;mso-wrap-distance-top:0;mso-wrap-distance-right:9pt;mso-wrap-distance-bottom:0;mso-position-horizontal:absolute;mso-position-horizontal-relative:text;mso-position-vertical:absolute;mso-position-vertical-relative:text;mso-width-percent:0;mso-height-percent:0;mso-width-relative:margin;mso-height-relative:margin;v-text-anchor:middle" o:gfxdata="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" fillcolor="#5a5a5a [2109]" stroked="f" strokeweight="1pt">
+                    <v:rect w14:anchorId="4D37C684" id="矩形 11" o:spid="_x0000_s1043" style="position:absolute;left:0;text-align:left;margin-left:-.7pt;margin-top:1.65pt;width:19.25pt;height:111.25pt;z-index:251657728;visibility:visible;mso-wrap-style:square;mso-width-percent:0;mso-height-percent:0;mso-wrap-distance-left:9pt;mso-wrap-distance-top:0;mso-wrap-distance-right:9pt;mso-wrap-distance-bottom:0;mso-position-horizontal:absolute;mso-position-horizontal-relative:text;mso-position-vertical:absolute;mso-position-vertical-relative:text;mso-width-percent:0;mso-height-percent:0;mso-width-relative:margin;mso-height-relative:margin;v-text-anchor:middle" o:gfxdata="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" fillcolor="#5a5a5a [2109]" stroked="f" strokeweight="1pt">
                       <v:textbox style="layout-flow:vertical-ideographic" inset="1mm,1mm,1mm,1mm">
                         <w:txbxContent>
                           <w:p>
@@ -15702,7 +15016,6 @@
                 <w:szCs w:val="20"/>
               </w:rPr>
             </w:pPr>
-            <w:proofErr w:type="gramStart"/>
             <w:r>
               <w:rPr>
                 <w:rFonts w:eastAsia="華康儷中黑" w:cstheme="minorHAnsi" w:hint="eastAsia"/>
@@ -15713,7 +15026,6 @@
               </w:rPr>
               <w:t>公禱</w:t>
             </w:r>
-            <w:proofErr w:type="gramEnd"/>
           </w:p>
         </w:tc>
         <w:tc>
@@ -15849,7 +15161,6 @@
                 <w:szCs w:val="20"/>
               </w:rPr>
             </w:pPr>
-            <w:proofErr w:type="gramStart"/>
             <w:r>
               <w:rPr>
                 <w:rFonts w:eastAsia="華康儷中黑" w:cstheme="minorHAnsi"/>
@@ -15860,7 +15171,6 @@
               </w:rPr>
               <w:t>頌榮</w:t>
             </w:r>
-            <w:proofErr w:type="gramEnd"/>
           </w:p>
         </w:tc>
         <w:tc>
@@ -16083,7 +15393,6 @@
               </w:rPr>
               <w:t xml:space="preserve">: </w:t>
             </w:r>
-            <w:proofErr w:type="gramStart"/>
             <w:r>
               <w:rPr>
                 <w:rFonts w:ascii="Bahnschrift SemiBold Condensed" w:eastAsia="標楷體" w:hAnsi="Bahnschrift SemiBold Condensed" w:cstheme="minorHAnsi" w:hint="eastAsia"/>
@@ -16093,7 +15402,6 @@
               </w:rPr>
               <w:t>阿們頌</w:t>
             </w:r>
-            <w:proofErr w:type="gramEnd"/>
           </w:p>
         </w:tc>
         <w:tc>
@@ -16190,7 +15498,6 @@
                 <w:szCs w:val="20"/>
               </w:rPr>
             </w:pPr>
-            <w:proofErr w:type="gramStart"/>
             <w:r>
               <w:rPr>
                 <w:rFonts w:eastAsia="華康儷中黑" w:cstheme="minorHAnsi" w:hint="eastAsia"/>
@@ -16201,7 +15508,6 @@
               </w:rPr>
               <w:t>殿樂</w:t>
             </w:r>
-            <w:proofErr w:type="gramEnd"/>
           </w:p>
         </w:tc>
         <w:tc>
@@ -16727,7 +16033,7 @@
           </mc:Choice>
           <mc:Fallback>
             <w:pict>
-              <v:line w14:anchorId="581D3968" id="直線接點 2" o:spid="_x0000_s1026" style="position:absolute;z-index:251653632;visibility:visible;mso-wrap-style:square;mso-height-percent:0;mso-wrap-distance-left:9pt;mso-wrap-distance-top:0;mso-wrap-distance-right:9pt;mso-wrap-distance-bottom:0;mso-position-horizontal:absolute;mso-position-horizontal-relative:page;mso-position-vertical:absolute;mso-position-vertical-relative:page;mso-height-percent:0;mso-height-relative:margin" from="687.75pt,19.85pt" to="687.75pt,709.8pt" o:gfxdata="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" strokecolor="black [3213]" strokeweight=".5pt">
+              <v:line w14:anchorId="10CC6087" id="直線接點 2" o:spid="_x0000_s1026" style="position:absolute;z-index:251653632;visibility:visible;mso-wrap-style:square;mso-height-percent:0;mso-wrap-distance-left:9pt;mso-wrap-distance-top:0;mso-wrap-distance-right:9pt;mso-wrap-distance-bottom:0;mso-position-horizontal:absolute;mso-position-horizontal-relative:page;mso-position-vertical:absolute;mso-position-vertical-relative:page;mso-height-percent:0;mso-height-relative:margin" from="687.75pt,19.85pt" to="687.75pt,709.8pt" o:gfxdata="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" strokecolor="black [3213]" strokeweight=".5pt">
                 <v:stroke dashstyle="3 1" joinstyle="miter"/>
                 <w10:wrap anchorx="page" anchory="page"/>
               </v:line>
@@ -16864,67 +16170,7 @@
           <w:sz w:val="26"/>
           <w:szCs w:val="26"/>
         </w:rPr>
-        <w:t>因為耶和華的言語正直；</w:t>
-      </w:r>
-      <w:proofErr w:type="gramStart"/>
-      <w:r>
-        <w:rPr>
-          <w:rFonts w:ascii="標楷體" w:eastAsia="標楷體" w:hAnsi="標楷體" w:cs="Arial" w:hint="eastAsia"/>
-          <w:w w:val="80"/>
-          <w:sz w:val="26"/>
-          <w:szCs w:val="26"/>
-        </w:rPr>
-        <w:t>凡伊所</w:t>
-      </w:r>
-      <w:proofErr w:type="gramEnd"/>
-      <w:r>
-        <w:rPr>
-          <w:rFonts w:ascii="標楷體" w:eastAsia="標楷體" w:hAnsi="標楷體" w:cs="Arial" w:hint="eastAsia"/>
-          <w:w w:val="80"/>
-          <w:sz w:val="26"/>
-          <w:szCs w:val="26"/>
-        </w:rPr>
-        <w:t>做的</w:t>
-      </w:r>
-      <w:proofErr w:type="gramStart"/>
-      <w:r>
-        <w:rPr>
-          <w:rFonts w:ascii="標楷體" w:eastAsia="標楷體" w:hAnsi="標楷體" w:cs="Arial" w:hint="eastAsia"/>
-          <w:w w:val="80"/>
-          <w:sz w:val="26"/>
-          <w:szCs w:val="26"/>
-        </w:rPr>
-        <w:t>一</w:t>
-      </w:r>
-      <w:proofErr w:type="gramEnd"/>
-      <w:r>
-        <w:rPr>
-          <w:rFonts w:ascii="標楷體" w:eastAsia="標楷體" w:hAnsi="標楷體" w:cs="Arial" w:hint="eastAsia"/>
-          <w:w w:val="80"/>
-          <w:sz w:val="26"/>
-          <w:szCs w:val="26"/>
-        </w:rPr>
-        <w:t>盡是誠實。伊歡喜義理及公平；耶和華的慈愛滿滿</w:t>
-      </w:r>
-      <w:proofErr w:type="gramStart"/>
-      <w:r>
-        <w:rPr>
-          <w:rFonts w:ascii="標楷體" w:eastAsia="標楷體" w:hAnsi="標楷體" w:cs="Arial" w:hint="eastAsia"/>
-          <w:w w:val="80"/>
-          <w:sz w:val="26"/>
-          <w:szCs w:val="26"/>
-        </w:rPr>
-        <w:t>佇</w:t>
-      </w:r>
-      <w:proofErr w:type="gramEnd"/>
-      <w:r>
-        <w:rPr>
-          <w:rFonts w:ascii="標楷體" w:eastAsia="標楷體" w:hAnsi="標楷體" w:cs="Arial" w:hint="eastAsia"/>
-          <w:w w:val="80"/>
-          <w:sz w:val="26"/>
-          <w:szCs w:val="26"/>
-        </w:rPr>
-        <w:t>地上</w:t>
+        <w:t>因為耶和華的言語正直；凡伊所做的一盡是誠實。伊歡喜義理及公平；耶和華的慈愛滿滿佇地上</w:t>
       </w:r>
       <w:r>
         <w:rPr>
@@ -17014,29 +16260,7 @@
           <w:sz w:val="26"/>
           <w:szCs w:val="26"/>
         </w:rPr>
-        <w:t>因為耶和華的言語正直．凡他所作的、盡都誠實。他喜愛仁義公平．</w:t>
-      </w:r>
-      <w:proofErr w:type="gramStart"/>
-      <w:r>
-        <w:rPr>
-          <w:rFonts w:ascii="Calibri" w:eastAsia="華康中黑體" w:hAnsi="Calibri" w:cs="Calibri" w:hint="eastAsia"/>
-          <w:color w:val="000000"/>
-          <w:w w:val="80"/>
-          <w:sz w:val="26"/>
-          <w:szCs w:val="26"/>
-        </w:rPr>
-        <w:t>遍地滿了耶和華</w:t>
-      </w:r>
-      <w:proofErr w:type="gramEnd"/>
-      <w:r>
-        <w:rPr>
-          <w:rFonts w:ascii="Calibri" w:eastAsia="華康中黑體" w:hAnsi="Calibri" w:cs="Calibri" w:hint="eastAsia"/>
-          <w:color w:val="000000"/>
-          <w:w w:val="80"/>
-          <w:sz w:val="26"/>
-          <w:szCs w:val="26"/>
-        </w:rPr>
-        <w:t>的慈愛</w:t>
+        <w:t>因為耶和華的言語正直．凡他所作的、盡都誠實。他喜愛仁義公平．遍地滿了耶和華的慈愛</w:t>
       </w:r>
       <w:r>
         <w:rPr>
@@ -17166,7 +16390,6 @@
                 <w:w w:val="80"/>
               </w:rPr>
             </w:pPr>
-            <w:proofErr w:type="gramStart"/>
             <w:r>
               <w:rPr>
                 <w:rFonts w:ascii="Barlow Condensed Medium" w:eastAsia="華康中黑體" w:hAnsi="Barlow Condensed Medium" w:cstheme="minorHAnsi"/>
@@ -17174,7 +16397,6 @@
               </w:rPr>
               <w:t>主日事奉</w:t>
             </w:r>
-            <w:proofErr w:type="gramEnd"/>
           </w:p>
         </w:tc>
         <w:tc>
@@ -17205,17 +16427,8 @@
                 <w:rFonts w:ascii="Barlow Condensed Medium" w:eastAsia="華康中黑體" w:hAnsi="Barlow Condensed Medium" w:cstheme="minorHAnsi"/>
                 <w:w w:val="66"/>
               </w:rPr>
-              <w:t>本</w:t>
-            </w:r>
-            <w:proofErr w:type="gramStart"/>
-            <w:r>
-              <w:rPr>
-                <w:rFonts w:ascii="Barlow Condensed Medium" w:eastAsia="華康中黑體" w:hAnsi="Barlow Condensed Medium" w:cstheme="minorHAnsi"/>
-                <w:w w:val="66"/>
-              </w:rPr>
-              <w:t>週</w:t>
-            </w:r>
-            <w:proofErr w:type="gramEnd"/>
+              <w:t>本週</w:t>
+            </w:r>
             <w:r>
               <w:rPr>
                 <w:rFonts w:ascii="Barlow Condensed Medium" w:eastAsia="華康儷中黑" w:hAnsi="Barlow Condensed Medium" w:cstheme="minorHAnsi"/>
@@ -17325,17 +16538,8 @@
                 <w:rFonts w:ascii="Barlow Condensed Medium" w:eastAsia="華康中黑體" w:hAnsi="Barlow Condensed Medium" w:cstheme="minorHAnsi"/>
                 <w:w w:val="66"/>
               </w:rPr>
-              <w:t>下</w:t>
-            </w:r>
-            <w:proofErr w:type="gramStart"/>
-            <w:r>
-              <w:rPr>
-                <w:rFonts w:ascii="Barlow Condensed Medium" w:eastAsia="華康中黑體" w:hAnsi="Barlow Condensed Medium" w:cstheme="minorHAnsi"/>
-                <w:w w:val="66"/>
-              </w:rPr>
-              <w:t>週</w:t>
-            </w:r>
-            <w:proofErr w:type="gramEnd"/>
+              <w:t>下週</w:t>
+            </w:r>
             <w:r>
               <w:rPr>
                 <w:rFonts w:ascii="Barlow Condensed Medium" w:eastAsia="華康儷中黑" w:hAnsi="Barlow Condensed Medium" w:cstheme="minorHAnsi"/>
@@ -17755,7 +16959,7 @@
                 <w:rFonts w:ascii="Barlow Condensed Medium" w:eastAsia="標楷體" w:hAnsi="Barlow Condensed Medium" w:cstheme="minorHAnsi" w:hint="eastAsia"/>
                 <w:w w:val="80"/>
               </w:rPr>
-              <w:t>--</w:t>
+              <w:t>10</w:t>
             </w:r>
           </w:p>
         </w:tc>
@@ -17783,7 +16987,6 @@
                 <w:szCs w:val="28"/>
               </w:rPr>
             </w:pPr>
-            <w:proofErr w:type="gramStart"/>
             <w:r>
               <w:rPr>
                 <w:rFonts w:ascii="Barlow Condensed Medium" w:eastAsia="華康正顏楷體W9" w:hAnsi="Barlow Condensed Medium" w:cstheme="minorHAnsi"/>
@@ -17793,7 +16996,6 @@
               </w:rPr>
               <w:t>月值月長執</w:t>
             </w:r>
-            <w:proofErr w:type="gramEnd"/>
             <w:r>
               <w:rPr>
                 <w:rFonts w:ascii="Barlow Condensed Medium" w:eastAsia="標楷體" w:hAnsi="Barlow Condensed Medium" w:cstheme="minorHAnsi"/>
@@ -18061,7 +17263,7 @@
                 <w:rFonts w:ascii="Barlow Condensed Medium" w:eastAsia="標楷體" w:hAnsi="Barlow Condensed Medium" w:cstheme="minorHAnsi" w:hint="eastAsia"/>
                 <w:w w:val="80"/>
               </w:rPr>
-              <w:t>70</w:t>
+              <w:t>68</w:t>
             </w:r>
           </w:p>
         </w:tc>
@@ -18619,7 +17821,7 @@
                 <w:rFonts w:ascii="Barlow Condensed Medium" w:eastAsia="標楷體" w:hAnsi="Barlow Condensed Medium" w:cstheme="minorHAnsi" w:hint="eastAsia"/>
                 <w:w w:val="80"/>
               </w:rPr>
-              <w:t>11</w:t>
+              <w:t>6</w:t>
             </w:r>
           </w:p>
         </w:tc>
@@ -18952,7 +18154,6 @@
                 <w:w w:val="80"/>
               </w:rPr>
             </w:pPr>
-            <w:proofErr w:type="gramStart"/>
             <w:r>
               <w:rPr>
                 <w:rFonts w:ascii="Barlow Condensed Medium" w:eastAsia="華康中黑體" w:hAnsi="Barlow Condensed Medium" w:cstheme="minorHAnsi"/>
@@ -18960,7 +18161,6 @@
               </w:rPr>
               <w:t>司獻</w:t>
             </w:r>
-            <w:proofErr w:type="gramEnd"/>
           </w:p>
         </w:tc>
         <w:tc>
@@ -19454,7 +18654,7 @@
                 <w:rFonts w:ascii="Barlow Condensed Medium" w:eastAsia="標楷體" w:hAnsi="Barlow Condensed Medium" w:cstheme="minorHAnsi" w:hint="eastAsia"/>
                 <w:w w:val="80"/>
               </w:rPr>
-              <w:t>16</w:t>
+              <w:t>17</w:t>
             </w:r>
           </w:p>
         </w:tc>
@@ -19539,20 +18739,10 @@
             </w:pPr>
             <w:r>
               <w:rPr>
-                <w:rFonts w:ascii="標楷體" w:eastAsia="標楷體" w:hAnsi="標楷體" w:cstheme="majorBidi" w:hint="eastAsia"/>
-                <w:szCs w:val="24"/>
-              </w:rPr>
-              <w:t>孫翠</w:t>
-            </w:r>
-            <w:proofErr w:type="gramStart"/>
-            <w:r>
-              <w:rPr>
-                <w:rFonts w:ascii="標楷體" w:eastAsia="標楷體" w:hAnsi="標楷體" w:cstheme="majorBidi" w:hint="eastAsia"/>
-                <w:szCs w:val="24"/>
-              </w:rPr>
-              <w:t>璘</w:t>
-            </w:r>
-            <w:proofErr w:type="gramEnd"/>
+                <w:rFonts w:ascii="標楷體" w:eastAsia="標楷體" w:hAnsi="標楷體" w:hint="eastAsia"/>
+              </w:rPr>
+              <w:t>葉文蒂</w:t>
+            </w:r>
           </w:p>
         </w:tc>
         <w:tc>
@@ -19580,9 +18770,10 @@
             </w:pPr>
             <w:r>
               <w:rPr>
-                <w:rFonts w:ascii="標楷體" w:eastAsia="標楷體" w:hAnsi="標楷體" w:hint="eastAsia"/>
-              </w:rPr>
-              <w:t>葉文蒂</w:t>
+                <w:rFonts w:ascii="標楷體" w:eastAsia="標楷體" w:hAnsi="標楷體" w:cstheme="majorBidi" w:hint="eastAsia"/>
+                <w:szCs w:val="24"/>
+              </w:rPr>
+              <w:t>孫翠璘</w:t>
             </w:r>
           </w:p>
         </w:tc>
@@ -19758,7 +18949,6 @@
                 <w:szCs w:val="24"/>
               </w:rPr>
             </w:pPr>
-            <w:proofErr w:type="gramStart"/>
             <w:r>
               <w:rPr>
                 <w:rFonts w:ascii="標楷體" w:eastAsia="標楷體" w:hAnsi="標楷體" w:cstheme="majorBidi"/>
@@ -19766,7 +18956,6 @@
               </w:rPr>
               <w:t>游陵珠</w:t>
             </w:r>
-            <w:proofErr w:type="gramEnd"/>
           </w:p>
         </w:tc>
         <w:tc>
@@ -20092,21 +19281,12 @@
                 <w:w w:val="80"/>
               </w:rPr>
             </w:pPr>
-            <w:proofErr w:type="gramStart"/>
             <w:r>
               <w:rPr>
                 <w:rFonts w:ascii="標楷體" w:eastAsia="標楷體" w:hAnsi="標楷體" w:cs="華康儷楷書" w:hint="eastAsia"/>
                 <w:w w:val="80"/>
               </w:rPr>
-              <w:t>拿細耳</w:t>
-            </w:r>
-            <w:proofErr w:type="gramEnd"/>
-            <w:r>
-              <w:rPr>
-                <w:rFonts w:ascii="標楷體" w:eastAsia="標楷體" w:hAnsi="標楷體" w:cs="華康儷楷書" w:hint="eastAsia"/>
-                <w:w w:val="80"/>
-              </w:rPr>
-              <w:t>小組</w:t>
+              <w:t>拿細耳小組</w:t>
             </w:r>
           </w:p>
         </w:tc>
@@ -20591,7 +19771,6 @@
                 <w:szCs w:val="24"/>
               </w:rPr>
             </w:pPr>
-            <w:proofErr w:type="gramStart"/>
             <w:r>
               <w:rPr>
                 <w:rFonts w:ascii="標楷體" w:eastAsia="標楷體" w:hAnsi="標楷體" w:cstheme="majorBidi" w:hint="eastAsia"/>
@@ -20599,7 +19778,6 @@
               </w:rPr>
               <w:t>王新依</w:t>
             </w:r>
-            <w:proofErr w:type="gramEnd"/>
           </w:p>
         </w:tc>
         <w:tc>
@@ -20627,7 +19805,6 @@
                 <w:szCs w:val="24"/>
               </w:rPr>
             </w:pPr>
-            <w:proofErr w:type="gramStart"/>
             <w:r>
               <w:rPr>
                 <w:rFonts w:ascii="標楷體" w:eastAsia="標楷體" w:hAnsi="標楷體" w:cstheme="majorBidi" w:hint="eastAsia"/>
@@ -20635,7 +19812,6 @@
               </w:rPr>
               <w:t>楊竣傑</w:t>
             </w:r>
-            <w:proofErr w:type="gramEnd"/>
           </w:p>
         </w:tc>
         <w:tc>
@@ -21072,7 +20248,7 @@
                 <w:rFonts w:ascii="Barlow Condensed Medium" w:eastAsia="標楷體" w:hAnsi="Barlow Condensed Medium" w:cstheme="minorHAnsi" w:hint="eastAsia"/>
                 <w:w w:val="80"/>
               </w:rPr>
-              <w:t>16</w:t>
+              <w:t>--</w:t>
             </w:r>
           </w:p>
         </w:tc>
@@ -21929,7 +21105,7 @@
                 <w:rFonts w:ascii="Barlow Condensed Medium" w:eastAsia="標楷體" w:hAnsi="Barlow Condensed Medium" w:cstheme="minorHAnsi" w:hint="eastAsia"/>
                 <w:w w:val="80"/>
               </w:rPr>
-              <w:t>5</w:t>
+              <w:t>--</w:t>
             </w:r>
           </w:p>
         </w:tc>
@@ -21982,7 +21158,6 @@
                 <w:w w:val="80"/>
               </w:rPr>
             </w:pPr>
-            <w:proofErr w:type="gramStart"/>
             <w:r>
               <w:rPr>
                 <w:rFonts w:ascii="Barlow Condensed Medium" w:eastAsia="華康中黑體" w:hAnsi="Barlow Condensed Medium" w:cstheme="minorHAnsi" w:hint="eastAsia"/>
@@ -21990,7 +21165,6 @@
               </w:rPr>
               <w:t>愛宴</w:t>
             </w:r>
-            <w:proofErr w:type="gramEnd"/>
           </w:p>
         </w:tc>
         <w:tc>
@@ -22145,7 +21319,6 @@
                 <w:w w:val="80"/>
               </w:rPr>
             </w:pPr>
-            <w:proofErr w:type="gramStart"/>
             <w:r>
               <w:rPr>
                 <w:rFonts w:ascii="Barlow Condensed Medium" w:eastAsia="華康中黑體" w:hAnsi="Barlow Condensed Medium" w:cstheme="minorHAnsi" w:hint="eastAsia"/>
@@ -22153,7 +21326,6 @@
               </w:rPr>
               <w:t>愛宴清洗</w:t>
             </w:r>
-            <w:proofErr w:type="gramEnd"/>
           </w:p>
         </w:tc>
         <w:tc>
@@ -25617,7 +24789,7 @@
                 <w:sz w:val="20"/>
                 <w:szCs w:val="20"/>
               </w:rPr>
-              <w:t>21*,23*-24*</w:t>
+              <w:t>33*</w:t>
             </w:r>
             <w:r>
               <w:rPr>
@@ -25628,7 +24800,7 @@
                 <w:sz w:val="20"/>
                 <w:szCs w:val="20"/>
               </w:rPr>
-              <w:t>(23:1)</w:t>
+              <w:t>(1)</w:t>
             </w:r>
           </w:p>
         </w:tc>
@@ -25657,7 +24829,6 @@
                 <w:szCs w:val="20"/>
               </w:rPr>
             </w:pPr>
-            <w:proofErr w:type="gramStart"/>
             <w:r>
               <w:rPr>
                 <w:rFonts w:ascii="Barlow Condensed Medium" w:eastAsia="華康儷中黑" w:hAnsi="Barlow Condensed Medium" w:cstheme="minorHAnsi"/>
@@ -25667,7 +24838,6 @@
               </w:rPr>
               <w:t>一</w:t>
             </w:r>
-            <w:proofErr w:type="gramEnd"/>
             <w:r>
               <w:rPr>
                 <w:rFonts w:ascii="Barlow Condensed Medium" w:eastAsia="華康儷中黑" w:hAnsi="Barlow Condensed Medium" w:cstheme="minorHAnsi"/>
@@ -25815,7 +24985,7 @@
                 <w:sz w:val="20"/>
                 <w:szCs w:val="20"/>
               </w:rPr>
-              <w:t>22*</w:t>
+              <w:t>34*</w:t>
             </w:r>
             <w:r>
               <w:rPr>
@@ -25826,7 +24996,7 @@
                 <w:sz w:val="20"/>
                 <w:szCs w:val="20"/>
               </w:rPr>
-              <w:t>(22:1)</w:t>
+              <w:t>(9)</w:t>
             </w:r>
           </w:p>
         </w:tc>
@@ -26002,7 +25172,7 @@
                 <w:sz w:val="20"/>
                 <w:szCs w:val="20"/>
               </w:rPr>
-              <w:t>25*,28*</w:t>
+              <w:t>35*</w:t>
             </w:r>
             <w:r>
               <w:rPr>
@@ -26013,7 +25183,7 @@
                 <w:sz w:val="20"/>
                 <w:szCs w:val="20"/>
               </w:rPr>
-              <w:t>(25:21)</w:t>
+              <w:t>(16-17)</w:t>
             </w:r>
           </w:p>
         </w:tc>
@@ -26042,7 +25212,6 @@
                 <w:szCs w:val="20"/>
               </w:rPr>
             </w:pPr>
-            <w:proofErr w:type="gramStart"/>
             <w:r>
               <w:rPr>
                 <w:rFonts w:ascii="Barlow Condensed Medium" w:eastAsia="華康儷中黑" w:hAnsi="Barlow Condensed Medium" w:cstheme="minorHAnsi"/>
@@ -26052,7 +25221,6 @@
               </w:rPr>
               <w:t>三</w:t>
             </w:r>
-            <w:proofErr w:type="gramEnd"/>
             <w:r>
               <w:rPr>
                 <w:rFonts w:ascii="Barlow Condensed Medium" w:eastAsia="華康儷中黑" w:hAnsi="Barlow Condensed Medium" w:cstheme="minorHAnsi"/>
@@ -26191,7 +25359,7 @@
                 <w:sz w:val="20"/>
                 <w:szCs w:val="20"/>
               </w:rPr>
-              <w:t>26*-27*</w:t>
+              <w:t>37*</w:t>
             </w:r>
             <w:r>
               <w:rPr>
@@ -26202,7 +25370,7 @@
                 <w:sz w:val="20"/>
                 <w:szCs w:val="20"/>
               </w:rPr>
-              <w:t>(27:4)</w:t>
+              <w:t>(1,8)</w:t>
             </w:r>
           </w:p>
         </w:tc>
@@ -26378,7 +25546,7 @@
                 <w:sz w:val="20"/>
                 <w:szCs w:val="20"/>
               </w:rPr>
-              <w:t>29*-30*</w:t>
+              <w:t>38*</w:t>
             </w:r>
             <w:r>
               <w:rPr>
@@ -26389,7 +25557,7 @@
                 <w:sz w:val="20"/>
                 <w:szCs w:val="20"/>
               </w:rPr>
-              <w:t>(30:5)</w:t>
+              <w:t>(18)</w:t>
             </w:r>
           </w:p>
         </w:tc>
@@ -26565,7 +25733,7 @@
                 <w:sz w:val="20"/>
                 <w:szCs w:val="20"/>
               </w:rPr>
-              <w:t>31*</w:t>
+              <w:t>39*-40*</w:t>
             </w:r>
             <w:r>
               <w:rPr>
@@ -26576,7 +25744,7 @@
                 <w:sz w:val="20"/>
                 <w:szCs w:val="20"/>
               </w:rPr>
-              <w:t>(5)</w:t>
+              <w:t>(39:6-7)</w:t>
             </w:r>
           </w:p>
         </w:tc>
@@ -26752,7 +25920,7 @@
                 <w:sz w:val="20"/>
                 <w:szCs w:val="20"/>
               </w:rPr>
-              <w:t>32*,36*</w:t>
+              <w:t>41*-43*</w:t>
             </w:r>
             <w:r>
               <w:rPr>
@@ -26763,7 +25931,7 @@
                 <w:sz w:val="20"/>
                 <w:szCs w:val="20"/>
               </w:rPr>
-              <w:t>(32:1-2)</w:t>
+              <w:t>(42:5)</w:t>
             </w:r>
           </w:p>
         </w:tc>
@@ -26846,7 +26014,6 @@
           </wp:anchor>
         </w:drawing>
       </w:r>
-      <w:proofErr w:type="gramStart"/>
       <w:r>
         <w:rPr>
           <w:rFonts w:ascii="Yanone Kaffeesatz Regular" w:eastAsia="華康儷中黑" w:hAnsi="Yanone Kaffeesatz Regular" w:cs="Arial"/>
@@ -26856,7 +26023,6 @@
         </w:rPr>
         <w:t>註</w:t>
       </w:r>
-      <w:proofErr w:type="gramEnd"/>
       <w:r>
         <w:rPr>
           <w:rFonts w:ascii="Yanone Kaffeesatz Regular" w:eastAsia="華康儷中黑" w:hAnsi="Yanone Kaffeesatz Regular" w:cs="Arial" w:hint="eastAsia"/>
@@ -27023,7 +26189,6 @@
         </w:rPr>
         <w:t>，</w:t>
       </w:r>
-      <w:proofErr w:type="gramStart"/>
       <w:r>
         <w:rPr>
           <w:rFonts w:ascii="Yanone Kaffeesatz Regular" w:eastAsia="華康儷中黑" w:hAnsi="Yanone Kaffeesatz Regular" w:cs="Arial" w:hint="eastAsia"/>
@@ -27049,17 +26214,7 @@
           <w:sz w:val="26"/>
           <w:szCs w:val="26"/>
         </w:rPr>
-        <w:t>省略</w:t>
-      </w:r>
-      <w:proofErr w:type="gramEnd"/>
-      <w:r>
-        <w:rPr>
-          <w:rFonts w:ascii="Yanone Kaffeesatz Regular" w:eastAsia="華康儷中黑" w:hAnsi="Yanone Kaffeesatz Regular" w:cs="Arial" w:hint="eastAsia"/>
-          <w:w w:val="60"/>
-          <w:sz w:val="26"/>
-          <w:szCs w:val="26"/>
-        </w:rPr>
-        <w:t>章</w:t>
+        <w:t>省略章</w:t>
       </w:r>
       <w:r>
         <w:rPr>
@@ -27185,7 +26340,7 @@
           <w:sz w:val="26"/>
           <w:szCs w:val="26"/>
         </w:rPr>
-        <w:t>凡投靠祂的</w:t>
+        <w:t>正直人的讚美</w:t>
       </w:r>
       <w:r>
         <w:rPr>
@@ -27209,7 +26364,6 @@
           <w:szCs w:val="26"/>
         </w:rPr>
       </w:pPr>
-      <w:proofErr w:type="gramStart"/>
       <w:r>
         <w:rPr>
           <w:rFonts w:ascii="Barlow Condensed Medium" w:eastAsia="華康儷中黑" w:hAnsi="Barlow Condensed Medium" w:cs="Arial" w:hint="eastAsia"/>
@@ -27217,17 +26371,7 @@
           <w:sz w:val="26"/>
           <w:szCs w:val="26"/>
         </w:rPr>
-        <w:t>鑰</w:t>
-      </w:r>
-      <w:proofErr w:type="gramEnd"/>
-      <w:r>
-        <w:rPr>
-          <w:rFonts w:ascii="Barlow Condensed Medium" w:eastAsia="華康儷中黑" w:hAnsi="Barlow Condensed Medium" w:cs="Arial" w:hint="eastAsia"/>
-          <w:w w:val="80"/>
-          <w:sz w:val="26"/>
-          <w:szCs w:val="26"/>
-        </w:rPr>
-        <w:t>節</w:t>
+        <w:t>鑰節</w:t>
       </w:r>
       <w:r>
         <w:rPr>
@@ -27262,31 +26406,7 @@
           <w:sz w:val="26"/>
           <w:szCs w:val="26"/>
         </w:rPr>
-        <w:t>這位　神，他的道路是完全的；耶和華的話</w:t>
-      </w:r>
-      <w:proofErr w:type="gramStart"/>
-      <w:r>
-        <w:rPr>
-          <w:rFonts w:ascii="華康古印體" w:eastAsia="華康古印體" w:hAnsi="Barlow Condensed Medium" w:cs="Arial" w:hint="eastAsia"/>
-          <w:b/>
-          <w:bCs/>
-          <w:w w:val="70"/>
-          <w:sz w:val="26"/>
-          <w:szCs w:val="26"/>
-        </w:rPr>
-        <w:t>是煉淨</w:t>
-      </w:r>
-      <w:proofErr w:type="gramEnd"/>
-      <w:r>
-        <w:rPr>
-          <w:rFonts w:ascii="華康古印體" w:eastAsia="華康古印體" w:hAnsi="Barlow Condensed Medium" w:cs="Arial" w:hint="eastAsia"/>
-          <w:b/>
-          <w:bCs/>
-          <w:w w:val="70"/>
-          <w:sz w:val="26"/>
-          <w:szCs w:val="26"/>
-        </w:rPr>
-        <w:t>的；凡是投靠他的，他都作他們的盾牌。</w:t>
+        <w:t>義人哪！你們要靠著耶和華歡呼；正直人讚美主是合宜的。</w:t>
       </w:r>
     </w:p>
     <w:p>
@@ -27298,56 +26418,6 @@
           <w:rFonts w:ascii="華康古印體" w:eastAsia="華康古印體" w:hAnsi="Barlow Condensed Medium" w:cs="Arial"/>
           <w:b/>
           <w:bCs/>
-          <w:w w:val="70"/>
-          <w:sz w:val="26"/>
-          <w:szCs w:val="26"/>
-        </w:rPr>
-      </w:pPr>
-      <w:r>
-        <w:rPr>
-          <w:rFonts w:ascii="華康古印體" w:eastAsia="華康古印體" w:hAnsi="Barlow Condensed Medium" w:cs="Arial" w:hint="eastAsia"/>
-          <w:b/>
-          <w:bCs/>
-          <w:w w:val="70"/>
-          <w:sz w:val="26"/>
-          <w:szCs w:val="26"/>
-        </w:rPr>
-        <w:t xml:space="preserve">除了耶和華，誰是　</w:t>
-      </w:r>
-      <w:proofErr w:type="gramStart"/>
-      <w:r>
-        <w:rPr>
-          <w:rFonts w:ascii="華康古印體" w:eastAsia="華康古印體" w:hAnsi="Barlow Condensed Medium" w:cs="Arial" w:hint="eastAsia"/>
-          <w:b/>
-          <w:bCs/>
-          <w:w w:val="70"/>
-          <w:sz w:val="26"/>
-          <w:szCs w:val="26"/>
-        </w:rPr>
-        <w:t>神呢</w:t>
-      </w:r>
-      <w:proofErr w:type="gramEnd"/>
-      <w:r>
-        <w:rPr>
-          <w:rFonts w:ascii="華康古印體" w:eastAsia="華康古印體" w:hAnsi="Barlow Condensed Medium" w:cs="Arial" w:hint="eastAsia"/>
-          <w:b/>
-          <w:bCs/>
-          <w:w w:val="70"/>
-          <w:sz w:val="26"/>
-          <w:szCs w:val="26"/>
-        </w:rPr>
-        <w:t>？除了我們的　神，誰是磐石呢？</w:t>
-      </w:r>
-    </w:p>
-    <w:p>
-      <w:pPr>
-        <w:kinsoku w:val="0"/>
-        <w:snapToGrid w:val="0"/>
-        <w:spacing w:line="300" w:lineRule="exact"/>
-        <w:rPr>
-          <w:rFonts w:ascii="華康古印體" w:eastAsia="華康古印體" w:hAnsi="Barlow Condensed Medium" w:cs="Arial"/>
-          <w:b/>
-          <w:bCs/>
           <w:w w:val="75"/>
           <w:sz w:val="26"/>
           <w:szCs w:val="26"/>
@@ -27391,7 +26461,7 @@
           <w:sz w:val="26"/>
           <w:szCs w:val="26"/>
         </w:rPr>
-        <w:t>18</w:t>
+        <w:t>33</w:t>
       </w:r>
       <w:r>
         <w:rPr>
@@ -27411,7 +26481,7 @@
           <w:sz w:val="26"/>
           <w:szCs w:val="26"/>
         </w:rPr>
-        <w:t>30-31</w:t>
+        <w:t>1</w:t>
       </w:r>
       <w:r>
         <w:rPr>
@@ -27533,7 +26603,7 @@
                 <w:sz w:val="26"/>
                 <w:szCs w:val="26"/>
               </w:rPr>
-              <w:t>時勢如何造英雄</w:t>
+              <w:t>為何正直人讚美　神是合宜</w:t>
             </w:r>
             <w:r>
               <w:rPr>
@@ -27605,7 +26675,7 @@
                 <w:sz w:val="26"/>
                 <w:szCs w:val="26"/>
               </w:rPr>
-              <w:t>勇氣和能力如何使大衛成長</w:t>
+              <w:t>用詩與樂器提昇意境的目的</w:t>
             </w:r>
             <w:r>
               <w:rPr>
@@ -27677,27 +26747,7 @@
                 <w:sz w:val="26"/>
                 <w:szCs w:val="26"/>
               </w:rPr>
-              <w:t>什麼樣</w:t>
-            </w:r>
-            <w:proofErr w:type="gramStart"/>
-            <w:r>
-              <w:rPr>
-                <w:rFonts w:ascii="Barlow Condensed Medium" w:eastAsia="華康中黑體" w:hAnsi="Barlow Condensed Medium" w:cs="Arial" w:hint="eastAsia"/>
-                <w:w w:val="75"/>
-                <w:sz w:val="26"/>
-                <w:szCs w:val="26"/>
-              </w:rPr>
-              <w:t>的神是唯一</w:t>
-            </w:r>
-            <w:proofErr w:type="gramEnd"/>
-            <w:r>
-              <w:rPr>
-                <w:rFonts w:ascii="Barlow Condensed Medium" w:eastAsia="華康中黑體" w:hAnsi="Barlow Condensed Medium" w:cs="Arial" w:hint="eastAsia"/>
-                <w:w w:val="75"/>
-                <w:sz w:val="26"/>
-                <w:szCs w:val="26"/>
-              </w:rPr>
-              <w:t>且無可取代</w:t>
+              <w:t>為何要向　神唱新的歌</w:t>
             </w:r>
             <w:r>
               <w:rPr>
@@ -27778,7 +26828,7 @@
                 <w:sz w:val="26"/>
                 <w:szCs w:val="26"/>
               </w:rPr>
-              <w:t>生命要如何經歷成長</w:t>
+              <w:t xml:space="preserve">　神的心意如何值得等候</w:t>
             </w:r>
             <w:r>
               <w:rPr>
@@ -27797,21 +26847,410 @@
       <w:pPr>
         <w:kinsoku w:val="0"/>
         <w:snapToGrid w:val="0"/>
-        <w:spacing w:line="260" w:lineRule="exact"/>
+        <w:spacing w:beforeLines="50" w:before="165" w:line="300" w:lineRule="exact"/>
         <w:jc w:val="both"/>
         <w:rPr>
           <w:rFonts w:ascii="Barlow Condensed Medium" w:eastAsia="標楷體" w:hAnsi="Barlow Condensed Medium" w:cstheme="minorHAnsi"/>
-          <w:w w:val="120"/>
-          <w:sz w:val="20"/>
-          <w:szCs w:val="20"/>
+          <w:w w:val="80"/>
+          <w:sz w:val="26"/>
+          <w:szCs w:val="26"/>
         </w:rPr>
       </w:pPr>
+      <w:r>
+        <w:rPr>
+          <w:rFonts w:ascii="Barlow Condensed Medium" w:eastAsia="標楷體" w:hAnsi="Barlow Condensed Medium" w:cstheme="minorHAnsi"/>
+          <w:w w:val="80"/>
+          <w:sz w:val="26"/>
+          <w:szCs w:val="26"/>
+        </w:rPr>
+        <w:t>§</w:t>
+      </w:r>
+      <w:r>
+        <w:rPr>
+          <w:rFonts w:ascii="Barlow Condensed Medium" w:eastAsia="標楷體" w:hAnsi="Barlow Condensed Medium" w:cstheme="minorHAnsi" w:hint="eastAsia"/>
+          <w:w w:val="80"/>
+          <w:sz w:val="26"/>
+          <w:szCs w:val="26"/>
+        </w:rPr>
+        <w:t xml:space="preserve"> </w:t>
+      </w:r>
+      <w:r>
+        <w:rPr>
+          <w:rFonts w:ascii="Barlow Condensed Medium" w:eastAsia="標楷體" w:hAnsi="Barlow Condensed Medium" w:cstheme="minorHAnsi"/>
+          <w:w w:val="80"/>
+          <w:sz w:val="26"/>
+          <w:szCs w:val="26"/>
+        </w:rPr>
+        <w:t>我們謹</w:t>
+      </w:r>
+      <w:r>
+        <w:rPr>
+          <w:rFonts w:ascii="Barlow Condensed Medium" w:eastAsia="標楷體" w:hAnsi="Barlow Condensed Medium" w:cstheme="minorHAnsi" w:hint="eastAsia"/>
+          <w:w w:val="80"/>
+          <w:sz w:val="26"/>
+          <w:szCs w:val="26"/>
+        </w:rPr>
+        <w:t>守</w:t>
+      </w:r>
+      <w:r>
+        <w:rPr>
+          <w:rFonts w:ascii="Barlow Condensed Medium" w:eastAsia="標楷體" w:hAnsi="Barlow Condensed Medium" w:cstheme="minorHAnsi"/>
+          <w:w w:val="80"/>
+          <w:sz w:val="26"/>
+          <w:szCs w:val="26"/>
+        </w:rPr>
+        <w:t>聖經</w:t>
+      </w:r>
+      <w:r>
+        <w:rPr>
+          <w:rFonts w:ascii="Barlow Condensed Medium" w:eastAsia="標楷體" w:hAnsi="Barlow Condensed Medium" w:cstheme="minorHAnsi"/>
+          <w:w w:val="80"/>
+          <w:sz w:val="26"/>
+          <w:szCs w:val="26"/>
+        </w:rPr>
+        <w:t>奉獻</w:t>
+      </w:r>
+      <w:r>
+        <w:rPr>
+          <w:rFonts w:ascii="Barlow Condensed Medium" w:eastAsia="標楷體" w:hAnsi="Barlow Condensed Medium" w:cstheme="minorHAnsi" w:hint="eastAsia"/>
+          <w:w w:val="80"/>
+          <w:sz w:val="26"/>
+          <w:szCs w:val="26"/>
+        </w:rPr>
+        <w:t>的</w:t>
+      </w:r>
+      <w:r>
+        <w:rPr>
+          <w:rFonts w:ascii="Barlow Condensed Medium" w:eastAsia="標楷體" w:hAnsi="Barlow Condensed Medium" w:cstheme="minorHAnsi"/>
+          <w:w w:val="80"/>
+          <w:sz w:val="26"/>
+          <w:szCs w:val="26"/>
+        </w:rPr>
+        <w:t>教導</w:t>
+      </w:r>
+      <w:r>
+        <w:rPr>
+          <w:rFonts w:ascii="Barlow Condensed Medium" w:eastAsia="標楷體" w:hAnsi="Barlow Condensed Medium" w:cstheme="minorHAnsi" w:hint="eastAsia"/>
+          <w:w w:val="80"/>
+          <w:sz w:val="26"/>
+          <w:szCs w:val="26"/>
+        </w:rPr>
+        <w:t>：</w:t>
+      </w:r>
+    </w:p>
+    <w:p>
+      <w:pPr>
+        <w:pStyle w:val="a8"/>
+        <w:numPr>
+          <w:ilvl w:val="0"/>
+          <w:numId w:val="20"/>
+        </w:numPr>
+        <w:kinsoku w:val="0"/>
+        <w:snapToGrid w:val="0"/>
+        <w:spacing w:line="300" w:lineRule="exact"/>
+        <w:ind w:leftChars="0" w:left="196" w:hanging="196"/>
+        <w:jc w:val="both"/>
+        <w:rPr>
+          <w:rFonts w:ascii="Barlow Condensed Medium" w:eastAsia="標楷體" w:hAnsi="Barlow Condensed Medium" w:cstheme="minorHAnsi"/>
+          <w:w w:val="80"/>
+          <w:sz w:val="26"/>
+          <w:szCs w:val="26"/>
+        </w:rPr>
+      </w:pPr>
+      <w:r>
+        <w:rPr>
+          <w:rFonts w:ascii="Barlow Condensed Medium" w:eastAsia="標楷體" w:hAnsi="Barlow Condensed Medium" w:cstheme="minorHAnsi" w:hint="eastAsia"/>
+          <w:w w:val="80"/>
+          <w:sz w:val="26"/>
+          <w:szCs w:val="26"/>
+        </w:rPr>
+        <w:t>你要吩咐以色列人獻禮物給我。凡甘心樂意獻給我的禮物，你們都可以收下。</w:t>
+      </w:r>
+      <w:r>
+        <w:rPr>
+          <w:rFonts w:ascii="Barlow Condensed Medium" w:eastAsia="標楷體" w:hAnsi="Barlow Condensed Medium" w:cstheme="minorHAnsi" w:hint="eastAsia"/>
+          <w:w w:val="80"/>
+          <w:sz w:val="26"/>
+          <w:szCs w:val="26"/>
+        </w:rPr>
+        <w:t>(</w:t>
+      </w:r>
+      <w:r>
+        <w:rPr>
+          <w:rFonts w:ascii="Barlow Condensed Medium" w:eastAsia="標楷體" w:hAnsi="Barlow Condensed Medium" w:cstheme="minorHAnsi" w:hint="eastAsia"/>
+          <w:w w:val="80"/>
+          <w:sz w:val="26"/>
+          <w:szCs w:val="26"/>
+        </w:rPr>
+        <w:t>出</w:t>
+      </w:r>
+      <w:r>
+        <w:rPr>
+          <w:rFonts w:ascii="Barlow Condensed Medium" w:eastAsia="標楷體" w:hAnsi="Barlow Condensed Medium" w:cstheme="minorHAnsi" w:hint="eastAsia"/>
+          <w:w w:val="80"/>
+          <w:sz w:val="26"/>
+          <w:szCs w:val="26"/>
+        </w:rPr>
+        <w:t>25:2)</w:t>
+      </w:r>
+    </w:p>
+    <w:p>
+      <w:pPr>
+        <w:pStyle w:val="a8"/>
+        <w:numPr>
+          <w:ilvl w:val="0"/>
+          <w:numId w:val="20"/>
+        </w:numPr>
+        <w:kinsoku w:val="0"/>
+        <w:snapToGrid w:val="0"/>
+        <w:spacing w:line="300" w:lineRule="exact"/>
+        <w:ind w:leftChars="0" w:left="182" w:hanging="182"/>
+        <w:jc w:val="both"/>
+        <w:rPr>
+          <w:rFonts w:ascii="Barlow Condensed Medium" w:eastAsia="標楷體" w:hAnsi="Barlow Condensed Medium" w:cstheme="minorHAnsi"/>
+          <w:w w:val="80"/>
+          <w:sz w:val="26"/>
+          <w:szCs w:val="26"/>
+        </w:rPr>
+      </w:pPr>
+      <w:r>
+        <w:rPr>
+          <w:rFonts w:ascii="Barlow Condensed Medium" w:eastAsia="標楷體" w:hAnsi="Barlow Condensed Medium" w:cstheme="minorHAnsi" w:hint="eastAsia"/>
+          <w:w w:val="80"/>
+          <w:sz w:val="26"/>
+          <w:szCs w:val="26"/>
+        </w:rPr>
+        <w:t>施捨的時候，不要讓左手知道右手所做的</w:t>
+      </w:r>
+      <w:r>
+        <w:rPr>
+          <w:rFonts w:ascii="Barlow Condensed Medium" w:eastAsia="標楷體" w:hAnsi="Barlow Condensed Medium" w:cstheme="minorHAnsi" w:hint="eastAsia"/>
+          <w:w w:val="80"/>
+          <w:sz w:val="26"/>
+          <w:szCs w:val="26"/>
+        </w:rPr>
+        <w:t>，</w:t>
+      </w:r>
+      <w:r>
+        <w:rPr>
+          <w:rFonts w:ascii="Barlow Condensed Medium" w:eastAsia="標楷體" w:hAnsi="Barlow Condensed Medium" w:cstheme="minorHAnsi" w:hint="eastAsia"/>
+          <w:w w:val="80"/>
+          <w:sz w:val="26"/>
+          <w:szCs w:val="26"/>
+        </w:rPr>
+        <w:t>(</w:t>
+      </w:r>
+      <w:r>
+        <w:rPr>
+          <w:rFonts w:ascii="Barlow Condensed Medium" w:eastAsia="標楷體" w:hAnsi="Barlow Condensed Medium" w:cstheme="minorHAnsi" w:hint="eastAsia"/>
+          <w:w w:val="80"/>
+          <w:sz w:val="26"/>
+          <w:szCs w:val="26"/>
+        </w:rPr>
+        <w:t>太</w:t>
+      </w:r>
+      <w:r>
+        <w:rPr>
+          <w:rFonts w:ascii="Barlow Condensed Medium" w:eastAsia="標楷體" w:hAnsi="Barlow Condensed Medium" w:cstheme="minorHAnsi" w:hint="eastAsia"/>
+          <w:w w:val="80"/>
+          <w:sz w:val="26"/>
+          <w:szCs w:val="26"/>
+        </w:rPr>
+        <w:t>6:3)</w:t>
+      </w:r>
+    </w:p>
+    <w:p>
+      <w:pPr>
+        <w:pStyle w:val="a8"/>
+        <w:numPr>
+          <w:ilvl w:val="0"/>
+          <w:numId w:val="20"/>
+        </w:numPr>
+        <w:kinsoku w:val="0"/>
+        <w:snapToGrid w:val="0"/>
+        <w:spacing w:line="300" w:lineRule="exact"/>
+        <w:ind w:leftChars="0" w:left="196" w:hanging="196"/>
+        <w:jc w:val="both"/>
+        <w:rPr>
+          <w:rFonts w:ascii="Barlow Condensed Medium" w:eastAsia="標楷體" w:hAnsi="Barlow Condensed Medium" w:cstheme="minorHAnsi"/>
+          <w:w w:val="80"/>
+          <w:sz w:val="26"/>
+          <w:szCs w:val="26"/>
+        </w:rPr>
+      </w:pPr>
+      <w:r>
+        <w:rPr>
+          <w:rFonts w:ascii="Barlow Condensed Medium" w:eastAsia="標楷體" w:hAnsi="Barlow Condensed Medium" w:cstheme="minorHAnsi"/>
+          <w:w w:val="80"/>
+          <w:sz w:val="26"/>
+          <w:szCs w:val="26"/>
+        </w:rPr>
+        <w:t>…</w:t>
+      </w:r>
+      <w:r>
+        <w:rPr>
+          <w:rFonts w:ascii="Barlow Condensed Medium" w:eastAsia="標楷體" w:hAnsi="Barlow Condensed Medium" w:cstheme="minorHAnsi" w:hint="eastAsia"/>
+          <w:w w:val="80"/>
+          <w:sz w:val="26"/>
+          <w:szCs w:val="26"/>
+        </w:rPr>
+        <w:t>雖然自己不足，卻把她一生所有的全都投進去了。</w:t>
+      </w:r>
+    </w:p>
+    <w:p>
+      <w:pPr>
+        <w:pStyle w:val="a8"/>
+        <w:kinsoku w:val="0"/>
+        <w:snapToGrid w:val="0"/>
+        <w:spacing w:line="300" w:lineRule="exact"/>
+        <w:ind w:leftChars="0" w:left="196"/>
+        <w:jc w:val="both"/>
+        <w:rPr>
+          <w:rFonts w:ascii="Barlow Condensed Medium" w:eastAsia="標楷體" w:hAnsi="Barlow Condensed Medium" w:cstheme="minorHAnsi"/>
+          <w:w w:val="80"/>
+          <w:sz w:val="26"/>
+          <w:szCs w:val="26"/>
+        </w:rPr>
+      </w:pPr>
+      <w:r>
+        <w:rPr>
+          <w:rFonts w:ascii="Barlow Condensed Medium" w:eastAsia="標楷體" w:hAnsi="Barlow Condensed Medium" w:cstheme="minorHAnsi" w:hint="eastAsia"/>
+          <w:w w:val="80"/>
+          <w:sz w:val="26"/>
+          <w:szCs w:val="26"/>
+        </w:rPr>
+        <w:t>(</w:t>
+      </w:r>
+      <w:r>
+        <w:rPr>
+          <w:rFonts w:ascii="Barlow Condensed Medium" w:eastAsia="標楷體" w:hAnsi="Barlow Condensed Medium" w:cstheme="minorHAnsi" w:hint="eastAsia"/>
+          <w:w w:val="80"/>
+          <w:sz w:val="26"/>
+          <w:szCs w:val="26"/>
+        </w:rPr>
+        <w:t>可</w:t>
+      </w:r>
+      <w:r>
+        <w:rPr>
+          <w:rFonts w:ascii="Barlow Condensed Medium" w:eastAsia="標楷體" w:hAnsi="Barlow Condensed Medium" w:cstheme="minorHAnsi" w:hint="eastAsia"/>
+          <w:w w:val="80"/>
+          <w:sz w:val="26"/>
+          <w:szCs w:val="26"/>
+        </w:rPr>
+        <w:t>12:44)</w:t>
+      </w:r>
+    </w:p>
+    <w:p>
+      <w:pPr>
+        <w:pStyle w:val="a8"/>
+        <w:numPr>
+          <w:ilvl w:val="0"/>
+          <w:numId w:val="20"/>
+        </w:numPr>
+        <w:kinsoku w:val="0"/>
+        <w:snapToGrid w:val="0"/>
+        <w:spacing w:line="300" w:lineRule="exact"/>
+        <w:ind w:leftChars="0" w:left="196" w:hanging="196"/>
+        <w:jc w:val="both"/>
+        <w:rPr>
+          <w:rFonts w:ascii="Barlow Condensed Medium" w:eastAsia="標楷體" w:hAnsi="Barlow Condensed Medium" w:cstheme="minorHAnsi"/>
+          <w:w w:val="80"/>
+          <w:sz w:val="26"/>
+          <w:szCs w:val="26"/>
+        </w:rPr>
+      </w:pPr>
+      <w:r>
+        <w:rPr>
+          <w:rFonts w:ascii="Barlow Condensed Medium" w:eastAsia="標楷體" w:hAnsi="Barlow Condensed Medium" w:cstheme="minorHAnsi" w:hint="eastAsia"/>
+          <w:w w:val="80"/>
+          <w:sz w:val="26"/>
+          <w:szCs w:val="26"/>
+        </w:rPr>
+        <w:t>就要把祭物留在壇前，先去跟弟兄和好，然後來獻祭物。</w:t>
+      </w:r>
+      <w:r>
+        <w:rPr>
+          <w:rFonts w:ascii="Barlow Condensed Medium" w:eastAsia="標楷體" w:hAnsi="Barlow Condensed Medium" w:cstheme="minorHAnsi" w:hint="eastAsia"/>
+          <w:w w:val="80"/>
+          <w:sz w:val="26"/>
+          <w:szCs w:val="26"/>
+        </w:rPr>
+        <w:t>(</w:t>
+      </w:r>
+      <w:r>
+        <w:rPr>
+          <w:rFonts w:ascii="Barlow Condensed Medium" w:eastAsia="標楷體" w:hAnsi="Barlow Condensed Medium" w:cstheme="minorHAnsi" w:hint="eastAsia"/>
+          <w:w w:val="80"/>
+          <w:sz w:val="26"/>
+          <w:szCs w:val="26"/>
+        </w:rPr>
+        <w:t>太</w:t>
+      </w:r>
+      <w:r>
+        <w:rPr>
+          <w:rFonts w:ascii="Barlow Condensed Medium" w:eastAsia="標楷體" w:hAnsi="Barlow Condensed Medium" w:cstheme="minorHAnsi" w:hint="eastAsia"/>
+          <w:w w:val="80"/>
+          <w:sz w:val="26"/>
+          <w:szCs w:val="26"/>
+        </w:rPr>
+        <w:t>5:24)</w:t>
+      </w:r>
     </w:p>
     <w:p>
       <w:pPr>
         <w:kinsoku w:val="0"/>
         <w:snapToGrid w:val="0"/>
-        <w:spacing w:line="260" w:lineRule="exact"/>
+        <w:spacing w:beforeLines="50" w:before="165" w:line="300" w:lineRule="exact"/>
+        <w:jc w:val="both"/>
+        <w:rPr>
+          <w:rFonts w:ascii="Barlow Condensed Medium" w:eastAsia="標楷體" w:hAnsi="Barlow Condensed Medium" w:cstheme="minorHAnsi"/>
+          <w:w w:val="80"/>
+          <w:sz w:val="26"/>
+          <w:szCs w:val="26"/>
+        </w:rPr>
+      </w:pPr>
+      <w:r>
+        <w:rPr>
+          <w:rFonts w:ascii="Barlow Condensed Medium" w:eastAsia="標楷體" w:hAnsi="Barlow Condensed Medium" w:cstheme="minorHAnsi"/>
+          <w:w w:val="80"/>
+          <w:sz w:val="26"/>
+          <w:szCs w:val="26"/>
+        </w:rPr>
+        <w:t>§</w:t>
+      </w:r>
+      <w:r>
+        <w:rPr>
+          <w:rFonts w:ascii="Barlow Condensed Medium" w:eastAsia="標楷體" w:hAnsi="Barlow Condensed Medium" w:cstheme="minorHAnsi" w:hint="eastAsia"/>
+          <w:w w:val="80"/>
+          <w:sz w:val="26"/>
+          <w:szCs w:val="26"/>
+        </w:rPr>
+        <w:t xml:space="preserve"> </w:t>
+      </w:r>
+      <w:r>
+        <w:rPr>
+          <w:rFonts w:ascii="Barlow Condensed Medium" w:eastAsia="標楷體" w:hAnsi="Barlow Condensed Medium" w:cstheme="minorHAnsi" w:hint="eastAsia"/>
+          <w:w w:val="80"/>
+          <w:sz w:val="26"/>
+          <w:szCs w:val="26"/>
+        </w:rPr>
+        <w:t>會計年度已進入最後一季，教會的下屬單位</w:t>
+      </w:r>
+      <w:r>
+        <w:rPr>
+          <w:rFonts w:ascii="Barlow Condensed Medium" w:eastAsia="標楷體" w:hAnsi="Barlow Condensed Medium" w:cstheme="minorHAnsi" w:hint="eastAsia"/>
+          <w:w w:val="80"/>
+          <w:sz w:val="26"/>
+          <w:szCs w:val="26"/>
+        </w:rPr>
+        <w:t>有主日學、聖歌隊和各團契，可能有財務吃緊的狀況，請兄姊能關心且指名來奉獻。</w:t>
+      </w:r>
+    </w:p>
+    <w:p>
+      <w:pPr>
+        <w:kinsoku w:val="0"/>
+        <w:snapToGrid w:val="0"/>
+        <w:spacing w:line="300" w:lineRule="exact"/>
         <w:jc w:val="both"/>
         <w:rPr>
           <w:rFonts w:ascii="Barlow Condensed Medium" w:eastAsia="華康細黑體" w:hAnsi="Barlow Condensed Medium"/>
@@ -27838,7 +27277,7 @@
         <mc:AlternateContent>
           <mc:Choice Requires="wps">
             <w:drawing>
-              <wp:anchor distT="0" distB="0" distL="114300" distR="114300" simplePos="0" relativeHeight="251665920" behindDoc="0" locked="0" layoutInCell="1" allowOverlap="1" wp14:anchorId="771C6E6D" wp14:editId="79E4C908">
+              <wp:anchor distT="0" distB="0" distL="114300" distR="114300" simplePos="0" relativeHeight="251659264" behindDoc="0" locked="0" layoutInCell="1" allowOverlap="1" wp14:anchorId="771C6E6D" wp14:editId="79E4C908">
                 <wp:simplePos x="0" y="0"/>
                 <wp:positionH relativeFrom="page">
                   <wp:posOffset>4367530</wp:posOffset>
@@ -27899,7 +27338,7 @@
           </mc:Choice>
           <mc:Fallback>
             <w:pict>
-              <v:line w14:anchorId="7647DE71" id="直線接點 6" o:spid="_x0000_s1026" style="position:absolute;z-index:251665920;visibility:visible;mso-wrap-style:square;mso-width-percent:0;mso-height-percent:0;mso-wrap-distance-left:9pt;mso-wrap-distance-top:0;mso-wrap-distance-right:9pt;mso-wrap-distance-bottom:0;mso-position-horizontal:absolute;mso-position-horizontal-relative:page;mso-position-vertical:absolute;mso-position-vertical-relative:page;mso-width-percent:0;mso-height-percent:0;mso-width-relative:margin;mso-height-relative:margin" from="343.9pt,19.85pt" to="345.05pt,710.95pt" o:gfxdata="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" strokecolor="black [3213]" strokeweight=".5pt">
+              <v:line w14:anchorId="0A43DD3E" id="直線接點 6" o:spid="_x0000_s1026" style="position:absolute;z-index:251659264;visibility:visible;mso-wrap-style:square;mso-width-percent:0;mso-height-percent:0;mso-wrap-distance-left:9pt;mso-wrap-distance-top:0;mso-wrap-distance-right:9pt;mso-wrap-distance-bottom:0;mso-position-horizontal:absolute;mso-position-horizontal-relative:page;mso-position-vertical:absolute;mso-position-vertical-relative:page;mso-width-percent:0;mso-height-percent:0;mso-width-relative:margin;mso-height-relative:margin" from="343.9pt,19.85pt" to="345.05pt,710.95pt" o:gfxdata="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" strokecolor="black [3213]" strokeweight=".5pt">
                 <v:stroke dashstyle="3 1" joinstyle="miter"/>
                 <w10:wrap anchorx="page" anchory="page"/>
               </v:line>
@@ -27916,7 +27355,7 @@
         <mc:AlternateContent>
           <mc:Choice Requires="wps">
             <w:drawing>
-              <wp:anchor distT="0" distB="0" distL="114300" distR="114300" simplePos="0" relativeHeight="251661824" behindDoc="0" locked="0" layoutInCell="1" allowOverlap="1" wp14:anchorId="2024F049" wp14:editId="59013795">
+              <wp:anchor distT="0" distB="0" distL="114300" distR="114300" simplePos="0" relativeHeight="251657216" behindDoc="0" locked="0" layoutInCell="1" allowOverlap="1" wp14:anchorId="2024F049" wp14:editId="59013795">
                 <wp:simplePos x="0" y="0"/>
                 <wp:positionH relativeFrom="page">
                   <wp:posOffset>4367530</wp:posOffset>
@@ -27977,7 +27416,7 @@
           </mc:Choice>
           <mc:Fallback>
             <w:pict>
-              <v:line w14:anchorId="7BB65CD5" id="直線接點 4" o:spid="_x0000_s1026" style="position:absolute;z-index:251661824;visibility:visible;mso-wrap-style:square;mso-width-percent:0;mso-height-percent:0;mso-wrap-distance-left:9pt;mso-wrap-distance-top:0;mso-wrap-distance-right:9pt;mso-wrap-distance-bottom:0;mso-position-horizontal:absolute;mso-position-horizontal-relative:page;mso-position-vertical:absolute;mso-position-vertical-relative:page;mso-width-percent:0;mso-height-percent:0;mso-width-relative:margin;mso-height-relative:margin" from="343.9pt,19.85pt" to="345.05pt,710.95pt" o:gfxdata="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" strokecolor="black [3213]" strokeweight=".5pt">
+              <v:line w14:anchorId="614559D1" id="直線接點 4" o:spid="_x0000_s1026" style="position:absolute;z-index:251657216;visibility:visible;mso-wrap-style:square;mso-width-percent:0;mso-height-percent:0;mso-wrap-distance-left:9pt;mso-wrap-distance-top:0;mso-wrap-distance-right:9pt;mso-wrap-distance-bottom:0;mso-position-horizontal:absolute;mso-position-horizontal-relative:page;mso-position-vertical:absolute;mso-position-vertical-relative:page;mso-width-percent:0;mso-height-percent:0;mso-width-relative:margin;mso-height-relative:margin" from="343.9pt,19.85pt" to="345.05pt,710.95pt" o:gfxdata="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" strokecolor="black [3213]" strokeweight=".5pt">
                 <v:stroke dashstyle="3 1" joinstyle="miter"/>
                 <w10:wrap anchorx="page" anchory="page"/>
               </v:line>
@@ -27999,7 +27438,6 @@
         </w:rPr>
         <w:t>本</w:t>
       </w:r>
-      <w:proofErr w:type="gramStart"/>
       <w:r>
         <w:rPr>
           <w:rFonts w:ascii="Barlow Condensed Medium" w:eastAsia="華康正顏楷體W9" w:hAnsi="Barlow Condensed Medium" w:cstheme="minorHAnsi"/>
@@ -28007,7 +27445,6 @@
         </w:rPr>
         <w:t>週講章</w:t>
       </w:r>
-      <w:proofErr w:type="gramEnd"/>
       <w:r>
         <w:rPr>
           <w:rFonts w:ascii="Barlow Condensed Medium" w:eastAsia="華康正顏楷體W9" w:hAnsi="Barlow Condensed Medium" w:cstheme="minorHAnsi"/>
@@ -28168,51 +27605,10 @@
         <w:rPr>
           <w:rFonts w:ascii="Barlow Condensed Medium" w:eastAsia="華康儷金黑" w:hAnsi="Barlow Condensed Medium" w:cs="Calibri" w:hint="eastAsia"/>
           <w:color w:val="404040"/>
-          <w:w w:val="75"/>
           <w:sz w:val="26"/>
           <w:szCs w:val="26"/>
         </w:rPr>
-        <w:t>凡投靠祂的</w:t>
-      </w:r>
-      <w:r>
-        <w:rPr>
-          <w:rFonts w:ascii="Barlow Condensed Medium" w:eastAsia="華康儷金黑" w:hAnsi="Barlow Condensed Medium" w:cs="Calibri" w:hint="eastAsia"/>
-          <w:color w:val="404040"/>
-          <w:w w:val="75"/>
-          <w:sz w:val="26"/>
-          <w:szCs w:val="26"/>
-        </w:rPr>
-        <w:t>/</w:t>
-      </w:r>
-      <w:r>
-        <w:rPr>
-          <w:rFonts w:ascii="Barlow Condensed Medium" w:eastAsia="華康儷金黑" w:hAnsi="Barlow Condensed Medium" w:cs="Calibri" w:hint="eastAsia"/>
-          <w:color w:val="404040"/>
-          <w:w w:val="75"/>
-          <w:sz w:val="26"/>
-          <w:szCs w:val="26"/>
-        </w:rPr>
-        <w:t>除了祂</w:t>
-      </w:r>
-      <w:r>
-        <w:rPr>
-          <w:rFonts w:ascii="Barlow Condensed Medium" w:eastAsia="華康儷金黑" w:hAnsi="Barlow Condensed Medium" w:cs="Calibri" w:hint="eastAsia"/>
-          <w:color w:val="404040"/>
-          <w:w w:val="75"/>
-          <w:sz w:val="26"/>
-          <w:szCs w:val="26"/>
-        </w:rPr>
-        <w:t>,</w:t>
-      </w:r>
-      <w:r>
-        <w:rPr>
-          <w:rFonts w:ascii="Barlow Condensed Medium" w:eastAsia="華康儷金黑" w:hAnsi="Barlow Condensed Medium" w:cs="Calibri" w:hint="eastAsia"/>
-          <w:color w:val="404040"/>
-          <w:w w:val="75"/>
-          <w:sz w:val="26"/>
-          <w:szCs w:val="26"/>
-        </w:rPr>
-        <w:t>誰是　神</w:t>
+        <w:t>正直人的讚美</w:t>
       </w:r>
       <w:r>
         <w:rPr>
@@ -28309,12 +27705,30 @@
             </w:r>
             <w:r>
               <w:rPr>
+                <w:rFonts w:ascii="Barlow Condensed Medium" w:eastAsia="華康儷中黑" w:hAnsi="Barlow Condensed Medium" w:cs="Calibri" w:hint="eastAsia"/>
+                <w:w w:val="72"/>
+                <w:sz w:val="26"/>
+                <w:szCs w:val="26"/>
+              </w:rPr>
+              <w:t>33</w:t>
+            </w:r>
+            <w:r>
+              <w:rPr>
                 <w:rFonts w:ascii="Barlow Condensed Medium" w:eastAsia="華康儷中黑" w:hAnsi="Barlow Condensed Medium" w:cs="Calibri"/>
                 <w:w w:val="72"/>
                 <w:sz w:val="26"/>
                 <w:szCs w:val="26"/>
               </w:rPr>
-              <w:t>18:27-42</w:t>
+              <w:t>:</w:t>
+            </w:r>
+            <w:r>
+              <w:rPr>
+                <w:rFonts w:ascii="Barlow Condensed Medium" w:eastAsia="華康儷中黑" w:hAnsi="Barlow Condensed Medium" w:cs="Calibri" w:hint="eastAsia"/>
+                <w:w w:val="72"/>
+                <w:sz w:val="26"/>
+                <w:szCs w:val="26"/>
+              </w:rPr>
+              <w:t>1-15</w:t>
             </w:r>
           </w:p>
         </w:tc>
@@ -28355,7 +27769,7 @@
         <w:jc w:val="both"/>
         <w:rPr>
           <w:rFonts w:ascii="Barlow Condensed Medium" w:eastAsia="華康細黑體" w:hAnsi="Barlow Condensed Medium" w:cs="微軟正黑體"/>
-          <w:w w:val="75"/>
+          <w:w w:val="72"/>
           <w:sz w:val="26"/>
           <w:szCs w:val="26"/>
         </w:rPr>
@@ -28363,100 +27777,20 @@
       <w:r>
         <w:rPr>
           <w:rFonts w:ascii="Barlow Condensed Medium" w:eastAsia="華康儷中黑" w:hAnsi="Barlow Condensed Medium" w:hint="eastAsia"/>
-          <w:w w:val="75"/>
+          <w:w w:val="72"/>
           <w:sz w:val="26"/>
           <w:szCs w:val="26"/>
         </w:rPr>
-        <w:t>大衛受逼迫和逃亡的日子結束，他經驗了　神的眷顧，又得　神的幫助勝過敵人。因為以色列四境被強敵圍繞和侵擾，造就了大衛，他卻以此經歷見證　神。</w:t>
+        <w:t>詩人直接表露出讚美　神最重要的三件事。首先是第一節，義人，就是正直的人，讚美　神才是合宜的。反過來惡人或是虛偽的人，不配讚美　神。</w:t>
       </w:r>
       <w:r>
         <w:rPr>
           <w:rFonts w:ascii="Barlow Condensed Medium" w:eastAsia="華康細黑體" w:hAnsi="Barlow Condensed Medium" w:cs="微軟正黑體" w:hint="eastAsia"/>
-          <w:w w:val="75"/>
+          <w:w w:val="72"/>
           <w:sz w:val="26"/>
           <w:szCs w:val="26"/>
         </w:rPr>
-        <w:t xml:space="preserve">　</w:t>
-      </w:r>
-      <w:proofErr w:type="gramStart"/>
-      <w:r>
-        <w:rPr>
-          <w:rFonts w:ascii="Barlow Condensed Medium" w:eastAsia="華康細黑體" w:hAnsi="Barlow Condensed Medium" w:cs="微軟正黑體" w:hint="eastAsia"/>
-          <w:w w:val="75"/>
-          <w:sz w:val="26"/>
-          <w:szCs w:val="26"/>
-        </w:rPr>
-        <w:t>神揀選</w:t>
-      </w:r>
-      <w:proofErr w:type="gramEnd"/>
-      <w:r>
-        <w:rPr>
-          <w:rFonts w:ascii="Barlow Condensed Medium" w:eastAsia="華康細黑體" w:hAnsi="Barlow Condensed Medium" w:cs="微軟正黑體" w:hint="eastAsia"/>
-          <w:w w:val="75"/>
-          <w:sz w:val="26"/>
-          <w:szCs w:val="26"/>
-        </w:rPr>
-        <w:t>了大衛成為</w:t>
-      </w:r>
-      <w:proofErr w:type="gramStart"/>
-      <w:r>
-        <w:rPr>
-          <w:rFonts w:ascii="Barlow Condensed Medium" w:eastAsia="華康細黑體" w:hAnsi="Barlow Condensed Medium" w:cs="微軟正黑體" w:hint="eastAsia"/>
-          <w:w w:val="75"/>
-          <w:sz w:val="26"/>
-          <w:szCs w:val="26"/>
-        </w:rPr>
-        <w:t>祂</w:t>
-      </w:r>
-      <w:proofErr w:type="gramEnd"/>
-      <w:r>
-        <w:rPr>
-          <w:rFonts w:ascii="Barlow Condensed Medium" w:eastAsia="華康細黑體" w:hAnsi="Barlow Condensed Medium" w:cs="微軟正黑體" w:hint="eastAsia"/>
-          <w:w w:val="75"/>
-          <w:sz w:val="26"/>
-          <w:szCs w:val="26"/>
-        </w:rPr>
-        <w:t>的彌賽亞和僕人來拯救以色列人，而大衛也選擇了　神耶和華成為他唯一的　神。人與　神之間以信心建立的結盟的關係。就像詩的第一節，大衛用「我愛你」來表達這個關係。是一種相知相惜，生死相許的夥伴關係。而大衛早年四處征戰的經驗，見證了這個關係的堅固不變。而這種關係，不是建立在人私下的情感或利益糾葛的義氣，卻是基於誠信、正直、公義、</w:t>
-      </w:r>
-      <w:proofErr w:type="gramStart"/>
-      <w:r>
-        <w:rPr>
-          <w:rFonts w:ascii="Barlow Condensed Medium" w:eastAsia="華康細黑體" w:hAnsi="Barlow Condensed Medium" w:cs="微軟正黑體" w:hint="eastAsia"/>
-          <w:w w:val="75"/>
-          <w:sz w:val="26"/>
-          <w:szCs w:val="26"/>
-        </w:rPr>
-        <w:t>憫憐</w:t>
-      </w:r>
-      <w:proofErr w:type="gramEnd"/>
-      <w:r>
-        <w:rPr>
-          <w:rFonts w:ascii="Barlow Condensed Medium" w:eastAsia="華康細黑體" w:hAnsi="Barlow Condensed Medium" w:cs="微軟正黑體" w:hint="eastAsia"/>
-          <w:w w:val="75"/>
-          <w:sz w:val="26"/>
-          <w:szCs w:val="26"/>
-        </w:rPr>
-        <w:t>，和一切能造就生命的智慧和價值的相互認同和彼此守護。重要的是，大衛的生命被造就了，成為大有能力的將領、王者，又是情感和智慧豐富的詩人。不同於英雄或偉人，人們歌頌的是人類的功績，而彌賽亞和　神的僕人歌頌的，卻是</w:t>
-      </w:r>
-      <w:proofErr w:type="gramStart"/>
-      <w:r>
-        <w:rPr>
-          <w:rFonts w:ascii="Barlow Condensed Medium" w:eastAsia="華康細黑體" w:hAnsi="Barlow Condensed Medium" w:cs="微軟正黑體" w:hint="eastAsia"/>
-          <w:w w:val="75"/>
-          <w:sz w:val="26"/>
-          <w:szCs w:val="26"/>
-        </w:rPr>
-        <w:t>那位賜能力</w:t>
-      </w:r>
-      <w:proofErr w:type="gramEnd"/>
-      <w:r>
-        <w:rPr>
-          <w:rFonts w:ascii="Barlow Condensed Medium" w:eastAsia="華康細黑體" w:hAnsi="Barlow Condensed Medium" w:cs="微軟正黑體" w:hint="eastAsia"/>
-          <w:w w:val="75"/>
-          <w:sz w:val="26"/>
-          <w:szCs w:val="26"/>
-        </w:rPr>
-        <w:t>和智慧的　神，以及真實經歷　神在他身上的作為。</w:t>
+        <w:t>換句話說，就是詩能呈現如同真理一樣的真誠和信實，就是唱詩的人的行為表現和詩本身所歌頌的價值必須是一致的。反過來，什麼樣的人愛唱什麼樣的歌，也可以反映出一個人的人生觀、價值觀，甚至信仰的深度。因此，人若唱著公義和憐憫的詩歌讚美　神，自己卻不懂什麼是公義和憐憫，也不願意去行，就失去了讚美，甚至唱歌本身的意義，唱得再好再美卻少了真心。再者，唱詩就如同一種信仰告白，你必須要認識你所讚美的對象，又因為價值的認同而追隨和行動，以證明你所唱的是內心真正的認同。比如，最近要選擇，興起了「洋流」。請問「洋流」的核心價值是什麼？就是溫暖。因為認同溫暖，人就追隨和歌頌。</w:t>
       </w:r>
     </w:p>
     <w:p>
@@ -28467,7 +27801,7 @@
         <w:jc w:val="both"/>
         <w:rPr>
           <w:rFonts w:ascii="Barlow Condensed Medium" w:eastAsia="華康細黑體" w:hAnsi="Barlow Condensed Medium" w:cs="微軟正黑體"/>
-          <w:w w:val="75"/>
+          <w:w w:val="72"/>
           <w:sz w:val="26"/>
           <w:szCs w:val="26"/>
         </w:rPr>
@@ -28475,311 +27809,20 @@
       <w:r>
         <w:rPr>
           <w:rFonts w:ascii="Barlow Condensed Medium" w:eastAsia="華康儷中黑" w:hAnsi="Barlow Condensed Medium" w:hint="eastAsia"/>
-          <w:w w:val="75"/>
+          <w:w w:val="72"/>
           <w:sz w:val="26"/>
           <w:szCs w:val="26"/>
         </w:rPr>
-        <w:t>詩的前半部分見證　神的信實、公義和不離</w:t>
+        <w:t>其次是第二節，要用詩加上樂器的伴奏變成歌，以最高的文學形式，加上和諧的樂音，以呈現人內心意真誠的感受和意境。完全的美感獻給完全的　神。</w:t>
       </w:r>
-      <w:proofErr w:type="gramStart"/>
       <w:r>
         <w:rPr>
-          <w:rFonts w:ascii="Barlow Condensed Medium" w:eastAsia="華康儷中黑" w:hAnsi="Barlow Condensed Medium" w:hint="eastAsia"/>
-          <w:w w:val="75"/>
+          <w:rFonts w:ascii="Barlow Condensed Medium" w:eastAsia="華康細黑體" w:hAnsi="Barlow Condensed Medium" w:cs="微軟正黑體" w:hint="eastAsia"/>
+          <w:w w:val="72"/>
           <w:sz w:val="26"/>
           <w:szCs w:val="26"/>
         </w:rPr>
-        <w:t>不</w:t>
-      </w:r>
-      <w:proofErr w:type="gramEnd"/>
-      <w:r>
-        <w:rPr>
-          <w:rFonts w:ascii="Barlow Condensed Medium" w:eastAsia="華康儷中黑" w:hAnsi="Barlow Condensed Medium" w:hint="eastAsia"/>
-          <w:w w:val="75"/>
-          <w:sz w:val="26"/>
-          <w:szCs w:val="26"/>
-        </w:rPr>
-        <w:t>棄。又後半部分，大衛見證　神如何使他長成。他的智慧被點亮，學會信靠，作戰技巧和勇氣，又成為慈愛的王。</w:t>
-      </w:r>
-      <w:r>
-        <w:rPr>
-          <w:rFonts w:ascii="Barlow Condensed Medium" w:eastAsia="華康細黑體" w:hAnsi="Barlow Condensed Medium" w:cs="微軟正黑體" w:hint="eastAsia"/>
-          <w:w w:val="75"/>
-          <w:sz w:val="26"/>
-          <w:szCs w:val="26"/>
-        </w:rPr>
-        <w:t>一開始大衛因為敵人，甚至無故地攻擊</w:t>
-      </w:r>
-      <w:proofErr w:type="gramStart"/>
-      <w:r>
-        <w:rPr>
-          <w:rFonts w:ascii="Barlow Condensed Medium" w:eastAsia="華康細黑體" w:hAnsi="Barlow Condensed Medium" w:cs="微軟正黑體" w:hint="eastAsia"/>
-          <w:w w:val="75"/>
-          <w:sz w:val="26"/>
-          <w:szCs w:val="26"/>
-        </w:rPr>
-        <w:t>而呼求</w:t>
-      </w:r>
-      <w:proofErr w:type="gramEnd"/>
-      <w:r>
-        <w:rPr>
-          <w:rFonts w:ascii="Barlow Condensed Medium" w:eastAsia="華康細黑體" w:hAnsi="Barlow Condensed Medium" w:cs="微軟正黑體" w:hint="eastAsia"/>
-          <w:w w:val="75"/>
-          <w:sz w:val="26"/>
-          <w:szCs w:val="26"/>
-        </w:rPr>
-        <w:t xml:space="preserve">　神的幫助，如今他明白，　</w:t>
-      </w:r>
-      <w:proofErr w:type="gramStart"/>
-      <w:r>
-        <w:rPr>
-          <w:rFonts w:ascii="Barlow Condensed Medium" w:eastAsia="華康細黑體" w:hAnsi="Barlow Condensed Medium" w:cs="微軟正黑體" w:hint="eastAsia"/>
-          <w:w w:val="75"/>
-          <w:sz w:val="26"/>
-          <w:szCs w:val="26"/>
-        </w:rPr>
-        <w:t>神是有</w:t>
-      </w:r>
-      <w:proofErr w:type="gramEnd"/>
-      <w:r>
-        <w:rPr>
-          <w:rFonts w:ascii="Barlow Condensed Medium" w:eastAsia="華康細黑體" w:hAnsi="Barlow Condensed Medium" w:cs="微軟正黑體" w:hint="eastAsia"/>
-          <w:w w:val="75"/>
-          <w:sz w:val="26"/>
-          <w:szCs w:val="26"/>
-        </w:rPr>
-        <w:t>計劃地，藉著大環境和他的敵人，當然也有朋友，使他的生命成長，造就成　神所喜悅且能被　神</w:t>
-      </w:r>
-      <w:proofErr w:type="gramStart"/>
-      <w:r>
-        <w:rPr>
-          <w:rFonts w:ascii="Barlow Condensed Medium" w:eastAsia="華康細黑體" w:hAnsi="Barlow Condensed Medium" w:cs="微軟正黑體" w:hint="eastAsia"/>
-          <w:w w:val="75"/>
-          <w:sz w:val="26"/>
-          <w:szCs w:val="26"/>
-        </w:rPr>
-        <w:t>託</w:t>
-      </w:r>
-      <w:proofErr w:type="gramEnd"/>
-      <w:r>
-        <w:rPr>
-          <w:rFonts w:ascii="Barlow Condensed Medium" w:eastAsia="華康細黑體" w:hAnsi="Barlow Condensed Medium" w:cs="微軟正黑體" w:hint="eastAsia"/>
-          <w:w w:val="75"/>
-          <w:sz w:val="26"/>
-          <w:szCs w:val="26"/>
-        </w:rPr>
-        <w:t>負、使用的樣子。從的智慧被點亮</w:t>
-      </w:r>
-      <w:r>
-        <w:rPr>
-          <w:rFonts w:ascii="Barlow Condensed Medium" w:eastAsia="華康細黑體" w:hAnsi="Barlow Condensed Medium" w:cs="微軟正黑體" w:hint="eastAsia"/>
-          <w:w w:val="75"/>
-          <w:sz w:val="26"/>
-          <w:szCs w:val="26"/>
-        </w:rPr>
-        <w:t>(18:28)</w:t>
-      </w:r>
-      <w:r>
-        <w:rPr>
-          <w:rFonts w:ascii="Barlow Condensed Medium" w:eastAsia="華康細黑體" w:hAnsi="Barlow Condensed Medium" w:cs="微軟正黑體" w:hint="eastAsia"/>
-          <w:w w:val="75"/>
-          <w:sz w:val="26"/>
-          <w:szCs w:val="26"/>
-        </w:rPr>
-        <w:t>開始，他認識了　神的完全且學會了</w:t>
-      </w:r>
-      <w:r>
-        <w:rPr>
-          <w:rFonts w:ascii="Barlow Condensed Medium" w:eastAsia="華康細黑體" w:hAnsi="Barlow Condensed Medium" w:cs="微軟正黑體" w:hint="eastAsia"/>
-          <w:w w:val="75"/>
-          <w:sz w:val="26"/>
-          <w:szCs w:val="26"/>
-        </w:rPr>
-        <w:t>投靠　神</w:t>
-      </w:r>
-      <w:r>
-        <w:rPr>
-          <w:rFonts w:ascii="Barlow Condensed Medium" w:eastAsia="華康細黑體" w:hAnsi="Barlow Condensed Medium" w:cs="微軟正黑體" w:hint="eastAsia"/>
-          <w:w w:val="75"/>
-          <w:sz w:val="26"/>
-          <w:szCs w:val="26"/>
-        </w:rPr>
-        <w:t>(30)</w:t>
-      </w:r>
-      <w:r>
-        <w:rPr>
-          <w:rFonts w:ascii="Barlow Condensed Medium" w:eastAsia="華康細黑體" w:hAnsi="Barlow Condensed Medium" w:cs="微軟正黑體" w:hint="eastAsia"/>
-          <w:w w:val="75"/>
-          <w:sz w:val="26"/>
-          <w:szCs w:val="26"/>
-        </w:rPr>
-        <w:t>。在戰事上，他學會了勇氣</w:t>
-      </w:r>
-      <w:r>
-        <w:rPr>
-          <w:rFonts w:ascii="Barlow Condensed Medium" w:eastAsia="華康細黑體" w:hAnsi="Barlow Condensed Medium" w:cs="微軟正黑體" w:hint="eastAsia"/>
-          <w:w w:val="75"/>
-          <w:sz w:val="26"/>
-          <w:szCs w:val="26"/>
-        </w:rPr>
-        <w:t>(29)</w:t>
-      </w:r>
-      <w:r>
-        <w:rPr>
-          <w:rFonts w:ascii="Barlow Condensed Medium" w:eastAsia="華康細黑體" w:hAnsi="Barlow Condensed Medium" w:cs="微軟正黑體" w:hint="eastAsia"/>
-          <w:w w:val="75"/>
-          <w:sz w:val="26"/>
-          <w:szCs w:val="26"/>
-        </w:rPr>
-        <w:t>，學會像</w:t>
-      </w:r>
-      <w:proofErr w:type="gramStart"/>
-      <w:r>
-        <w:rPr>
-          <w:rFonts w:ascii="Barlow Condensed Medium" w:eastAsia="華康細黑體" w:hAnsi="Barlow Condensed Medium" w:cs="微軟正黑體" w:hint="eastAsia"/>
-          <w:w w:val="75"/>
-          <w:sz w:val="26"/>
-          <w:szCs w:val="26"/>
-        </w:rPr>
-        <w:t>母鹿站</w:t>
-      </w:r>
-      <w:proofErr w:type="gramEnd"/>
-      <w:r>
-        <w:rPr>
-          <w:rFonts w:ascii="Barlow Condensed Medium" w:eastAsia="華康細黑體" w:hAnsi="Barlow Condensed Medium" w:cs="微軟正黑體" w:hint="eastAsia"/>
-          <w:w w:val="75"/>
-          <w:sz w:val="26"/>
-          <w:szCs w:val="26"/>
-        </w:rPr>
-        <w:t>在山崖的高處</w:t>
-      </w:r>
-      <w:r>
-        <w:rPr>
-          <w:rFonts w:ascii="Barlow Condensed Medium" w:eastAsia="華康細黑體" w:hAnsi="Barlow Condensed Medium" w:cs="微軟正黑體" w:hint="eastAsia"/>
-          <w:w w:val="75"/>
-          <w:sz w:val="26"/>
-          <w:szCs w:val="26"/>
-        </w:rPr>
-        <w:t>(33)</w:t>
-      </w:r>
-      <w:r>
-        <w:rPr>
-          <w:rFonts w:ascii="Barlow Condensed Medium" w:eastAsia="華康細黑體" w:hAnsi="Barlow Condensed Medium" w:cs="微軟正黑體" w:hint="eastAsia"/>
-          <w:w w:val="75"/>
-          <w:sz w:val="26"/>
-          <w:szCs w:val="26"/>
-        </w:rPr>
-        <w:t>冷靜防守，有力量和技巧拉開銅的弓</w:t>
-      </w:r>
-      <w:r>
-        <w:rPr>
-          <w:rFonts w:ascii="Barlow Condensed Medium" w:eastAsia="華康細黑體" w:hAnsi="Barlow Condensed Medium" w:cs="微軟正黑體" w:hint="eastAsia"/>
-          <w:w w:val="75"/>
-          <w:sz w:val="26"/>
-          <w:szCs w:val="26"/>
-        </w:rPr>
-        <w:t>(34)</w:t>
-      </w:r>
-      <w:r>
-        <w:rPr>
-          <w:rFonts w:ascii="Barlow Condensed Medium" w:eastAsia="華康細黑體" w:hAnsi="Barlow Condensed Medium" w:cs="微軟正黑體" w:hint="eastAsia"/>
-          <w:w w:val="75"/>
-          <w:sz w:val="26"/>
-          <w:szCs w:val="26"/>
-        </w:rPr>
-        <w:t>，又能精</w:t>
-      </w:r>
-      <w:proofErr w:type="gramStart"/>
-      <w:r>
-        <w:rPr>
-          <w:rFonts w:ascii="Barlow Condensed Medium" w:eastAsia="華康細黑體" w:hAnsi="Barlow Condensed Medium" w:cs="微軟正黑體" w:hint="eastAsia"/>
-          <w:w w:val="75"/>
-          <w:sz w:val="26"/>
-          <w:szCs w:val="26"/>
-        </w:rPr>
-        <w:t>準</w:t>
-      </w:r>
-      <w:proofErr w:type="gramEnd"/>
-      <w:r>
-        <w:rPr>
-          <w:rFonts w:ascii="Barlow Condensed Medium" w:eastAsia="華康細黑體" w:hAnsi="Barlow Condensed Medium" w:cs="微軟正黑體" w:hint="eastAsia"/>
-          <w:w w:val="75"/>
-          <w:sz w:val="26"/>
-          <w:szCs w:val="26"/>
-        </w:rPr>
-        <w:t>抓住行動的時機，敵人追不到他，他卻能趕上敵人和得勝</w:t>
-      </w:r>
-      <w:r>
-        <w:rPr>
-          <w:rFonts w:ascii="Barlow Condensed Medium" w:eastAsia="華康細黑體" w:hAnsi="Barlow Condensed Medium" w:cs="微軟正黑體" w:hint="eastAsia"/>
-          <w:w w:val="75"/>
-          <w:sz w:val="26"/>
-          <w:szCs w:val="26"/>
-        </w:rPr>
-        <w:t>(35-40)</w:t>
-      </w:r>
-      <w:r>
-        <w:rPr>
-          <w:rFonts w:ascii="Barlow Condensed Medium" w:eastAsia="華康細黑體" w:hAnsi="Barlow Condensed Medium" w:cs="微軟正黑體" w:hint="eastAsia"/>
-          <w:w w:val="75"/>
-          <w:sz w:val="26"/>
-          <w:szCs w:val="26"/>
-        </w:rPr>
-        <w:t>。大衛說：「那位</w:t>
-      </w:r>
-      <w:r>
-        <w:rPr>
-          <w:rFonts w:ascii="Barlow Condensed Medium" w:eastAsia="華康細黑體" w:hAnsi="Barlow Condensed Medium" w:cs="微軟正黑體" w:hint="eastAsia"/>
-          <w:w w:val="75"/>
-          <w:sz w:val="26"/>
-          <w:szCs w:val="26"/>
-        </w:rPr>
-        <w:t>(</w:t>
-      </w:r>
-      <w:r>
-        <w:rPr>
-          <w:rFonts w:ascii="Barlow Condensed Medium" w:eastAsia="華康細黑體" w:hAnsi="Barlow Condensed Medium" w:cs="微軟正黑體" w:hint="eastAsia"/>
-          <w:w w:val="75"/>
-          <w:sz w:val="26"/>
-          <w:szCs w:val="26"/>
-        </w:rPr>
-        <w:t>你</w:t>
-      </w:r>
-      <w:r>
-        <w:rPr>
-          <w:rFonts w:ascii="Barlow Condensed Medium" w:eastAsia="華康細黑體" w:hAnsi="Barlow Condensed Medium" w:cs="微軟正黑體" w:hint="eastAsia"/>
-          <w:w w:val="75"/>
-          <w:sz w:val="26"/>
-          <w:szCs w:val="26"/>
-        </w:rPr>
-        <w:t>)</w:t>
-      </w:r>
-      <w:r>
-        <w:rPr>
-          <w:rFonts w:ascii="Barlow Condensed Medium" w:eastAsia="華康細黑體" w:hAnsi="Barlow Condensed Medium" w:cs="微軟正黑體" w:hint="eastAsia"/>
-          <w:w w:val="75"/>
-          <w:sz w:val="26"/>
-          <w:szCs w:val="26"/>
-        </w:rPr>
-        <w:t>以能力給我束腰」</w:t>
-      </w:r>
-      <w:r>
-        <w:rPr>
-          <w:rFonts w:ascii="Barlow Condensed Medium" w:eastAsia="華康細黑體" w:hAnsi="Barlow Condensed Medium" w:cs="微軟正黑體" w:hint="eastAsia"/>
-          <w:w w:val="75"/>
-          <w:sz w:val="26"/>
-          <w:szCs w:val="26"/>
-        </w:rPr>
-        <w:t>(32,39)</w:t>
-      </w:r>
-      <w:r>
-        <w:rPr>
-          <w:rFonts w:ascii="Barlow Condensed Medium" w:eastAsia="華康細黑體" w:hAnsi="Barlow Condensed Medium" w:cs="微軟正黑體" w:hint="eastAsia"/>
-          <w:w w:val="75"/>
-          <w:sz w:val="26"/>
-          <w:szCs w:val="26"/>
-        </w:rPr>
-        <w:t>的　神，見證了自己生命的成長，是在逆境中，能持守　神的道的成長。這種生命成長能深厚夥伴的關係，人與　神或與人皆然。</w:t>
+        <w:t>作詩、歌唱和彈奏樂器的技能說它是訓練出來的專業，又不能完全這麼說，更多的是耳濡目染和天生的音樂細胞。但是，無論如何技再重要也不能取代意義，就是用人用精緻、焠煉，甚至創造的形式，要來唱歌那至高和完全的對象，就是　神。像釀酒，像熬煉金銀，又像　神自己用創造來述說全新的意義。就是力求所獻的能夠完美。想起母親病重臥床的時候，整理她可能不能親自使用的聖詩、聖經，裡面還夾著幾張以前的十元鈔票，平整如同新鈔。小時候就知道母親有這個習慣，會把收到的新鈔夾起來收著。小時候家庭並不寬裕，親母還是儘可能地，把最好的獻給　神。</w:t>
       </w:r>
     </w:p>
     <w:p>
@@ -28790,7 +27833,7 @@
         <w:jc w:val="both"/>
         <w:rPr>
           <w:rFonts w:ascii="Barlow Condensed Medium" w:eastAsia="華康細黑體" w:hAnsi="Barlow Condensed Medium" w:cs="微軟正黑體"/>
-          <w:w w:val="75"/>
+          <w:w w:val="72"/>
           <w:sz w:val="26"/>
           <w:szCs w:val="26"/>
         </w:rPr>
@@ -28798,160 +27841,20 @@
       <w:r>
         <w:rPr>
           <w:rFonts w:ascii="Barlow Condensed Medium" w:eastAsia="華康儷中黑" w:hAnsi="Barlow Condensed Medium" w:hint="eastAsia"/>
-          <w:w w:val="75"/>
+          <w:w w:val="72"/>
           <w:sz w:val="26"/>
           <w:szCs w:val="26"/>
         </w:rPr>
-        <w:t xml:space="preserve">大衛從心中呼喊和告白「除了耶和華，誰是　</w:t>
+        <w:t>第三就是唱新的歌，就是述說生命經歷　神的新的故事。因為是　神自己的作為，就配得人的稱頌和讚美。而人也在新的事中成長，更加認識　神。</w:t>
       </w:r>
-      <w:proofErr w:type="gramStart"/>
       <w:r>
         <w:rPr>
-          <w:rFonts w:ascii="Barlow Condensed Medium" w:eastAsia="華康儷中黑" w:hAnsi="Barlow Condensed Medium" w:hint="eastAsia"/>
-          <w:w w:val="75"/>
+          <w:rFonts w:ascii="Barlow Condensed Medium" w:eastAsia="華康細黑體" w:hAnsi="Barlow Condensed Medium" w:cs="微軟正黑體" w:hint="eastAsia"/>
+          <w:w w:val="72"/>
           <w:sz w:val="26"/>
           <w:szCs w:val="26"/>
         </w:rPr>
-        <w:t>神呢</w:t>
-      </w:r>
-      <w:proofErr w:type="gramEnd"/>
-      <w:r>
-        <w:rPr>
-          <w:rFonts w:ascii="Barlow Condensed Medium" w:eastAsia="華康儷中黑" w:hAnsi="Barlow Condensed Medium" w:hint="eastAsia"/>
-          <w:w w:val="75"/>
-          <w:sz w:val="26"/>
-          <w:szCs w:val="26"/>
-        </w:rPr>
-        <w:t>？」這是大衛生命經歷、出生入死的見證。見證謙卑和忠誠的人生態度，更見證只有那獨</w:t>
-      </w:r>
-      <w:proofErr w:type="gramStart"/>
-      <w:r>
-        <w:rPr>
-          <w:rFonts w:ascii="Barlow Condensed Medium" w:eastAsia="華康儷中黑" w:hAnsi="Barlow Condensed Medium" w:hint="eastAsia"/>
-          <w:w w:val="75"/>
-          <w:sz w:val="26"/>
-          <w:szCs w:val="26"/>
-        </w:rPr>
-        <w:t>一</w:t>
-      </w:r>
-      <w:proofErr w:type="gramEnd"/>
-      <w:r>
-        <w:rPr>
-          <w:rFonts w:ascii="Barlow Condensed Medium" w:eastAsia="華康儷中黑" w:hAnsi="Barlow Condensed Medium" w:hint="eastAsia"/>
-          <w:w w:val="75"/>
-          <w:sz w:val="26"/>
-          <w:szCs w:val="26"/>
-        </w:rPr>
-        <w:t>真神配得的榮光。</w:t>
-      </w:r>
-      <w:r>
-        <w:rPr>
-          <w:rFonts w:ascii="Barlow Condensed Medium" w:eastAsia="華康細黑體" w:hAnsi="Barlow Condensed Medium" w:cs="微軟正黑體" w:hint="eastAsia"/>
-          <w:w w:val="75"/>
-          <w:sz w:val="26"/>
-          <w:szCs w:val="26"/>
-        </w:rPr>
-        <w:t>大衛與　神，就是人與　神的彼此忠誠信實的關係，可作為盟約關係的最高標準。這不單是一只合約或一句承諾</w:t>
-      </w:r>
-      <w:proofErr w:type="gramStart"/>
-      <w:r>
-        <w:rPr>
-          <w:rFonts w:ascii="Barlow Condensed Medium" w:eastAsia="華康細黑體" w:hAnsi="Barlow Condensed Medium" w:cs="微軟正黑體" w:hint="eastAsia"/>
-          <w:w w:val="75"/>
-          <w:sz w:val="26"/>
-          <w:szCs w:val="26"/>
-        </w:rPr>
-        <w:t>可以久永保證</w:t>
-      </w:r>
-      <w:proofErr w:type="gramEnd"/>
-      <w:r>
-        <w:rPr>
-          <w:rFonts w:ascii="Barlow Condensed Medium" w:eastAsia="華康細黑體" w:hAnsi="Barlow Condensed Medium" w:cs="微軟正黑體" w:hint="eastAsia"/>
-          <w:w w:val="75"/>
-          <w:sz w:val="26"/>
-          <w:szCs w:val="26"/>
-        </w:rPr>
-        <w:t>的，而是能經得起時間、真理和苦難考驗才能被顯明出來的價值。而大衛，也</w:t>
-      </w:r>
-      <w:proofErr w:type="gramStart"/>
-      <w:r>
-        <w:rPr>
-          <w:rFonts w:ascii="Barlow Condensed Medium" w:eastAsia="華康細黑體" w:hAnsi="Barlow Condensed Medium" w:cs="微軟正黑體" w:hint="eastAsia"/>
-          <w:w w:val="75"/>
-          <w:sz w:val="26"/>
-          <w:szCs w:val="26"/>
-        </w:rPr>
-        <w:t>可以說是凡</w:t>
-      </w:r>
-      <w:proofErr w:type="gramEnd"/>
-      <w:r>
-        <w:rPr>
-          <w:rFonts w:ascii="Barlow Condensed Medium" w:eastAsia="華康細黑體" w:hAnsi="Barlow Condensed Medium" w:cs="微軟正黑體" w:hint="eastAsia"/>
-          <w:w w:val="75"/>
-          <w:sz w:val="26"/>
-          <w:szCs w:val="26"/>
-        </w:rPr>
-        <w:t>投靠　神的人，用一生見證了他與　神的盟約的堅定價值，就是雙方對彼此持守信實和公義的價值。在人與人之間是對等的，然而對　神而言，</w:t>
-      </w:r>
-      <w:proofErr w:type="gramStart"/>
-      <w:r>
-        <w:rPr>
-          <w:rFonts w:ascii="Barlow Condensed Medium" w:eastAsia="華康細黑體" w:hAnsi="Barlow Condensed Medium" w:cs="微軟正黑體" w:hint="eastAsia"/>
-          <w:w w:val="75"/>
-          <w:sz w:val="26"/>
-          <w:szCs w:val="26"/>
-        </w:rPr>
-        <w:t>祂</w:t>
-      </w:r>
-      <w:proofErr w:type="gramEnd"/>
-      <w:r>
-        <w:rPr>
-          <w:rFonts w:ascii="Barlow Condensed Medium" w:eastAsia="華康細黑體" w:hAnsi="Barlow Condensed Medium" w:cs="微軟正黑體" w:hint="eastAsia"/>
-          <w:w w:val="75"/>
-          <w:sz w:val="26"/>
-          <w:szCs w:val="26"/>
-        </w:rPr>
-        <w:t>卻願意</w:t>
-      </w:r>
-      <w:proofErr w:type="gramStart"/>
-      <w:r>
-        <w:rPr>
-          <w:rFonts w:ascii="Barlow Condensed Medium" w:eastAsia="華康細黑體" w:hAnsi="Barlow Condensed Medium" w:cs="微軟正黑體" w:hint="eastAsia"/>
-          <w:w w:val="75"/>
-          <w:sz w:val="26"/>
-          <w:szCs w:val="26"/>
-        </w:rPr>
-        <w:t>降卑至人</w:t>
-      </w:r>
-      <w:proofErr w:type="gramEnd"/>
-      <w:r>
-        <w:rPr>
-          <w:rFonts w:ascii="Barlow Condensed Medium" w:eastAsia="華康細黑體" w:hAnsi="Barlow Condensed Medium" w:cs="微軟正黑體" w:hint="eastAsia"/>
-          <w:w w:val="75"/>
-          <w:sz w:val="26"/>
-          <w:szCs w:val="26"/>
-        </w:rPr>
-        <w:t>的高度，與人對等守約。又甚至在人的能力之外，賞賜能力，使人成長，漸漸趨向　神的完全。而唯有投靠過　神的經驗，人才能告白，人一切成就都是出於獨</w:t>
-      </w:r>
-      <w:proofErr w:type="gramStart"/>
-      <w:r>
-        <w:rPr>
-          <w:rFonts w:ascii="Barlow Condensed Medium" w:eastAsia="華康細黑體" w:hAnsi="Barlow Condensed Medium" w:cs="微軟正黑體" w:hint="eastAsia"/>
-          <w:w w:val="75"/>
-          <w:sz w:val="26"/>
-          <w:szCs w:val="26"/>
-        </w:rPr>
-        <w:t>一</w:t>
-      </w:r>
-      <w:proofErr w:type="gramEnd"/>
-      <w:r>
-        <w:rPr>
-          <w:rFonts w:ascii="Barlow Condensed Medium" w:eastAsia="華康細黑體" w:hAnsi="Barlow Condensed Medium" w:cs="微軟正黑體" w:hint="eastAsia"/>
-          <w:w w:val="75"/>
-          <w:sz w:val="26"/>
-          <w:szCs w:val="26"/>
-        </w:rPr>
-        <w:t>真神的榮光。而任何人生高峰的經驗，都要使人認識　神。</w:t>
+        <w:t>先知書常提到，　神要作新事讓祂的百姓想起祂。而詩人常說的就是唱新歌，是反過來提醒自己，不可以讓　神在他身上作的新事，很快被忘掉，而是要作成新歌記念和長長久久稱頌祂。而新的故事和新的歌就是一種新鮮感，有激發人的好奇和興趣的效果，又有激勵人反省和改變的作用。有一次，有個會友是國小老師，跟我說週報上寫言字旁的「記念」錯了，要寫糸字旁的「紀念」才對。其實我是有斟酙過用詞的，聖經上會出現言字旁的記念比較多，強調人要想起來，不要遺忘，是指可能再發生的事，是作動詞。然而，糸字旁的紀念是指過去的事物或死去的人，是名詞，像紀念品、紀念日，指不會再發生的事物。如果我們心中只存在糸字旁的紀念，那就不會有什麼新事發生了。</w:t>
       </w:r>
     </w:p>
     <w:p>
@@ -28961,7 +27864,7 @@
         <w:spacing w:afterLines="50" w:after="165" w:line="300" w:lineRule="exact"/>
         <w:rPr>
           <w:rFonts w:ascii="Cambria" w:eastAsia="華康細黑體" w:hAnsi="Cambria" w:cs="Cambria"/>
-          <w:w w:val="75"/>
+          <w:w w:val="72"/>
           <w:sz w:val="26"/>
           <w:szCs w:val="26"/>
         </w:rPr>
@@ -28969,7 +27872,7 @@
       <w:r>
         <w:rPr>
           <w:rFonts w:ascii="Barlow Condensed Medium" w:eastAsia="華康儷中黑" w:hAnsi="Barlow Condensed Medium" w:cs="新細明體"/>
-          <w:w w:val="75"/>
+          <w:w w:val="72"/>
           <w:sz w:val="26"/>
           <w:szCs w:val="26"/>
         </w:rPr>
@@ -28978,16 +27881,16 @@
       <w:r>
         <w:rPr>
           <w:rFonts w:ascii="Barlow Condensed Medium" w:eastAsia="華康儷中黑" w:hAnsi="Barlow Condensed Medium" w:cs="新細明體" w:hint="eastAsia"/>
-          <w:w w:val="75"/>
+          <w:w w:val="72"/>
           <w:sz w:val="26"/>
           <w:szCs w:val="26"/>
         </w:rPr>
-        <w:t>跳過牆垣</w:t>
+        <w:t>知音</w:t>
       </w:r>
       <w:r>
         <w:rPr>
           <w:rFonts w:ascii="Barlow Condensed Medium" w:eastAsia="華康儷中黑" w:hAnsi="Barlow Condensed Medium" w:cs="新細明體"/>
-          <w:w w:val="75"/>
+          <w:w w:val="72"/>
           <w:sz w:val="26"/>
           <w:szCs w:val="26"/>
         </w:rPr>
@@ -28995,137 +27898,30 @@
       </w:r>
       <w:r>
         <w:rPr>
-          <w:rFonts w:ascii="Barlow Condensed Medium" w:eastAsia="華康儷中黑" w:hAnsi="Barlow Condensed Medium" w:cs="新細明體" w:hint="eastAsia"/>
-          <w:w w:val="75"/>
+          <w:rFonts w:ascii="Cambria" w:eastAsia="華康細黑體" w:hAnsi="Cambria" w:cs="Cambria" w:hint="eastAsia"/>
+          <w:w w:val="72"/>
           <w:sz w:val="26"/>
           <w:szCs w:val="26"/>
         </w:rPr>
-        <w:t>「</w:t>
+        <w:t>讓人想起「伯牙絕弦」的故事，出自《呂式春秋‧本味》。在古老中國的秋春時代，伯牙是一位善彈七弦琴的琴師，他有一位知音叫鐘子其。鐘子其在聽伯牙彈琴的時候，不時發出讚嘆，他可以聽出樂聲中雄魏如泰山，流暢如江河的意境。後來鐘子其死了，伯牙就割斷琴弦，摔破琴，從此不再彈琴了。簡單說，什麼是知音，就是真正欣賞你的人。或許有人表現出很懂你的樣子，卻不是知音。最近不是有日本的大企業個資外洩，鬧得很大。網路駭客也想很懂你，才能騙你。又在神學院讀書的時候，心理學諮商的課程很熱門，有人大大推廣可以用在教會的諮商輔導事工上。但是真正上過課的人都知道，老師都會告訴你諮商輔導的倫理很重要。因為它是兩面刃，一面可以幫助人認識自己，一面卻可以把人洗腦或藉求助者的依賴和信任來控制人。這就是我不喜歡人格分析測驗或是什麼星座、塔羅牌算命的原因，因為它給人心理暗示，你就是什麼樣的人，不是欣賞你，而是限制了你。但是，　神認識我們卻不一樣。</w:t>
       </w:r>
       <w:r>
         <w:rPr>
-          <w:rFonts w:ascii="華康古印體" w:eastAsia="華康古印體" w:hAnsi="Barlow Condensed Medium" w:cs="新細明體" w:hint="eastAsia"/>
-          <w:w w:val="75"/>
+          <w:rFonts w:ascii="Cambria" w:eastAsia="華康細黑體" w:hAnsi="Cambria" w:cs="Cambria" w:hint="eastAsia"/>
+          <w:w w:val="72"/>
           <w:sz w:val="26"/>
           <w:szCs w:val="26"/>
         </w:rPr>
-        <w:t>藉著你，我攻破敵軍；靠著我的　神，我跳過牆垣。</w:t>
+        <w:t>15</w:t>
       </w:r>
       <w:r>
         <w:rPr>
-          <w:rFonts w:ascii="Barlow Condensed Medium" w:eastAsia="華康儷中黑" w:hAnsi="Barlow Condensed Medium" w:cs="新細明體" w:hint="eastAsia"/>
-          <w:w w:val="75"/>
+          <w:rFonts w:ascii="Cambria" w:eastAsia="華康細黑體" w:hAnsi="Cambria" w:cs="Cambria" w:hint="eastAsia"/>
+          <w:w w:val="72"/>
           <w:sz w:val="26"/>
           <w:szCs w:val="26"/>
         </w:rPr>
-        <w:t>」</w:t>
-      </w:r>
-      <w:r>
-        <w:rPr>
-          <w:rFonts w:ascii="Barlow Condensed Medium" w:eastAsia="華康儷中黑" w:hAnsi="Barlow Condensed Medium" w:cs="新細明體" w:hint="eastAsia"/>
-          <w:w w:val="75"/>
-          <w:sz w:val="26"/>
-          <w:szCs w:val="26"/>
-        </w:rPr>
-        <w:t>(29)</w:t>
-      </w:r>
-      <w:r>
-        <w:rPr>
-          <w:rFonts w:ascii="Cambria" w:eastAsia="華康細黑體" w:hAnsi="Cambria" w:cs="Cambria" w:hint="eastAsia"/>
-          <w:w w:val="75"/>
-          <w:sz w:val="26"/>
-          <w:szCs w:val="26"/>
-        </w:rPr>
-        <w:t xml:space="preserve">描述真實的戰場，戰士需要勇氣和能力，但是大衛卻宣稱他的勇氣和能力是來自　神。也就是說，勇氣和能力是大衛原本沒有的，是　</w:t>
-      </w:r>
-      <w:proofErr w:type="gramStart"/>
-      <w:r>
-        <w:rPr>
-          <w:rFonts w:ascii="Cambria" w:eastAsia="華康細黑體" w:hAnsi="Cambria" w:cs="Cambria" w:hint="eastAsia"/>
-          <w:w w:val="75"/>
-          <w:sz w:val="26"/>
-          <w:szCs w:val="26"/>
-        </w:rPr>
-        <w:t>神使他</w:t>
-      </w:r>
-      <w:proofErr w:type="gramEnd"/>
-      <w:r>
-        <w:rPr>
-          <w:rFonts w:ascii="Cambria" w:eastAsia="華康細黑體" w:hAnsi="Cambria" w:cs="Cambria" w:hint="eastAsia"/>
-          <w:w w:val="75"/>
-          <w:sz w:val="26"/>
-          <w:szCs w:val="26"/>
-        </w:rPr>
-        <w:t>成長而能</w:t>
-      </w:r>
-      <w:r>
-        <w:rPr>
-          <w:rFonts w:ascii="Cambria" w:eastAsia="華康細黑體" w:hAnsi="Cambria" w:cs="Cambria" w:hint="eastAsia"/>
-          <w:w w:val="75"/>
-          <w:sz w:val="26"/>
-          <w:szCs w:val="26"/>
-        </w:rPr>
-        <w:t>擁有。在今日，我們真實的戰場可能是職場、家庭和各種生活場域，同事、家人、朋友、配偶、戀人，或是競爭者要成為我們生命</w:t>
-      </w:r>
-      <w:proofErr w:type="gramStart"/>
-      <w:r>
-        <w:rPr>
-          <w:rFonts w:ascii="Cambria" w:eastAsia="華康細黑體" w:hAnsi="Cambria" w:cs="Cambria" w:hint="eastAsia"/>
-          <w:w w:val="75"/>
-          <w:sz w:val="26"/>
-          <w:szCs w:val="26"/>
-        </w:rPr>
-        <w:t>甜密</w:t>
-      </w:r>
-      <w:proofErr w:type="gramEnd"/>
-      <w:r>
-        <w:rPr>
-          <w:rFonts w:ascii="Cambria" w:eastAsia="華康細黑體" w:hAnsi="Cambria" w:cs="Cambria" w:hint="eastAsia"/>
-          <w:w w:val="75"/>
-          <w:sz w:val="26"/>
-          <w:szCs w:val="26"/>
-        </w:rPr>
-        <w:t>的負擔或對手。到底要如何勝過這場人生的考驗，更要問如何榮耀　神的名。關鍵就在於選對了能陪你一起成長的盟友。第一個盟友當然是　神，</w:t>
-      </w:r>
-      <w:proofErr w:type="gramStart"/>
-      <w:r>
-        <w:rPr>
-          <w:rFonts w:ascii="Cambria" w:eastAsia="華康細黑體" w:hAnsi="Cambria" w:cs="Cambria" w:hint="eastAsia"/>
-          <w:w w:val="75"/>
-          <w:sz w:val="26"/>
-          <w:szCs w:val="26"/>
-        </w:rPr>
-        <w:t>祂</w:t>
-      </w:r>
-      <w:proofErr w:type="gramEnd"/>
-      <w:r>
-        <w:rPr>
-          <w:rFonts w:ascii="Cambria" w:eastAsia="華康細黑體" w:hAnsi="Cambria" w:cs="Cambria" w:hint="eastAsia"/>
-          <w:w w:val="75"/>
-          <w:sz w:val="26"/>
-          <w:szCs w:val="26"/>
-        </w:rPr>
-        <w:t>是勇氣和能力的源頭。其次可能是選擇人生的伴侶或是志同道合的工作夥伴。不可缺少的要件是，你的盟友有沒有可以讓你學習</w:t>
-      </w:r>
-      <w:proofErr w:type="gramStart"/>
-      <w:r>
-        <w:rPr>
-          <w:rFonts w:ascii="Cambria" w:eastAsia="華康細黑體" w:hAnsi="Cambria" w:cs="Cambria" w:hint="eastAsia"/>
-          <w:w w:val="75"/>
-          <w:sz w:val="26"/>
-          <w:szCs w:val="26"/>
-        </w:rPr>
-        <w:t>一</w:t>
-      </w:r>
-      <w:proofErr w:type="gramEnd"/>
-      <w:r>
-        <w:rPr>
-          <w:rFonts w:ascii="Cambria" w:eastAsia="華康細黑體" w:hAnsi="Cambria" w:cs="Cambria" w:hint="eastAsia"/>
-          <w:w w:val="75"/>
-          <w:sz w:val="26"/>
-          <w:szCs w:val="26"/>
-        </w:rPr>
-        <w:t>生還不夠的美好特質，就是使你能成長的特質。這適用在挑選各種夥伴或婚姻對象上。若已經在婚姻盟約中的，就要努力找回當初相互吸引和彼此愛慕的特質。這是回復關係，勝過困境最好的方法。就是找到　神放在對方身上的美好能力，彼此學習，一同成長。</w:t>
+        <w:t>節說：「他是那創造眾人的心，了解他們一切作為的。」最懂得人的就是　神，然而祂卻給人自由，欣賞人一切作為，也讓人來尋求祂。所以，能找到像這樣的知音是幸福的。</w:t>
       </w:r>
     </w:p>
     <w:p>
@@ -29136,7 +27932,7 @@
         <w:jc w:val="both"/>
         <w:rPr>
           <w:rFonts w:ascii="Barlow Condensed Medium" w:eastAsia="華康儷中黑" w:hAnsi="Barlow Condensed Medium"/>
-          <w:w w:val="75"/>
+          <w:w w:val="72"/>
           <w:sz w:val="26"/>
           <w:szCs w:val="26"/>
         </w:rPr>
@@ -29144,45 +27940,61 @@
       <w:r>
         <w:rPr>
           <w:rFonts w:ascii="Barlow Condensed Medium" w:eastAsia="華康儷中黑" w:hAnsi="Barlow Condensed Medium" w:hint="eastAsia"/>
-          <w:w w:val="75"/>
+          <w:w w:val="72"/>
           <w:sz w:val="26"/>
           <w:szCs w:val="26"/>
         </w:rPr>
-        <w:t>因為投靠耶和華，這唯一的真神，成了大衛最有力量的盾牌。　神的保護使人的內心「無懼」。就如同行在　神的話中的人一樣，正直和光明，勇敢站立。</w:t>
+        <w:t>等候　神</w:t>
       </w:r>
       <w:r>
         <w:rPr>
-          <w:rFonts w:ascii="Barlow Condensed Medium" w:eastAsia="華康細黑體" w:hAnsi="Barlow Condensed Medium" w:cs="微軟正黑體" w:hint="eastAsia"/>
-          <w:w w:val="75"/>
+          <w:rFonts w:ascii="Barlow Condensed Medium" w:eastAsia="華康儷中黑" w:hAnsi="Barlow Condensed Medium" w:hint="eastAsia"/>
+          <w:w w:val="72"/>
           <w:sz w:val="26"/>
           <w:szCs w:val="26"/>
         </w:rPr>
-        <w:t>大衛的勇氣是來自信念，就是他對　神的忠誠和信心。然而不同的信念，會讓人的能力產生不同的行為。如果你的信念是救人，你一身的武藝可能成為保護人的警察；又如果是以殺人為樂，那就會成為黑道或恐怖份子。無論如何勇氣背後的信念和能力要造就人的一生。人用行為創造意義，勇氣和能力使人成長，增強了創造意義的空間。大衛用詩歌見證使他成長且造就他一生意義的起點，就是投靠了　神耶和華，那位無可取代的獨</w:t>
+        <w:t>(20</w:t>
       </w:r>
-      <w:proofErr w:type="gramStart"/>
       <w:r>
         <w:rPr>
-          <w:rFonts w:ascii="Barlow Condensed Medium" w:eastAsia="華康細黑體" w:hAnsi="Barlow Condensed Medium" w:cs="微軟正黑體" w:hint="eastAsia"/>
-          <w:w w:val="75"/>
+          <w:rFonts w:ascii="Barlow Condensed Medium" w:eastAsia="華康儷中黑" w:hAnsi="Barlow Condensed Medium" w:hint="eastAsia"/>
+          <w:w w:val="72"/>
           <w:sz w:val="26"/>
           <w:szCs w:val="26"/>
         </w:rPr>
-        <w:t>一</w:t>
+        <w:t>節</w:t>
       </w:r>
-      <w:proofErr w:type="gramEnd"/>
       <w:r>
         <w:rPr>
-          <w:rFonts w:ascii="Barlow Condensed Medium" w:eastAsia="華康細黑體" w:hAnsi="Barlow Condensed Medium" w:cs="微軟正黑體" w:hint="eastAsia"/>
-          <w:w w:val="75"/>
+          <w:rFonts w:ascii="Barlow Condensed Medium" w:eastAsia="華康儷中黑" w:hAnsi="Barlow Condensed Medium" w:hint="eastAsia"/>
+          <w:w w:val="72"/>
           <w:sz w:val="26"/>
           <w:szCs w:val="26"/>
         </w:rPr>
-        <w:t>真神，是他的勇氣和能力的供應者。</w:t>
+        <w:t>)</w:t>
       </w:r>
       <w:r>
         <w:rPr>
+          <w:rFonts w:ascii="Barlow Condensed Medium" w:eastAsia="華康儷中黑" w:hAnsi="Barlow Condensed Medium" w:hint="eastAsia"/>
+          <w:w w:val="72"/>
+          <w:sz w:val="26"/>
+          <w:szCs w:val="26"/>
+        </w:rPr>
+        <w:t>是經歷　神讓生命成長的第一步。等候不是什麼都不作，而是積極思想和尋求　神的心意，當人發現祂的心意成全，讚美的新歌就自然出現了。</w:t>
+      </w:r>
+      <w:r>
+        <w:rPr>
           <w:rFonts w:ascii="Barlow Condensed Medium" w:eastAsia="華康細黑體" w:hAnsi="Barlow Condensed Medium" w:cs="微軟正黑體" w:hint="eastAsia"/>
-          <w:w w:val="75"/>
+          <w:w w:val="72"/>
+          <w:sz w:val="26"/>
+          <w:szCs w:val="26"/>
+        </w:rPr>
+        <w:t>我們渴慕經歷　神，但是　神卻不一定是按我們所求所想的賞賜，而是用更好的賞賜。然而，　神愛我們，也給我們選擇的自由，但是卻只有在等候　神的過程中，人才不會錯過　神真正的心意，和與真正的美好相遇。而這個領受，這個相遇就是一首詩的本身。帶著一種使生命更新和成長的能力，也許是突破了瓶頸，也許是有了新的覺悟，更重是生命不斷地重生，不斷唱著榮耀　神的新歌。</w:t>
+      </w:r>
+      <w:r>
+        <w:rPr>
+          <w:rFonts w:ascii="Barlow Condensed Medium" w:eastAsia="華康細黑體" w:hAnsi="Barlow Condensed Medium" w:cs="微軟正黑體" w:hint="eastAsia"/>
+          <w:w w:val="72"/>
           <w:sz w:val="26"/>
           <w:szCs w:val="26"/>
         </w:rPr>
@@ -29209,7 +28021,7 @@
 </file>
 
 <file path=word/endnotes.xml><?xml version="1.0" encoding="utf-8"?>
-<w:endnotes xmlns:wpc="http://schemas.microsoft.com/office/word/2010/wordprocessingCanvas" xmlns:cx="http://schemas.microsoft.com/office/drawing/2014/chartex" xmlns:cx1="http://schemas.microsoft.com/office/drawing/2015/9/8/chartex" xmlns:cx2="http://schemas.microsoft.com/office/drawing/2015/10/21/chartex" xmlns:cx3="http://schemas.microsoft.com/office/drawing/2016/5/9/chartex" xmlns:cx4="http://schemas.microsoft.com/office/drawing/2016/5/10/chartex" xmlns:cx5="http://schemas.microsoft.com/office/drawing/2016/5/11/chartex" xmlns:cx6="http://schemas.microsoft.com/office/drawing/2016/5/12/chartex" xmlns:cx7="http://schemas.microsoft.com/office/drawing/2016/5/13/chartex" xmlns:cx8="http://schemas.microsoft.com/office/drawing/2016/5/14/chartex" xmlns:mc="http://schemas.openxmlformats.org/markup-compatibility/2006" xmlns:aink="http://schemas.microsoft.com/office/drawing/2016/ink" xmlns:am3d="http://schemas.microsoft.com/office/drawing/2017/model3d" xmlns:o="urn:schemas-microsoft-com:office:office" xmlns:oel="http://schemas.microsoft.com/office/2019/extlst" xmlns:r="http://schemas.openxmlformats.org/officeDocument/2006/relationships" xmlns:m="http://schemas.openxmlformats.org/officeDocument/2006/math" xmlns:v="urn:schemas-microsoft-com:vml" xmlns:wp14="http://schemas.microsoft.com/office/word/2010/wordprocessingDrawing" xmlns:wp="http://schemas.openxmlformats.org/drawingml/2006/wordprocessingDrawing" xmlns:w10="urn:schemas-microsoft-com:office:word" xmlns:w="http://schemas.openxmlformats.org/wordprocessingml/2006/main" xmlns:w14="http://schemas.microsoft.com/office/word/2010/wordml" xmlns:w15="http://schemas.microsoft.com/office/word/2012/wordml" xmlns:w16cex="http://schemas.microsoft.com/office/word/2018/wordml/cex" xmlns:w16cid="http://schemas.microsoft.com/office/word/2016/wordml/cid" xmlns:w16="http://schemas.microsoft.com/office/word/2018/wordml" xmlns:w16sdtdh="http://schemas.microsoft.com/office/word/2020/wordml/sdtdatahash" xmlns:w16se="http://schemas.microsoft.com/office/word/2015/wordml/symex" xmlns:wpg="http://schemas.microsoft.com/office/word/2010/wordprocessingGroup" xmlns:wpi="http://schemas.microsoft.com/office/word/2010/wordprocessingInk" xmlns:wne="http://schemas.microsoft.com/office/word/2006/wordml" xmlns:wps="http://schemas.microsoft.com/office/word/2010/wordprocessingShape" mc:Ignorable="w14 w15 w16se w16cid w16 w16cex w16sdtdh wp14">
+<w:endnotes xmlns:wpc="http://schemas.microsoft.com/office/word/2010/wordprocessingCanvas" xmlns:mc="http://schemas.openxmlformats.org/markup-compatibility/2006" xmlns:o="urn:schemas-microsoft-com:office:office" xmlns:r="http://schemas.openxmlformats.org/officeDocument/2006/relationships" xmlns:m="http://schemas.openxmlformats.org/officeDocument/2006/math" xmlns:v="urn:schemas-microsoft-com:vml" xmlns:wp14="http://schemas.microsoft.com/office/word/2010/wordprocessingDrawing" xmlns:wp="http://schemas.openxmlformats.org/drawingml/2006/wordprocessingDrawing" xmlns:w10="urn:schemas-microsoft-com:office:word" xmlns:w="http://schemas.openxmlformats.org/wordprocessingml/2006/main" xmlns:w14="http://schemas.microsoft.com/office/word/2010/wordml" xmlns:w15="http://schemas.microsoft.com/office/word/2012/wordml" xmlns:wpg="http://schemas.microsoft.com/office/word/2010/wordprocessingGroup" xmlns:wpi="http://schemas.microsoft.com/office/word/2010/wordprocessingInk" xmlns:wne="http://schemas.microsoft.com/office/word/2006/wordml" xmlns:wps="http://schemas.microsoft.com/office/word/2010/wordprocessingShape" mc:Ignorable="w14 w15 wp14">
   <w:endnote w:type="separator" w:id="-1">
     <w:p>
       <w:r>
@@ -29228,7 +28040,7 @@
 </file>
 
 <file path=word/footnotes.xml><?xml version="1.0" encoding="utf-8"?>
-<w:footnotes xmlns:wpc="http://schemas.microsoft.com/office/word/2010/wordprocessingCanvas" xmlns:cx="http://schemas.microsoft.com/office/drawing/2014/chartex" xmlns:cx1="http://schemas.microsoft.com/office/drawing/2015/9/8/chartex" xmlns:cx2="http://schemas.microsoft.com/office/drawing/2015/10/21/chartex" xmlns:cx3="http://schemas.microsoft.com/office/drawing/2016/5/9/chartex" xmlns:cx4="http://schemas.microsoft.com/office/drawing/2016/5/10/chartex" xmlns:cx5="http://schemas.microsoft.com/office/drawing/2016/5/11/chartex" xmlns:cx6="http://schemas.microsoft.com/office/drawing/2016/5/12/chartex" xmlns:cx7="http://schemas.microsoft.com/office/drawing/2016/5/13/chartex" xmlns:cx8="http://schemas.microsoft.com/office/drawing/2016/5/14/chartex" xmlns:mc="http://schemas.openxmlformats.org/markup-compatibility/2006" xmlns:aink="http://schemas.microsoft.com/office/drawing/2016/ink" xmlns:am3d="http://schemas.microsoft.com/office/drawing/2017/model3d" xmlns:o="urn:schemas-microsoft-com:office:office" xmlns:oel="http://schemas.microsoft.com/office/2019/extlst" xmlns:r="http://schemas.openxmlformats.org/officeDocument/2006/relationships" xmlns:m="http://schemas.openxmlformats.org/officeDocument/2006/math" xmlns:v="urn:schemas-microsoft-com:vml" xmlns:wp14="http://schemas.microsoft.com/office/word/2010/wordprocessingDrawing" xmlns:wp="http://schemas.openxmlformats.org/drawingml/2006/wordprocessingDrawing" xmlns:w10="urn:schemas-microsoft-com:office:word" xmlns:w="http://schemas.openxmlformats.org/wordprocessingml/2006/main" xmlns:w14="http://schemas.microsoft.com/office/word/2010/wordml" xmlns:w15="http://schemas.microsoft.com/office/word/2012/wordml" xmlns:w16cex="http://schemas.microsoft.com/office/word/2018/wordml/cex" xmlns:w16cid="http://schemas.microsoft.com/office/word/2016/wordml/cid" xmlns:w16="http://schemas.microsoft.com/office/word/2018/wordml" xmlns:w16sdtdh="http://schemas.microsoft.com/office/word/2020/wordml/sdtdatahash" xmlns:w16se="http://schemas.microsoft.com/office/word/2015/wordml/symex" xmlns:wpg="http://schemas.microsoft.com/office/word/2010/wordprocessingGroup" xmlns:wpi="http://schemas.microsoft.com/office/word/2010/wordprocessingInk" xmlns:wne="http://schemas.microsoft.com/office/word/2006/wordml" xmlns:wps="http://schemas.microsoft.com/office/word/2010/wordprocessingShape" mc:Ignorable="w14 w15 w16se w16cid w16 w16cex w16sdtdh wp14">
+<w:footnotes xmlns:wpc="http://schemas.microsoft.com/office/word/2010/wordprocessingCanvas" xmlns:mc="http://schemas.openxmlformats.org/markup-compatibility/2006" xmlns:o="urn:schemas-microsoft-com:office:office" xmlns:r="http://schemas.openxmlformats.org/officeDocument/2006/relationships" xmlns:m="http://schemas.openxmlformats.org/officeDocument/2006/math" xmlns:v="urn:schemas-microsoft-com:vml" xmlns:wp14="http://schemas.microsoft.com/office/word/2010/wordprocessingDrawing" xmlns:wp="http://schemas.openxmlformats.org/drawingml/2006/wordprocessingDrawing" xmlns:w10="urn:schemas-microsoft-com:office:word" xmlns:w="http://schemas.openxmlformats.org/wordprocessingml/2006/main" xmlns:w14="http://schemas.microsoft.com/office/word/2010/wordml" xmlns:w15="http://schemas.microsoft.com/office/word/2012/wordml" xmlns:wpg="http://schemas.microsoft.com/office/word/2010/wordprocessingGroup" xmlns:wpi="http://schemas.microsoft.com/office/word/2010/wordprocessingInk" xmlns:wne="http://schemas.microsoft.com/office/word/2006/wordml" xmlns:wps="http://schemas.microsoft.com/office/word/2010/wordprocessingShape" mc:Ignorable="w14 w15 wp14">
   <w:footnote w:type="separator" w:id="-1">
     <w:p>
       <w:r>
@@ -29247,7 +28059,7 @@
 </file>
 
 <file path=word/header1.xml><?xml version="1.0" encoding="utf-8"?>
-<w:hdr xmlns:wpc="http://schemas.microsoft.com/office/word/2010/wordprocessingCanvas" xmlns:cx="http://schemas.microsoft.com/office/drawing/2014/chartex" xmlns:cx1="http://schemas.microsoft.com/office/drawing/2015/9/8/chartex" xmlns:cx2="http://schemas.microsoft.com/office/drawing/2015/10/21/chartex" xmlns:cx3="http://schemas.microsoft.com/office/drawing/2016/5/9/chartex" xmlns:cx4="http://schemas.microsoft.com/office/drawing/2016/5/10/chartex" xmlns:cx5="http://schemas.microsoft.com/office/drawing/2016/5/11/chartex" xmlns:cx6="http://schemas.microsoft.com/office/drawing/2016/5/12/chartex" xmlns:cx7="http://schemas.microsoft.com/office/drawing/2016/5/13/chartex" xmlns:cx8="http://schemas.microsoft.com/office/drawing/2016/5/14/chartex" xmlns:mc="http://schemas.openxmlformats.org/markup-compatibility/2006" xmlns:aink="http://schemas.microsoft.com/office/drawing/2016/ink" xmlns:am3d="http://schemas.microsoft.com/office/drawing/2017/model3d" xmlns:o="urn:schemas-microsoft-com:office:office" xmlns:oel="http://schemas.microsoft.com/office/2019/extlst" xmlns:r="http://schemas.openxmlformats.org/officeDocument/2006/relationships" xmlns:m="http://schemas.openxmlformats.org/officeDocument/2006/math" xmlns:v="urn:schemas-microsoft-com:vml" xmlns:wp14="http://schemas.microsoft.com/office/word/2010/wordprocessingDrawing" xmlns:wp="http://schemas.openxmlformats.org/drawingml/2006/wordprocessingDrawing" xmlns:w10="urn:schemas-microsoft-com:office:word" xmlns:w="http://schemas.openxmlformats.org/wordprocessingml/2006/main" xmlns:w14="http://schemas.microsoft.com/office/word/2010/wordml" xmlns:w15="http://schemas.microsoft.com/office/word/2012/wordml" xmlns:w16cex="http://schemas.microsoft.com/office/word/2018/wordml/cex" xmlns:w16cid="http://schemas.microsoft.com/office/word/2016/wordml/cid" xmlns:w16="http://schemas.microsoft.com/office/word/2018/wordml" xmlns:w16sdtdh="http://schemas.microsoft.com/office/word/2020/wordml/sdtdatahash" xmlns:w16se="http://schemas.microsoft.com/office/word/2015/wordml/symex" xmlns:wpg="http://schemas.microsoft.com/office/word/2010/wordprocessingGroup" xmlns:wpi="http://schemas.microsoft.com/office/word/2010/wordprocessingInk" xmlns:wne="http://schemas.microsoft.com/office/word/2006/wordml" xmlns:wps="http://schemas.microsoft.com/office/word/2010/wordprocessingShape" mc:Ignorable="w14 w15 w16se w16cid w16 w16cex w16sdtdh wp14">
+<w:hdr xmlns:wpc="http://schemas.microsoft.com/office/word/2010/wordprocessingCanvas" xmlns:mc="http://schemas.openxmlformats.org/markup-compatibility/2006" xmlns:o="urn:schemas-microsoft-com:office:office" xmlns:r="http://schemas.openxmlformats.org/officeDocument/2006/relationships" xmlns:m="http://schemas.openxmlformats.org/officeDocument/2006/math" xmlns:v="urn:schemas-microsoft-com:vml" xmlns:wp14="http://schemas.microsoft.com/office/word/2010/wordprocessingDrawing" xmlns:wp="http://schemas.openxmlformats.org/drawingml/2006/wordprocessingDrawing" xmlns:w10="urn:schemas-microsoft-com:office:word" xmlns:w="http://schemas.openxmlformats.org/wordprocessingml/2006/main" xmlns:w14="http://schemas.microsoft.com/office/word/2010/wordml" xmlns:w15="http://schemas.microsoft.com/office/word/2012/wordml" xmlns:wpg="http://schemas.microsoft.com/office/word/2010/wordprocessingGroup" xmlns:wpi="http://schemas.microsoft.com/office/word/2010/wordprocessingInk" xmlns:wne="http://schemas.microsoft.com/office/word/2006/wordml" xmlns:wps="http://schemas.microsoft.com/office/word/2010/wordprocessingShape" mc:Ignorable="w14 w15 wp14">
   <w:p>
     <w:pPr>
       <w:pStyle w:val="a4"/>
@@ -29319,7 +28131,7 @@
         <w:b/>
         <w:noProof/>
       </w:rPr>
-      <w:t>2641</w:t>
+      <w:t>2642</w:t>
     </w:r>
     <w:r>
       <w:rPr>
@@ -29456,7 +28268,7 @@
         <w:b/>
         <w:noProof/>
       </w:rPr>
-      <w:t>11</w:t>
+      <w:t>18</w:t>
     </w:r>
     <w:r>
       <w:rPr>
@@ -29528,7 +28340,7 @@
         <w:b/>
         <w:noProof/>
       </w:rPr>
-      <w:t>2641</w:t>
+      <w:t>2642</w:t>
     </w:r>
     <w:r>
       <w:rPr>
@@ -29665,7 +28477,7 @@
         <w:b/>
         <w:noProof/>
       </w:rPr>
-      <w:t>11</w:t>
+      <w:t>18</w:t>
     </w:r>
     <w:r>
       <w:rPr>
@@ -29705,7 +28517,7 @@
 </file>
 
 <file path=word/header2.xml><?xml version="1.0" encoding="utf-8"?>
-<w:hdr xmlns:wpc="http://schemas.microsoft.com/office/word/2010/wordprocessingCanvas" xmlns:cx="http://schemas.microsoft.com/office/drawing/2014/chartex" xmlns:cx1="http://schemas.microsoft.com/office/drawing/2015/9/8/chartex" xmlns:cx2="http://schemas.microsoft.com/office/drawing/2015/10/21/chartex" xmlns:cx3="http://schemas.microsoft.com/office/drawing/2016/5/9/chartex" xmlns:cx4="http://schemas.microsoft.com/office/drawing/2016/5/10/chartex" xmlns:cx5="http://schemas.microsoft.com/office/drawing/2016/5/11/chartex" xmlns:cx6="http://schemas.microsoft.com/office/drawing/2016/5/12/chartex" xmlns:cx7="http://schemas.microsoft.com/office/drawing/2016/5/13/chartex" xmlns:cx8="http://schemas.microsoft.com/office/drawing/2016/5/14/chartex" xmlns:mc="http://schemas.openxmlformats.org/markup-compatibility/2006" xmlns:aink="http://schemas.microsoft.com/office/drawing/2016/ink" xmlns:am3d="http://schemas.microsoft.com/office/drawing/2017/model3d" xmlns:o="urn:schemas-microsoft-com:office:office" xmlns:oel="http://schemas.microsoft.com/office/2019/extlst" xmlns:r="http://schemas.openxmlformats.org/officeDocument/2006/relationships" xmlns:m="http://schemas.openxmlformats.org/officeDocument/2006/math" xmlns:v="urn:schemas-microsoft-com:vml" xmlns:wp14="http://schemas.microsoft.com/office/word/2010/wordprocessingDrawing" xmlns:wp="http://schemas.openxmlformats.org/drawingml/2006/wordprocessingDrawing" xmlns:w10="urn:schemas-microsoft-com:office:word" xmlns:w="http://schemas.openxmlformats.org/wordprocessingml/2006/main" xmlns:w14="http://schemas.microsoft.com/office/word/2010/wordml" xmlns:w15="http://schemas.microsoft.com/office/word/2012/wordml" xmlns:w16cex="http://schemas.microsoft.com/office/word/2018/wordml/cex" xmlns:w16cid="http://schemas.microsoft.com/office/word/2016/wordml/cid" xmlns:w16="http://schemas.microsoft.com/office/word/2018/wordml" xmlns:w16sdtdh="http://schemas.microsoft.com/office/word/2020/wordml/sdtdatahash" xmlns:w16se="http://schemas.microsoft.com/office/word/2015/wordml/symex" xmlns:wpg="http://schemas.microsoft.com/office/word/2010/wordprocessingGroup" xmlns:wpi="http://schemas.microsoft.com/office/word/2010/wordprocessingInk" xmlns:wne="http://schemas.microsoft.com/office/word/2006/wordml" xmlns:wps="http://schemas.microsoft.com/office/word/2010/wordprocessingShape" mc:Ignorable="w14 w15 w16se w16cid w16 w16cex w16sdtdh wp14">
+<w:hdr xmlns:wpc="http://schemas.microsoft.com/office/word/2010/wordprocessingCanvas" xmlns:mc="http://schemas.openxmlformats.org/markup-compatibility/2006" xmlns:o="urn:schemas-microsoft-com:office:office" xmlns:r="http://schemas.openxmlformats.org/officeDocument/2006/relationships" xmlns:m="http://schemas.openxmlformats.org/officeDocument/2006/math" xmlns:v="urn:schemas-microsoft-com:vml" xmlns:wp14="http://schemas.microsoft.com/office/word/2010/wordprocessingDrawing" xmlns:wp="http://schemas.openxmlformats.org/drawingml/2006/wordprocessingDrawing" xmlns:w10="urn:schemas-microsoft-com:office:word" xmlns:w="http://schemas.openxmlformats.org/wordprocessingml/2006/main" xmlns:w14="http://schemas.microsoft.com/office/word/2010/wordml" xmlns:w15="http://schemas.microsoft.com/office/word/2012/wordml" xmlns:wpg="http://schemas.microsoft.com/office/word/2010/wordprocessingGroup" xmlns:wpi="http://schemas.microsoft.com/office/word/2010/wordprocessingInk" xmlns:wne="http://schemas.microsoft.com/office/word/2006/wordml" xmlns:wps="http://schemas.microsoft.com/office/word/2010/wordprocessingShape" mc:Ignorable="w14 w15 wp14">
   <w:p>
     <w:pPr>
       <w:pStyle w:val="a4"/>
@@ -30163,7 +28975,7 @@
 </file>
 
 <file path=word/header3.xml><?xml version="1.0" encoding="utf-8"?>
-<w:hdr xmlns:wpc="http://schemas.microsoft.com/office/word/2010/wordprocessingCanvas" xmlns:cx="http://schemas.microsoft.com/office/drawing/2014/chartex" xmlns:cx1="http://schemas.microsoft.com/office/drawing/2015/9/8/chartex" xmlns:cx2="http://schemas.microsoft.com/office/drawing/2015/10/21/chartex" xmlns:cx3="http://schemas.microsoft.com/office/drawing/2016/5/9/chartex" xmlns:cx4="http://schemas.microsoft.com/office/drawing/2016/5/10/chartex" xmlns:cx5="http://schemas.microsoft.com/office/drawing/2016/5/11/chartex" xmlns:cx6="http://schemas.microsoft.com/office/drawing/2016/5/12/chartex" xmlns:cx7="http://schemas.microsoft.com/office/drawing/2016/5/13/chartex" xmlns:cx8="http://schemas.microsoft.com/office/drawing/2016/5/14/chartex" xmlns:mc="http://schemas.openxmlformats.org/markup-compatibility/2006" xmlns:aink="http://schemas.microsoft.com/office/drawing/2016/ink" xmlns:am3d="http://schemas.microsoft.com/office/drawing/2017/model3d" xmlns:o="urn:schemas-microsoft-com:office:office" xmlns:oel="http://schemas.microsoft.com/office/2019/extlst" xmlns:r="http://schemas.openxmlformats.org/officeDocument/2006/relationships" xmlns:m="http://schemas.openxmlformats.org/officeDocument/2006/math" xmlns:v="urn:schemas-microsoft-com:vml" xmlns:wp14="http://schemas.microsoft.com/office/word/2010/wordprocessingDrawing" xmlns:wp="http://schemas.openxmlformats.org/drawingml/2006/wordprocessingDrawing" xmlns:w10="urn:schemas-microsoft-com:office:word" xmlns:w="http://schemas.openxmlformats.org/wordprocessingml/2006/main" xmlns:w14="http://schemas.microsoft.com/office/word/2010/wordml" xmlns:w15="http://schemas.microsoft.com/office/word/2012/wordml" xmlns:w16cex="http://schemas.microsoft.com/office/word/2018/wordml/cex" xmlns:w16cid="http://schemas.microsoft.com/office/word/2016/wordml/cid" xmlns:w16="http://schemas.microsoft.com/office/word/2018/wordml" xmlns:w16sdtdh="http://schemas.microsoft.com/office/word/2020/wordml/sdtdatahash" xmlns:w16se="http://schemas.microsoft.com/office/word/2015/wordml/symex" xmlns:wpg="http://schemas.microsoft.com/office/word/2010/wordprocessingGroup" xmlns:wpi="http://schemas.microsoft.com/office/word/2010/wordprocessingInk" xmlns:wne="http://schemas.microsoft.com/office/word/2006/wordml" xmlns:wps="http://schemas.microsoft.com/office/word/2010/wordprocessingShape" mc:Ignorable="w14 w15 w16se w16cid w16 w16cex w16sdtdh wp14">
+<w:hdr xmlns:wpc="http://schemas.microsoft.com/office/word/2010/wordprocessingCanvas" xmlns:mc="http://schemas.openxmlformats.org/markup-compatibility/2006" xmlns:o="urn:schemas-microsoft-com:office:office" xmlns:r="http://schemas.openxmlformats.org/officeDocument/2006/relationships" xmlns:m="http://schemas.openxmlformats.org/officeDocument/2006/math" xmlns:v="urn:schemas-microsoft-com:vml" xmlns:wp14="http://schemas.microsoft.com/office/word/2010/wordprocessingDrawing" xmlns:wp="http://schemas.openxmlformats.org/drawingml/2006/wordprocessingDrawing" xmlns:w10="urn:schemas-microsoft-com:office:word" xmlns:w="http://schemas.openxmlformats.org/wordprocessingml/2006/main" xmlns:w14="http://schemas.microsoft.com/office/word/2010/wordml" xmlns:w15="http://schemas.microsoft.com/office/word/2012/wordml" xmlns:wpg="http://schemas.microsoft.com/office/word/2010/wordprocessingGroup" xmlns:wpi="http://schemas.microsoft.com/office/word/2010/wordprocessingInk" xmlns:wne="http://schemas.microsoft.com/office/word/2006/wordml" xmlns:wps="http://schemas.microsoft.com/office/word/2010/wordprocessingShape" mc:Ignorable="w14 w15 wp14">
   <w:p>
     <w:pPr>
       <w:pStyle w:val="a4"/>
@@ -30621,7 +29433,7 @@
 </file>
 
 <file path=word/header4.xml><?xml version="1.0" encoding="utf-8"?>
-<w:hdr xmlns:wpc="http://schemas.microsoft.com/office/word/2010/wordprocessingCanvas" xmlns:cx="http://schemas.microsoft.com/office/drawing/2014/chartex" xmlns:cx1="http://schemas.microsoft.com/office/drawing/2015/9/8/chartex" xmlns:cx2="http://schemas.microsoft.com/office/drawing/2015/10/21/chartex" xmlns:cx3="http://schemas.microsoft.com/office/drawing/2016/5/9/chartex" xmlns:cx4="http://schemas.microsoft.com/office/drawing/2016/5/10/chartex" xmlns:cx5="http://schemas.microsoft.com/office/drawing/2016/5/11/chartex" xmlns:cx6="http://schemas.microsoft.com/office/drawing/2016/5/12/chartex" xmlns:cx7="http://schemas.microsoft.com/office/drawing/2016/5/13/chartex" xmlns:cx8="http://schemas.microsoft.com/office/drawing/2016/5/14/chartex" xmlns:mc="http://schemas.openxmlformats.org/markup-compatibility/2006" xmlns:aink="http://schemas.microsoft.com/office/drawing/2016/ink" xmlns:am3d="http://schemas.microsoft.com/office/drawing/2017/model3d" xmlns:o="urn:schemas-microsoft-com:office:office" xmlns:oel="http://schemas.microsoft.com/office/2019/extlst" xmlns:r="http://schemas.openxmlformats.org/officeDocument/2006/relationships" xmlns:m="http://schemas.openxmlformats.org/officeDocument/2006/math" xmlns:v="urn:schemas-microsoft-com:vml" xmlns:wp14="http://schemas.microsoft.com/office/word/2010/wordprocessingDrawing" xmlns:wp="http://schemas.openxmlformats.org/drawingml/2006/wordprocessingDrawing" xmlns:w10="urn:schemas-microsoft-com:office:word" xmlns:w="http://schemas.openxmlformats.org/wordprocessingml/2006/main" xmlns:w14="http://schemas.microsoft.com/office/word/2010/wordml" xmlns:w15="http://schemas.microsoft.com/office/word/2012/wordml" xmlns:w16cex="http://schemas.microsoft.com/office/word/2018/wordml/cex" xmlns:w16cid="http://schemas.microsoft.com/office/word/2016/wordml/cid" xmlns:w16="http://schemas.microsoft.com/office/word/2018/wordml" xmlns:w16sdtdh="http://schemas.microsoft.com/office/word/2020/wordml/sdtdatahash" xmlns:w16se="http://schemas.microsoft.com/office/word/2015/wordml/symex" xmlns:wpg="http://schemas.microsoft.com/office/word/2010/wordprocessingGroup" xmlns:wpi="http://schemas.microsoft.com/office/word/2010/wordprocessingInk" xmlns:wne="http://schemas.microsoft.com/office/word/2006/wordml" xmlns:wps="http://schemas.microsoft.com/office/word/2010/wordprocessingShape" mc:Ignorable="w14 w15 w16se w16cid w16 w16cex w16sdtdh wp14">
+<w:hdr xmlns:wpc="http://schemas.microsoft.com/office/word/2010/wordprocessingCanvas" xmlns:mc="http://schemas.openxmlformats.org/markup-compatibility/2006" xmlns:o="urn:schemas-microsoft-com:office:office" xmlns:r="http://schemas.openxmlformats.org/officeDocument/2006/relationships" xmlns:m="http://schemas.openxmlformats.org/officeDocument/2006/math" xmlns:v="urn:schemas-microsoft-com:vml" xmlns:wp14="http://schemas.microsoft.com/office/word/2010/wordprocessingDrawing" xmlns:wp="http://schemas.openxmlformats.org/drawingml/2006/wordprocessingDrawing" xmlns:w10="urn:schemas-microsoft-com:office:word" xmlns:w="http://schemas.openxmlformats.org/wordprocessingml/2006/main" xmlns:w14="http://schemas.microsoft.com/office/word/2010/wordml" xmlns:w15="http://schemas.microsoft.com/office/word/2012/wordml" xmlns:wpg="http://schemas.microsoft.com/office/word/2010/wordprocessingGroup" xmlns:wpi="http://schemas.microsoft.com/office/word/2010/wordprocessingInk" xmlns:wne="http://schemas.microsoft.com/office/word/2006/wordml" xmlns:wps="http://schemas.microsoft.com/office/word/2010/wordprocessingShape" mc:Ignorable="w14 w15 wp14">
   <w:p>
     <w:pPr>
       <w:pStyle w:val="a4"/>
@@ -30693,7 +29505,7 @@
         <w:b/>
         <w:noProof/>
       </w:rPr>
-      <w:t>2641</w:t>
+      <w:t>2642</w:t>
     </w:r>
     <w:r>
       <w:rPr>
@@ -30830,7 +29642,7 @@
         <w:b/>
         <w:noProof/>
       </w:rPr>
-      <w:t>11</w:t>
+      <w:t>18</w:t>
     </w:r>
     <w:r>
       <w:rPr>
@@ -30902,7 +29714,7 @@
         <w:b/>
         <w:noProof/>
       </w:rPr>
-      <w:t>2641</w:t>
+      <w:t>2642</w:t>
     </w:r>
     <w:r>
       <w:rPr>
@@ -31039,7 +29851,7 @@
         <w:b/>
         <w:noProof/>
       </w:rPr>
-      <w:t>11</w:t>
+      <w:t>18</w:t>
     </w:r>
     <w:r>
       <w:rPr>
@@ -31079,7 +29891,7 @@
 </file>
 
 <file path=word/numbering.xml><?xml version="1.0" encoding="utf-8"?>
-<w:numbering xmlns:wpc="http://schemas.microsoft.com/office/word/2010/wordprocessingCanvas" xmlns:cx="http://schemas.microsoft.com/office/drawing/2014/chartex" xmlns:cx1="http://schemas.microsoft.com/office/drawing/2015/9/8/chartex" xmlns:cx2="http://schemas.microsoft.com/office/drawing/2015/10/21/chartex" xmlns:cx3="http://schemas.microsoft.com/office/drawing/2016/5/9/chartex" xmlns:cx4="http://schemas.microsoft.com/office/drawing/2016/5/10/chartex" xmlns:cx5="http://schemas.microsoft.com/office/drawing/2016/5/11/chartex" xmlns:cx6="http://schemas.microsoft.com/office/drawing/2016/5/12/chartex" xmlns:cx7="http://schemas.microsoft.com/office/drawing/2016/5/13/chartex" xmlns:cx8="http://schemas.microsoft.com/office/drawing/2016/5/14/chartex" xmlns:mc="http://schemas.openxmlformats.org/markup-compatibility/2006" xmlns:aink="http://schemas.microsoft.com/office/drawing/2016/ink" xmlns:am3d="http://schemas.microsoft.com/office/drawing/2017/model3d" xmlns:o="urn:schemas-microsoft-com:office:office" xmlns:oel="http://schemas.microsoft.com/office/2019/extlst" xmlns:r="http://schemas.openxmlformats.org/officeDocument/2006/relationships" xmlns:m="http://schemas.openxmlformats.org/officeDocument/2006/math" xmlns:v="urn:schemas-microsoft-com:vml" xmlns:wp14="http://schemas.microsoft.com/office/word/2010/wordprocessingDrawing" xmlns:wp="http://schemas.openxmlformats.org/drawingml/2006/wordprocessingDrawing" xmlns:w10="urn:schemas-microsoft-com:office:word" xmlns:w="http://schemas.openxmlformats.org/wordprocessingml/2006/main" xmlns:w14="http://schemas.microsoft.com/office/word/2010/wordml" xmlns:w15="http://schemas.microsoft.com/office/word/2012/wordml" xmlns:w16cex="http://schemas.microsoft.com/office/word/2018/wordml/cex" xmlns:w16cid="http://schemas.microsoft.com/office/word/2016/wordml/cid" xmlns:w16="http://schemas.microsoft.com/office/word/2018/wordml" xmlns:w16sdtdh="http://schemas.microsoft.com/office/word/2020/wordml/sdtdatahash" xmlns:w16se="http://schemas.microsoft.com/office/word/2015/wordml/symex" xmlns:wpg="http://schemas.microsoft.com/office/word/2010/wordprocessingGroup" xmlns:wpi="http://schemas.microsoft.com/office/word/2010/wordprocessingInk" xmlns:wne="http://schemas.microsoft.com/office/word/2006/wordml" xmlns:wps="http://schemas.microsoft.com/office/word/2010/wordprocessingShape" mc:Ignorable="w14 w15 w16se w16cid w16 w16cex w16sdtdh wp14">
+<w:numbering xmlns:wpc="http://schemas.microsoft.com/office/word/2010/wordprocessingCanvas" xmlns:mc="http://schemas.openxmlformats.org/markup-compatibility/2006" xmlns:o="urn:schemas-microsoft-com:office:office" xmlns:r="http://schemas.openxmlformats.org/officeDocument/2006/relationships" xmlns:m="http://schemas.openxmlformats.org/officeDocument/2006/math" xmlns:v="urn:schemas-microsoft-com:vml" xmlns:wp14="http://schemas.microsoft.com/office/word/2010/wordprocessingDrawing" xmlns:wp="http://schemas.openxmlformats.org/drawingml/2006/wordprocessingDrawing" xmlns:w10="urn:schemas-microsoft-com:office:word" xmlns:w="http://schemas.openxmlformats.org/wordprocessingml/2006/main" xmlns:w14="http://schemas.microsoft.com/office/word/2010/wordml" xmlns:w15="http://schemas.microsoft.com/office/word/2012/wordml" xmlns:wpg="http://schemas.microsoft.com/office/word/2010/wordprocessingGroup" xmlns:wpi="http://schemas.microsoft.com/office/word/2010/wordprocessingInk" xmlns:wne="http://schemas.microsoft.com/office/word/2006/wordml" xmlns:wps="http://schemas.microsoft.com/office/word/2010/wordprocessingShape" mc:Ignorable="w14 w15 wp14">
   <w:abstractNum w:abstractNumId="0" w15:restartNumberingAfterBreak="0">
     <w:nsid w:val="0397573A"/>
     <w:multiLevelType w:val="hybridMultilevel"/>
@@ -32505,6 +31317,95 @@
     </w:lvl>
   </w:abstractNum>
   <w:abstractNum w:abstractNumId="16" w15:restartNumberingAfterBreak="0">
+    <w:nsid w:val="6FD50961"/>
+    <w:multiLevelType w:val="hybridMultilevel"/>
+    <w:tmpl w:val="53160C58"/>
+    <w:lvl w:ilvl="0" w:tplc="57C46586">
+      <w:start w:val="1"/>
+      <w:numFmt w:val="decimal"/>
+      <w:lvlText w:val="%1."/>
+      <w:lvlJc w:val="left"/>
+      <w:pPr>
+        <w:ind w:left="360" w:hanging="360"/>
+      </w:pPr>
+      <w:rPr>
+        <w:rFonts w:hint="default"/>
+      </w:rPr>
+    </w:lvl>
+    <w:lvl w:ilvl="1" w:tplc="04090019" w:tentative="1">
+      <w:start w:val="1"/>
+      <w:numFmt w:val="ideographTraditional"/>
+      <w:lvlText w:val="%2、"/>
+      <w:lvlJc w:val="left"/>
+      <w:pPr>
+        <w:ind w:left="960" w:hanging="480"/>
+      </w:pPr>
+    </w:lvl>
+    <w:lvl w:ilvl="2" w:tplc="0409001B" w:tentative="1">
+      <w:start w:val="1"/>
+      <w:numFmt w:val="lowerRoman"/>
+      <w:lvlText w:val="%3."/>
+      <w:lvlJc w:val="right"/>
+      <w:pPr>
+        <w:ind w:left="1440" w:hanging="480"/>
+      </w:pPr>
+    </w:lvl>
+    <w:lvl w:ilvl="3" w:tplc="0409000F" w:tentative="1">
+      <w:start w:val="1"/>
+      <w:numFmt w:val="decimal"/>
+      <w:lvlText w:val="%4."/>
+      <w:lvlJc w:val="left"/>
+      <w:pPr>
+        <w:ind w:left="1920" w:hanging="480"/>
+      </w:pPr>
+    </w:lvl>
+    <w:lvl w:ilvl="4" w:tplc="04090019" w:tentative="1">
+      <w:start w:val="1"/>
+      <w:numFmt w:val="ideographTraditional"/>
+      <w:lvlText w:val="%5、"/>
+      <w:lvlJc w:val="left"/>
+      <w:pPr>
+        <w:ind w:left="2400" w:hanging="480"/>
+      </w:pPr>
+    </w:lvl>
+    <w:lvl w:ilvl="5" w:tplc="0409001B" w:tentative="1">
+      <w:start w:val="1"/>
+      <w:numFmt w:val="lowerRoman"/>
+      <w:lvlText w:val="%6."/>
+      <w:lvlJc w:val="right"/>
+      <w:pPr>
+        <w:ind w:left="2880" w:hanging="480"/>
+      </w:pPr>
+    </w:lvl>
+    <w:lvl w:ilvl="6" w:tplc="0409000F" w:tentative="1">
+      <w:start w:val="1"/>
+      <w:numFmt w:val="decimal"/>
+      <w:lvlText w:val="%7."/>
+      <w:lvlJc w:val="left"/>
+      <w:pPr>
+        <w:ind w:left="3360" w:hanging="480"/>
+      </w:pPr>
+    </w:lvl>
+    <w:lvl w:ilvl="7" w:tplc="04090019" w:tentative="1">
+      <w:start w:val="1"/>
+      <w:numFmt w:val="ideographTraditional"/>
+      <w:lvlText w:val="%8、"/>
+      <w:lvlJc w:val="left"/>
+      <w:pPr>
+        <w:ind w:left="3840" w:hanging="480"/>
+      </w:pPr>
+    </w:lvl>
+    <w:lvl w:ilvl="8" w:tplc="0409001B" w:tentative="1">
+      <w:start w:val="1"/>
+      <w:numFmt w:val="lowerRoman"/>
+      <w:lvlText w:val="%9."/>
+      <w:lvlJc w:val="right"/>
+      <w:pPr>
+        <w:ind w:left="4320" w:hanging="480"/>
+      </w:pPr>
+    </w:lvl>
+  </w:abstractNum>
+  <w:abstractNum w:abstractNumId="17" w15:restartNumberingAfterBreak="0">
     <w:nsid w:val="70CA51A1"/>
     <w:multiLevelType w:val="hybridMultilevel"/>
     <w:tmpl w:val="8C2CE9D4"/>
@@ -32593,7 +31494,7 @@
       </w:pPr>
     </w:lvl>
   </w:abstractNum>
-  <w:abstractNum w:abstractNumId="17" w15:restartNumberingAfterBreak="0">
+  <w:abstractNum w:abstractNumId="18" w15:restartNumberingAfterBreak="0">
     <w:nsid w:val="70D9778A"/>
     <w:multiLevelType w:val="hybridMultilevel"/>
     <w:tmpl w:val="468A8F60"/>
@@ -32682,7 +31583,7 @@
       </w:pPr>
     </w:lvl>
   </w:abstractNum>
-  <w:abstractNum w:abstractNumId="18" w15:restartNumberingAfterBreak="0">
+  <w:abstractNum w:abstractNumId="19" w15:restartNumberingAfterBreak="0">
     <w:nsid w:val="74B64780"/>
     <w:multiLevelType w:val="hybridMultilevel"/>
     <w:tmpl w:val="A566C376"/>
@@ -32771,68 +31672,71 @@
       </w:pPr>
     </w:lvl>
   </w:abstractNum>
-  <w:num w:numId="1" w16cid:durableId="807435567">
+  <w:num w:numId="1">
+    <w:abstractNumId w:val="19"/>
+  </w:num>
+  <w:num w:numId="2">
+    <w:abstractNumId w:val="5"/>
+  </w:num>
+  <w:num w:numId="3">
+    <w:abstractNumId w:val="9"/>
+  </w:num>
+  <w:num w:numId="4">
+    <w:abstractNumId w:val="3"/>
+  </w:num>
+  <w:num w:numId="5">
+    <w:abstractNumId w:val="10"/>
+  </w:num>
+  <w:num w:numId="6">
     <w:abstractNumId w:val="18"/>
   </w:num>
-  <w:num w:numId="2" w16cid:durableId="1284507732">
-    <w:abstractNumId w:val="5"/>
-  </w:num>
-  <w:num w:numId="3" w16cid:durableId="1795441044">
-    <w:abstractNumId w:val="9"/>
-  </w:num>
-  <w:num w:numId="4" w16cid:durableId="1468669434">
-    <w:abstractNumId w:val="3"/>
-  </w:num>
-  <w:num w:numId="5" w16cid:durableId="584653871">
-    <w:abstractNumId w:val="10"/>
-  </w:num>
-  <w:num w:numId="6" w16cid:durableId="2098861992">
+  <w:num w:numId="7">
     <w:abstractNumId w:val="17"/>
   </w:num>
-  <w:num w:numId="7" w16cid:durableId="1599633589">
-    <w:abstractNumId w:val="16"/>
-  </w:num>
-  <w:num w:numId="8" w16cid:durableId="1577090165">
+  <w:num w:numId="8">
     <w:abstractNumId w:val="8"/>
   </w:num>
-  <w:num w:numId="9" w16cid:durableId="150603950">
+  <w:num w:numId="9">
     <w:abstractNumId w:val="14"/>
   </w:num>
-  <w:num w:numId="10" w16cid:durableId="1981878496">
+  <w:num w:numId="10">
     <w:abstractNumId w:val="4"/>
   </w:num>
-  <w:num w:numId="11" w16cid:durableId="1584291270">
+  <w:num w:numId="11">
     <w:abstractNumId w:val="11"/>
   </w:num>
-  <w:num w:numId="12" w16cid:durableId="1091319066">
+  <w:num w:numId="12">
     <w:abstractNumId w:val="2"/>
   </w:num>
-  <w:num w:numId="13" w16cid:durableId="1540311866">
+  <w:num w:numId="13">
     <w:abstractNumId w:val="12"/>
   </w:num>
-  <w:num w:numId="14" w16cid:durableId="65346005">
+  <w:num w:numId="14">
     <w:abstractNumId w:val="13"/>
   </w:num>
-  <w:num w:numId="15" w16cid:durableId="1475415275">
+  <w:num w:numId="15">
     <w:abstractNumId w:val="1"/>
   </w:num>
-  <w:num w:numId="16" w16cid:durableId="862204529">
+  <w:num w:numId="16">
     <w:abstractNumId w:val="0"/>
   </w:num>
-  <w:num w:numId="17" w16cid:durableId="788352825">
+  <w:num w:numId="17">
     <w:abstractNumId w:val="15"/>
   </w:num>
-  <w:num w:numId="18" w16cid:durableId="1106845193">
+  <w:num w:numId="18">
     <w:abstractNumId w:val="7"/>
   </w:num>
-  <w:num w:numId="19" w16cid:durableId="1559053608">
+  <w:num w:numId="19">
     <w:abstractNumId w:val="6"/>
+  </w:num>
+  <w:num w:numId="20">
+    <w:abstractNumId w:val="16"/>
   </w:num>
 </w:numbering>
 </file>
 
 <file path=word/styles.xml><?xml version="1.0" encoding="utf-8"?>
-<w:styles xmlns:mc="http://schemas.openxmlformats.org/markup-compatibility/2006" xmlns:r="http://schemas.openxmlformats.org/officeDocument/2006/relationships" xmlns:w="http://schemas.openxmlformats.org/wordprocessingml/2006/main" xmlns:w14="http://schemas.microsoft.com/office/word/2010/wordml" xmlns:w15="http://schemas.microsoft.com/office/word/2012/wordml" xmlns:w16cex="http://schemas.microsoft.com/office/word/2018/wordml/cex" xmlns:w16cid="http://schemas.microsoft.com/office/word/2016/wordml/cid" xmlns:w16="http://schemas.microsoft.com/office/word/2018/wordml" xmlns:w16sdtdh="http://schemas.microsoft.com/office/word/2020/wordml/sdtdatahash" xmlns:w16se="http://schemas.microsoft.com/office/word/2015/wordml/symex" mc:Ignorable="w14 w15 w16se w16cid w16 w16cex w16sdtdh">
+<w:styles xmlns:mc="http://schemas.openxmlformats.org/markup-compatibility/2006" xmlns:r="http://schemas.openxmlformats.org/officeDocument/2006/relationships" xmlns:w="http://schemas.openxmlformats.org/wordprocessingml/2006/main" xmlns:w14="http://schemas.microsoft.com/office/word/2010/wordml" xmlns:w15="http://schemas.microsoft.com/office/word/2012/wordml" mc:Ignorable="w14 w15">
   <w:docDefaults>
     <w:rPrDefault>
       <w:rPr>
@@ -32845,7 +31749,7 @@
     </w:rPrDefault>
     <w:pPrDefault/>
   </w:docDefaults>
-  <w:latentStyles w:defLockedState="0" w:defUIPriority="99" w:defSemiHidden="0" w:defUnhideWhenUsed="0" w:defQFormat="0" w:count="376">
+  <w:latentStyles w:defLockedState="0" w:defUIPriority="99" w:defSemiHidden="0" w:defUnhideWhenUsed="0" w:defQFormat="0" w:count="371">
     <w:lsdException w:name="Normal" w:uiPriority="0" w:qFormat="1"/>
     <w:lsdException w:name="heading 1" w:uiPriority="9" w:qFormat="1"/>
     <w:lsdException w:name="heading 2" w:semiHidden="1" w:uiPriority="9" w:unhideWhenUsed="1" w:qFormat="1"/>
@@ -33217,11 +32121,6 @@
     <w:lsdException w:name="List Table 5 Dark Accent 6" w:uiPriority="50"/>
     <w:lsdException w:name="List Table 6 Colorful Accent 6" w:uiPriority="51"/>
     <w:lsdException w:name="List Table 7 Colorful Accent 6" w:uiPriority="52"/>
-    <w:lsdException w:name="Mention" w:semiHidden="1" w:unhideWhenUsed="1"/>
-    <w:lsdException w:name="Smart Hyperlink" w:semiHidden="1" w:unhideWhenUsed="1"/>
-    <w:lsdException w:name="Hashtag" w:semiHidden="1" w:unhideWhenUsed="1"/>
-    <w:lsdException w:name="Unresolved Mention" w:semiHidden="1" w:unhideWhenUsed="1"/>
-    <w:lsdException w:name="Smart Link" w:semiHidden="1" w:unhideWhenUsed="1"/>
   </w:latentStyles>
   <w:style w:type="paragraph" w:default="1" w:styleId="a">
     <w:name w:val="Normal"/>
@@ -33877,7 +32776,7 @@
 </file>
 
 <file path=customXml/itemProps1.xml><?xml version="1.0" encoding="utf-8"?>
-<ds:datastoreItem xmlns:ds="http://schemas.openxmlformats.org/officeDocument/2006/customXml" ds:itemID="{1153978A-E410-4849-9331-6B605DDFE3DC}">
+<ds:datastoreItem xmlns:ds="http://schemas.openxmlformats.org/officeDocument/2006/customXml" ds:itemID="{95871D9E-BDEC-4506-AD67-6D099CEFEDE1}">
   <ds:schemaRefs>
     <ds:schemaRef ds:uri="http://schemas.openxmlformats.org/officeDocument/2006/bibliography"/>
   </ds:schemaRefs>

--- a/新泰週報20261018[2642]B4F.docx
+++ b/新泰週報20261018[2642]B4F.docx
@@ -2453,7 +2453,7 @@
                 <w:szCs w:val="26"/>
                 <w:lang w:bidi="he-IL"/>
               </w:rPr>
-              <w:t>主日</w:t>
+              <w:t>主日野外禮拜</w:t>
             </w:r>
             <w:r>
               <w:rPr>
@@ -2464,7 +2464,7 @@
                 <w:szCs w:val="26"/>
                 <w:lang w:bidi="he-IL"/>
               </w:rPr>
-              <w:t>野外禮拜</w:t>
+              <w:t>，</w:t>
             </w:r>
             <w:r>
               <w:rPr>
@@ -2475,40 +2475,7 @@
                 <w:szCs w:val="26"/>
                 <w:lang w:bidi="he-IL"/>
               </w:rPr>
-              <w:t>，</w:t>
-            </w:r>
-            <w:r>
-              <w:rPr>
-                <w:rFonts w:ascii="Barlow Condensed Medium" w:eastAsia="標楷體" w:hAnsi="Barlow Condensed Medium" w:cs="Segoe UI Symbol" w:hint="eastAsia"/>
-                <w:noProof/>
-                <w:w w:val="90"/>
-                <w:sz w:val="26"/>
-                <w:szCs w:val="26"/>
-                <w:lang w:bidi="he-IL"/>
-              </w:rPr>
-              <w:t>請</w:t>
-            </w:r>
-            <w:r>
-              <w:rPr>
-                <w:rFonts w:ascii="Barlow Condensed Medium" w:eastAsia="標楷體" w:hAnsi="Barlow Condensed Medium" w:cs="Segoe UI Symbol" w:hint="eastAsia"/>
-                <w:noProof/>
-                <w:w w:val="90"/>
-                <w:sz w:val="26"/>
-                <w:szCs w:val="26"/>
-                <w:lang w:bidi="he-IL"/>
-              </w:rPr>
-              <w:t>繼續報名</w:t>
-            </w:r>
-            <w:r>
-              <w:rPr>
-                <w:rFonts w:ascii="Barlow Condensed Medium" w:eastAsia="標楷體" w:hAnsi="Barlow Condensed Medium" w:cs="Segoe UI Symbol" w:hint="eastAsia"/>
-                <w:noProof/>
-                <w:w w:val="90"/>
-                <w:sz w:val="26"/>
-                <w:szCs w:val="26"/>
-                <w:lang w:bidi="he-IL"/>
-              </w:rPr>
-              <w:t>。當日</w:t>
+              <w:t>請繼續報名。當日</w:t>
             </w:r>
             <w:r>
               <w:rPr>
@@ -3630,8 +3597,6 @@
                 <w:szCs w:val="26"/>
               </w:rPr>
             </w:pPr>
-            <w:bookmarkStart w:id="6" w:name="_GoBack"/>
-            <w:bookmarkEnd w:id="6"/>
             <w:r>
               <w:rPr>
                 <w:rFonts w:ascii="Barlow Condensed Medium" w:eastAsia="華康儷中黑" w:hAnsi="Barlow Condensed Medium" w:cstheme="minorHAnsi" w:hint="eastAsia"/>
@@ -16033,7 +15998,7 @@
           </mc:Choice>
           <mc:Fallback>
             <w:pict>
-              <v:line w14:anchorId="10CC6087" id="直線接點 2" o:spid="_x0000_s1026" style="position:absolute;z-index:251653632;visibility:visible;mso-wrap-style:square;mso-height-percent:0;mso-wrap-distance-left:9pt;mso-wrap-distance-top:0;mso-wrap-distance-right:9pt;mso-wrap-distance-bottom:0;mso-position-horizontal:absolute;mso-position-horizontal-relative:page;mso-position-vertical:absolute;mso-position-vertical-relative:page;mso-height-percent:0;mso-height-relative:margin" from="687.75pt,19.85pt" to="687.75pt,709.8pt" o:gfxdata="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" strokecolor="black [3213]" strokeweight=".5pt">
+              <v:line w14:anchorId="26C970BE" id="直線接點 2" o:spid="_x0000_s1026" style="position:absolute;z-index:251653632;visibility:visible;mso-wrap-style:square;mso-height-percent:0;mso-wrap-distance-left:9pt;mso-wrap-distance-top:0;mso-wrap-distance-right:9pt;mso-wrap-distance-bottom:0;mso-position-horizontal:absolute;mso-position-horizontal-relative:page;mso-position-vertical:absolute;mso-position-vertical-relative:page;mso-height-percent:0;mso-height-relative:margin" from="687.75pt,19.85pt" to="687.75pt,709.8pt" o:gfxdata="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" strokecolor="black [3213]" strokeweight=".5pt">
                 <v:stroke dashstyle="3 1" joinstyle="miter"/>
                 <w10:wrap anchorx="page" anchory="page"/>
               </v:line>
@@ -27338,7 +27303,7 @@
           </mc:Choice>
           <mc:Fallback>
             <w:pict>
-              <v:line w14:anchorId="0A43DD3E" id="直線接點 6" o:spid="_x0000_s1026" style="position:absolute;z-index:251659264;visibility:visible;mso-wrap-style:square;mso-width-percent:0;mso-height-percent:0;mso-wrap-distance-left:9pt;mso-wrap-distance-top:0;mso-wrap-distance-right:9pt;mso-wrap-distance-bottom:0;mso-position-horizontal:absolute;mso-position-horizontal-relative:page;mso-position-vertical:absolute;mso-position-vertical-relative:page;mso-width-percent:0;mso-height-percent:0;mso-width-relative:margin;mso-height-relative:margin" from="343.9pt,19.85pt" to="345.05pt,710.95pt" o:gfxdata="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" strokecolor="black [3213]" strokeweight=".5pt">
+              <v:line w14:anchorId="676FEB1B" id="直線接點 6" o:spid="_x0000_s1026" style="position:absolute;z-index:251659264;visibility:visible;mso-wrap-style:square;mso-width-percent:0;mso-height-percent:0;mso-wrap-distance-left:9pt;mso-wrap-distance-top:0;mso-wrap-distance-right:9pt;mso-wrap-distance-bottom:0;mso-position-horizontal:absolute;mso-position-horizontal-relative:page;mso-position-vertical:absolute;mso-position-vertical-relative:page;mso-width-percent:0;mso-height-percent:0;mso-width-relative:margin;mso-height-relative:margin" from="343.9pt,19.85pt" to="345.05pt,710.95pt" o:gfxdata="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" strokecolor="black [3213]" strokeweight=".5pt">
                 <v:stroke dashstyle="3 1" joinstyle="miter"/>
                 <w10:wrap anchorx="page" anchory="page"/>
               </v:line>
@@ -27416,7 +27381,7 @@
           </mc:Choice>
           <mc:Fallback>
             <w:pict>
-              <v:line w14:anchorId="614559D1" id="直線接點 4" o:spid="_x0000_s1026" style="position:absolute;z-index:251657216;visibility:visible;mso-wrap-style:square;mso-width-percent:0;mso-height-percent:0;mso-wrap-distance-left:9pt;mso-wrap-distance-top:0;mso-wrap-distance-right:9pt;mso-wrap-distance-bottom:0;mso-position-horizontal:absolute;mso-position-horizontal-relative:page;mso-position-vertical:absolute;mso-position-vertical-relative:page;mso-width-percent:0;mso-height-percent:0;mso-width-relative:margin;mso-height-relative:margin" from="343.9pt,19.85pt" to="345.05pt,710.95pt" o:gfxdata="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" strokecolor="black [3213]" strokeweight=".5pt">
+              <v:line w14:anchorId="5A3C9212" id="直線接點 4" o:spid="_x0000_s1026" style="position:absolute;z-index:251657216;visibility:visible;mso-wrap-style:square;mso-width-percent:0;mso-height-percent:0;mso-wrap-distance-left:9pt;mso-wrap-distance-top:0;mso-wrap-distance-right:9pt;mso-wrap-distance-bottom:0;mso-position-horizontal:absolute;mso-position-horizontal-relative:page;mso-position-vertical:absolute;mso-position-vertical-relative:page;mso-width-percent:0;mso-height-percent:0;mso-width-relative:margin;mso-height-relative:margin" from="343.9pt,19.85pt" to="345.05pt,710.95pt" o:gfxdata="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" strokecolor="black [3213]" strokeweight=".5pt">
                 <v:stroke dashstyle="3 1" joinstyle="miter"/>
                 <w10:wrap anchorx="page" anchory="page"/>
               </v:line>
@@ -27813,7 +27778,25 @@
           <w:sz w:val="26"/>
           <w:szCs w:val="26"/>
         </w:rPr>
-        <w:t>其次是第二節，要用詩加上樂器的伴奏變成歌，以最高的文學形式，加上和諧的樂音，以呈現人內心意真誠的感受和意境。完全的美感獻給完全的　神。</w:t>
+        <w:t>其次是第二節，要用詩加上樂</w:t>
+      </w:r>
+      <w:r>
+        <w:rPr>
+          <w:rFonts w:ascii="Barlow Condensed Medium" w:eastAsia="華康儷中黑" w:hAnsi="Barlow Condensed Medium" w:hint="eastAsia"/>
+          <w:w w:val="72"/>
+          <w:sz w:val="26"/>
+          <w:szCs w:val="26"/>
+        </w:rPr>
+        <w:t>器的伴奏變成歌，以最高的文學形式，加上和諧的樂音，以呈現人內心</w:t>
+      </w:r>
+      <w:r>
+        <w:rPr>
+          <w:rFonts w:ascii="Barlow Condensed Medium" w:eastAsia="華康儷中黑" w:hAnsi="Barlow Condensed Medium" w:hint="eastAsia"/>
+          <w:w w:val="72"/>
+          <w:sz w:val="26"/>
+          <w:szCs w:val="26"/>
+        </w:rPr>
+        <w:t>真誠的感受和意境。完全的美感獻給完全的　神。</w:t>
       </w:r>
       <w:r>
         <w:rPr>
@@ -27822,7 +27805,52 @@
           <w:sz w:val="26"/>
           <w:szCs w:val="26"/>
         </w:rPr>
-        <w:t>作詩、歌唱和彈奏樂器的技能說它是訓練出來的專業，又不能完全這麼說，更多的是耳濡目染和天生的音樂細胞。但是，無論如何技再重要也不能取代意義，就是用人用精緻、焠煉，甚至創造的形式，要來唱歌那至高和完全的對象，就是　神。像釀酒，像熬煉金銀，又像　神自己用創造來述說全新的意義。就是力求所獻的能夠完美。想起母親病重臥床的時候，整理她可能不能親自使用的聖詩、聖經，裡面還夾著幾張以前的十元鈔票，平整如同新鈔。小時候就知道母親有這個習慣，會把收到的新鈔夾起來收著。小時候家庭並不寬裕，親母還是儘可能地，把最好的獻給　神。</w:t>
+        <w:t>作詩、歌唱和彈奏樂器的技能說它是訓練出來的專業，又不能完全這麼說，更多的是耳濡目染和天生的音樂細胞。但是，無論如何</w:t>
+      </w:r>
+      <w:r>
+        <w:rPr>
+          <w:rFonts w:ascii="Barlow Condensed Medium" w:eastAsia="華康細黑體" w:hAnsi="Barlow Condensed Medium" w:cs="微軟正黑體" w:hint="eastAsia"/>
+          <w:w w:val="72"/>
+          <w:sz w:val="26"/>
+          <w:szCs w:val="26"/>
+        </w:rPr>
+        <w:t>技巧再重要也不能取代意義，就是人用精緻、焠煉，甚至意義的創造，要來歌頌那至高和完全的　神。像釀酒，像熬煉</w:t>
+      </w:r>
+      <w:r>
+        <w:rPr>
+          <w:rFonts w:ascii="Barlow Condensed Medium" w:eastAsia="華康細黑體" w:hAnsi="Barlow Condensed Medium" w:cs="微軟正黑體" w:hint="eastAsia"/>
+          <w:w w:val="72"/>
+          <w:sz w:val="26"/>
+          <w:szCs w:val="26"/>
+        </w:rPr>
+        <w:t>金銀，又像　神自己用創造述說全新的意義，就是力求所獻的能夠完美</w:t>
+      </w:r>
+      <w:r>
+        <w:rPr>
+          <w:rFonts w:ascii="Barlow Condensed Medium" w:eastAsia="華康細黑體" w:hAnsi="Barlow Condensed Medium" w:cs="微軟正黑體" w:hint="eastAsia"/>
+          <w:w w:val="72"/>
+          <w:sz w:val="26"/>
+          <w:szCs w:val="26"/>
+        </w:rPr>
+        <w:t>。想起母親病重臥床的時候，整理她可能不能親自</w:t>
+      </w:r>
+      <w:r>
+        <w:rPr>
+          <w:rFonts w:ascii="Barlow Condensed Medium" w:eastAsia="華康細黑體" w:hAnsi="Barlow Condensed Medium" w:cs="微軟正黑體" w:hint="eastAsia"/>
+          <w:w w:val="72"/>
+          <w:sz w:val="26"/>
+          <w:szCs w:val="26"/>
+        </w:rPr>
+        <w:t>再</w:t>
+      </w:r>
+      <w:r>
+        <w:rPr>
+          <w:rFonts w:ascii="Barlow Condensed Medium" w:eastAsia="華康細黑體" w:hAnsi="Barlow Condensed Medium" w:cs="微軟正黑體" w:hint="eastAsia"/>
+          <w:w w:val="72"/>
+          <w:sz w:val="26"/>
+          <w:szCs w:val="26"/>
+        </w:rPr>
+        <w:t>使用的聖詩、聖經，裡面還夾著幾張以前的十元鈔票，平整如同新鈔。小時候就知道母親有這個習慣，會把收到的新鈔夾起來收著。小時候家庭並不寬裕，親母還是儘可能地，把最好的獻給　神。</w:t>
       </w:r>
     </w:p>
     <w:p>
@@ -27854,7 +27882,43 @@
           <w:sz w:val="26"/>
           <w:szCs w:val="26"/>
         </w:rPr>
-        <w:t>先知書常提到，　神要作新事讓祂的百姓想起祂。而詩人常說的就是唱新歌，是反過來提醒自己，不可以讓　神在他身上作的新事，很快被忘掉，而是要作成新歌記念和長長久久稱頌祂。而新的故事和新的歌就是一種新鮮感，有激發人的好奇和興趣的效果，又有激勵人反省和改變的作用。有一次，有個會友是國小老師，跟我說週報上寫言字旁的「記念」錯了，要寫糸字旁的「紀念」才對。其實我是有斟酙過用詞的，聖經上會出現言字旁的記念比較多，強調人要想起來，不要遺忘，是指可能再發生的事，是作動詞。然而，糸字旁的紀念是指過去的事物或死去的人，是名詞，像紀念品、紀念日，指不會再發生的事物。如果我們心中只存在糸字旁的紀念，那就不會有什麼新事發生了。</w:t>
+        <w:t>先知書常提到，　神要作新事讓祂的百姓想起祂。而詩人常說的就是唱新歌，是反過來</w:t>
+      </w:r>
+      <w:r>
+        <w:rPr>
+          <w:rFonts w:ascii="Barlow Condensed Medium" w:eastAsia="華康細黑體" w:hAnsi="Barlow Condensed Medium" w:cs="微軟正黑體" w:hint="eastAsia"/>
+          <w:w w:val="72"/>
+          <w:sz w:val="26"/>
+          <w:szCs w:val="26"/>
+        </w:rPr>
+        <w:t>提醒自己，不可以讓　神在他身上作的新事被遺忘，而是要作成新歌記念和長長久久稱頌。而新的故事和新的歌</w:t>
+      </w:r>
+      <w:r>
+        <w:rPr>
+          <w:rFonts w:ascii="Barlow Condensed Medium" w:eastAsia="華康細黑體" w:hAnsi="Barlow Condensed Medium" w:cs="微軟正黑體" w:hint="eastAsia"/>
+          <w:w w:val="72"/>
+          <w:sz w:val="26"/>
+          <w:szCs w:val="26"/>
+        </w:rPr>
+        <w:t>藉著新鮮感，激發人的好奇和興趣的效果，又激勵人反省和改變</w:t>
+      </w:r>
+      <w:r>
+        <w:rPr>
+          <w:rFonts w:ascii="Barlow Condensed Medium" w:eastAsia="華康細黑體" w:hAnsi="Barlow Condensed Medium" w:cs="微軟正黑體" w:hint="eastAsia"/>
+          <w:w w:val="72"/>
+          <w:sz w:val="26"/>
+          <w:szCs w:val="26"/>
+        </w:rPr>
+        <w:t>。</w:t>
+      </w:r>
+      <w:r>
+        <w:rPr>
+          <w:rFonts w:ascii="Barlow Condensed Medium" w:eastAsia="華康細黑體" w:hAnsi="Barlow Condensed Medium" w:cs="微軟正黑體" w:hint="eastAsia"/>
+          <w:w w:val="72"/>
+          <w:sz w:val="26"/>
+          <w:szCs w:val="26"/>
+        </w:rPr>
+        <w:t>有一次，有個會友是國小老師，跟我說週報上寫言字旁的「記念」錯了，要寫糸字旁的「紀念」才對。其實我是有斟酙過用詞的，聖經上會出現言字旁的記念比較多，強調人要想起來，不要遺忘，是指可能再發生的事，是作動詞。然而，糸字旁的紀念是指過去的事物或死去的人，是名詞，像紀念品、紀念日，指不會再發生的事物。如果我們心中只存在糸字旁的紀念，那就不會有什麼新事發生了。</w:t>
       </w:r>
     </w:p>
     <w:p>
@@ -27903,7 +27967,25 @@
           <w:sz w:val="26"/>
           <w:szCs w:val="26"/>
         </w:rPr>
-        <w:t>讓人想起「伯牙絕弦」的故事，出自《呂式春秋‧本味》。在古老中國的秋春時代，伯牙是一位善彈七弦琴的琴師，他有一位知音叫鐘子其。鐘子其在聽伯牙彈琴的時候，不時發出讚嘆，他可以聽出樂聲中雄魏如泰山，流暢如江河的意境。後來鐘子其死了，伯牙就割斷琴弦，摔破琴，從此不再彈琴了。簡單說，什麼是知音，就是真正欣賞你的人。或許有人表現出很懂你的樣子，卻不是知音。最近不是有日本的大企業個資外洩，鬧得很大。網路駭客也想很懂你，才能騙你。又在神學院讀書的時候，心理學諮商的課程很熱門，有人大大推廣可以用在教會的諮商輔導事工上。但是真正上過課的人都知道，老師都會告訴你諮商輔導的倫理很重要。因為它是兩面刃，一面可以幫助人認識自己，一面卻可以把人洗腦或藉求助者的依賴和信任來控制人。這就是我不喜歡人格分析測驗或是什麼星座、塔羅牌算命的原因，因為它給人心理暗示，你就是什麼樣的人，不是欣賞你，而是限制了你。但是，　神認識我們卻不一樣。</w:t>
+        <w:t>讓人想起「伯牙絕弦」的故事，出自《呂式春秋‧本味》。在古老中國的秋春時代，伯牙是一位善彈七弦琴的琴師，他有一位知音叫鐘子其。鐘子其在聽伯牙彈琴的時候，不時發出讚嘆，他可以聽出樂聲中雄魏如泰山，流暢如江河的意境。後來鐘子其死了，伯牙就割斷琴弦，摔破琴，從此不再彈琴了。簡單說，什麼是知音，就是真正欣賞你的人。或許有人表現出很懂你的樣子，卻不是知音。最近不是有</w:t>
+      </w:r>
+      <w:r>
+        <w:rPr>
+          <w:rFonts w:ascii="Cambria" w:eastAsia="華康細黑體" w:hAnsi="Cambria" w:cs="Cambria" w:hint="eastAsia"/>
+          <w:w w:val="72"/>
+          <w:sz w:val="26"/>
+          <w:szCs w:val="26"/>
+        </w:rPr>
+        <w:t>日本企業顧客個資外洩</w:t>
+      </w:r>
+      <w:r>
+        <w:rPr>
+          <w:rFonts w:ascii="Cambria" w:eastAsia="華康細黑體" w:hAnsi="Cambria" w:cs="Cambria" w:hint="eastAsia"/>
+          <w:w w:val="72"/>
+          <w:sz w:val="26"/>
+          <w:szCs w:val="26"/>
+        </w:rPr>
+        <w:t>，鬧得很大。網路駭客也想很懂你，才能騙你。又在神學院讀書的時候，心理學諮商的課程很熱門，有人大大推廣可以用在教會的諮商輔導事工上。但是真正上過課的人都知道，老師都會告訴你諮商輔導的倫理很重要。因為它是兩面刃，一面可以幫助人認識自己，一面卻可以把人洗腦或藉求助者的依賴和信任來控制人。這就是我不喜歡人格分析測驗或是什麼星座、塔羅牌算命的原因，因為它給人心理暗示，你就是什麼樣的人，不是欣賞你，而是限制了你。但是，　神認識我們卻不一樣。</w:t>
       </w:r>
       <w:r>
         <w:rPr>
@@ -28000,6 +28082,8 @@
         </w:rPr>
         <w:sym w:font="Wingdings" w:char="F043"/>
       </w:r>
+      <w:bookmarkStart w:id="6" w:name="_GoBack"/>
+      <w:bookmarkEnd w:id="6"/>
     </w:p>
     <w:sectPr>
       <w:headerReference w:type="even" r:id="rId18"/>
@@ -32776,7 +32860,7 @@
 </file>
 
 <file path=customXml/itemProps1.xml><?xml version="1.0" encoding="utf-8"?>
-<ds:datastoreItem xmlns:ds="http://schemas.openxmlformats.org/officeDocument/2006/customXml" ds:itemID="{95871D9E-BDEC-4506-AD67-6D099CEFEDE1}">
+<ds:datastoreItem xmlns:ds="http://schemas.openxmlformats.org/officeDocument/2006/customXml" ds:itemID="{602CD82E-8E77-49A3-A234-229238ADAF34}">
   <ds:schemaRefs>
     <ds:schemaRef ds:uri="http://schemas.openxmlformats.org/officeDocument/2006/bibliography"/>
   </ds:schemaRefs>
